--- a/Data Analyst/Statistique.docx
+++ b/Data Analyst/Statistique.docx
@@ -10,16 +10,16 @@
         <w:ind/>
         <w:rPr>
           <w:rFonts w:ascii="Liberation Sans" w:hAnsi="Liberation Sans" w:cs="Liberation Sans"/>
-          <w:sz w:val="24"/>
-          <w:szCs w:val="24"/>
+          <w:sz w:val="22"/>
+          <w:szCs w:val="22"/>
           <w14:ligatures w14:val="none"/>
         </w:rPr>
       </w:pPr>
       <w:r>
         <w:rPr>
           <w:rFonts w:ascii="Liberation Sans" w:hAnsi="Liberation Sans" w:eastAsia="Liberation Sans" w:cs="Liberation Sans"/>
-          <w:sz w:val="24"/>
-          <w:szCs w:val="24"/>
+          <w:sz w:val="22"/>
+          <w:szCs w:val="22"/>
           <w:highlight w:val="none"/>
         </w:rPr>
         <w:t xml:space="preserve">Statistiques </w:t>
@@ -27,8 +27,8 @@
       <w:r>
         <w:rPr>
           <w:rFonts w:ascii="Liberation Sans" w:hAnsi="Liberation Sans" w:eastAsia="Liberation Sans" w:cs="Liberation Sans"/>
-          <w:sz w:val="24"/>
-          <w:szCs w:val="24"/>
+          <w:sz w:val="22"/>
+          <w:szCs w:val="22"/>
           <w:highlight w:val="none"/>
         </w:rPr>
         <w:t xml:space="preserve">descriptives</w:t>
@@ -36,8 +36,8 @@
       <w:r>
         <w:rPr>
           <w:rFonts w:ascii="Liberation Sans" w:hAnsi="Liberation Sans" w:eastAsia="Liberation Sans" w:cs="Liberation Sans"/>
-          <w:sz w:val="24"/>
-          <w:szCs w:val="24"/>
+          <w:sz w:val="22"/>
+          <w:szCs w:val="22"/>
         </w:rPr>
       </w:r>
     </w:p>
@@ -54,16 +54,16 @@
         <w:ind/>
         <w:rPr>
           <w:rFonts w:ascii="Liberation Sans" w:hAnsi="Liberation Sans" w:cs="Liberation Sans"/>
-          <w:sz w:val="24"/>
-          <w:szCs w:val="24"/>
+          <w:sz w:val="22"/>
+          <w:szCs w:val="22"/>
           <w14:ligatures w14:val="none"/>
         </w:rPr>
       </w:pPr>
       <w:r>
         <w:rPr>
           <w:rFonts w:ascii="Liberation Sans" w:hAnsi="Liberation Sans" w:eastAsia="Liberation Sans" w:cs="Liberation Sans"/>
-          <w:sz w:val="24"/>
-          <w:szCs w:val="24"/>
+          <w:sz w:val="22"/>
+          <w:szCs w:val="22"/>
           <w:highlight w:val="none"/>
         </w:rPr>
         <w:t xml:space="preserve">Nous aide à simplifier et organiser de grandes quantités de données. Ça nous permet de décrire et résumer des données de grande taille (ex : moyenne, médiane).</w:t>
@@ -71,8 +71,8 @@
       <w:r>
         <w:rPr>
           <w:rFonts w:ascii="Liberation Sans" w:hAnsi="Liberation Sans" w:eastAsia="Liberation Sans" w:cs="Liberation Sans"/>
-          <w:sz w:val="24"/>
-          <w:szCs w:val="24"/>
+          <w:sz w:val="22"/>
+          <w:szCs w:val="22"/>
         </w:rPr>
       </w:r>
     </w:p>
@@ -89,16 +89,16 @@
         <w:ind/>
         <w:rPr>
           <w:rFonts w:ascii="Liberation Sans" w:hAnsi="Liberation Sans" w:cs="Liberation Sans"/>
-          <w:sz w:val="24"/>
-          <w:szCs w:val="24"/>
+          <w:sz w:val="22"/>
+          <w:szCs w:val="22"/>
           <w14:ligatures w14:val="none"/>
         </w:rPr>
       </w:pPr>
       <w:r>
         <w:rPr>
           <w:rFonts w:ascii="Liberation Sans" w:hAnsi="Liberation Sans" w:eastAsia="Liberation Sans" w:cs="Liberation Sans"/>
-          <w:sz w:val="24"/>
-          <w:szCs w:val="24"/>
+          <w:sz w:val="22"/>
+          <w:szCs w:val="22"/>
           <w:highlight w:val="none"/>
         </w:rPr>
         <w:t xml:space="preserve">Ex : "La moyenne des notes est de 12/20."</w:t>
@@ -106,8 +106,8 @@
       <w:r>
         <w:rPr>
           <w:rFonts w:ascii="Liberation Sans" w:hAnsi="Liberation Sans" w:eastAsia="Liberation Sans" w:cs="Liberation Sans"/>
-          <w:sz w:val="24"/>
-          <w:szCs w:val="24"/>
+          <w:sz w:val="22"/>
+          <w:szCs w:val="22"/>
         </w:rPr>
       </w:r>
     </w:p>
@@ -119,16 +119,16 @@
         <w:ind/>
         <w:rPr>
           <w:rFonts w:ascii="Liberation Sans" w:hAnsi="Liberation Sans" w:cs="Liberation Sans"/>
-          <w:sz w:val="24"/>
-          <w:szCs w:val="24"/>
+          <w:sz w:val="22"/>
+          <w:szCs w:val="22"/>
           <w14:ligatures w14:val="none"/>
         </w:rPr>
       </w:pPr>
       <w:r>
         <w:rPr>
           <w:rFonts w:ascii="Liberation Sans" w:hAnsi="Liberation Sans" w:eastAsia="Liberation Sans" w:cs="Liberation Sans"/>
-          <w:sz w:val="24"/>
-          <w:szCs w:val="24"/>
+          <w:sz w:val="22"/>
+          <w:szCs w:val="22"/>
           <w:highlight w:val="none"/>
         </w:rPr>
         <w:t xml:space="preserve">Statistiques inférentielles</w:t>
@@ -136,8 +136,8 @@
       <w:r>
         <w:rPr>
           <w:rFonts w:ascii="Liberation Sans" w:hAnsi="Liberation Sans" w:eastAsia="Liberation Sans" w:cs="Liberation Sans"/>
-          <w:sz w:val="24"/>
-          <w:szCs w:val="24"/>
+          <w:sz w:val="22"/>
+          <w:szCs w:val="22"/>
         </w:rPr>
       </w:r>
     </w:p>
@@ -150,24 +150,24 @@
         <w:ind/>
         <w:rPr>
           <w:rFonts w:ascii="Liberation Sans" w:hAnsi="Liberation Sans" w:cs="Liberation Sans"/>
-          <w:sz w:val="24"/>
-          <w:szCs w:val="24"/>
+          <w:sz w:val="22"/>
+          <w:szCs w:val="22"/>
           <w14:ligatures w14:val="none"/>
         </w:rPr>
       </w:pPr>
       <w:r>
         <w:rPr>
           <w:rFonts w:ascii="Liberation Sans" w:hAnsi="Liberation Sans" w:eastAsia="Liberation Sans" w:cs="Liberation Sans"/>
-          <w:sz w:val="24"/>
-          <w:szCs w:val="24"/>
+          <w:sz w:val="22"/>
+          <w:szCs w:val="22"/>
           <w:highlight w:val="none"/>
         </w:rPr>
         <w:t xml:space="preserve">Faire des prédictions ou </w:t>
       </w:r>
       <w:r>
         <w:rPr>
-          <w:sz w:val="24"/>
-          <w:szCs w:val="24"/>
+          <w:sz w:val="22"/>
+          <w:szCs w:val="22"/>
           <w:highlight w:val="none"/>
         </w:rPr>
         <w:t xml:space="preserve">généraliser </w:t>
@@ -175,8 +175,8 @@
       <w:r>
         <w:rPr>
           <w:rFonts w:ascii="Liberation Sans" w:hAnsi="Liberation Sans" w:eastAsia="Liberation Sans" w:cs="Liberation Sans"/>
-          <w:sz w:val="24"/>
-          <w:szCs w:val="24"/>
+          <w:sz w:val="22"/>
+          <w:szCs w:val="22"/>
           <w:highlight w:val="none"/>
         </w:rPr>
         <w:t xml:space="preserve">à partir d'un échantillon (ex : tests d'hypothèses, intervalles de confiance).</w:t>
@@ -184,8 +184,8 @@
       <w:r>
         <w:rPr>
           <w:rFonts w:ascii="Liberation Sans" w:hAnsi="Liberation Sans" w:eastAsia="Liberation Sans" w:cs="Liberation Sans"/>
-          <w:sz w:val="24"/>
-          <w:szCs w:val="24"/>
+          <w:sz w:val="22"/>
+          <w:szCs w:val="22"/>
         </w:rPr>
       </w:r>
     </w:p>
@@ -198,8 +198,8 @@
         <w:ind/>
         <w:rPr>
           <w:rFonts w:ascii="Liberation Sans" w:hAnsi="Liberation Sans" w:cs="Liberation Sans"/>
-          <w:sz w:val="24"/>
-          <w:szCs w:val="24"/>
+          <w:sz w:val="22"/>
+          <w:szCs w:val="22"/>
           <w:highlight w:val="none"/>
           <w14:ligatures w14:val="none"/>
         </w:rPr>
@@ -207,8 +207,8 @@
       <w:r>
         <w:rPr>
           <w:rFonts w:ascii="Liberation Sans" w:hAnsi="Liberation Sans" w:eastAsia="Liberation Sans" w:cs="Liberation Sans"/>
-          <w:sz w:val="24"/>
-          <w:szCs w:val="24"/>
+          <w:sz w:val="22"/>
+          <w:szCs w:val="22"/>
           <w:highlight w:val="none"/>
         </w:rPr>
         <w:t xml:space="preserve">Ex : "Avec 95 % de confiance, la moyenne des notes de la population est entre 11,5 et 12,5."</w:t>
@@ -216,16 +216,16 @@
       <w:r>
         <w:rPr>
           <w:rFonts w:ascii="Liberation Sans" w:hAnsi="Liberation Sans" w:eastAsia="Liberation Sans" w:cs="Liberation Sans"/>
-          <w:sz w:val="24"/>
-          <w:szCs w:val="24"/>
+          <w:sz w:val="22"/>
+          <w:szCs w:val="22"/>
           <w:highlight w:val="none"/>
         </w:rPr>
       </w:r>
       <w:r>
         <w:rPr>
           <w:rFonts w:ascii="Liberation Sans" w:hAnsi="Liberation Sans" w:eastAsia="Liberation Sans" w:cs="Liberation Sans"/>
-          <w:sz w:val="24"/>
-          <w:szCs w:val="24"/>
+          <w:sz w:val="22"/>
+          <w:szCs w:val="22"/>
         </w:rPr>
       </w:r>
     </w:p>
@@ -255,15 +255,15 @@
         <w:ind/>
         <w:rPr>
           <w:rFonts w:ascii="Liberation Sans" w:hAnsi="Liberation Sans" w:cs="Liberation Sans"/>
-          <w:sz w:val="24"/>
-          <w:szCs w:val="24"/>
+          <w:sz w:val="22"/>
+          <w:szCs w:val="22"/>
         </w:rPr>
       </w:pPr>
       <w:r>
         <w:rPr>
           <w:rFonts w:ascii="Liberation Sans" w:hAnsi="Liberation Sans" w:eastAsia="Liberation Sans" w:cs="Liberation Sans"/>
-          <w:sz w:val="24"/>
-          <w:szCs w:val="24"/>
+          <w:sz w:val="22"/>
+          <w:szCs w:val="22"/>
           <w:highlight w:val="none"/>
         </w:rPr>
         <w:t xml:space="preserve">Variables qualitatives</w:t>
@@ -271,8 +271,8 @@
       <w:r>
         <w:rPr>
           <w:rFonts w:ascii="Liberation Sans" w:hAnsi="Liberation Sans" w:eastAsia="Liberation Sans" w:cs="Liberation Sans"/>
-          <w:sz w:val="24"/>
-          <w:szCs w:val="24"/>
+          <w:sz w:val="22"/>
+          <w:szCs w:val="22"/>
         </w:rPr>
       </w:r>
     </w:p>
@@ -284,23 +284,23 @@
         <w:ind/>
         <w:rPr>
           <w:rFonts w:ascii="Liberation Sans" w:hAnsi="Liberation Sans" w:cs="Liberation Sans"/>
-          <w:sz w:val="24"/>
-          <w:szCs w:val="24"/>
+          <w:sz w:val="22"/>
+          <w:szCs w:val="22"/>
         </w:rPr>
       </w:pPr>
       <w:r>
         <w:rPr>
           <w:rFonts w:ascii="Liberation Sans" w:hAnsi="Liberation Sans" w:eastAsia="Liberation Sans" w:cs="Liberation Sans"/>
-          <w:sz w:val="24"/>
-          <w:szCs w:val="24"/>
+          <w:sz w:val="22"/>
+          <w:szCs w:val="22"/>
           <w:highlight w:val="none"/>
         </w:rPr>
         <w:t xml:space="preserve">Données généralement non numériques, qui décrivent des qualités, caractéristiques, ou </w:t>
       </w:r>
       <w:r>
         <w:rPr>
-          <w:sz w:val="24"/>
-          <w:szCs w:val="24"/>
+          <w:sz w:val="22"/>
+          <w:szCs w:val="22"/>
           <w:highlight w:val="none"/>
         </w:rPr>
         <w:t xml:space="preserve">attributs</w:t>
@@ -308,8 +308,8 @@
       <w:r>
         <w:rPr>
           <w:rFonts w:ascii="Liberation Sans" w:hAnsi="Liberation Sans" w:eastAsia="Liberation Sans" w:cs="Liberation Sans"/>
-          <w:sz w:val="24"/>
-          <w:szCs w:val="24"/>
+          <w:sz w:val="22"/>
+          <w:szCs w:val="22"/>
           <w:highlight w:val="none"/>
         </w:rPr>
         <w:t xml:space="preserve">. Ces données sont surtout utilisées pour comprendre les opinions, comportements, expériences, et catégories.</w:t>
@@ -317,8 +317,8 @@
       <w:r>
         <w:rPr>
           <w:rFonts w:ascii="Liberation Sans" w:hAnsi="Liberation Sans" w:eastAsia="Liberation Sans" w:cs="Liberation Sans"/>
-          <w:sz w:val="24"/>
-          <w:szCs w:val="24"/>
+          <w:sz w:val="22"/>
+          <w:szCs w:val="22"/>
         </w:rPr>
       </w:r>
     </w:p>
@@ -331,15 +331,15 @@
         <w:ind/>
         <w:rPr>
           <w:rFonts w:ascii="Liberation Sans" w:hAnsi="Liberation Sans" w:cs="Liberation Sans"/>
-          <w:sz w:val="24"/>
-          <w:szCs w:val="24"/>
+          <w:sz w:val="22"/>
+          <w:szCs w:val="22"/>
         </w:rPr>
       </w:pPr>
       <w:r>
         <w:rPr>
           <w:rFonts w:ascii="Liberation Sans" w:hAnsi="Liberation Sans" w:eastAsia="Liberation Sans" w:cs="Liberation Sans"/>
-          <w:sz w:val="24"/>
-          <w:szCs w:val="24"/>
+          <w:sz w:val="22"/>
+          <w:szCs w:val="22"/>
           <w:highlight w:val="none"/>
         </w:rPr>
         <w:t xml:space="preserve">Nominales : Données utilisées pour labelliser, nommer ou classifier des variables sans ordre particulier (ex : couleur des yeux, genre).</w:t>
@@ -347,8 +347,8 @@
       <w:r>
         <w:rPr>
           <w:rFonts w:ascii="Liberation Sans" w:hAnsi="Liberation Sans" w:eastAsia="Liberation Sans" w:cs="Liberation Sans"/>
-          <w:sz w:val="24"/>
-          <w:szCs w:val="24"/>
+          <w:sz w:val="22"/>
+          <w:szCs w:val="22"/>
         </w:rPr>
       </w:r>
     </w:p>
@@ -361,23 +361,23 @@
         <w:ind/>
         <w:rPr>
           <w:rFonts w:ascii="Liberation Sans" w:hAnsi="Liberation Sans" w:cs="Liberation Sans"/>
-          <w:sz w:val="24"/>
-          <w:szCs w:val="24"/>
+          <w:sz w:val="22"/>
+          <w:szCs w:val="22"/>
         </w:rPr>
       </w:pPr>
       <w:r>
         <w:rPr>
           <w:rFonts w:ascii="Liberation Sans" w:hAnsi="Liberation Sans" w:eastAsia="Liberation Sans" w:cs="Liberation Sans"/>
-          <w:sz w:val="24"/>
-          <w:szCs w:val="24"/>
+          <w:sz w:val="22"/>
+          <w:szCs w:val="22"/>
           <w:highlight w:val="none"/>
         </w:rPr>
         <w:t xml:space="preserve">Ordinales : Données qui ont un </w:t>
       </w:r>
       <w:r>
         <w:rPr>
-          <w:sz w:val="24"/>
-          <w:szCs w:val="24"/>
+          <w:sz w:val="22"/>
+          <w:szCs w:val="22"/>
           <w:highlight w:val="none"/>
         </w:rPr>
         <w:t xml:space="preserve">ordre </w:t>
@@ -385,8 +385,8 @@
       <w:r>
         <w:rPr>
           <w:rFonts w:ascii="Liberation Sans" w:hAnsi="Liberation Sans" w:eastAsia="Liberation Sans" w:cs="Liberation Sans"/>
-          <w:sz w:val="24"/>
-          <w:szCs w:val="24"/>
+          <w:sz w:val="22"/>
+          <w:szCs w:val="22"/>
           <w:highlight w:val="none"/>
         </w:rPr>
         <w:t xml:space="preserve">naturel. La différence exacte entre les catégories ne peut pas être mesurée (ex : niveau de satisfaction : faible, moyen, élevé).</w:t>
@@ -394,8 +394,8 @@
       <w:r>
         <w:rPr>
           <w:rFonts w:ascii="Liberation Sans" w:hAnsi="Liberation Sans" w:eastAsia="Liberation Sans" w:cs="Liberation Sans"/>
-          <w:sz w:val="24"/>
-          <w:szCs w:val="24"/>
+          <w:sz w:val="22"/>
+          <w:szCs w:val="22"/>
         </w:rPr>
       </w:r>
     </w:p>
@@ -406,27 +406,16 @@
         <w:spacing/>
         <w:ind/>
         <w:rPr>
-          <w:rFonts w:ascii="Liberation Sans" w:hAnsi="Liberation Sans" w:cs="Liberation Sans"/>
-          <w:sz w:val="24"/>
-          <w:szCs w:val="24"/>
+          <w14:ligatures w14:val="none"/>
         </w:rPr>
       </w:pPr>
       <w:r>
         <w:rPr>
-          <w:rFonts w:ascii="Liberation Sans" w:hAnsi="Liberation Sans" w:eastAsia="Liberation Sans" w:cs="Liberation Sans"/>
-          <w:sz w:val="24"/>
-          <w:szCs w:val="24"/>
           <w:highlight w:val="none"/>
         </w:rPr>
         <w:t xml:space="preserve">Variables quantitatives</w:t>
       </w:r>
-      <w:r>
-        <w:rPr>
-          <w:rFonts w:ascii="Liberation Sans" w:hAnsi="Liberation Sans" w:eastAsia="Liberation Sans" w:cs="Liberation Sans"/>
-          <w:sz w:val="24"/>
-          <w:szCs w:val="24"/>
-        </w:rPr>
-      </w:r>
+      <w:r/>
     </w:p>
     <w:p>
       <w:pPr>
@@ -441,15 +430,15 @@
         <w:ind/>
         <w:rPr>
           <w:rFonts w:ascii="Liberation Sans" w:hAnsi="Liberation Sans" w:cs="Liberation Sans"/>
-          <w:sz w:val="24"/>
-          <w:szCs w:val="24"/>
+          <w:sz w:val="22"/>
+          <w:szCs w:val="22"/>
         </w:rPr>
       </w:pPr>
       <w:r>
         <w:rPr>
           <w:rFonts w:ascii="Liberation Sans" w:hAnsi="Liberation Sans" w:eastAsia="Liberation Sans" w:cs="Liberation Sans"/>
-          <w:sz w:val="24"/>
-          <w:szCs w:val="24"/>
+          <w:sz w:val="22"/>
+          <w:szCs w:val="22"/>
           <w:highlight w:val="none"/>
         </w:rPr>
         <w:t xml:space="preserve">Discrètes : Valeurs qu'on compte, valeurs entières (ex : nombre d'enfants, résultat d'un dé).</w:t>
@@ -457,8 +446,8 @@
       <w:r>
         <w:rPr>
           <w:rFonts w:ascii="Liberation Sans" w:hAnsi="Liberation Sans" w:eastAsia="Liberation Sans" w:cs="Liberation Sans"/>
-          <w:sz w:val="24"/>
-          <w:szCs w:val="24"/>
+          <w:sz w:val="22"/>
+          <w:szCs w:val="22"/>
         </w:rPr>
       </w:r>
     </w:p>
@@ -475,16 +464,16 @@
         <w:ind/>
         <w:rPr>
           <w:rFonts w:ascii="Liberation Sans" w:hAnsi="Liberation Sans" w:cs="Liberation Sans"/>
-          <w:sz w:val="24"/>
-          <w:szCs w:val="24"/>
+          <w:sz w:val="22"/>
+          <w:szCs w:val="22"/>
           <w14:ligatures w14:val="none"/>
         </w:rPr>
       </w:pPr>
       <w:r>
         <w:rPr>
           <w:rFonts w:ascii="Liberation Sans" w:hAnsi="Liberation Sans" w:eastAsia="Liberation Sans" w:cs="Liberation Sans"/>
-          <w:sz w:val="24"/>
-          <w:szCs w:val="24"/>
+          <w:sz w:val="22"/>
+          <w:szCs w:val="22"/>
           <w:highlight w:val="none"/>
         </w:rPr>
         <w:t xml:space="preserve">Continues : Valeurs qu'on mesure, </w:t>
@@ -492,8 +481,8 @@
       <w:r>
         <w:rPr>
           <w:rFonts w:ascii="Liberation Sans" w:hAnsi="Liberation Sans" w:eastAsia="Liberation Sans" w:cs="Liberation Sans"/>
-          <w:sz w:val="24"/>
-          <w:szCs w:val="24"/>
+          <w:sz w:val="22"/>
+          <w:szCs w:val="22"/>
           <w:highlight w:val="none"/>
         </w:rPr>
         <w:t xml:space="preserve">valeurs décimales (on peut mettre une infinité de valeurs entre 2 valeurs)(ex : taille, poids).</w:t>
@@ -501,8 +490,8 @@
       <w:r>
         <w:rPr>
           <w:rFonts w:ascii="Liberation Sans" w:hAnsi="Liberation Sans" w:eastAsia="Liberation Sans" w:cs="Liberation Sans"/>
-          <w:sz w:val="24"/>
-          <w:szCs w:val="24"/>
+          <w:sz w:val="22"/>
+          <w:szCs w:val="22"/>
           <w:highlight w:val="none"/>
         </w:rPr>
       </w:r>
@@ -554,8 +543,8 @@
         <w:ind/>
         <w:rPr>
           <w:rFonts w:ascii="Liberation Sans" w:hAnsi="Liberation Sans" w:cs="Liberation Sans"/>
-          <w:sz w:val="24"/>
-          <w:szCs w:val="24"/>
+          <w:sz w:val="22"/>
+          <w:szCs w:val="22"/>
           <w:highlight w:val="none"/>
           <w14:ligatures w14:val="none"/>
         </w:rPr>
@@ -563,16 +552,16 @@
       <w:r>
         <w:rPr>
           <w:rFonts w:ascii="Liberation Sans" w:hAnsi="Liberation Sans" w:eastAsia="Liberation Sans" w:cs="Liberation Sans"/>
-          <w:sz w:val="24"/>
-          <w:szCs w:val="24"/>
+          <w:sz w:val="22"/>
+          <w:szCs w:val="22"/>
         </w:rPr>
         <w:t xml:space="preserve">Mesures de tendance centrale</w:t>
       </w:r>
       <w:r>
         <w:rPr>
           <w:rFonts w:ascii="Liberation Sans" w:hAnsi="Liberation Sans" w:eastAsia="Liberation Sans" w:cs="Liberation Sans"/>
-          <w:sz w:val="24"/>
-          <w:szCs w:val="24"/>
+          <w:sz w:val="22"/>
+          <w:szCs w:val="22"/>
         </w:rPr>
       </w:r>
     </w:p>
@@ -593,7 +582,8 @@
         <w:ind w:right="0"/>
         <w:rPr>
           <w:rFonts w:ascii="Liberation Sans" w:hAnsi="Liberation Sans" w:cs="Liberation Sans"/>
-          <w:szCs w:val="24"/>
+          <w:sz w:val="22"/>
+          <w:szCs w:val="22"/>
         </w:rPr>
       </w:pPr>
       <w:r>
@@ -601,16 +591,16 @@
           <w:rFonts w:ascii="Liberation Sans" w:hAnsi="Liberation Sans" w:eastAsia="Liberation Sans" w:cs="Liberation Sans"/>
           <w:b/>
           <w:color w:val="000000"/>
-          <w:sz w:val="24"/>
-          <w:szCs w:val="24"/>
+          <w:sz w:val="22"/>
+          <w:szCs w:val="22"/>
         </w:rPr>
         <w:t xml:space="preserve">Moyenne :</w:t>
       </w:r>
       <w:r>
         <w:rPr>
           <w:rFonts w:ascii="Liberation Sans" w:hAnsi="Liberation Sans" w:eastAsia="Liberation Sans" w:cs="Liberation Sans"/>
-          <w:sz w:val="24"/>
-          <w:szCs w:val="24"/>
+          <w:sz w:val="22"/>
+          <w:szCs w:val="22"/>
         </w:rPr>
       </w:r>
     </w:p>
@@ -619,35 +609,29 @@
         <w:pStyle w:val="668"/>
         <w:numPr>
           <w:ilvl w:val="1"/>
-          <w:numId w:val="6"/>
+          <w:numId w:val="5"/>
         </w:numPr>
-        <w:pBdr>
-          <w:top w:val="none" w:color="000000" w:sz="4" w:space="0"/>
-          <w:left w:val="none" w:color="000000" w:sz="4" w:space="0"/>
-          <w:bottom w:val="none" w:color="000000" w:sz="4" w:space="0"/>
-          <w:right w:val="none" w:color="000000" w:sz="4" w:space="0"/>
-        </w:pBdr>
-        <w:spacing/>
-        <w:ind w:right="0"/>
+        <w:pBdr/>
+        <w:shd w:val="nil"/>
+        <w:spacing/>
+        <w:ind/>
         <w:rPr>
-          <w:rFonts w:ascii="Liberation Sans" w:hAnsi="Liberation Sans" w:cs="Liberation Sans"/>
-          <w:szCs w:val="24"/>
+          <w:sz w:val="22"/>
+          <w:szCs w:val="22"/>
+          <w14:ligatures w14:val="none"/>
         </w:rPr>
       </w:pPr>
       <w:r>
         <w:rPr>
-          <w:rFonts w:ascii="Liberation Sans" w:hAnsi="Liberation Sans" w:eastAsia="Liberation Sans" w:cs="Liberation Sans"/>
-          <w:color w:val="000000"/>
-          <w:sz w:val="24"/>
-          <w:szCs w:val="24"/>
+          <w:sz w:val="22"/>
+          <w:szCs w:val="22"/>
         </w:rPr>
         <w:t xml:space="preserve">Moyenne d'un groupe</w:t>
       </w:r>
       <w:r>
         <w:rPr>
-          <w:rFonts w:ascii="Liberation Sans" w:hAnsi="Liberation Sans" w:eastAsia="Liberation Sans" w:cs="Liberation Sans"/>
-          <w:sz w:val="24"/>
-          <w:szCs w:val="24"/>
+          <w:sz w:val="22"/>
+          <w:szCs w:val="22"/>
         </w:rPr>
       </w:r>
     </w:p>
@@ -656,35 +640,29 @@
         <w:pStyle w:val="668"/>
         <w:numPr>
           <w:ilvl w:val="1"/>
-          <w:numId w:val="6"/>
+          <w:numId w:val="5"/>
         </w:numPr>
-        <w:pBdr>
-          <w:top w:val="none" w:color="000000" w:sz="4" w:space="0"/>
-          <w:left w:val="none" w:color="000000" w:sz="4" w:space="0"/>
-          <w:bottom w:val="none" w:color="000000" w:sz="4" w:space="0"/>
-          <w:right w:val="none" w:color="000000" w:sz="4" w:space="0"/>
-        </w:pBdr>
-        <w:spacing/>
-        <w:ind w:right="0"/>
+        <w:pBdr/>
+        <w:shd w:val="nil"/>
+        <w:spacing/>
+        <w:ind/>
         <w:rPr>
-          <w:rFonts w:ascii="Liberation Sans" w:hAnsi="Liberation Sans" w:cs="Liberation Sans"/>
-          <w:szCs w:val="24"/>
+          <w:sz w:val="22"/>
+          <w:szCs w:val="22"/>
+          <w14:ligatures w14:val="none"/>
         </w:rPr>
       </w:pPr>
       <w:r>
         <w:rPr>
-          <w:rFonts w:ascii="Liberation Sans" w:hAnsi="Liberation Sans" w:eastAsia="Liberation Sans" w:cs="Liberation Sans"/>
-          <w:color w:val="000000"/>
-          <w:sz w:val="24"/>
-          <w:szCs w:val="24"/>
+          <w:sz w:val="22"/>
+          <w:szCs w:val="22"/>
         </w:rPr>
         <w:t xml:space="preserve">est calculée en faisant la somme de tous les éléments qu'on a, et le divisant ensuite par le nombre d'éléments.</w:t>
       </w:r>
       <w:r>
         <w:rPr>
-          <w:rFonts w:ascii="Liberation Sans" w:hAnsi="Liberation Sans" w:eastAsia="Liberation Sans" w:cs="Liberation Sans"/>
-          <w:sz w:val="24"/>
-          <w:szCs w:val="24"/>
+          <w:sz w:val="22"/>
+          <w:szCs w:val="22"/>
         </w:rPr>
       </w:r>
     </w:p>
@@ -693,35 +671,36 @@
         <w:pStyle w:val="668"/>
         <w:numPr>
           <w:ilvl w:val="1"/>
-          <w:numId w:val="6"/>
+          <w:numId w:val="5"/>
         </w:numPr>
-        <w:pBdr>
-          <w:top w:val="none" w:color="000000" w:sz="4" w:space="0"/>
-          <w:left w:val="none" w:color="000000" w:sz="4" w:space="0"/>
-          <w:bottom w:val="none" w:color="000000" w:sz="4" w:space="0"/>
-          <w:right w:val="none" w:color="000000" w:sz="4" w:space="0"/>
-        </w:pBdr>
-        <w:spacing/>
-        <w:ind w:right="0"/>
+        <w:pBdr/>
+        <w:shd w:val="nil"/>
+        <w:spacing/>
+        <w:ind/>
         <w:rPr>
-          <w:rFonts w:ascii="Liberation Sans" w:hAnsi="Liberation Sans" w:cs="Liberation Sans"/>
-          <w:szCs w:val="24"/>
+          <w:sz w:val="22"/>
+          <w:szCs w:val="22"/>
+          <w14:ligatures w14:val="none"/>
         </w:rPr>
       </w:pPr>
       <w:r>
         <w:rPr>
-          <w:rFonts w:ascii="Liberation Sans" w:hAnsi="Liberation Sans" w:eastAsia="Liberation Sans" w:cs="Liberation Sans"/>
-          <w:color w:val="000000"/>
-          <w:sz w:val="24"/>
-          <w:szCs w:val="24"/>
+          <w:sz w:val="22"/>
+          <w:szCs w:val="22"/>
         </w:rPr>
-        <w:t xml:space="preserve">formule : (Σx)/N</w:t>
+        <w:t xml:space="preserve">formule : (Σx)/</w:t>
       </w:r>
       <w:r>
         <w:rPr>
-          <w:rFonts w:ascii="Liberation Sans" w:hAnsi="Liberation Sans" w:eastAsia="Liberation Sans" w:cs="Liberation Sans"/>
-          <w:sz w:val="24"/>
-          <w:szCs w:val="24"/>
+          <w:sz w:val="22"/>
+          <w:szCs w:val="22"/>
+        </w:rPr>
+        <w:t xml:space="preserve">N</w:t>
+      </w:r>
+      <w:r>
+        <w:rPr>
+          <w:sz w:val="22"/>
+          <w:szCs w:val="22"/>
         </w:rPr>
       </w:r>
     </w:p>
@@ -742,7 +721,8 @@
         <w:ind w:right="0"/>
         <w:rPr>
           <w:rFonts w:ascii="Liberation Sans" w:hAnsi="Liberation Sans" w:cs="Liberation Sans"/>
-          <w:szCs w:val="24"/>
+          <w:sz w:val="22"/>
+          <w:szCs w:val="22"/>
         </w:rPr>
       </w:pPr>
       <w:r>
@@ -750,16 +730,16 @@
           <w:rFonts w:ascii="Liberation Sans" w:hAnsi="Liberation Sans" w:eastAsia="Liberation Sans" w:cs="Liberation Sans"/>
           <w:b/>
           <w:color w:val="000000"/>
-          <w:sz w:val="24"/>
-          <w:szCs w:val="24"/>
+          <w:sz w:val="22"/>
+          <w:szCs w:val="22"/>
         </w:rPr>
         <w:t xml:space="preserve">Médiane :</w:t>
       </w:r>
       <w:r>
         <w:rPr>
           <w:rFonts w:ascii="Liberation Sans" w:hAnsi="Liberation Sans" w:eastAsia="Liberation Sans" w:cs="Liberation Sans"/>
-          <w:sz w:val="24"/>
-          <w:szCs w:val="24"/>
+          <w:sz w:val="22"/>
+          <w:szCs w:val="22"/>
         </w:rPr>
       </w:r>
     </w:p>
@@ -780,23 +760,24 @@
         <w:ind w:right="0"/>
         <w:rPr>
           <w:rFonts w:ascii="Liberation Sans" w:hAnsi="Liberation Sans" w:cs="Liberation Sans"/>
-          <w:szCs w:val="24"/>
+          <w:sz w:val="22"/>
+          <w:szCs w:val="22"/>
         </w:rPr>
       </w:pPr>
       <w:r>
         <w:rPr>
           <w:rFonts w:ascii="Liberation Sans" w:hAnsi="Liberation Sans" w:eastAsia="Liberation Sans" w:cs="Liberation Sans"/>
           <w:color w:val="000000"/>
-          <w:sz w:val="24"/>
-          <w:szCs w:val="24"/>
+          <w:sz w:val="22"/>
+          <w:szCs w:val="22"/>
         </w:rPr>
         <w:t xml:space="preserve">Valeur qui partage une série de données ordonnées en deux parties contenant chacune 50 % des observations</w:t>
       </w:r>
       <w:r>
         <w:rPr>
           <w:rFonts w:ascii="Liberation Sans" w:hAnsi="Liberation Sans" w:eastAsia="Liberation Sans" w:cs="Liberation Sans"/>
-          <w:sz w:val="24"/>
-          <w:szCs w:val="24"/>
+          <w:sz w:val="22"/>
+          <w:szCs w:val="22"/>
         </w:rPr>
       </w:r>
     </w:p>
@@ -817,23 +798,24 @@
         <w:ind w:right="0"/>
         <w:rPr>
           <w:rFonts w:ascii="Liberation Sans" w:hAnsi="Liberation Sans" w:cs="Liberation Sans"/>
-          <w:szCs w:val="24"/>
+          <w:sz w:val="22"/>
+          <w:szCs w:val="22"/>
         </w:rPr>
       </w:pPr>
       <w:r>
         <w:rPr>
           <w:rFonts w:ascii="Liberation Sans" w:hAnsi="Liberation Sans" w:eastAsia="Liberation Sans" w:cs="Liberation Sans"/>
           <w:color w:val="000000"/>
-          <w:sz w:val="24"/>
-          <w:szCs w:val="24"/>
+          <w:sz w:val="22"/>
+          <w:szCs w:val="22"/>
         </w:rPr>
         <w:t xml:space="preserve">Est calculée en trouvant la valeur centrale pour un nombre impair d'observation, ou en faisant la moyenne des deux valeurs centrales pour un nombre pair d'observation.</w:t>
       </w:r>
       <w:r>
         <w:rPr>
           <w:rFonts w:ascii="Liberation Sans" w:hAnsi="Liberation Sans" w:eastAsia="Liberation Sans" w:cs="Liberation Sans"/>
-          <w:sz w:val="24"/>
-          <w:szCs w:val="24"/>
+          <w:sz w:val="22"/>
+          <w:szCs w:val="22"/>
         </w:rPr>
       </w:r>
     </w:p>
@@ -845,24 +827,24 @@
         <w:ind/>
         <w:rPr>
           <w:rFonts w:ascii="Liberation Sans" w:hAnsi="Liberation Sans" w:cs="Liberation Sans"/>
-          <w:sz w:val="24"/>
-          <w:szCs w:val="24"/>
+          <w:sz w:val="22"/>
+          <w:szCs w:val="22"/>
           <w14:ligatures w14:val="none"/>
         </w:rPr>
       </w:pPr>
       <w:r>
         <w:rPr>
           <w:rFonts w:ascii="Liberation Sans" w:hAnsi="Liberation Sans" w:eastAsia="Liberation Sans" w:cs="Liberation Sans"/>
-          <w:sz w:val="24"/>
-          <w:szCs w:val="24"/>
+          <w:sz w:val="22"/>
+          <w:szCs w:val="22"/>
         </w:rPr>
         <w:t xml:space="preserve">Mesures de tendance centrale</w:t>
       </w:r>
       <w:r>
         <w:rPr>
           <w:rFonts w:ascii="Liberation Sans" w:hAnsi="Liberation Sans" w:eastAsia="Liberation Sans" w:cs="Liberation Sans"/>
-          <w:sz w:val="24"/>
-          <w:szCs w:val="24"/>
+          <w:sz w:val="22"/>
+          <w:szCs w:val="22"/>
         </w:rPr>
       </w:r>
     </w:p>
@@ -883,7 +865,8 @@
         <w:ind w:right="0"/>
         <w:rPr>
           <w:rFonts w:ascii="Liberation Sans" w:hAnsi="Liberation Sans" w:cs="Liberation Sans"/>
-          <w:szCs w:val="24"/>
+          <w:sz w:val="22"/>
+          <w:szCs w:val="22"/>
         </w:rPr>
       </w:pPr>
       <w:r>
@@ -891,16 +874,16 @@
           <w:rFonts w:ascii="Liberation Sans" w:hAnsi="Liberation Sans" w:eastAsia="Liberation Sans" w:cs="Liberation Sans"/>
           <w:b/>
           <w:color w:val="000000"/>
-          <w:sz w:val="24"/>
-          <w:szCs w:val="24"/>
+          <w:sz w:val="22"/>
+          <w:szCs w:val="22"/>
         </w:rPr>
         <w:t xml:space="preserve">Mode :</w:t>
       </w:r>
       <w:r>
         <w:rPr>
           <w:rFonts w:ascii="Liberation Sans" w:hAnsi="Liberation Sans" w:eastAsia="Liberation Sans" w:cs="Liberation Sans"/>
-          <w:sz w:val="24"/>
-          <w:szCs w:val="24"/>
+          <w:sz w:val="22"/>
+          <w:szCs w:val="22"/>
         </w:rPr>
       </w:r>
     </w:p>
@@ -921,23 +904,24 @@
         <w:ind w:right="0"/>
         <w:rPr>
           <w:rFonts w:ascii="Liberation Sans" w:hAnsi="Liberation Sans" w:cs="Liberation Sans"/>
-          <w:szCs w:val="24"/>
+          <w:sz w:val="22"/>
+          <w:szCs w:val="22"/>
         </w:rPr>
       </w:pPr>
       <w:r>
         <w:rPr>
           <w:rFonts w:ascii="Liberation Sans" w:hAnsi="Liberation Sans" w:eastAsia="Liberation Sans" w:cs="Liberation Sans"/>
           <w:color w:val="000000"/>
-          <w:sz w:val="24"/>
-          <w:szCs w:val="24"/>
+          <w:sz w:val="22"/>
+          <w:szCs w:val="22"/>
         </w:rPr>
         <w:t xml:space="preserve">Valeur la plus fréquente.</w:t>
       </w:r>
       <w:r>
         <w:rPr>
           <w:rFonts w:ascii="Liberation Sans" w:hAnsi="Liberation Sans" w:eastAsia="Liberation Sans" w:cs="Liberation Sans"/>
-          <w:sz w:val="24"/>
-          <w:szCs w:val="24"/>
+          <w:sz w:val="22"/>
+          <w:szCs w:val="22"/>
         </w:rPr>
       </w:r>
     </w:p>
@@ -958,23 +942,24 @@
         <w:ind w:right="0"/>
         <w:rPr>
           <w:rFonts w:ascii="Liberation Sans" w:hAnsi="Liberation Sans" w:cs="Liberation Sans"/>
-          <w:szCs w:val="24"/>
+          <w:sz w:val="22"/>
+          <w:szCs w:val="22"/>
         </w:rPr>
       </w:pPr>
       <w:r>
         <w:rPr>
           <w:rFonts w:ascii="Liberation Sans" w:hAnsi="Liberation Sans" w:eastAsia="Liberation Sans" w:cs="Liberation Sans"/>
           <w:color w:val="000000"/>
-          <w:sz w:val="24"/>
-          <w:szCs w:val="24"/>
+          <w:sz w:val="22"/>
+          <w:szCs w:val="22"/>
         </w:rPr>
-        <w:t xml:space="preserve">Peut ne pas exister (si aucune valeur se répète). Solution peut être unimodale, bimodale, trimodale, multimodale.</w:t>
+        <w:t xml:space="preserve">Peut ne pas exister (si aucune valeur se répète). Solution peut être uni-modale, bimodale, tri-modale, multimodale.</w:t>
       </w:r>
       <w:r>
         <w:rPr>
           <w:rFonts w:ascii="Liberation Sans" w:hAnsi="Liberation Sans" w:eastAsia="Liberation Sans" w:cs="Liberation Sans"/>
-          <w:sz w:val="24"/>
-          <w:szCs w:val="24"/>
+          <w:sz w:val="22"/>
+          <w:szCs w:val="22"/>
         </w:rPr>
       </w:r>
     </w:p>
@@ -995,7 +980,8 @@
         <w:ind w:right="0"/>
         <w:rPr>
           <w:rFonts w:ascii="Liberation Sans" w:hAnsi="Liberation Sans" w:cs="Liberation Sans"/>
-          <w:szCs w:val="24"/>
+          <w:sz w:val="22"/>
+          <w:szCs w:val="22"/>
         </w:rPr>
       </w:pPr>
       <w:r>
@@ -1003,16 +989,16 @@
           <w:rFonts w:ascii="Liberation Sans" w:hAnsi="Liberation Sans" w:eastAsia="Liberation Sans" w:cs="Liberation Sans"/>
           <w:b/>
           <w:color w:val="000000"/>
-          <w:sz w:val="24"/>
-          <w:szCs w:val="24"/>
+          <w:sz w:val="22"/>
+          <w:szCs w:val="22"/>
         </w:rPr>
         <w:t xml:space="preserve">Classe modale :</w:t>
       </w:r>
       <w:r>
         <w:rPr>
           <w:rFonts w:ascii="Liberation Sans" w:hAnsi="Liberation Sans" w:eastAsia="Liberation Sans" w:cs="Liberation Sans"/>
-          <w:sz w:val="24"/>
-          <w:szCs w:val="24"/>
+          <w:sz w:val="22"/>
+          <w:szCs w:val="22"/>
         </w:rPr>
       </w:r>
     </w:p>
@@ -1033,23 +1019,24 @@
         <w:ind w:right="0"/>
         <w:rPr>
           <w:rFonts w:ascii="Liberation Sans" w:hAnsi="Liberation Sans" w:cs="Liberation Sans"/>
-          <w:szCs w:val="24"/>
+          <w:sz w:val="22"/>
+          <w:szCs w:val="22"/>
         </w:rPr>
       </w:pPr>
       <w:r>
         <w:rPr>
           <w:rFonts w:ascii="Liberation Sans" w:hAnsi="Liberation Sans" w:eastAsia="Liberation Sans" w:cs="Liberation Sans"/>
           <w:color w:val="000000"/>
-          <w:sz w:val="24"/>
-          <w:szCs w:val="24"/>
+          <w:sz w:val="22"/>
+          <w:szCs w:val="22"/>
         </w:rPr>
         <w:t xml:space="preserve">Mode pour des données groupées.</w:t>
       </w:r>
       <w:r>
         <w:rPr>
           <w:rFonts w:ascii="Liberation Sans" w:hAnsi="Liberation Sans" w:eastAsia="Liberation Sans" w:cs="Liberation Sans"/>
-          <w:sz w:val="24"/>
-          <w:szCs w:val="24"/>
+          <w:sz w:val="22"/>
+          <w:szCs w:val="22"/>
         </w:rPr>
       </w:r>
     </w:p>
@@ -1070,23 +1057,24 @@
         <w:ind w:right="0"/>
         <w:rPr>
           <w:rFonts w:ascii="Liberation Sans" w:hAnsi="Liberation Sans" w:cs="Liberation Sans"/>
-          <w:szCs w:val="24"/>
+          <w:sz w:val="22"/>
+          <w:szCs w:val="22"/>
         </w:rPr>
       </w:pPr>
       <w:r>
         <w:rPr>
           <w:rFonts w:ascii="Liberation Sans" w:hAnsi="Liberation Sans" w:eastAsia="Liberation Sans" w:cs="Liberation Sans"/>
           <w:color w:val="000000"/>
-          <w:sz w:val="24"/>
-          <w:szCs w:val="24"/>
+          <w:sz w:val="22"/>
+          <w:szCs w:val="22"/>
         </w:rPr>
         <w:t xml:space="preserve">Un groupe ou une intervalle de valeurs la plus fréquente.</w:t>
       </w:r>
       <w:r>
         <w:rPr>
           <w:rFonts w:ascii="Liberation Sans" w:hAnsi="Liberation Sans" w:eastAsia="Liberation Sans" w:cs="Liberation Sans"/>
-          <w:sz w:val="24"/>
-          <w:szCs w:val="24"/>
+          <w:sz w:val="22"/>
+          <w:szCs w:val="22"/>
         </w:rPr>
       </w:r>
     </w:p>
@@ -1107,23 +1095,24 @@
         <w:ind w:right="0"/>
         <w:rPr>
           <w:rFonts w:ascii="Liberation Sans" w:hAnsi="Liberation Sans" w:cs="Liberation Sans"/>
-          <w:szCs w:val="24"/>
+          <w:sz w:val="22"/>
+          <w:szCs w:val="22"/>
         </w:rPr>
       </w:pPr>
       <w:r>
         <w:rPr>
           <w:rFonts w:ascii="Liberation Sans" w:hAnsi="Liberation Sans" w:eastAsia="Liberation Sans" w:cs="Liberation Sans"/>
           <w:color w:val="000000"/>
-          <w:sz w:val="24"/>
-          <w:szCs w:val="24"/>
+          <w:sz w:val="22"/>
+          <w:szCs w:val="22"/>
         </w:rPr>
         <w:t xml:space="preserve">La valeur du mode approximative (mode interpolé) peut parfois être calculée</w:t>
       </w:r>
       <w:r>
         <w:rPr>
           <w:rFonts w:ascii="Liberation Sans" w:hAnsi="Liberation Sans" w:eastAsia="Liberation Sans" w:cs="Liberation Sans"/>
-          <w:sz w:val="24"/>
-          <w:szCs w:val="24"/>
+          <w:sz w:val="22"/>
+          <w:szCs w:val="22"/>
         </w:rPr>
       </w:r>
     </w:p>
@@ -1144,23 +1133,24 @@
         <w:ind w:right="0"/>
         <w:rPr>
           <w:rFonts w:ascii="Liberation Sans" w:hAnsi="Liberation Sans" w:cs="Liberation Sans"/>
-          <w:szCs w:val="24"/>
+          <w:sz w:val="22"/>
+          <w:szCs w:val="22"/>
         </w:rPr>
       </w:pPr>
       <w:r>
         <w:rPr>
           <w:rFonts w:ascii="Liberation Sans" w:hAnsi="Liberation Sans" w:eastAsia="Liberation Sans" w:cs="Liberation Sans"/>
           <w:color w:val="000000"/>
-          <w:sz w:val="24"/>
-          <w:szCs w:val="24"/>
+          <w:sz w:val="22"/>
+          <w:szCs w:val="22"/>
         </w:rPr>
         <w:t xml:space="preserve">formule :</w:t>
       </w:r>
       <w:r>
         <w:rPr>
           <w:rFonts w:ascii="Liberation Sans" w:hAnsi="Liberation Sans" w:eastAsia="Liberation Sans" w:cs="Liberation Sans"/>
-          <w:sz w:val="24"/>
-          <w:szCs w:val="24"/>
+          <w:sz w:val="22"/>
+          <w:szCs w:val="22"/>
         </w:rPr>
         <mc:AlternateContent>
           <mc:Choice Requires="wpg">
@@ -1234,15 +1224,15 @@
         <w:rPr>
           <w:rFonts w:ascii="Liberation Sans" w:hAnsi="Liberation Sans" w:eastAsia="Liberation Sans" w:cs="Liberation Sans"/>
           <w:color w:val="000000"/>
-          <w:sz w:val="24"/>
-          <w:szCs w:val="24"/>
+          <w:sz w:val="22"/>
+          <w:szCs w:val="22"/>
         </w:rPr>
       </w:r>
       <w:r>
         <w:rPr>
           <w:rFonts w:ascii="Liberation Sans" w:hAnsi="Liberation Sans" w:eastAsia="Liberation Sans" w:cs="Liberation Sans"/>
-          <w:sz w:val="24"/>
-          <w:szCs w:val="24"/>
+          <w:sz w:val="22"/>
+          <w:szCs w:val="22"/>
         </w:rPr>
       </w:r>
     </w:p>
@@ -1263,23 +1253,24 @@
         <w:ind w:right="0"/>
         <w:rPr>
           <w:rFonts w:ascii="Liberation Sans" w:hAnsi="Liberation Sans" w:cs="Liberation Sans"/>
-          <w:szCs w:val="24"/>
+          <w:sz w:val="22"/>
+          <w:szCs w:val="22"/>
         </w:rPr>
       </w:pPr>
       <w:r>
         <w:rPr>
           <w:rFonts w:ascii="Liberation Sans" w:hAnsi="Liberation Sans" w:eastAsia="Liberation Sans" w:cs="Liberation Sans"/>
           <w:color w:val="000000"/>
-          <w:sz w:val="24"/>
-          <w:szCs w:val="24"/>
+          <w:sz w:val="22"/>
+          <w:szCs w:val="22"/>
         </w:rPr>
         <w:t xml:space="preserve">L = borne inférieure de la classe modale</w:t>
       </w:r>
       <w:r>
         <w:rPr>
           <w:rFonts w:ascii="Liberation Sans" w:hAnsi="Liberation Sans" w:eastAsia="Liberation Sans" w:cs="Liberation Sans"/>
-          <w:sz w:val="24"/>
-          <w:szCs w:val="24"/>
+          <w:sz w:val="22"/>
+          <w:szCs w:val="22"/>
         </w:rPr>
       </w:r>
     </w:p>
@@ -1300,23 +1291,24 @@
         <w:ind w:right="0"/>
         <w:rPr>
           <w:rFonts w:ascii="Liberation Sans" w:hAnsi="Liberation Sans" w:cs="Liberation Sans"/>
-          <w:szCs w:val="24"/>
+          <w:sz w:val="22"/>
+          <w:szCs w:val="22"/>
         </w:rPr>
       </w:pPr>
       <w:r>
         <w:rPr>
           <w:rFonts w:ascii="Liberation Sans" w:hAnsi="Liberation Sans" w:eastAsia="Liberation Sans" w:cs="Liberation Sans"/>
           <w:color w:val="000000"/>
-          <w:sz w:val="24"/>
-          <w:szCs w:val="24"/>
+          <w:sz w:val="22"/>
+          <w:szCs w:val="22"/>
         </w:rPr>
         <w:t xml:space="preserve">h = largeur de la classe modale</w:t>
       </w:r>
       <w:r>
         <w:rPr>
           <w:rFonts w:ascii="Liberation Sans" w:hAnsi="Liberation Sans" w:eastAsia="Liberation Sans" w:cs="Liberation Sans"/>
-          <w:sz w:val="24"/>
-          <w:szCs w:val="24"/>
+          <w:sz w:val="22"/>
+          <w:szCs w:val="22"/>
         </w:rPr>
       </w:r>
     </w:p>
@@ -1337,23 +1329,24 @@
         <w:ind w:right="0"/>
         <w:rPr>
           <w:rFonts w:ascii="Liberation Sans" w:hAnsi="Liberation Sans" w:cs="Liberation Sans"/>
-          <w:szCs w:val="24"/>
+          <w:sz w:val="22"/>
+          <w:szCs w:val="22"/>
         </w:rPr>
       </w:pPr>
       <w:r>
         <w:rPr>
           <w:rFonts w:ascii="Liberation Sans" w:hAnsi="Liberation Sans" w:eastAsia="Liberation Sans" w:cs="Liberation Sans"/>
           <w:color w:val="000000"/>
-          <w:sz w:val="24"/>
-          <w:szCs w:val="24"/>
+          <w:sz w:val="22"/>
+          <w:szCs w:val="22"/>
         </w:rPr>
         <w:t xml:space="preserve">f1 = fréquence de la classe modale</w:t>
       </w:r>
       <w:r>
         <w:rPr>
           <w:rFonts w:ascii="Liberation Sans" w:hAnsi="Liberation Sans" w:eastAsia="Liberation Sans" w:cs="Liberation Sans"/>
-          <w:sz w:val="24"/>
-          <w:szCs w:val="24"/>
+          <w:sz w:val="22"/>
+          <w:szCs w:val="22"/>
         </w:rPr>
       </w:r>
     </w:p>
@@ -1374,23 +1367,24 @@
         <w:ind w:right="0"/>
         <w:rPr>
           <w:rFonts w:ascii="Liberation Sans" w:hAnsi="Liberation Sans" w:cs="Liberation Sans"/>
-          <w:szCs w:val="24"/>
+          <w:sz w:val="22"/>
+          <w:szCs w:val="22"/>
         </w:rPr>
       </w:pPr>
       <w:r>
         <w:rPr>
           <w:rFonts w:ascii="Liberation Sans" w:hAnsi="Liberation Sans" w:eastAsia="Liberation Sans" w:cs="Liberation Sans"/>
           <w:color w:val="000000"/>
-          <w:sz w:val="24"/>
-          <w:szCs w:val="24"/>
+          <w:sz w:val="22"/>
+          <w:szCs w:val="22"/>
         </w:rPr>
         <w:t xml:space="preserve">fo = fréquence de la classe précédente</w:t>
       </w:r>
       <w:r>
         <w:rPr>
           <w:rFonts w:ascii="Liberation Sans" w:hAnsi="Liberation Sans" w:eastAsia="Liberation Sans" w:cs="Liberation Sans"/>
-          <w:sz w:val="24"/>
-          <w:szCs w:val="24"/>
+          <w:sz w:val="22"/>
+          <w:szCs w:val="22"/>
         </w:rPr>
       </w:r>
     </w:p>
@@ -1411,23 +1405,24 @@
         <w:ind w:right="0"/>
         <w:rPr>
           <w:rFonts w:ascii="Liberation Sans" w:hAnsi="Liberation Sans" w:cs="Liberation Sans"/>
-          <w:szCs w:val="24"/>
+          <w:sz w:val="22"/>
+          <w:szCs w:val="22"/>
         </w:rPr>
       </w:pPr>
       <w:r>
         <w:rPr>
           <w:rFonts w:ascii="Liberation Sans" w:hAnsi="Liberation Sans" w:eastAsia="Liberation Sans" w:cs="Liberation Sans"/>
           <w:color w:val="000000"/>
-          <w:sz w:val="24"/>
-          <w:szCs w:val="24"/>
+          <w:sz w:val="22"/>
+          <w:szCs w:val="22"/>
         </w:rPr>
         <w:t xml:space="preserve">f2 = fréquence de la classe suivante</w:t>
       </w:r>
       <w:r>
         <w:rPr>
           <w:rFonts w:ascii="Liberation Sans" w:hAnsi="Liberation Sans" w:eastAsia="Liberation Sans" w:cs="Liberation Sans"/>
-          <w:sz w:val="24"/>
-          <w:szCs w:val="24"/>
+          <w:sz w:val="22"/>
+          <w:szCs w:val="22"/>
         </w:rPr>
       </w:r>
     </w:p>
@@ -1448,23 +1443,24 @@
         <w:ind w:right="0"/>
         <w:rPr>
           <w:rFonts w:ascii="Liberation Sans" w:hAnsi="Liberation Sans" w:cs="Liberation Sans"/>
-          <w:szCs w:val="24"/>
+          <w:sz w:val="22"/>
+          <w:szCs w:val="22"/>
         </w:rPr>
       </w:pPr>
       <w:r>
         <w:rPr>
           <w:rFonts w:ascii="Liberation Sans" w:hAnsi="Liberation Sans" w:eastAsia="Liberation Sans" w:cs="Liberation Sans"/>
           <w:color w:val="000000"/>
-          <w:sz w:val="24"/>
-          <w:szCs w:val="24"/>
+          <w:sz w:val="22"/>
+          <w:szCs w:val="22"/>
         </w:rPr>
         <w:t xml:space="preserve">Attention : si la classe précédente ou suivante n'existe pas on ne peut pas faire le calcul!</w:t>
       </w:r>
       <w:r>
         <w:rPr>
           <w:rFonts w:ascii="Liberation Sans" w:hAnsi="Liberation Sans" w:eastAsia="Liberation Sans" w:cs="Liberation Sans"/>
-          <w:sz w:val="24"/>
-          <w:szCs w:val="24"/>
+          <w:sz w:val="22"/>
+          <w:szCs w:val="22"/>
         </w:rPr>
       </w:r>
     </w:p>
@@ -1485,15 +1481,16 @@
         <w:ind w:right="0"/>
         <w:rPr>
           <w:rFonts w:ascii="Liberation Sans" w:hAnsi="Liberation Sans" w:cs="Liberation Sans"/>
-          <w:szCs w:val="24"/>
+          <w:sz w:val="22"/>
+          <w:szCs w:val="22"/>
         </w:rPr>
       </w:pPr>
       <w:r>
         <w:rPr>
           <w:rFonts w:ascii="Liberation Sans" w:hAnsi="Liberation Sans" w:eastAsia="Liberation Sans" w:cs="Liberation Sans"/>
           <w:color w:val="000000"/>
-          <w:sz w:val="24"/>
-          <w:szCs w:val="24"/>
+          <w:sz w:val="22"/>
+          <w:szCs w:val="22"/>
         </w:rPr>
         <w:t xml:space="preserve">Peut être estimé de la façon suivante : 3 fois la médiane- 2 fois la moyenne</w:t>
       </w:r>
@@ -1502,16 +1499,16 @@
           <w:rFonts w:ascii="Liberation Sans" w:hAnsi="Liberation Sans" w:eastAsia="Liberation Sans" w:cs="Liberation Sans"/>
           <w:b/>
           <w:color w:val="000000"/>
-          <w:sz w:val="24"/>
-          <w:szCs w:val="24"/>
+          <w:sz w:val="22"/>
+          <w:szCs w:val="22"/>
           <w:highlight w:val="none"/>
         </w:rPr>
       </w:r>
       <w:r>
         <w:rPr>
           <w:rFonts w:ascii="Liberation Sans" w:hAnsi="Liberation Sans" w:eastAsia="Liberation Sans" w:cs="Liberation Sans"/>
-          <w:sz w:val="24"/>
-          <w:szCs w:val="24"/>
+          <w:sz w:val="22"/>
+          <w:szCs w:val="22"/>
         </w:rPr>
       </w:r>
     </w:p>
@@ -1523,8 +1520,8 @@
         <w:ind/>
         <w:rPr>
           <w:rFonts w:ascii="Liberation Sans" w:hAnsi="Liberation Sans" w:cs="Liberation Sans"/>
-          <w:sz w:val="24"/>
-          <w:szCs w:val="24"/>
+          <w:sz w:val="22"/>
+          <w:szCs w:val="22"/>
           <w:highlight w:val="none"/>
           <w14:ligatures w14:val="none"/>
         </w:rPr>
@@ -1532,16 +1529,16 @@
       <w:r>
         <w:rPr>
           <w:rFonts w:ascii="Liberation Sans" w:hAnsi="Liberation Sans" w:eastAsia="Liberation Sans" w:cs="Liberation Sans"/>
-          <w:sz w:val="24"/>
-          <w:szCs w:val="24"/>
+          <w:sz w:val="22"/>
+          <w:szCs w:val="22"/>
         </w:rPr>
         <w:t xml:space="preserve">Mesures de dispersion</w:t>
       </w:r>
       <w:r>
         <w:rPr>
           <w:rFonts w:ascii="Liberation Sans" w:hAnsi="Liberation Sans" w:eastAsia="Liberation Sans" w:cs="Liberation Sans"/>
-          <w:sz w:val="24"/>
-          <w:szCs w:val="24"/>
+          <w:sz w:val="22"/>
+          <w:szCs w:val="22"/>
         </w:rPr>
       </w:r>
     </w:p>
@@ -1562,7 +1559,8 @@
         <w:ind w:right="0"/>
         <w:rPr>
           <w:rFonts w:ascii="Liberation Sans" w:hAnsi="Liberation Sans" w:cs="Liberation Sans"/>
-          <w:szCs w:val="24"/>
+          <w:sz w:val="22"/>
+          <w:szCs w:val="22"/>
         </w:rPr>
       </w:pPr>
       <w:r>
@@ -1570,16 +1568,16 @@
           <w:rFonts w:ascii="Liberation Sans" w:hAnsi="Liberation Sans" w:eastAsia="Liberation Sans" w:cs="Liberation Sans"/>
           <w:b/>
           <w:color w:val="000000"/>
-          <w:sz w:val="24"/>
-          <w:szCs w:val="24"/>
+          <w:sz w:val="22"/>
+          <w:szCs w:val="22"/>
         </w:rPr>
         <w:t xml:space="preserve">Étendue :</w:t>
       </w:r>
       <w:r>
         <w:rPr>
           <w:rFonts w:ascii="Liberation Sans" w:hAnsi="Liberation Sans" w:eastAsia="Liberation Sans" w:cs="Liberation Sans"/>
-          <w:sz w:val="24"/>
-          <w:szCs w:val="24"/>
+          <w:sz w:val="22"/>
+          <w:szCs w:val="22"/>
         </w:rPr>
       </w:r>
     </w:p>
@@ -1600,23 +1598,24 @@
         <w:ind w:right="0"/>
         <w:rPr>
           <w:rFonts w:ascii="Liberation Sans" w:hAnsi="Liberation Sans" w:cs="Liberation Sans"/>
-          <w:szCs w:val="24"/>
+          <w:sz w:val="22"/>
+          <w:szCs w:val="22"/>
         </w:rPr>
       </w:pPr>
       <w:r>
         <w:rPr>
           <w:rFonts w:ascii="Liberation Sans" w:hAnsi="Liberation Sans" w:eastAsia="Liberation Sans" w:cs="Liberation Sans"/>
           <w:color w:val="000000"/>
-          <w:sz w:val="24"/>
-          <w:szCs w:val="24"/>
+          <w:sz w:val="22"/>
+          <w:szCs w:val="22"/>
         </w:rPr>
         <w:t xml:space="preserve">L'étendue est la différence entre la valeur maximale et minimale de nos données</w:t>
       </w:r>
       <w:r>
         <w:rPr>
           <w:rFonts w:ascii="Liberation Sans" w:hAnsi="Liberation Sans" w:eastAsia="Liberation Sans" w:cs="Liberation Sans"/>
-          <w:sz w:val="24"/>
-          <w:szCs w:val="24"/>
+          <w:sz w:val="22"/>
+          <w:szCs w:val="22"/>
         </w:rPr>
       </w:r>
     </w:p>
@@ -1637,23 +1636,24 @@
         <w:ind w:right="0"/>
         <w:rPr>
           <w:rFonts w:ascii="Liberation Sans" w:hAnsi="Liberation Sans" w:cs="Liberation Sans"/>
-          <w:szCs w:val="24"/>
+          <w:sz w:val="22"/>
+          <w:szCs w:val="22"/>
         </w:rPr>
       </w:pPr>
       <w:r>
         <w:rPr>
           <w:rFonts w:ascii="Liberation Sans" w:hAnsi="Liberation Sans" w:eastAsia="Liberation Sans" w:cs="Liberation Sans"/>
           <w:color w:val="000000"/>
-          <w:sz w:val="24"/>
-          <w:szCs w:val="24"/>
+          <w:sz w:val="22"/>
+          <w:szCs w:val="22"/>
         </w:rPr>
         <w:t xml:space="preserve">formule : max(X) - min(X)</w:t>
       </w:r>
       <w:r>
         <w:rPr>
           <w:rFonts w:ascii="Liberation Sans" w:hAnsi="Liberation Sans" w:eastAsia="Liberation Sans" w:cs="Liberation Sans"/>
-          <w:sz w:val="24"/>
-          <w:szCs w:val="24"/>
+          <w:sz w:val="22"/>
+          <w:szCs w:val="22"/>
         </w:rPr>
       </w:r>
     </w:p>
@@ -1674,7 +1674,8 @@
         <w:ind w:right="0"/>
         <w:rPr>
           <w:rFonts w:ascii="Liberation Sans" w:hAnsi="Liberation Sans" w:cs="Liberation Sans"/>
-          <w:szCs w:val="24"/>
+          <w:sz w:val="22"/>
+          <w:szCs w:val="22"/>
         </w:rPr>
       </w:pPr>
       <w:r>
@@ -1682,16 +1683,16 @@
           <w:rFonts w:ascii="Liberation Sans" w:hAnsi="Liberation Sans" w:eastAsia="Liberation Sans" w:cs="Liberation Sans"/>
           <w:b/>
           <w:color w:val="000000"/>
-          <w:sz w:val="24"/>
-          <w:szCs w:val="24"/>
+          <w:sz w:val="22"/>
+          <w:szCs w:val="22"/>
         </w:rPr>
         <w:t xml:space="preserve">Variance</w:t>
       </w:r>
       <w:r>
         <w:rPr>
           <w:rFonts w:ascii="Liberation Sans" w:hAnsi="Liberation Sans" w:eastAsia="Liberation Sans" w:cs="Liberation Sans"/>
-          <w:sz w:val="24"/>
-          <w:szCs w:val="24"/>
+          <w:sz w:val="22"/>
+          <w:szCs w:val="22"/>
         </w:rPr>
       </w:r>
     </w:p>
@@ -1712,23 +1713,24 @@
         <w:ind w:right="0"/>
         <w:rPr>
           <w:rFonts w:ascii="Liberation Sans" w:hAnsi="Liberation Sans" w:cs="Liberation Sans"/>
-          <w:szCs w:val="24"/>
+          <w:sz w:val="22"/>
+          <w:szCs w:val="22"/>
         </w:rPr>
       </w:pPr>
       <w:r>
         <w:rPr>
           <w:rFonts w:ascii="Liberation Sans" w:hAnsi="Liberation Sans" w:eastAsia="Liberation Sans" w:cs="Liberation Sans"/>
           <w:color w:val="000000"/>
-          <w:sz w:val="24"/>
-          <w:szCs w:val="24"/>
+          <w:sz w:val="22"/>
+          <w:szCs w:val="22"/>
         </w:rPr>
         <w:t xml:space="preserve">La variance calcule à quel point les valeurs s'éloignent de la moyenne, c'est-à-dire la dispersion autour de la moyenne.</w:t>
       </w:r>
       <w:r>
         <w:rPr>
           <w:rFonts w:ascii="Liberation Sans" w:hAnsi="Liberation Sans" w:eastAsia="Liberation Sans" w:cs="Liberation Sans"/>
-          <w:sz w:val="24"/>
-          <w:szCs w:val="24"/>
+          <w:sz w:val="22"/>
+          <w:szCs w:val="22"/>
         </w:rPr>
       </w:r>
     </w:p>
@@ -1749,23 +1751,24 @@
         <w:ind w:right="0"/>
         <w:rPr>
           <w:rFonts w:ascii="Liberation Sans" w:hAnsi="Liberation Sans" w:cs="Liberation Sans"/>
-          <w:szCs w:val="24"/>
+          <w:sz w:val="22"/>
+          <w:szCs w:val="22"/>
         </w:rPr>
       </w:pPr>
       <w:r>
         <w:rPr>
           <w:rFonts w:ascii="Liberation Sans" w:hAnsi="Liberation Sans" w:eastAsia="Liberation Sans" w:cs="Liberation Sans"/>
           <w:color w:val="000000"/>
-          <w:sz w:val="24"/>
-          <w:szCs w:val="24"/>
+          <w:sz w:val="22"/>
+          <w:szCs w:val="22"/>
         </w:rPr>
         <w:t xml:space="preserve">formule :</w:t>
       </w:r>
       <w:r>
         <w:rPr>
           <w:rFonts w:ascii="Liberation Sans" w:hAnsi="Liberation Sans" w:eastAsia="Liberation Sans" w:cs="Liberation Sans"/>
-          <w:sz w:val="24"/>
-          <w:szCs w:val="24"/>
+          <w:sz w:val="22"/>
+          <w:szCs w:val="22"/>
         </w:rPr>
         <mc:AlternateContent>
           <mc:Choice Requires="wpg">
@@ -1839,15 +1842,15 @@
         <w:rPr>
           <w:rFonts w:ascii="Liberation Sans" w:hAnsi="Liberation Sans" w:eastAsia="Liberation Sans" w:cs="Liberation Sans"/>
           <w:color w:val="000000"/>
-          <w:sz w:val="24"/>
-          <w:szCs w:val="24"/>
+          <w:sz w:val="22"/>
+          <w:szCs w:val="22"/>
         </w:rPr>
       </w:r>
       <w:r>
         <w:rPr>
           <w:rFonts w:ascii="Liberation Sans" w:hAnsi="Liberation Sans" w:eastAsia="Liberation Sans" w:cs="Liberation Sans"/>
-          <w:sz w:val="24"/>
-          <w:szCs w:val="24"/>
+          <w:sz w:val="22"/>
+          <w:szCs w:val="22"/>
         </w:rPr>
       </w:r>
     </w:p>
@@ -1868,7 +1871,8 @@
         <w:ind w:right="0"/>
         <w:rPr>
           <w:rFonts w:ascii="Liberation Sans" w:hAnsi="Liberation Sans" w:cs="Liberation Sans"/>
-          <w:szCs w:val="24"/>
+          <w:sz w:val="22"/>
+          <w:szCs w:val="22"/>
         </w:rPr>
       </w:pPr>
       <w:r>
@@ -1876,16 +1880,16 @@
           <w:rFonts w:ascii="Liberation Sans" w:hAnsi="Liberation Sans" w:eastAsia="Liberation Sans" w:cs="Liberation Sans"/>
           <w:b/>
           <w:color w:val="000000"/>
-          <w:sz w:val="24"/>
-          <w:szCs w:val="24"/>
+          <w:sz w:val="22"/>
+          <w:szCs w:val="22"/>
         </w:rPr>
         <w:t xml:space="preserve">Écart-type</w:t>
       </w:r>
       <w:r>
         <w:rPr>
           <w:rFonts w:ascii="Liberation Sans" w:hAnsi="Liberation Sans" w:eastAsia="Liberation Sans" w:cs="Liberation Sans"/>
-          <w:sz w:val="24"/>
-          <w:szCs w:val="24"/>
+          <w:sz w:val="22"/>
+          <w:szCs w:val="22"/>
         </w:rPr>
       </w:r>
     </w:p>
@@ -1906,23 +1910,24 @@
         <w:ind w:right="0"/>
         <w:rPr>
           <w:rFonts w:ascii="Liberation Sans" w:hAnsi="Liberation Sans" w:cs="Liberation Sans"/>
-          <w:szCs w:val="24"/>
+          <w:sz w:val="22"/>
+          <w:szCs w:val="22"/>
         </w:rPr>
       </w:pPr>
       <w:r>
         <w:rPr>
           <w:rFonts w:ascii="Liberation Sans" w:hAnsi="Liberation Sans" w:eastAsia="Liberation Sans" w:cs="Liberation Sans"/>
           <w:color w:val="000000"/>
-          <w:sz w:val="24"/>
-          <w:szCs w:val="24"/>
+          <w:sz w:val="22"/>
+          <w:szCs w:val="22"/>
         </w:rPr>
         <w:t xml:space="preserve">L'écart-type est la racine carrée de la variance. Elle nous permet de nous remettre aux mêmes unités que les données originales.</w:t>
       </w:r>
       <w:r>
         <w:rPr>
           <w:rFonts w:ascii="Liberation Sans" w:hAnsi="Liberation Sans" w:eastAsia="Liberation Sans" w:cs="Liberation Sans"/>
-          <w:sz w:val="24"/>
-          <w:szCs w:val="24"/>
+          <w:sz w:val="22"/>
+          <w:szCs w:val="22"/>
         </w:rPr>
       </w:r>
     </w:p>
@@ -1943,23 +1948,24 @@
         <w:ind w:right="0"/>
         <w:rPr>
           <w:rFonts w:ascii="Liberation Sans" w:hAnsi="Liberation Sans" w:cs="Liberation Sans"/>
-          <w:szCs w:val="24"/>
+          <w:sz w:val="22"/>
+          <w:szCs w:val="22"/>
         </w:rPr>
       </w:pPr>
       <w:r>
         <w:rPr>
           <w:rFonts w:ascii="Liberation Sans" w:hAnsi="Liberation Sans" w:eastAsia="Liberation Sans" w:cs="Liberation Sans"/>
           <w:color w:val="000000"/>
-          <w:sz w:val="24"/>
-          <w:szCs w:val="24"/>
+          <w:sz w:val="22"/>
+          <w:szCs w:val="22"/>
         </w:rPr>
         <w:t xml:space="preserve">formule : </w:t>
       </w:r>
       <w:r>
         <w:rPr>
           <w:rFonts w:ascii="Liberation Sans" w:hAnsi="Liberation Sans" w:eastAsia="Liberation Sans" w:cs="Liberation Sans"/>
-          <w:sz w:val="24"/>
-          <w:szCs w:val="24"/>
+          <w:sz w:val="22"/>
+          <w:szCs w:val="22"/>
         </w:rPr>
         <mc:AlternateContent>
           <mc:Choice Requires="wpg">
@@ -2033,15 +2039,15 @@
         <w:rPr>
           <w:rFonts w:ascii="Liberation Sans" w:hAnsi="Liberation Sans" w:eastAsia="Liberation Sans" w:cs="Liberation Sans"/>
           <w:color w:val="000000"/>
-          <w:sz w:val="24"/>
-          <w:szCs w:val="24"/>
+          <w:sz w:val="22"/>
+          <w:szCs w:val="22"/>
         </w:rPr>
       </w:r>
       <w:r>
         <w:rPr>
           <w:rFonts w:ascii="Liberation Sans" w:hAnsi="Liberation Sans" w:eastAsia="Liberation Sans" w:cs="Liberation Sans"/>
-          <w:sz w:val="24"/>
-          <w:szCs w:val="24"/>
+          <w:sz w:val="22"/>
+          <w:szCs w:val="22"/>
         </w:rPr>
       </w:r>
     </w:p>
@@ -2062,49 +2068,847 @@
         <w:ind w:right="0"/>
         <w:rPr>
           <w:rFonts w:ascii="Liberation Sans" w:hAnsi="Liberation Sans" w:cs="Liberation Sans"/>
-          <w:szCs w:val="24"/>
+          <w:sz w:val="22"/>
+          <w:szCs w:val="22"/>
         </w:rPr>
       </w:pPr>
       <w:r>
         <w:rPr>
           <w:rFonts w:ascii="Liberation Sans" w:hAnsi="Liberation Sans" w:eastAsia="Liberation Sans" w:cs="Liberation Sans"/>
           <w:color w:val="000000"/>
-          <w:sz w:val="24"/>
-          <w:szCs w:val="24"/>
+          <w:sz w:val="22"/>
+          <w:szCs w:val="22"/>
         </w:rPr>
-        <w:t xml:space="preserve">La règle du 68-95-99.7 : environ 68% des valeurs se situe à un écart-type de la moyenne, environ 95% se situe à deux écart-types, et 99.7% se situent à trois écart-types.</w:t>
+        <w:t xml:space="preserve">La règle du 68-95-99.7 : environ 68% des valeurs se situe à un écart-type de la moyenne, environ 95% se situe à deux écart-types, et 99.7% se </w:t>
       </w:r>
       <w:r>
         <w:rPr>
           <w:rFonts w:ascii="Liberation Sans" w:hAnsi="Liberation Sans" w:eastAsia="Liberation Sans" w:cs="Liberation Sans"/>
-          <w:sz w:val="24"/>
-          <w:szCs w:val="24"/>
+          <w:color w:val="000000"/>
+          <w:sz w:val="22"/>
+          <w:szCs w:val="22"/>
+        </w:rPr>
+        <w:t xml:space="preserve">situent à trois écart-types.</w:t>
+      </w:r>
+      <w:r>
+        <w:rPr>
+          <w:rFonts w:ascii="Liberation Sans" w:hAnsi="Liberation Sans" w:eastAsia="Liberation Sans" w:cs="Liberation Sans"/>
+          <w:sz w:val="22"/>
+          <w:szCs w:val="22"/>
         </w:rPr>
       </w:r>
     </w:p>
     <w:p>
       <w:pPr>
+        <w:pStyle w:val="141"/>
         <w:pBdr/>
         <w:spacing/>
         <w:ind/>
         <w:rPr>
           <w:rFonts w:ascii="Liberation Sans" w:hAnsi="Liberation Sans" w:cs="Liberation Sans"/>
-          <w:sz w:val="24"/>
-          <w:szCs w:val="24"/>
+          <w:sz w:val="22"/>
+          <w:szCs w:val="22"/>
+          <w14:ligatures w14:val="none"/>
         </w:rPr>
       </w:pPr>
       <w:r>
         <w:rPr>
           <w:rFonts w:ascii="Liberation Sans" w:hAnsi="Liberation Sans" w:eastAsia="Liberation Sans" w:cs="Liberation Sans"/>
-          <w:sz w:val="24"/>
-          <w:szCs w:val="24"/>
+          <w:sz w:val="22"/>
+          <w:szCs w:val="22"/>
+        </w:rPr>
+        <w:t xml:space="preserve">Différentes formules pour une population et un échantillon.</w:t>
+      </w:r>
+      <w:r>
+        <w:rPr>
+          <w:rFonts w:ascii="Liberation Sans" w:hAnsi="Liberation Sans" w:eastAsia="Liberation Sans" w:cs="Liberation Sans"/>
+          <w:sz w:val="22"/>
+          <w:szCs w:val="22"/>
+        </w:rPr>
+      </w:r>
+    </w:p>
+    <w:p>
+      <w:pPr>
+        <w:pBdr/>
+        <w:shd w:val="nil"/>
+        <w:spacing/>
+        <w:ind/>
+        <w:rPr>
+          <w:rFonts w:ascii="Liberation Sans" w:hAnsi="Liberation Sans" w:cs="Liberation Sans"/>
+          <w:sz w:val="22"/>
+          <w:szCs w:val="22"/>
+          <w14:ligatures w14:val="none"/>
+        </w:rPr>
+      </w:pPr>
+      <w:r>
+        <w:rPr>
+          <w:rFonts w:ascii="Liberation Sans" w:hAnsi="Liberation Sans" w:eastAsia="Liberation Sans" w:cs="Liberation Sans"/>
+          <w:sz w:val="22"/>
+          <w:szCs w:val="22"/>
+        </w:rPr>
+        <w:t xml:space="preserve">Ecart-type population :</w:t>
+      </w:r>
+      <w:r>
+        <w:rPr>
+          <w:rFonts w:ascii="Liberation Sans" w:hAnsi="Liberation Sans" w:eastAsia="Liberation Sans" w:cs="Liberation Sans"/>
+          <w:sz w:val="22"/>
+          <w:szCs w:val="22"/>
+        </w:rPr>
+      </w:r>
+    </w:p>
+    <w:p>
+      <w:pPr>
+        <w:pBdr/>
+        <w:shd w:val="nil"/>
+        <w:spacing/>
+        <w:ind/>
+        <w:rPr>
+          <w:rFonts w:ascii="Liberation Sans" w:hAnsi="Liberation Sans" w:cs="Liberation Sans"/>
+          <w:sz w:val="22"/>
+          <w:szCs w:val="22"/>
+          <w14:ligatures w14:val="none"/>
+        </w:rPr>
+      </w:pPr>
+      <w:r>
+        <w:rPr>
+          <w:rFonts w:ascii="Liberation Sans" w:hAnsi="Liberation Sans" w:eastAsia="Liberation Sans" w:cs="Liberation Sans"/>
+          <w:sz w:val="22"/>
+          <w:szCs w:val="22"/>
+        </w:rPr>
+        <w:t xml:space="preserve">Ecart-type échantillon :</w:t>
+      </w:r>
+      <w:r>
+        <w:rPr>
+          <w:rFonts w:ascii="Liberation Sans" w:hAnsi="Liberation Sans" w:eastAsia="Liberation Sans" w:cs="Liberation Sans"/>
+          <w:sz w:val="22"/>
+          <w:szCs w:val="22"/>
+        </w:rPr>
+      </w:r>
+    </w:p>
+    <w:p>
+      <w:pPr>
+        <w:pStyle w:val="141"/>
+        <w:pBdr/>
+        <w:spacing/>
+        <w:ind/>
+        <w:rPr>
+          <w:rFonts w:ascii="Liberation Sans" w:hAnsi="Liberation Sans" w:cs="Liberation Sans"/>
+          <w:sz w:val="22"/>
+          <w:szCs w:val="22"/>
+          <w14:ligatures w14:val="none"/>
+        </w:rPr>
+      </w:pPr>
+      <w:r>
+        <w:rPr>
+          <w:rFonts w:ascii="Liberation Sans" w:hAnsi="Liberation Sans" w:eastAsia="Liberation Sans" w:cs="Liberation Sans"/>
+          <w:sz w:val="22"/>
+          <w:szCs w:val="22"/>
+        </w:rPr>
+        <w:t xml:space="preserve">Pourquoi cette différence?</w:t>
+      </w:r>
+      <w:r>
+        <w:rPr>
+          <w:rFonts w:ascii="Liberation Sans" w:hAnsi="Liberation Sans" w:eastAsia="Liberation Sans" w:cs="Liberation Sans"/>
+          <w:sz w:val="22"/>
+          <w:szCs w:val="22"/>
+        </w:rPr>
+      </w:r>
+    </w:p>
+    <w:p>
+      <w:pPr>
+        <w:pStyle w:val="668"/>
+        <w:numPr>
+          <w:ilvl w:val="0"/>
+          <w:numId w:val="17"/>
+        </w:numPr>
+        <w:pBdr/>
+        <w:shd w:val="nil"/>
+        <w:spacing/>
+        <w:ind/>
+        <w:rPr>
+          <w:rFonts w:ascii="Liberation Sans" w:hAnsi="Liberation Sans" w:cs="Liberation Sans"/>
+          <w:sz w:val="22"/>
+          <w:szCs w:val="22"/>
+          <w14:ligatures w14:val="none"/>
+        </w:rPr>
+      </w:pPr>
+      <w:r>
+        <w:rPr>
+          <w:rFonts w:ascii="Liberation Sans" w:hAnsi="Liberation Sans" w:eastAsia="Liberation Sans" w:cs="Liberation Sans"/>
+          <w:sz w:val="22"/>
+          <w:szCs w:val="22"/>
+        </w:rPr>
+        <w:t xml:space="preserve">On utilise déjà les données pour calculer la moyenne</w:t>
+      </w:r>
+      <w:r>
+        <w:rPr>
+          <w:rFonts w:ascii="Liberation Sans" w:hAnsi="Liberation Sans" w:eastAsia="Liberation Sans" w:cs="Liberation Sans"/>
+          <w:sz w:val="22"/>
+          <w:szCs w:val="22"/>
+        </w:rPr>
+      </w:r>
+    </w:p>
+    <w:p>
+      <w:pPr>
+        <w:pStyle w:val="668"/>
+        <w:numPr>
+          <w:ilvl w:val="0"/>
+          <w:numId w:val="17"/>
+        </w:numPr>
+        <w:pBdr/>
+        <w:shd w:val="nil"/>
+        <w:spacing/>
+        <w:ind/>
+        <w:rPr>
+          <w:rFonts w:ascii="Liberation Sans" w:hAnsi="Liberation Sans" w:cs="Liberation Sans"/>
+          <w:sz w:val="22"/>
+          <w:szCs w:val="22"/>
+          <w14:ligatures w14:val="none"/>
+        </w:rPr>
+      </w:pPr>
+      <w:r>
+        <w:rPr>
+          <w:rFonts w:ascii="Liberation Sans" w:hAnsi="Liberation Sans" w:eastAsia="Liberation Sans" w:cs="Liberation Sans"/>
+          <w:sz w:val="22"/>
+          <w:szCs w:val="22"/>
+        </w:rPr>
+        <w:t xml:space="preserve">Cela a pour effet de rendre les écarts à la moyenne un peu plus petits en moyenne que ceux qu'on aurait obtenu avec la vraie moyenne de la population</w:t>
+      </w:r>
+      <w:r>
+        <w:rPr>
+          <w:rFonts w:ascii="Liberation Sans" w:hAnsi="Liberation Sans" w:eastAsia="Liberation Sans" w:cs="Liberation Sans"/>
+          <w:sz w:val="22"/>
+          <w:szCs w:val="22"/>
+        </w:rPr>
+      </w:r>
+    </w:p>
+    <w:p>
+      <w:pPr>
+        <w:pStyle w:val="668"/>
+        <w:numPr>
+          <w:ilvl w:val="0"/>
+          <w:numId w:val="17"/>
+        </w:numPr>
+        <w:pBdr/>
+        <w:shd w:val="nil"/>
+        <w:spacing/>
+        <w:ind/>
+        <w:rPr>
+          <w:rFonts w:ascii="Liberation Sans" w:hAnsi="Liberation Sans" w:cs="Liberation Sans"/>
+          <w:sz w:val="22"/>
+          <w:szCs w:val="22"/>
+          <w14:ligatures w14:val="none"/>
+        </w:rPr>
+      </w:pPr>
+      <w:r>
+        <w:rPr>
+          <w:rFonts w:ascii="Liberation Sans" w:hAnsi="Liberation Sans" w:eastAsia="Liberation Sans" w:cs="Liberation Sans"/>
+          <w:sz w:val="22"/>
+          <w:szCs w:val="22"/>
+        </w:rPr>
+        <w:t xml:space="preserve">En divisant par n, on sous-estime systématiquement l'écart-type de la population.</w:t>
+      </w:r>
+      <w:r>
+        <w:rPr>
+          <w:rFonts w:ascii="Liberation Sans" w:hAnsi="Liberation Sans" w:eastAsia="Liberation Sans" w:cs="Liberation Sans"/>
+          <w:sz w:val="22"/>
+          <w:szCs w:val="22"/>
+        </w:rPr>
+      </w:r>
+    </w:p>
+    <w:p>
+      <w:pPr>
+        <w:pStyle w:val="668"/>
+        <w:numPr>
+          <w:ilvl w:val="0"/>
+          <w:numId w:val="17"/>
+        </w:numPr>
+        <w:pBdr/>
+        <w:shd w:val="nil"/>
+        <w:spacing/>
+        <w:ind/>
+        <w:rPr>
+          <w:rFonts w:ascii="Liberation Sans" w:hAnsi="Liberation Sans" w:cs="Liberation Sans"/>
+          <w:sz w:val="22"/>
+          <w:szCs w:val="22"/>
+        </w:rPr>
+      </w:pPr>
+      <w:r>
+        <w:rPr>
+          <w:rFonts w:ascii="Liberation Sans" w:hAnsi="Liberation Sans" w:eastAsia="Liberation Sans" w:cs="Liberation Sans"/>
+          <w:sz w:val="22"/>
+          <w:szCs w:val="22"/>
+        </w:rPr>
+        <w:t xml:space="preserve">La plupart des logiciels statistiques utilisent n – 1 par défaut lorsqu'on calcule l'écart-type</w:t>
+      </w:r>
+      <w:r>
+        <w:rPr>
+          <w:rFonts w:ascii="Liberation Sans" w:hAnsi="Liberation Sans" w:eastAsia="Liberation Sans" w:cs="Liberation Sans"/>
+          <w:color w:val="000000"/>
+          <w:sz w:val="22"/>
+          <w:szCs w:val="22"/>
+        </w:rPr>
+        <w:t xml:space="preserve"> d'un échantillon</w:t>
+      </w:r>
+      <w:r>
+        <w:rPr>
+          <w:rFonts w:ascii="Liberation Sans" w:hAnsi="Liberation Sans" w:eastAsia="Liberation Sans" w:cs="Liberation Sans"/>
+          <w:sz w:val="22"/>
+          <w:szCs w:val="22"/>
+        </w:rPr>
+      </w:r>
+    </w:p>
+    <w:p>
+      <w:pPr>
+        <w:numPr>
+          <w:ilvl w:val="0"/>
+          <w:numId w:val="0"/>
+        </w:numPr>
+        <w:pBdr/>
+        <w:shd w:val="nil" w:color="000000"/>
+        <w:spacing/>
+        <w:ind w:firstLine="0" w:left="709"/>
+        <w:rPr>
+          <w:rFonts w:ascii="Liberation Sans" w:hAnsi="Liberation Sans" w:cs="Liberation Sans"/>
+          <w:sz w:val="22"/>
+          <w:szCs w:val="22"/>
+        </w:rPr>
+      </w:pPr>
+      <w:r>
+        <w:rPr>
+          <w:rFonts w:ascii="Liberation Sans" w:hAnsi="Liberation Sans" w:eastAsia="Liberation Sans" w:cs="Liberation Sans"/>
+          <w:color w:val="000000"/>
+          <w:sz w:val="22"/>
+          <w:szCs w:val="22"/>
+          <w:highlight w:val="none"/>
         </w:rPr>
       </w:r>
       <w:r>
         <w:rPr>
           <w:rFonts w:ascii="Liberation Sans" w:hAnsi="Liberation Sans" w:eastAsia="Liberation Sans" w:cs="Liberation Sans"/>
-          <w:sz w:val="24"/>
-          <w:szCs w:val="24"/>
+          <w:color w:val="000000"/>
+          <w:sz w:val="22"/>
+          <w:szCs w:val="22"/>
+          <w:highlight w:val="none"/>
+        </w:rPr>
+      </w:r>
+      <w:r>
+        <w:rPr>
+          <w:rFonts w:ascii="Liberation Sans" w:hAnsi="Liberation Sans" w:eastAsia="Liberation Sans" w:cs="Liberation Sans"/>
+          <w:color w:val="000000"/>
+          <w:sz w:val="22"/>
+          <w:szCs w:val="22"/>
+          <w:highlight w:val="none"/>
+        </w:rPr>
+      </w:r>
+    </w:p>
+    <w:p>
+      <w:pPr>
+        <w:pStyle w:val="141"/>
+        <w:pBdr/>
+        <w:spacing/>
+        <w:ind/>
+        <w:rPr>
+          <w:rFonts w:ascii="Liberation Sans" w:hAnsi="Liberation Sans" w:cs="Liberation Sans"/>
+          <w:sz w:val="22"/>
+          <w:szCs w:val="22"/>
+          <w14:ligatures w14:val="none"/>
+        </w:rPr>
+      </w:pPr>
+      <w:r>
+        <w:rPr>
+          <w:rFonts w:ascii="Liberation Sans" w:hAnsi="Liberation Sans" w:eastAsia="Liberation Sans" w:cs="Liberation Sans"/>
+          <w:sz w:val="22"/>
+          <w:szCs w:val="22"/>
+        </w:rPr>
+        <w:t xml:space="preserve">Écart interquartile</w:t>
+      </w:r>
+      <w:r>
+        <w:rPr>
+          <w:rFonts w:ascii="Liberation Sans" w:hAnsi="Liberation Sans" w:eastAsia="Liberation Sans" w:cs="Liberation Sans"/>
+          <w:sz w:val="22"/>
+          <w:szCs w:val="22"/>
+        </w:rPr>
+      </w:r>
+    </w:p>
+    <w:p>
+      <w:pPr>
+        <w:pStyle w:val="668"/>
+        <w:numPr>
+          <w:ilvl w:val="0"/>
+          <w:numId w:val="19"/>
+        </w:numPr>
+        <w:pBdr/>
+        <w:shd w:val="nil"/>
+        <w:spacing/>
+        <w:ind/>
+        <w:rPr>
+          <w:rFonts w:ascii="Liberation Sans" w:hAnsi="Liberation Sans" w:cs="Liberation Sans"/>
+          <w:sz w:val="22"/>
+          <w:szCs w:val="22"/>
+          <w14:ligatures w14:val="none"/>
+        </w:rPr>
+      </w:pPr>
+      <w:r>
+        <w:rPr>
+          <w:rFonts w:ascii="Liberation Sans" w:hAnsi="Liberation Sans" w:eastAsia="Liberation Sans" w:cs="Liberation Sans"/>
+          <w:sz w:val="22"/>
+          <w:szCs w:val="22"/>
+        </w:rPr>
+        <w:t xml:space="preserve">L'écart interquartile représente la distribution des 50% de données autour de la médiane.</w:t>
+      </w:r>
+      <w:r>
+        <w:rPr>
+          <w:rFonts w:ascii="Liberation Sans" w:hAnsi="Liberation Sans" w:eastAsia="Liberation Sans" w:cs="Liberation Sans"/>
+          <w:sz w:val="22"/>
+          <w:szCs w:val="22"/>
+        </w:rPr>
+      </w:r>
+    </w:p>
+    <w:p>
+      <w:pPr>
+        <w:pStyle w:val="668"/>
+        <w:numPr>
+          <w:ilvl w:val="0"/>
+          <w:numId w:val="19"/>
+        </w:numPr>
+        <w:pBdr/>
+        <w:shd w:val="nil"/>
+        <w:spacing/>
+        <w:ind/>
+        <w:rPr>
+          <w:rFonts w:ascii="Liberation Sans" w:hAnsi="Liberation Sans" w:cs="Liberation Sans"/>
+          <w:sz w:val="22"/>
+          <w:szCs w:val="22"/>
+          <w14:ligatures w14:val="none"/>
+        </w:rPr>
+      </w:pPr>
+      <w:r>
+        <w:rPr>
+          <w:rFonts w:ascii="Liberation Sans" w:hAnsi="Liberation Sans" w:eastAsia="Liberation Sans" w:cs="Liberation Sans"/>
+          <w:sz w:val="22"/>
+          <w:szCs w:val="22"/>
+        </w:rPr>
+        <w:t xml:space="preserve">Il n'est pas sensible aux données extrêmes et nous permet donc de mieux représenter la distribution des données.</w:t>
+      </w:r>
+      <w:r>
+        <w:rPr>
+          <w:rFonts w:ascii="Liberation Sans" w:hAnsi="Liberation Sans" w:eastAsia="Liberation Sans" w:cs="Liberation Sans"/>
+          <w:sz w:val="22"/>
+          <w:szCs w:val="22"/>
+        </w:rPr>
+      </w:r>
+    </w:p>
+    <w:p>
+      <w:pPr>
+        <w:pStyle w:val="668"/>
+        <w:numPr>
+          <w:ilvl w:val="0"/>
+          <w:numId w:val="19"/>
+        </w:numPr>
+        <w:pBdr/>
+        <w:shd w:val="nil"/>
+        <w:spacing/>
+        <w:ind/>
+        <w:rPr>
+          <w:rFonts w:ascii="Liberation Sans" w:hAnsi="Liberation Sans" w:cs="Liberation Sans"/>
+          <w:sz w:val="22"/>
+          <w:szCs w:val="22"/>
+          <w14:ligatures w14:val="none"/>
+        </w:rPr>
+      </w:pPr>
+      <w:r>
+        <w:rPr>
+          <w:rFonts w:ascii="Liberation Sans" w:hAnsi="Liberation Sans" w:eastAsia="Liberation Sans" w:cs="Liberation Sans"/>
+          <w:sz w:val="22"/>
+          <w:szCs w:val="22"/>
+        </w:rPr>
+        <w:t xml:space="preserve">L'écart interquartile représente l'écart entre le premier quartile Q1 et le troisième quartile Q3.</w:t>
+      </w:r>
+      <w:r>
+        <w:rPr>
+          <w:rFonts w:ascii="Liberation Sans" w:hAnsi="Liberation Sans" w:eastAsia="Liberation Sans" w:cs="Liberation Sans"/>
+          <w:sz w:val="22"/>
+          <w:szCs w:val="22"/>
+        </w:rPr>
+      </w:r>
+    </w:p>
+    <w:p>
+      <w:pPr>
+        <w:pStyle w:val="668"/>
+        <w:numPr>
+          <w:ilvl w:val="0"/>
+          <w:numId w:val="19"/>
+        </w:numPr>
+        <w:pBdr/>
+        <w:shd w:val="nil"/>
+        <w:spacing/>
+        <w:ind/>
+        <w:rPr>
+          <w:rFonts w:ascii="Liberation Sans" w:hAnsi="Liberation Sans" w:cs="Liberation Sans"/>
+          <w:sz w:val="22"/>
+          <w:szCs w:val="22"/>
+          <w14:ligatures w14:val="none"/>
+        </w:rPr>
+      </w:pPr>
+      <w:r>
+        <w:rPr>
+          <w:rFonts w:ascii="Liberation Sans" w:hAnsi="Liberation Sans" w:eastAsia="Liberation Sans" w:cs="Liberation Sans"/>
+          <w:sz w:val="22"/>
+          <w:szCs w:val="22"/>
+        </w:rPr>
+        <w:t xml:space="preserve">formule : Q3 - Q1</w:t>
+      </w:r>
+      <w:r>
+        <w:rPr>
+          <w:rFonts w:ascii="Liberation Sans" w:hAnsi="Liberation Sans" w:eastAsia="Liberation Sans" w:cs="Liberation Sans"/>
+          <w:sz w:val="22"/>
+          <w:szCs w:val="22"/>
+        </w:rPr>
+      </w:r>
+    </w:p>
+    <w:p>
+      <w:pPr>
+        <w:pStyle w:val="668"/>
+        <w:numPr>
+          <w:ilvl w:val="0"/>
+          <w:numId w:val="19"/>
+        </w:numPr>
+        <w:pBdr/>
+        <w:shd w:val="nil"/>
+        <w:spacing/>
+        <w:ind/>
+        <w:rPr>
+          <w:rFonts w:ascii="Liberation Sans" w:hAnsi="Liberation Sans" w:cs="Liberation Sans"/>
+          <w:sz w:val="22"/>
+          <w:szCs w:val="22"/>
+          <w14:ligatures w14:val="none"/>
+        </w:rPr>
+      </w:pPr>
+      <w:r>
+        <w:rPr>
+          <w:rFonts w:ascii="Liberation Sans" w:hAnsi="Liberation Sans" w:eastAsia="Liberation Sans" w:cs="Liberation Sans"/>
+          <w:sz w:val="22"/>
+          <w:szCs w:val="22"/>
+        </w:rPr>
+        <w:t xml:space="preserve">formule Q1 : médiane de la moitié basse des données</w:t>
+      </w:r>
+      <w:r>
+        <w:rPr>
+          <w:rFonts w:ascii="Liberation Sans" w:hAnsi="Liberation Sans" w:eastAsia="Liberation Sans" w:cs="Liberation Sans"/>
+          <w:sz w:val="22"/>
+          <w:szCs w:val="22"/>
+        </w:rPr>
+      </w:r>
+    </w:p>
+    <w:p>
+      <w:pPr>
+        <w:pStyle w:val="668"/>
+        <w:numPr>
+          <w:ilvl w:val="0"/>
+          <w:numId w:val="19"/>
+        </w:numPr>
+        <w:pBdr/>
+        <w:shd w:val="nil"/>
+        <w:spacing/>
+        <w:ind/>
+        <w:rPr>
+          <w:rFonts w:ascii="Liberation Sans" w:hAnsi="Liberation Sans" w:cs="Liberation Sans"/>
+          <w:sz w:val="22"/>
+          <w:szCs w:val="22"/>
+          <w14:ligatures w14:val="none"/>
+        </w:rPr>
+      </w:pPr>
+      <w:r>
+        <w:rPr>
+          <w:rFonts w:ascii="Liberation Sans" w:hAnsi="Liberation Sans" w:eastAsia="Liberation Sans" w:cs="Liberation Sans"/>
+          <w:sz w:val="22"/>
+          <w:szCs w:val="22"/>
+        </w:rPr>
+        <w:t xml:space="preserve">formule Q3 : médiane de la moitié haute des données</w:t>
+      </w:r>
+      <w:r>
+        <w:rPr>
+          <w:rFonts w:ascii="Liberation Sans" w:hAnsi="Liberation Sans" w:eastAsia="Liberation Sans" w:cs="Liberation Sans"/>
+          <w:sz w:val="22"/>
+          <w:szCs w:val="22"/>
+        </w:rPr>
+      </w:r>
+    </w:p>
+    <w:p>
+      <w:pPr>
+        <w:pStyle w:val="668"/>
+        <w:numPr>
+          <w:ilvl w:val="0"/>
+          <w:numId w:val="19"/>
+        </w:numPr>
+        <w:pBdr/>
+        <w:shd w:val="nil"/>
+        <w:spacing/>
+        <w:ind/>
+        <w:rPr>
+          <w:rFonts w:ascii="Liberation Sans" w:hAnsi="Liberation Sans" w:cs="Liberation Sans"/>
+          <w:sz w:val="22"/>
+          <w:szCs w:val="22"/>
+          <w14:ligatures w14:val="none"/>
+        </w:rPr>
+      </w:pPr>
+      <w:r>
+        <w:rPr>
+          <w:rFonts w:ascii="Liberation Sans" w:hAnsi="Liberation Sans" w:eastAsia="Liberation Sans" w:cs="Liberation Sans"/>
+          <w:sz w:val="22"/>
+          <w:szCs w:val="22"/>
+        </w:rPr>
+        <w:t xml:space="preserve">Le deuxième quartile Q2 est la médiane.</w:t>
+      </w:r>
+      <w:r>
+        <w:rPr>
+          <w:rFonts w:ascii="Liberation Sans" w:hAnsi="Liberation Sans" w:eastAsia="Liberation Sans" w:cs="Liberation Sans"/>
+          <w:sz w:val="22"/>
+          <w:szCs w:val="22"/>
+        </w:rPr>
+      </w:r>
+    </w:p>
+    <w:p>
+      <w:pPr>
+        <w:pStyle w:val="141"/>
+        <w:pBdr/>
+        <w:spacing/>
+        <w:ind/>
+        <w:rPr>
+          <w:rFonts w:ascii="Liberation Sans" w:hAnsi="Liberation Sans" w:cs="Liberation Sans"/>
+          <w:sz w:val="22"/>
+          <w:szCs w:val="22"/>
+          <w14:ligatures w14:val="none"/>
+        </w:rPr>
+      </w:pPr>
+      <w:r>
+        <w:rPr>
+          <w:rFonts w:ascii="Liberation Sans" w:hAnsi="Liberation Sans" w:eastAsia="Liberation Sans" w:cs="Liberation Sans"/>
+          <w:sz w:val="22"/>
+          <w:szCs w:val="22"/>
+        </w:rPr>
+        <w:t xml:space="preserve">Écart absolu moyen</w:t>
+      </w:r>
+      <w:r>
+        <w:rPr>
+          <w:rFonts w:ascii="Liberation Sans" w:hAnsi="Liberation Sans" w:eastAsia="Liberation Sans" w:cs="Liberation Sans"/>
+          <w:sz w:val="22"/>
+          <w:szCs w:val="22"/>
+        </w:rPr>
+      </w:r>
+    </w:p>
+    <w:p>
+      <w:pPr>
+        <w:pBdr/>
+        <w:shd w:val="nil"/>
+        <w:spacing/>
+        <w:ind/>
+        <w:rPr>
+          <w:rFonts w:ascii="Liberation Sans" w:hAnsi="Liberation Sans" w:cs="Liberation Sans"/>
+          <w:sz w:val="22"/>
+          <w:szCs w:val="22"/>
+          <w14:ligatures w14:val="none"/>
+        </w:rPr>
+      </w:pPr>
+      <w:r>
+        <w:rPr>
+          <w:rFonts w:ascii="Liberation Sans" w:hAnsi="Liberation Sans" w:eastAsia="Liberation Sans" w:cs="Liberation Sans"/>
+          <w:sz w:val="22"/>
+          <w:szCs w:val="22"/>
+        </w:rPr>
+        <w:t xml:space="preserve">L'écart absolu moyen (MAD) est la moyenne des écarts absolus entre les données et leur moyenne.</w:t>
+      </w:r>
+      <w:r>
+        <w:rPr>
+          <w:rFonts w:ascii="Liberation Sans" w:hAnsi="Liberation Sans" w:eastAsia="Liberation Sans" w:cs="Liberation Sans"/>
+          <w:sz w:val="22"/>
+          <w:szCs w:val="22"/>
+        </w:rPr>
+      </w:r>
+      <w:r>
+        <w:rPr>
+          <w:rFonts w:ascii="Liberation Sans" w:hAnsi="Liberation Sans" w:eastAsia="Liberation Sans" w:cs="Liberation Sans"/>
+          <w:sz w:val="22"/>
+          <w:szCs w:val="22"/>
+        </w:rPr>
+      </w:r>
+    </w:p>
+    <w:p>
+      <w:pPr>
+        <w:pBdr/>
+        <w:shd w:val="nil" w:color="000000"/>
+        <w:spacing/>
+        <w:ind/>
+        <w:rPr>
+          <w:rFonts w:ascii="Liberation Sans" w:hAnsi="Liberation Sans" w:cs="Liberation Sans"/>
+          <w:sz w:val="22"/>
+          <w:szCs w:val="22"/>
+          <w14:ligatures w14:val="none"/>
+        </w:rPr>
+      </w:pPr>
+      <w:r>
+        <w:rPr>
+          <w:rFonts w:ascii="Liberation Sans" w:hAnsi="Liberation Sans" w:eastAsia="Liberation Sans" w:cs="Liberation Sans"/>
+          <w:sz w:val="22"/>
+          <w:szCs w:val="22"/>
+        </w:rPr>
+      </w:r>
+      <w:r>
+        <w:rPr>
+          <w:rFonts w:ascii="Liberation Sans" w:hAnsi="Liberation Sans" w:eastAsia="Liberation Sans" w:cs="Liberation Sans"/>
+          <w:sz w:val="22"/>
+          <w:szCs w:val="22"/>
+        </w:rPr>
+        <w:t xml:space="preserve">formule : </w:t>
+      </w:r>
+      <w:r>
+        <w:rPr>
+          <w:rFonts w:ascii="Liberation Sans" w:hAnsi="Liberation Sans" w:eastAsia="Liberation Sans" w:cs="Liberation Sans"/>
+          <w:sz w:val="22"/>
+          <w:szCs w:val="22"/>
+        </w:rPr>
+        <mc:AlternateContent>
+          <mc:Choice Requires="wpg">
+            <w:drawing>
+              <wp:inline xmlns:wp="http://schemas.openxmlformats.org/drawingml/2006/wordprocessingDrawing" distT="0" distB="0" distL="0" distR="0">
+                <wp:extent cx="1362075" cy="561975"/>
+                <wp:effectExtent l="0" t="0" r="0" b="0"/>
+                <wp:docPr id="4" name=""/>
+                <wp:cNvGraphicFramePr>
+                  <a:graphicFrameLocks xmlns:a="http://schemas.openxmlformats.org/drawingml/2006/main" noChangeAspect="1"/>
+                </wp:cNvGraphicFramePr>
+                <a:graphic xmlns:a="http://schemas.openxmlformats.org/drawingml/2006/main">
+                  <a:graphicData uri="http://schemas.openxmlformats.org/drawingml/2006/picture">
+                    <pic:pic xmlns:pic="http://schemas.openxmlformats.org/drawingml/2006/picture">
+                      <pic:nvPicPr>
+                        <pic:cNvPr id="342297250" name=""/>
+                        <pic:cNvPicPr>
+                          <a:picLocks noChangeAspect="1"/>
+                        </pic:cNvPicPr>
+                        <pic:nvPr/>
+                      </pic:nvPicPr>
+                      <pic:blipFill rotWithShape="1">
+                        <a:blip r:embed="rId12"/>
+                        <a:stretch/>
+                      </pic:blipFill>
+                      <pic:spPr bwMode="auto">
+                        <a:xfrm>
+                          <a:off x="0" y="0"/>
+                          <a:ext cx="1362074" cy="561974"/>
+                        </a:xfrm>
+                        <a:prstGeom prst="rect">
+                          <a:avLst/>
+                        </a:prstGeom>
+                      </pic:spPr>
+                    </pic:pic>
+                  </a:graphicData>
+                </a:graphic>
+              </wp:inline>
+            </w:drawing>
+          </mc:Choice>
+          <mc:Fallback>
+            <w:pict>
+              <v:shapetype id="_x0000_t75" coordsize="21600,21600" o:spt="75" o:preferrelative="t" path="m@4@5l@4@11@9@11@9@5xe" filled="f" stroked="f">
+                <v:stroke joinstyle="miter"/>
+                <v:formulas>
+                  <v:f eqn="if lineDrawn pixelLineWidth 0"/>
+                  <v:f eqn="sum @0 1 0"/>
+                  <v:f eqn="sum 0 0 @1"/>
+                  <v:f eqn="prod @2 1 2"/>
+                  <v:f eqn="prod @3 21600 pixelWidth"/>
+                  <v:f eqn="prod @3 21600 pixelHeight"/>
+                  <v:f eqn="sum @0 0 1"/>
+                  <v:f eqn="prod @6 1 2"/>
+                  <v:f eqn="prod @7 21600 pixelWidth"/>
+                  <v:f eqn="sum @8 21600 0"/>
+                  <v:f eqn="prod @7 21600 pixelHeight"/>
+                  <v:f eqn="sum @10 21600 0"/>
+                </v:formulas>
+                <v:path o:extrusionok="f" gradientshapeok="t" o:connecttype="rect"/>
+                <o:lock v:ext="edit" aspectratio="t"/>
+              </v:shapetype>
+              <v:shape id="_x0000_i3" o:spid="_x0000_s3" type="#_x0000_t75" style="width:107.25pt;height:44.25pt;mso-wrap-distance-left:0.00pt;mso-wrap-distance-top:0.00pt;mso-wrap-distance-right:0.00pt;mso-wrap-distance-bottom:0.00pt;z-index:1;" stroked="false">
+                <v:imagedata r:id="rId12" o:title=""/>
+                <o:lock v:ext="edit" rotation="t"/>
+              </v:shape>
+            </w:pict>
+          </mc:Fallback>
+        </mc:AlternateContent>
+      </w:r>
+      <w:r>
+        <w:rPr>
+          <w:rFonts w:ascii="Liberation Sans" w:hAnsi="Liberation Sans" w:eastAsia="Liberation Sans" w:cs="Liberation Sans"/>
+          <w:sz w:val="22"/>
+          <w:szCs w:val="22"/>
+        </w:rPr>
+      </w:r>
+      <w:r>
+        <w:rPr>
+          <w:rFonts w:ascii="Liberation Sans" w:hAnsi="Liberation Sans" w:eastAsia="Liberation Sans" w:cs="Liberation Sans"/>
+          <w:sz w:val="22"/>
+          <w:szCs w:val="22"/>
+        </w:rPr>
+      </w:r>
+    </w:p>
+    <w:p>
+      <w:pPr>
+        <w:pBdr/>
+        <w:shd w:val="nil"/>
+        <w:spacing/>
+        <w:ind/>
+        <w:rPr>
+          <w:rFonts w:ascii="Liberation Sans" w:hAnsi="Liberation Sans" w:cs="Liberation Sans"/>
+          <w:sz w:val="22"/>
+          <w:szCs w:val="22"/>
+          <w14:ligatures w14:val="none"/>
+        </w:rPr>
+      </w:pPr>
+      <w:r>
+        <w:rPr>
+          <w:rFonts w:ascii="Liberation Sans" w:hAnsi="Liberation Sans" w:eastAsia="Liberation Sans" w:cs="Liberation Sans"/>
+          <w:sz w:val="22"/>
+          <w:szCs w:val="22"/>
+        </w:rPr>
+        <w:t xml:space="preserve">Ce n'est pas la même ch</w:t>
+      </w:r>
+      <w:r>
+        <w:t xml:space="preserve">ose</w:t>
+      </w:r>
+      <w:r>
+        <w:rPr>
+          <w:rFonts w:ascii="Liberation Sans" w:hAnsi="Liberation Sans" w:eastAsia="Liberation Sans" w:cs="Liberation Sans"/>
+          <w:sz w:val="22"/>
+          <w:szCs w:val="22"/>
+        </w:rPr>
+        <w:t xml:space="preserve"> que l'écart-type!</w:t>
+      </w:r>
+      <w:r>
+        <w:rPr>
+          <w:rFonts w:ascii="Liberation Sans" w:hAnsi="Liberation Sans" w:eastAsia="Liberation Sans" w:cs="Liberation Sans"/>
+          <w:sz w:val="22"/>
+          <w:szCs w:val="22"/>
+        </w:rPr>
+      </w:r>
+      <w:r>
+        <w:rPr>
+          <w:rFonts w:ascii="Liberation Sans" w:hAnsi="Liberation Sans" w:eastAsia="Liberation Sans" w:cs="Liberation Sans"/>
+          <w:sz w:val="22"/>
+          <w:szCs w:val="22"/>
+        </w:rPr>
+      </w:r>
+      <w:r>
+        <w:rPr>
+          <w:rFonts w:ascii="Liberation Sans" w:hAnsi="Liberation Sans" w:eastAsia="Liberation Sans" w:cs="Liberation Sans"/>
+          <w:sz w:val="22"/>
+          <w:szCs w:val="22"/>
+        </w:rPr>
+      </w:r>
+      <w:r>
+        <w:rPr>
+          <w:rFonts w:ascii="Liberation Sans" w:hAnsi="Liberation Sans" w:cs="Liberation Sans"/>
+          <w:sz w:val="22"/>
+          <w:szCs w:val="22"/>
         </w:rPr>
       </w:r>
     </w:p>
@@ -2808,6 +3612,7 @@
         <w:spacing/>
         <w:ind w:hanging="360" w:left="1429"/>
       </w:pPr>
+      <w:pStyle w:val="668"/>
       <w:rPr>
         <w:rFonts w:hint="default" w:ascii="Courier New" w:hAnsi="Courier New" w:eastAsia="Courier New" w:cs="Courier New"/>
       </w:rPr>
@@ -4254,6 +5059,594 @@
   </w:abstractNum>
   <w:abstractNum w:abstractNumId="14">
     <w:nsid w:val="05A64D05"/>
+    <w:lvl w:ilvl="0">
+      <w:isLgl w:val="false"/>
+      <w:lvlJc w:val="left"/>
+      <w:lvlText w:val="·"/>
+      <w:numFmt w:val="bullet"/>
+      <w:pPr>
+        <w:pBdr/>
+        <w:spacing/>
+        <w:ind w:hanging="360" w:left="720"/>
+      </w:pPr>
+      <w:rPr>
+        <w:rFonts w:hint="default" w:ascii="Symbol" w:hAnsi="Symbol" w:eastAsia="Symbol" w:cs="Symbol"/>
+      </w:rPr>
+      <w:start w:val="1"/>
+      <w:suff w:val="tab"/>
+    </w:lvl>
+    <w:lvl w:ilvl="1">
+      <w:isLgl w:val="false"/>
+      <w:lvlJc w:val="left"/>
+      <w:lvlText w:val="o"/>
+      <w:numFmt w:val="bullet"/>
+      <w:pPr>
+        <w:pBdr/>
+        <w:spacing/>
+        <w:ind w:hanging="360" w:left="1440"/>
+      </w:pPr>
+      <w:rPr>
+        <w:rFonts w:hint="default" w:ascii="Courier New" w:hAnsi="Courier New" w:eastAsia="Courier New" w:cs="Courier New"/>
+      </w:rPr>
+      <w:start w:val="1"/>
+      <w:suff w:val="tab"/>
+    </w:lvl>
+    <w:lvl w:ilvl="2">
+      <w:isLgl w:val="false"/>
+      <w:lvlJc w:val="left"/>
+      <w:lvlText w:val="§"/>
+      <w:numFmt w:val="bullet"/>
+      <w:pPr>
+        <w:pBdr/>
+        <w:spacing/>
+        <w:ind w:hanging="360" w:left="2160"/>
+      </w:pPr>
+      <w:rPr>
+        <w:rFonts w:hint="default" w:ascii="Wingdings" w:hAnsi="Wingdings" w:eastAsia="Wingdings" w:cs="Wingdings"/>
+      </w:rPr>
+      <w:start w:val="1"/>
+      <w:suff w:val="tab"/>
+    </w:lvl>
+    <w:lvl w:ilvl="3">
+      <w:isLgl w:val="false"/>
+      <w:lvlJc w:val="left"/>
+      <w:lvlText w:val="·"/>
+      <w:numFmt w:val="bullet"/>
+      <w:pPr>
+        <w:pBdr/>
+        <w:spacing/>
+        <w:ind w:hanging="360" w:left="2880"/>
+      </w:pPr>
+      <w:rPr>
+        <w:rFonts w:hint="default" w:ascii="Symbol" w:hAnsi="Symbol" w:eastAsia="Symbol" w:cs="Symbol"/>
+      </w:rPr>
+      <w:start w:val="1"/>
+      <w:suff w:val="tab"/>
+    </w:lvl>
+    <w:lvl w:ilvl="4">
+      <w:isLgl w:val="false"/>
+      <w:lvlJc w:val="left"/>
+      <w:lvlText w:val="o"/>
+      <w:numFmt w:val="bullet"/>
+      <w:pPr>
+        <w:pBdr/>
+        <w:spacing/>
+        <w:ind w:hanging="360" w:left="3600"/>
+      </w:pPr>
+      <w:rPr>
+        <w:rFonts w:hint="default" w:ascii="Courier New" w:hAnsi="Courier New" w:eastAsia="Courier New" w:cs="Courier New"/>
+      </w:rPr>
+      <w:start w:val="1"/>
+      <w:suff w:val="tab"/>
+    </w:lvl>
+    <w:lvl w:ilvl="5">
+      <w:isLgl w:val="false"/>
+      <w:lvlJc w:val="left"/>
+      <w:lvlText w:val="§"/>
+      <w:numFmt w:val="bullet"/>
+      <w:pPr>
+        <w:pBdr/>
+        <w:spacing/>
+        <w:ind w:hanging="360" w:left="4320"/>
+      </w:pPr>
+      <w:rPr>
+        <w:rFonts w:hint="default" w:ascii="Wingdings" w:hAnsi="Wingdings" w:eastAsia="Wingdings" w:cs="Wingdings"/>
+      </w:rPr>
+      <w:start w:val="1"/>
+      <w:suff w:val="tab"/>
+    </w:lvl>
+    <w:lvl w:ilvl="6">
+      <w:isLgl w:val="false"/>
+      <w:lvlJc w:val="left"/>
+      <w:lvlText w:val="·"/>
+      <w:numFmt w:val="bullet"/>
+      <w:pPr>
+        <w:pBdr/>
+        <w:spacing/>
+        <w:ind w:hanging="360" w:left="5040"/>
+      </w:pPr>
+      <w:rPr>
+        <w:rFonts w:hint="default" w:ascii="Symbol" w:hAnsi="Symbol" w:eastAsia="Symbol" w:cs="Symbol"/>
+      </w:rPr>
+      <w:start w:val="1"/>
+      <w:suff w:val="tab"/>
+    </w:lvl>
+    <w:lvl w:ilvl="7">
+      <w:isLgl w:val="false"/>
+      <w:lvlJc w:val="left"/>
+      <w:lvlText w:val="o"/>
+      <w:numFmt w:val="bullet"/>
+      <w:pPr>
+        <w:pBdr/>
+        <w:spacing/>
+        <w:ind w:hanging="360" w:left="5760"/>
+      </w:pPr>
+      <w:rPr>
+        <w:rFonts w:hint="default" w:ascii="Courier New" w:hAnsi="Courier New" w:eastAsia="Courier New" w:cs="Courier New"/>
+      </w:rPr>
+      <w:start w:val="1"/>
+      <w:suff w:val="tab"/>
+    </w:lvl>
+    <w:lvl w:ilvl="8">
+      <w:isLgl w:val="false"/>
+      <w:lvlJc w:val="left"/>
+      <w:lvlText w:val="§"/>
+      <w:numFmt w:val="bullet"/>
+      <w:pPr>
+        <w:pBdr/>
+        <w:spacing/>
+        <w:ind w:hanging="360" w:left="6480"/>
+      </w:pPr>
+      <w:rPr>
+        <w:rFonts w:hint="default" w:ascii="Wingdings" w:hAnsi="Wingdings" w:eastAsia="Wingdings" w:cs="Wingdings"/>
+      </w:rPr>
+      <w:start w:val="1"/>
+      <w:suff w:val="tab"/>
+    </w:lvl>
+  </w:abstractNum>
+  <w:abstractNum w:abstractNumId="15">
+    <w:nsid w:val="15393681"/>
+    <w:lvl w:ilvl="0">
+      <w:isLgl w:val="false"/>
+      <w:lvlJc w:val="left"/>
+      <w:lvlText w:val="·"/>
+      <w:numFmt w:val="bullet"/>
+      <w:pPr>
+        <w:pBdr/>
+        <w:spacing/>
+        <w:ind w:hanging="360" w:left="709"/>
+      </w:pPr>
+      <w:rPr>
+        <w:rFonts w:hint="default" w:ascii="Symbol" w:hAnsi="Symbol" w:eastAsia="Symbol" w:cs="Symbol"/>
+      </w:rPr>
+      <w:start w:val="1"/>
+      <w:suff w:val="tab"/>
+    </w:lvl>
+    <w:lvl w:ilvl="1">
+      <w:isLgl w:val="false"/>
+      <w:lvlJc w:val="left"/>
+      <w:lvlText w:val="o"/>
+      <w:numFmt w:val="bullet"/>
+      <w:pPr>
+        <w:pBdr/>
+        <w:spacing/>
+        <w:ind w:hanging="360" w:left="1429"/>
+      </w:pPr>
+      <w:rPr>
+        <w:rFonts w:hint="default" w:ascii="Courier New" w:hAnsi="Courier New" w:eastAsia="Courier New" w:cs="Courier New"/>
+      </w:rPr>
+      <w:start w:val="1"/>
+      <w:suff w:val="tab"/>
+    </w:lvl>
+    <w:lvl w:ilvl="2">
+      <w:isLgl w:val="false"/>
+      <w:lvlJc w:val="left"/>
+      <w:lvlText w:val="§"/>
+      <w:numFmt w:val="bullet"/>
+      <w:pPr>
+        <w:pBdr/>
+        <w:spacing/>
+        <w:ind w:hanging="360" w:left="2149"/>
+      </w:pPr>
+      <w:rPr>
+        <w:rFonts w:hint="default" w:ascii="Wingdings" w:hAnsi="Wingdings" w:eastAsia="Wingdings" w:cs="Wingdings"/>
+      </w:rPr>
+      <w:start w:val="1"/>
+      <w:suff w:val="tab"/>
+    </w:lvl>
+    <w:lvl w:ilvl="3">
+      <w:isLgl w:val="false"/>
+      <w:lvlJc w:val="left"/>
+      <w:lvlText w:val="·"/>
+      <w:numFmt w:val="bullet"/>
+      <w:pPr>
+        <w:pBdr/>
+        <w:spacing/>
+        <w:ind w:hanging="360" w:left="2869"/>
+      </w:pPr>
+      <w:rPr>
+        <w:rFonts w:hint="default" w:ascii="Symbol" w:hAnsi="Symbol" w:eastAsia="Symbol" w:cs="Symbol"/>
+      </w:rPr>
+      <w:start w:val="1"/>
+      <w:suff w:val="tab"/>
+    </w:lvl>
+    <w:lvl w:ilvl="4">
+      <w:isLgl w:val="false"/>
+      <w:lvlJc w:val="left"/>
+      <w:lvlText w:val="o"/>
+      <w:numFmt w:val="bullet"/>
+      <w:pPr>
+        <w:pBdr/>
+        <w:spacing/>
+        <w:ind w:hanging="360" w:left="3589"/>
+      </w:pPr>
+      <w:rPr>
+        <w:rFonts w:hint="default" w:ascii="Courier New" w:hAnsi="Courier New" w:eastAsia="Courier New" w:cs="Courier New"/>
+      </w:rPr>
+      <w:start w:val="1"/>
+      <w:suff w:val="tab"/>
+    </w:lvl>
+    <w:lvl w:ilvl="5">
+      <w:isLgl w:val="false"/>
+      <w:lvlJc w:val="left"/>
+      <w:lvlText w:val="§"/>
+      <w:numFmt w:val="bullet"/>
+      <w:pPr>
+        <w:pBdr/>
+        <w:spacing/>
+        <w:ind w:hanging="360" w:left="4309"/>
+      </w:pPr>
+      <w:rPr>
+        <w:rFonts w:hint="default" w:ascii="Wingdings" w:hAnsi="Wingdings" w:eastAsia="Wingdings" w:cs="Wingdings"/>
+      </w:rPr>
+      <w:start w:val="1"/>
+      <w:suff w:val="tab"/>
+    </w:lvl>
+    <w:lvl w:ilvl="6">
+      <w:isLgl w:val="false"/>
+      <w:lvlJc w:val="left"/>
+      <w:lvlText w:val="·"/>
+      <w:numFmt w:val="bullet"/>
+      <w:pPr>
+        <w:pBdr/>
+        <w:spacing/>
+        <w:ind w:hanging="360" w:left="5029"/>
+      </w:pPr>
+      <w:rPr>
+        <w:rFonts w:hint="default" w:ascii="Symbol" w:hAnsi="Symbol" w:eastAsia="Symbol" w:cs="Symbol"/>
+      </w:rPr>
+      <w:start w:val="1"/>
+      <w:suff w:val="tab"/>
+    </w:lvl>
+    <w:lvl w:ilvl="7">
+      <w:isLgl w:val="false"/>
+      <w:lvlJc w:val="left"/>
+      <w:lvlText w:val="o"/>
+      <w:numFmt w:val="bullet"/>
+      <w:pPr>
+        <w:pBdr/>
+        <w:spacing/>
+        <w:ind w:hanging="360" w:left="5749"/>
+      </w:pPr>
+      <w:rPr>
+        <w:rFonts w:hint="default" w:ascii="Courier New" w:hAnsi="Courier New" w:eastAsia="Courier New" w:cs="Courier New"/>
+      </w:rPr>
+      <w:start w:val="1"/>
+      <w:suff w:val="tab"/>
+    </w:lvl>
+    <w:lvl w:ilvl="8">
+      <w:isLgl w:val="false"/>
+      <w:lvlJc w:val="left"/>
+      <w:lvlText w:val="§"/>
+      <w:numFmt w:val="bullet"/>
+      <w:pPr>
+        <w:pBdr/>
+        <w:spacing/>
+        <w:ind w:hanging="360" w:left="6469"/>
+      </w:pPr>
+      <w:rPr>
+        <w:rFonts w:hint="default" w:ascii="Wingdings" w:hAnsi="Wingdings" w:eastAsia="Wingdings" w:cs="Wingdings"/>
+      </w:rPr>
+      <w:start w:val="1"/>
+      <w:suff w:val="tab"/>
+    </w:lvl>
+  </w:abstractNum>
+  <w:abstractNum w:abstractNumId="16">
+    <w:nsid w:val="3998B4D3"/>
+    <w:lvl w:ilvl="0">
+      <w:isLgl w:val="false"/>
+      <w:lvlJc w:val="left"/>
+      <w:lvlText w:val="·"/>
+      <w:numFmt w:val="bullet"/>
+      <w:pPr>
+        <w:pBdr/>
+        <w:spacing/>
+        <w:ind w:hanging="360" w:left="709"/>
+      </w:pPr>
+      <w:rPr>
+        <w:rFonts w:hint="default" w:ascii="Symbol" w:hAnsi="Symbol" w:eastAsia="Symbol" w:cs="Symbol"/>
+      </w:rPr>
+      <w:start w:val="1"/>
+      <w:suff w:val="tab"/>
+    </w:lvl>
+    <w:lvl w:ilvl="1">
+      <w:isLgl w:val="false"/>
+      <w:lvlJc w:val="left"/>
+      <w:lvlText w:val="o"/>
+      <w:numFmt w:val="bullet"/>
+      <w:pPr>
+        <w:pBdr/>
+        <w:spacing/>
+        <w:ind w:hanging="360" w:left="1440"/>
+      </w:pPr>
+      <w:rPr>
+        <w:rFonts w:hint="default" w:ascii="Courier New" w:hAnsi="Courier New" w:eastAsia="Courier New" w:cs="Courier New"/>
+      </w:rPr>
+      <w:start w:val="1"/>
+      <w:suff w:val="tab"/>
+    </w:lvl>
+    <w:lvl w:ilvl="2">
+      <w:isLgl w:val="false"/>
+      <w:lvlJc w:val="left"/>
+      <w:lvlText w:val="§"/>
+      <w:numFmt w:val="bullet"/>
+      <w:pPr>
+        <w:pBdr/>
+        <w:spacing/>
+        <w:ind w:hanging="360" w:left="2160"/>
+      </w:pPr>
+      <w:rPr>
+        <w:rFonts w:hint="default" w:ascii="Wingdings" w:hAnsi="Wingdings" w:eastAsia="Wingdings" w:cs="Wingdings"/>
+      </w:rPr>
+      <w:start w:val="1"/>
+      <w:suff w:val="tab"/>
+    </w:lvl>
+    <w:lvl w:ilvl="3">
+      <w:isLgl w:val="false"/>
+      <w:lvlJc w:val="left"/>
+      <w:lvlText w:val="·"/>
+      <w:numFmt w:val="bullet"/>
+      <w:pPr>
+        <w:pBdr/>
+        <w:spacing/>
+        <w:ind w:hanging="360" w:left="2880"/>
+      </w:pPr>
+      <w:rPr>
+        <w:rFonts w:hint="default" w:ascii="Symbol" w:hAnsi="Symbol" w:eastAsia="Symbol" w:cs="Symbol"/>
+      </w:rPr>
+      <w:start w:val="1"/>
+      <w:suff w:val="tab"/>
+    </w:lvl>
+    <w:lvl w:ilvl="4">
+      <w:isLgl w:val="false"/>
+      <w:lvlJc w:val="left"/>
+      <w:lvlText w:val="o"/>
+      <w:numFmt w:val="bullet"/>
+      <w:pPr>
+        <w:pBdr/>
+        <w:spacing/>
+        <w:ind w:hanging="360" w:left="3600"/>
+      </w:pPr>
+      <w:rPr>
+        <w:rFonts w:hint="default" w:ascii="Courier New" w:hAnsi="Courier New" w:eastAsia="Courier New" w:cs="Courier New"/>
+      </w:rPr>
+      <w:start w:val="1"/>
+      <w:suff w:val="tab"/>
+    </w:lvl>
+    <w:lvl w:ilvl="5">
+      <w:isLgl w:val="false"/>
+      <w:lvlJc w:val="left"/>
+      <w:lvlText w:val="§"/>
+      <w:numFmt w:val="bullet"/>
+      <w:pPr>
+        <w:pBdr/>
+        <w:spacing/>
+        <w:ind w:hanging="360" w:left="4320"/>
+      </w:pPr>
+      <w:rPr>
+        <w:rFonts w:hint="default" w:ascii="Wingdings" w:hAnsi="Wingdings" w:eastAsia="Wingdings" w:cs="Wingdings"/>
+      </w:rPr>
+      <w:start w:val="1"/>
+      <w:suff w:val="tab"/>
+    </w:lvl>
+    <w:lvl w:ilvl="6">
+      <w:isLgl w:val="false"/>
+      <w:lvlJc w:val="left"/>
+      <w:lvlText w:val="·"/>
+      <w:numFmt w:val="bullet"/>
+      <w:pPr>
+        <w:pBdr/>
+        <w:spacing/>
+        <w:ind w:hanging="360" w:left="5040"/>
+      </w:pPr>
+      <w:rPr>
+        <w:rFonts w:hint="default" w:ascii="Symbol" w:hAnsi="Symbol" w:eastAsia="Symbol" w:cs="Symbol"/>
+      </w:rPr>
+      <w:start w:val="1"/>
+      <w:suff w:val="tab"/>
+    </w:lvl>
+    <w:lvl w:ilvl="7">
+      <w:isLgl w:val="false"/>
+      <w:lvlJc w:val="left"/>
+      <w:lvlText w:val="o"/>
+      <w:numFmt w:val="bullet"/>
+      <w:pPr>
+        <w:pBdr/>
+        <w:spacing/>
+        <w:ind w:hanging="360" w:left="5760"/>
+      </w:pPr>
+      <w:rPr>
+        <w:rFonts w:hint="default" w:ascii="Courier New" w:hAnsi="Courier New" w:eastAsia="Courier New" w:cs="Courier New"/>
+      </w:rPr>
+      <w:start w:val="1"/>
+      <w:suff w:val="tab"/>
+    </w:lvl>
+    <w:lvl w:ilvl="8">
+      <w:isLgl w:val="false"/>
+      <w:lvlJc w:val="left"/>
+      <w:lvlText w:val="§"/>
+      <w:numFmt w:val="bullet"/>
+      <w:pPr>
+        <w:pBdr/>
+        <w:spacing/>
+        <w:ind w:hanging="360" w:left="6480"/>
+      </w:pPr>
+      <w:rPr>
+        <w:rFonts w:hint="default" w:ascii="Wingdings" w:hAnsi="Wingdings" w:eastAsia="Wingdings" w:cs="Wingdings"/>
+      </w:rPr>
+      <w:start w:val="1"/>
+      <w:suff w:val="tab"/>
+    </w:lvl>
+  </w:abstractNum>
+  <w:abstractNum w:abstractNumId="17">
+    <w:nsid w:val="75748681"/>
+    <w:lvl w:ilvl="0">
+      <w:isLgl w:val="false"/>
+      <w:lvlJc w:val="left"/>
+      <w:lvlText w:val="·"/>
+      <w:numFmt w:val="bullet"/>
+      <w:pPr>
+        <w:pBdr/>
+        <w:spacing/>
+        <w:ind w:hanging="360" w:left="709"/>
+      </w:pPr>
+      <w:rPr>
+        <w:rFonts w:hint="default" w:ascii="Symbol" w:hAnsi="Symbol" w:eastAsia="Symbol" w:cs="Symbol"/>
+      </w:rPr>
+      <w:start w:val="1"/>
+      <w:suff w:val="tab"/>
+    </w:lvl>
+    <w:lvl w:ilvl="1">
+      <w:isLgl w:val="false"/>
+      <w:lvlJc w:val="left"/>
+      <w:lvlText w:val="o"/>
+      <w:numFmt w:val="bullet"/>
+      <w:pPr>
+        <w:pBdr/>
+        <w:spacing/>
+        <w:ind w:hanging="360" w:left="1429"/>
+      </w:pPr>
+      <w:rPr>
+        <w:rFonts w:hint="default" w:ascii="Courier New" w:hAnsi="Courier New" w:eastAsia="Courier New" w:cs="Courier New"/>
+      </w:rPr>
+      <w:start w:val="1"/>
+      <w:suff w:val="tab"/>
+    </w:lvl>
+    <w:lvl w:ilvl="2">
+      <w:isLgl w:val="false"/>
+      <w:lvlJc w:val="left"/>
+      <w:lvlText w:val="§"/>
+      <w:numFmt w:val="bullet"/>
+      <w:pPr>
+        <w:pBdr/>
+        <w:spacing/>
+        <w:ind w:hanging="360" w:left="2149"/>
+      </w:pPr>
+      <w:rPr>
+        <w:rFonts w:hint="default" w:ascii="Wingdings" w:hAnsi="Wingdings" w:eastAsia="Wingdings" w:cs="Wingdings"/>
+      </w:rPr>
+      <w:start w:val="1"/>
+      <w:suff w:val="tab"/>
+    </w:lvl>
+    <w:lvl w:ilvl="3">
+      <w:isLgl w:val="false"/>
+      <w:lvlJc w:val="left"/>
+      <w:lvlText w:val="·"/>
+      <w:numFmt w:val="bullet"/>
+      <w:pPr>
+        <w:pBdr/>
+        <w:spacing/>
+        <w:ind w:hanging="360" w:left="2869"/>
+      </w:pPr>
+      <w:rPr>
+        <w:rFonts w:hint="default" w:ascii="Symbol" w:hAnsi="Symbol" w:eastAsia="Symbol" w:cs="Symbol"/>
+      </w:rPr>
+      <w:start w:val="1"/>
+      <w:suff w:val="tab"/>
+    </w:lvl>
+    <w:lvl w:ilvl="4">
+      <w:isLgl w:val="false"/>
+      <w:lvlJc w:val="left"/>
+      <w:lvlText w:val="o"/>
+      <w:numFmt w:val="bullet"/>
+      <w:pPr>
+        <w:pBdr/>
+        <w:spacing/>
+        <w:ind w:hanging="360" w:left="3589"/>
+      </w:pPr>
+      <w:rPr>
+        <w:rFonts w:hint="default" w:ascii="Courier New" w:hAnsi="Courier New" w:eastAsia="Courier New" w:cs="Courier New"/>
+      </w:rPr>
+      <w:start w:val="1"/>
+      <w:suff w:val="tab"/>
+    </w:lvl>
+    <w:lvl w:ilvl="5">
+      <w:isLgl w:val="false"/>
+      <w:lvlJc w:val="left"/>
+      <w:lvlText w:val="§"/>
+      <w:numFmt w:val="bullet"/>
+      <w:pPr>
+        <w:pBdr/>
+        <w:spacing/>
+        <w:ind w:hanging="360" w:left="4309"/>
+      </w:pPr>
+      <w:rPr>
+        <w:rFonts w:hint="default" w:ascii="Wingdings" w:hAnsi="Wingdings" w:eastAsia="Wingdings" w:cs="Wingdings"/>
+      </w:rPr>
+      <w:start w:val="1"/>
+      <w:suff w:val="tab"/>
+    </w:lvl>
+    <w:lvl w:ilvl="6">
+      <w:isLgl w:val="false"/>
+      <w:lvlJc w:val="left"/>
+      <w:lvlText w:val="·"/>
+      <w:numFmt w:val="bullet"/>
+      <w:pPr>
+        <w:pBdr/>
+        <w:spacing/>
+        <w:ind w:hanging="360" w:left="5029"/>
+      </w:pPr>
+      <w:rPr>
+        <w:rFonts w:hint="default" w:ascii="Symbol" w:hAnsi="Symbol" w:eastAsia="Symbol" w:cs="Symbol"/>
+      </w:rPr>
+      <w:start w:val="1"/>
+      <w:suff w:val="tab"/>
+    </w:lvl>
+    <w:lvl w:ilvl="7">
+      <w:isLgl w:val="false"/>
+      <w:lvlJc w:val="left"/>
+      <w:lvlText w:val="o"/>
+      <w:numFmt w:val="bullet"/>
+      <w:pPr>
+        <w:pBdr/>
+        <w:spacing/>
+        <w:ind w:hanging="360" w:left="5749"/>
+      </w:pPr>
+      <w:rPr>
+        <w:rFonts w:hint="default" w:ascii="Courier New" w:hAnsi="Courier New" w:eastAsia="Courier New" w:cs="Courier New"/>
+      </w:rPr>
+      <w:start w:val="1"/>
+      <w:suff w:val="tab"/>
+    </w:lvl>
+    <w:lvl w:ilvl="8">
+      <w:isLgl w:val="false"/>
+      <w:lvlJc w:val="left"/>
+      <w:lvlText w:val="§"/>
+      <w:numFmt w:val="bullet"/>
+      <w:pPr>
+        <w:pBdr/>
+        <w:spacing/>
+        <w:ind w:hanging="360" w:left="6469"/>
+      </w:pPr>
+      <w:rPr>
+        <w:rFonts w:hint="default" w:ascii="Wingdings" w:hAnsi="Wingdings" w:eastAsia="Wingdings" w:cs="Wingdings"/>
+      </w:rPr>
+      <w:start w:val="1"/>
+      <w:suff w:val="tab"/>
+    </w:lvl>
+  </w:abstractNum>
+  <w:abstractNum w:abstractNumId="18">
+    <w:nsid w:val="28314EA9"/>
     <w:lvl w:ilvl="0">
       <w:isLgl w:val="false"/>
       <w:lvlJc w:val="left"/>
@@ -4443,6 +5836,18 @@
   </w:num>
   <w:num w:numId="15">
     <w:abstractNumId w:val="14"/>
+  </w:num>
+  <w:num w:numId="16">
+    <w:abstractNumId w:val="15"/>
+  </w:num>
+  <w:num w:numId="17">
+    <w:abstractNumId w:val="16"/>
+  </w:num>
+  <w:num w:numId="18">
+    <w:abstractNumId w:val="17"/>
+  </w:num>
+  <w:num w:numId="19">
+    <w:abstractNumId w:val="18"/>
   </w:num>
 </w:numbering>
 </file>
@@ -34076,8 +35481,8 @@
     <w:rPr>
       <w:rFonts w:ascii="Liberation Sans" w:hAnsi="Liberation Sans" w:eastAsia="Liberation Sans" w:cs="Liberation Sans"/>
       <w:color w:val="0f4761" w:themeColor="accent2"/>
-      <w:sz w:val="32"/>
-      <w:szCs w:val="32"/>
+      <w:sz w:val="28"/>
+      <w:szCs w:val="28"/>
     </w:rPr>
   </w:style>
   <w:style w:type="paragraph" w:styleId="141">
@@ -34097,12 +35502,12 @@
       <w:outlineLvl w:val="2"/>
     </w:pPr>
     <w:rPr>
-      <w:rFonts w:ascii="Arial" w:hAnsi="Arial" w:eastAsia="Arial" w:cs="Arial"/>
+      <w:rFonts w:ascii="Liberation Sans" w:hAnsi="Liberation Sans" w:eastAsia="Liberation Sans" w:cs="Liberation Sans"/>
       <w:b/>
       <w:bCs/>
       <w:color w:val="auto" w:themeColor="accent1"/>
-      <w:sz w:val="24"/>
-      <w:szCs w:val="24"/>
+      <w:sz w:val="22"/>
+      <w:szCs w:val="22"/>
     </w:rPr>
   </w:style>
   <w:style w:type="paragraph" w:styleId="142">
@@ -34277,9 +35682,8 @@
       <w:ind/>
     </w:pPr>
     <w:rPr>
-      <w:rFonts w:ascii="Liberation Sans" w:hAnsi="Liberation Sans" w:eastAsia="Liberation Sans" w:cs="Liberation Sans"/>
-      <w:sz w:val="32"/>
-      <w:szCs w:val="32"/>
+      <w:sz w:val="28"/>
+      <w:szCs w:val="28"/>
     </w:rPr>
   </w:style>
   <w:style w:type="character" w:styleId="152">
@@ -34292,7 +35696,9 @@
       <w:ind/>
     </w:pPr>
     <w:rPr>
-      <w:color w:val="5b9bd5" w:themeColor="accent1"/>
+      <w:rFonts w:ascii="Liberation Sans" w:hAnsi="Liberation Sans" w:eastAsia="Liberation Sans" w:cs="Liberation Sans"/>
+      <w:sz w:val="22"/>
+      <w:szCs w:val="22"/>
     </w:rPr>
   </w:style>
   <w:style w:type="character" w:styleId="153">
@@ -35011,6 +36417,8 @@
     </w:pPr>
     <w:rPr>
       <w:rFonts w:ascii="Liberation Sans" w:hAnsi="Liberation Sans" w:eastAsia="Liberation Sans" w:cs="Liberation Sans"/>
+      <w:sz w:val="22"/>
+      <w:szCs w:val="22"/>
     </w:rPr>
   </w:style>
   <w:style w:type="table" w:styleId="665" w:default="1">
@@ -35235,8 +36643,8 @@
     <w:qFormat/>
     <w:pPr>
       <w:numPr>
-        <w:ilvl w:val="0"/>
-        <w:numId w:val="13"/>
+        <w:ilvl w:val="1"/>
+        <w:numId w:val="5"/>
       </w:numPr>
       <w:pBdr/>
       <w:shd w:val="nil" w:color="000000"/>
@@ -35246,6 +36654,8 @@
     </w:pPr>
     <w:rPr>
       <w:rFonts w:ascii="Liberation Sans" w:hAnsi="Liberation Sans" w:eastAsia="Liberation Sans" w:cs="Liberation Sans"/>
+      <w:sz w:val="24"/>
+      <w:szCs w:val="24"/>
     </w:rPr>
   </w:style>
 </w:styles>

--- a/Data Analyst/Statistique.docx
+++ b/Data Analyst/Statistique.docx
@@ -4,7 +4,7 @@
   <w:body>
     <w:p>
       <w:pPr>
-        <w:pStyle w:val="141"/>
+        <w:pStyle w:val="867"/>
         <w:pBdr/>
         <w:spacing/>
         <w:ind/>
@@ -40,16 +40,24 @@
           <w:szCs w:val="22"/>
         </w:rPr>
       </w:r>
+      <w:r>
+        <w:rPr>
+          <w:rFonts w:ascii="Liberation Sans" w:hAnsi="Liberation Sans" w:cs="Liberation Sans"/>
+          <w:sz w:val="22"/>
+          <w:szCs w:val="22"/>
+          <w14:ligatures w14:val="none"/>
+        </w:rPr>
+      </w:r>
     </w:p>
     <w:p>
       <w:pPr>
-        <w:pStyle w:val="668"/>
+        <w:pStyle w:val="928"/>
         <w:numPr>
           <w:ilvl w:val="0"/>
           <w:numId w:val="15"/>
         </w:numPr>
         <w:pBdr/>
-        <w:shd w:val="nil"/>
+        <w:shd w:val="nil" w:color="auto"/>
         <w:spacing/>
         <w:ind/>
         <w:rPr>
@@ -75,16 +83,24 @@
           <w:szCs w:val="22"/>
         </w:rPr>
       </w:r>
+      <w:r>
+        <w:rPr>
+          <w:rFonts w:ascii="Liberation Sans" w:hAnsi="Liberation Sans" w:cs="Liberation Sans"/>
+          <w:sz w:val="22"/>
+          <w:szCs w:val="22"/>
+          <w14:ligatures w14:val="none"/>
+        </w:rPr>
+      </w:r>
     </w:p>
     <w:p>
       <w:pPr>
-        <w:pStyle w:val="668"/>
+        <w:pStyle w:val="928"/>
         <w:numPr>
           <w:ilvl w:val="0"/>
           <w:numId w:val="15"/>
         </w:numPr>
         <w:pBdr/>
-        <w:shd w:val="nil"/>
+        <w:shd w:val="nil" w:color="auto"/>
         <w:spacing/>
         <w:ind/>
         <w:rPr>
@@ -110,10 +126,18 @@
           <w:szCs w:val="22"/>
         </w:rPr>
       </w:r>
+      <w:r>
+        <w:rPr>
+          <w:rFonts w:ascii="Liberation Sans" w:hAnsi="Liberation Sans" w:cs="Liberation Sans"/>
+          <w:sz w:val="22"/>
+          <w:szCs w:val="22"/>
+          <w14:ligatures w14:val="none"/>
+        </w:rPr>
+      </w:r>
     </w:p>
     <w:p>
       <w:pPr>
-        <w:pStyle w:val="141"/>
+        <w:pStyle w:val="867"/>
         <w:pBdr/>
         <w:spacing/>
         <w:ind/>
@@ -140,12 +164,20 @@
           <w:szCs w:val="22"/>
         </w:rPr>
       </w:r>
+      <w:r>
+        <w:rPr>
+          <w:rFonts w:ascii="Liberation Sans" w:hAnsi="Liberation Sans" w:cs="Liberation Sans"/>
+          <w:sz w:val="22"/>
+          <w:szCs w:val="22"/>
+          <w14:ligatures w14:val="none"/>
+        </w:rPr>
+      </w:r>
     </w:p>
     <w:p>
       <w:pPr>
-        <w:pStyle w:val="668"/>
-        <w:pBdr/>
-        <w:shd w:val="nil"/>
+        <w:pStyle w:val="928"/>
+        <w:pBdr/>
+        <w:shd w:val="nil" w:color="auto"/>
         <w:spacing/>
         <w:ind/>
         <w:rPr>
@@ -188,12 +220,20 @@
           <w:szCs w:val="22"/>
         </w:rPr>
       </w:r>
+      <w:r>
+        <w:rPr>
+          <w:rFonts w:ascii="Liberation Sans" w:hAnsi="Liberation Sans" w:cs="Liberation Sans"/>
+          <w:sz w:val="22"/>
+          <w:szCs w:val="22"/>
+          <w14:ligatures w14:val="none"/>
+        </w:rPr>
+      </w:r>
     </w:p>
     <w:p>
       <w:pPr>
-        <w:pStyle w:val="668"/>
-        <w:pBdr/>
-        <w:shd w:val="nil"/>
+        <w:pStyle w:val="928"/>
+        <w:pBdr/>
+        <w:shd w:val="nil" w:color="auto"/>
         <w:spacing/>
         <w:ind/>
         <w:rPr>
@@ -218,20 +258,21 @@
           <w:rFonts w:ascii="Liberation Sans" w:hAnsi="Liberation Sans" w:eastAsia="Liberation Sans" w:cs="Liberation Sans"/>
           <w:sz w:val="22"/>
           <w:szCs w:val="22"/>
-          <w:highlight w:val="none"/>
         </w:rPr>
       </w:r>
       <w:r>
         <w:rPr>
-          <w:rFonts w:ascii="Liberation Sans" w:hAnsi="Liberation Sans" w:eastAsia="Liberation Sans" w:cs="Liberation Sans"/>
+          <w:rFonts w:ascii="Liberation Sans" w:hAnsi="Liberation Sans" w:cs="Liberation Sans"/>
           <w:sz w:val="22"/>
           <w:szCs w:val="22"/>
+          <w:highlight w:val="none"/>
+          <w14:ligatures w14:val="none"/>
         </w:rPr>
       </w:r>
     </w:p>
     <w:p>
       <w:pPr>
-        <w:pStyle w:val="140"/>
+        <w:pStyle w:val="866"/>
         <w:pBdr/>
         <w:spacing/>
         <w:ind/>
@@ -245,11 +286,15 @@
         </w:rPr>
         <w:t xml:space="preserve">Types de données</w:t>
       </w:r>
-      <w:r/>
+      <w:r>
+        <w:rPr>
+          <w14:ligatures w14:val="none"/>
+        </w:rPr>
+      </w:r>
     </w:p>
     <w:p>
       <w:pPr>
-        <w:pStyle w:val="141"/>
+        <w:pStyle w:val="867"/>
         <w:pBdr/>
         <w:spacing/>
         <w:ind/>
@@ -271,6 +316,13 @@
       <w:r>
         <w:rPr>
           <w:rFonts w:ascii="Liberation Sans" w:hAnsi="Liberation Sans" w:eastAsia="Liberation Sans" w:cs="Liberation Sans"/>
+          <w:sz w:val="22"/>
+          <w:szCs w:val="22"/>
+        </w:rPr>
+      </w:r>
+      <w:r>
+        <w:rPr>
+          <w:rFonts w:ascii="Liberation Sans" w:hAnsi="Liberation Sans" w:cs="Liberation Sans"/>
           <w:sz w:val="22"/>
           <w:szCs w:val="22"/>
         </w:rPr>
@@ -321,10 +373,17 @@
           <w:szCs w:val="22"/>
         </w:rPr>
       </w:r>
+      <w:r>
+        <w:rPr>
+          <w:rFonts w:ascii="Liberation Sans" w:hAnsi="Liberation Sans" w:cs="Liberation Sans"/>
+          <w:sz w:val="22"/>
+          <w:szCs w:val="22"/>
+        </w:rPr>
+      </w:r>
     </w:p>
     <w:p>
       <w:pPr>
-        <w:pStyle w:val="668"/>
+        <w:pStyle w:val="928"/>
         <w:pBdr/>
         <w:shd w:val="nil" w:color="000000"/>
         <w:spacing/>
@@ -351,10 +410,17 @@
           <w:szCs w:val="22"/>
         </w:rPr>
       </w:r>
+      <w:r>
+        <w:rPr>
+          <w:rFonts w:ascii="Liberation Sans" w:hAnsi="Liberation Sans" w:cs="Liberation Sans"/>
+          <w:sz w:val="22"/>
+          <w:szCs w:val="22"/>
+        </w:rPr>
+      </w:r>
     </w:p>
     <w:p>
       <w:pPr>
-        <w:pStyle w:val="668"/>
+        <w:pStyle w:val="928"/>
         <w:pBdr/>
         <w:shd w:val="nil" w:color="000000"/>
         <w:spacing/>
@@ -398,10 +464,17 @@
           <w:szCs w:val="22"/>
         </w:rPr>
       </w:r>
+      <w:r>
+        <w:rPr>
+          <w:rFonts w:ascii="Liberation Sans" w:hAnsi="Liberation Sans" w:cs="Liberation Sans"/>
+          <w:sz w:val="22"/>
+          <w:szCs w:val="22"/>
+        </w:rPr>
+      </w:r>
     </w:p>
     <w:p>
       <w:pPr>
-        <w:pStyle w:val="141"/>
+        <w:pStyle w:val="867"/>
         <w:pBdr/>
         <w:spacing/>
         <w:ind/>
@@ -415,11 +488,15 @@
         </w:rPr>
         <w:t xml:space="preserve">Variables quantitatives</w:t>
       </w:r>
-      <w:r/>
+      <w:r>
+        <w:rPr>
+          <w14:ligatures w14:val="none"/>
+        </w:rPr>
+      </w:r>
     </w:p>
     <w:p>
       <w:pPr>
-        <w:pStyle w:val="668"/>
+        <w:pStyle w:val="928"/>
         <w:numPr>
           <w:ilvl w:val="0"/>
           <w:numId w:val="12"/>
@@ -450,10 +527,17 @@
           <w:szCs w:val="22"/>
         </w:rPr>
       </w:r>
+      <w:r>
+        <w:rPr>
+          <w:rFonts w:ascii="Liberation Sans" w:hAnsi="Liberation Sans" w:cs="Liberation Sans"/>
+          <w:sz w:val="22"/>
+          <w:szCs w:val="22"/>
+        </w:rPr>
+      </w:r>
     </w:p>
     <w:p>
       <w:pPr>
-        <w:pStyle w:val="668"/>
+        <w:pStyle w:val="928"/>
         <w:numPr>
           <w:ilvl w:val="0"/>
           <w:numId w:val="12"/>
@@ -495,10 +579,18 @@
           <w:highlight w:val="none"/>
         </w:rPr>
       </w:r>
+      <w:r>
+        <w:rPr>
+          <w:rFonts w:ascii="Liberation Sans" w:hAnsi="Liberation Sans" w:cs="Liberation Sans"/>
+          <w:sz w:val="22"/>
+          <w:szCs w:val="22"/>
+          <w14:ligatures w14:val="none"/>
+        </w:rPr>
+      </w:r>
     </w:p>
     <w:p>
       <w:pPr>
-        <w:pStyle w:val="140"/>
+        <w:pStyle w:val="866"/>
         <w:pBdr/>
         <w:spacing/>
         <w:ind/>
@@ -532,12 +624,13 @@
       <w:r>
         <w:rPr>
           <w:highlight w:val="none"/>
+          <w14:ligatures w14:val="none"/>
         </w:rPr>
       </w:r>
     </w:p>
     <w:p>
       <w:pPr>
-        <w:pStyle w:val="141"/>
+        <w:pStyle w:val="867"/>
         <w:pBdr/>
         <w:spacing/>
         <w:ind/>
@@ -564,10 +657,19 @@
           <w:szCs w:val="22"/>
         </w:rPr>
       </w:r>
+      <w:r>
+        <w:rPr>
+          <w:rFonts w:ascii="Liberation Sans" w:hAnsi="Liberation Sans" w:cs="Liberation Sans"/>
+          <w:sz w:val="22"/>
+          <w:szCs w:val="22"/>
+          <w:highlight w:val="none"/>
+          <w14:ligatures w14:val="none"/>
+        </w:rPr>
+      </w:r>
     </w:p>
     <w:p>
       <w:pPr>
-        <w:pStyle w:val="668"/>
+        <w:pStyle w:val="928"/>
         <w:numPr>
           <w:ilvl w:val="0"/>
           <w:numId w:val="5"/>
@@ -603,16 +705,23 @@
           <w:szCs w:val="22"/>
         </w:rPr>
       </w:r>
+      <w:r>
+        <w:rPr>
+          <w:rFonts w:ascii="Liberation Sans" w:hAnsi="Liberation Sans" w:cs="Liberation Sans"/>
+          <w:sz w:val="22"/>
+          <w:szCs w:val="22"/>
+        </w:rPr>
+      </w:r>
     </w:p>
     <w:p>
       <w:pPr>
-        <w:pStyle w:val="668"/>
+        <w:pStyle w:val="928"/>
         <w:numPr>
           <w:ilvl w:val="1"/>
           <w:numId w:val="5"/>
         </w:numPr>
         <w:pBdr/>
-        <w:shd w:val="nil"/>
+        <w:shd w:val="nil" w:color="auto"/>
         <w:spacing/>
         <w:ind/>
         <w:rPr>
@@ -634,16 +743,23 @@
           <w:szCs w:val="22"/>
         </w:rPr>
       </w:r>
+      <w:r>
+        <w:rPr>
+          <w:sz w:val="22"/>
+          <w:szCs w:val="22"/>
+          <w14:ligatures w14:val="none"/>
+        </w:rPr>
+      </w:r>
     </w:p>
     <w:p>
       <w:pPr>
-        <w:pStyle w:val="668"/>
+        <w:pStyle w:val="928"/>
         <w:numPr>
           <w:ilvl w:val="1"/>
           <w:numId w:val="5"/>
         </w:numPr>
         <w:pBdr/>
-        <w:shd w:val="nil"/>
+        <w:shd w:val="nil" w:color="auto"/>
         <w:spacing/>
         <w:ind/>
         <w:rPr>
@@ -665,16 +781,23 @@
           <w:szCs w:val="22"/>
         </w:rPr>
       </w:r>
+      <w:r>
+        <w:rPr>
+          <w:sz w:val="22"/>
+          <w:szCs w:val="22"/>
+          <w14:ligatures w14:val="none"/>
+        </w:rPr>
+      </w:r>
     </w:p>
     <w:p>
       <w:pPr>
-        <w:pStyle w:val="668"/>
+        <w:pStyle w:val="928"/>
         <w:numPr>
           <w:ilvl w:val="1"/>
           <w:numId w:val="5"/>
         </w:numPr>
         <w:pBdr/>
-        <w:shd w:val="nil"/>
+        <w:shd w:val="nil" w:color="auto"/>
         <w:spacing/>
         <w:ind/>
         <w:rPr>
@@ -703,10 +826,17 @@
           <w:szCs w:val="22"/>
         </w:rPr>
       </w:r>
+      <w:r>
+        <w:rPr>
+          <w:sz w:val="22"/>
+          <w:szCs w:val="22"/>
+          <w14:ligatures w14:val="none"/>
+        </w:rPr>
+      </w:r>
     </w:p>
     <w:p>
       <w:pPr>
-        <w:pStyle w:val="668"/>
+        <w:pStyle w:val="928"/>
         <w:numPr>
           <w:ilvl w:val="0"/>
           <w:numId w:val="5"/>
@@ -742,10 +872,17 @@
           <w:szCs w:val="22"/>
         </w:rPr>
       </w:r>
+      <w:r>
+        <w:rPr>
+          <w:rFonts w:ascii="Liberation Sans" w:hAnsi="Liberation Sans" w:cs="Liberation Sans"/>
+          <w:sz w:val="22"/>
+          <w:szCs w:val="22"/>
+        </w:rPr>
+      </w:r>
     </w:p>
     <w:p>
       <w:pPr>
-        <w:pStyle w:val="668"/>
+        <w:pStyle w:val="928"/>
         <w:numPr>
           <w:ilvl w:val="1"/>
           <w:numId w:val="7"/>
@@ -780,10 +917,17 @@
           <w:szCs w:val="22"/>
         </w:rPr>
       </w:r>
+      <w:r>
+        <w:rPr>
+          <w:rFonts w:ascii="Liberation Sans" w:hAnsi="Liberation Sans" w:cs="Liberation Sans"/>
+          <w:sz w:val="22"/>
+          <w:szCs w:val="22"/>
+        </w:rPr>
+      </w:r>
     </w:p>
     <w:p>
       <w:pPr>
-        <w:pStyle w:val="668"/>
+        <w:pStyle w:val="928"/>
         <w:numPr>
           <w:ilvl w:val="1"/>
           <w:numId w:val="7"/>
@@ -818,10 +962,17 @@
           <w:szCs w:val="22"/>
         </w:rPr>
       </w:r>
+      <w:r>
+        <w:rPr>
+          <w:rFonts w:ascii="Liberation Sans" w:hAnsi="Liberation Sans" w:cs="Liberation Sans"/>
+          <w:sz w:val="22"/>
+          <w:szCs w:val="22"/>
+        </w:rPr>
+      </w:r>
     </w:p>
     <w:p>
       <w:pPr>
-        <w:pStyle w:val="141"/>
+        <w:pStyle w:val="867"/>
         <w:pBdr/>
         <w:spacing/>
         <w:ind/>
@@ -847,10 +998,18 @@
           <w:szCs w:val="22"/>
         </w:rPr>
       </w:r>
+      <w:r>
+        <w:rPr>
+          <w:rFonts w:ascii="Liberation Sans" w:hAnsi="Liberation Sans" w:cs="Liberation Sans"/>
+          <w:sz w:val="22"/>
+          <w:szCs w:val="22"/>
+          <w14:ligatures w14:val="none"/>
+        </w:rPr>
+      </w:r>
     </w:p>
     <w:p>
       <w:pPr>
-        <w:pStyle w:val="668"/>
+        <w:pStyle w:val="928"/>
         <w:numPr>
           <w:ilvl w:val="0"/>
           <w:numId w:val="8"/>
@@ -886,10 +1045,17 @@
           <w:szCs w:val="22"/>
         </w:rPr>
       </w:r>
+      <w:r>
+        <w:rPr>
+          <w:rFonts w:ascii="Liberation Sans" w:hAnsi="Liberation Sans" w:cs="Liberation Sans"/>
+          <w:sz w:val="22"/>
+          <w:szCs w:val="22"/>
+        </w:rPr>
+      </w:r>
     </w:p>
     <w:p>
       <w:pPr>
-        <w:pStyle w:val="668"/>
+        <w:pStyle w:val="928"/>
         <w:numPr>
           <w:ilvl w:val="1"/>
           <w:numId w:val="9"/>
@@ -924,10 +1090,17 @@
           <w:szCs w:val="22"/>
         </w:rPr>
       </w:r>
+      <w:r>
+        <w:rPr>
+          <w:rFonts w:ascii="Liberation Sans" w:hAnsi="Liberation Sans" w:cs="Liberation Sans"/>
+          <w:sz w:val="22"/>
+          <w:szCs w:val="22"/>
+        </w:rPr>
+      </w:r>
     </w:p>
     <w:p>
       <w:pPr>
-        <w:pStyle w:val="668"/>
+        <w:pStyle w:val="928"/>
         <w:numPr>
           <w:ilvl w:val="1"/>
           <w:numId w:val="9"/>
@@ -962,10 +1135,17 @@
           <w:szCs w:val="22"/>
         </w:rPr>
       </w:r>
+      <w:r>
+        <w:rPr>
+          <w:rFonts w:ascii="Liberation Sans" w:hAnsi="Liberation Sans" w:cs="Liberation Sans"/>
+          <w:sz w:val="22"/>
+          <w:szCs w:val="22"/>
+        </w:rPr>
+      </w:r>
     </w:p>
     <w:p>
       <w:pPr>
-        <w:pStyle w:val="668"/>
+        <w:pStyle w:val="928"/>
         <w:numPr>
           <w:ilvl w:val="0"/>
           <w:numId w:val="8"/>
@@ -1001,10 +1181,17 @@
           <w:szCs w:val="22"/>
         </w:rPr>
       </w:r>
+      <w:r>
+        <w:rPr>
+          <w:rFonts w:ascii="Liberation Sans" w:hAnsi="Liberation Sans" w:cs="Liberation Sans"/>
+          <w:sz w:val="22"/>
+          <w:szCs w:val="22"/>
+        </w:rPr>
+      </w:r>
     </w:p>
     <w:p>
       <w:pPr>
-        <w:pStyle w:val="668"/>
+        <w:pStyle w:val="928"/>
         <w:numPr>
           <w:ilvl w:val="1"/>
           <w:numId w:val="10"/>
@@ -1039,10 +1226,17 @@
           <w:szCs w:val="22"/>
         </w:rPr>
       </w:r>
+      <w:r>
+        <w:rPr>
+          <w:rFonts w:ascii="Liberation Sans" w:hAnsi="Liberation Sans" w:cs="Liberation Sans"/>
+          <w:sz w:val="22"/>
+          <w:szCs w:val="22"/>
+        </w:rPr>
+      </w:r>
     </w:p>
     <w:p>
       <w:pPr>
-        <w:pStyle w:val="668"/>
+        <w:pStyle w:val="928"/>
         <w:numPr>
           <w:ilvl w:val="1"/>
           <w:numId w:val="10"/>
@@ -1077,10 +1271,17 @@
           <w:szCs w:val="22"/>
         </w:rPr>
       </w:r>
+      <w:r>
+        <w:rPr>
+          <w:rFonts w:ascii="Liberation Sans" w:hAnsi="Liberation Sans" w:cs="Liberation Sans"/>
+          <w:sz w:val="22"/>
+          <w:szCs w:val="22"/>
+        </w:rPr>
+      </w:r>
     </w:p>
     <w:p>
       <w:pPr>
-        <w:pStyle w:val="668"/>
+        <w:pStyle w:val="928"/>
         <w:numPr>
           <w:ilvl w:val="1"/>
           <w:numId w:val="10"/>
@@ -1115,10 +1316,17 @@
           <w:szCs w:val="22"/>
         </w:rPr>
       </w:r>
+      <w:r>
+        <w:rPr>
+          <w:rFonts w:ascii="Liberation Sans" w:hAnsi="Liberation Sans" w:cs="Liberation Sans"/>
+          <w:sz w:val="22"/>
+          <w:szCs w:val="22"/>
+        </w:rPr>
+      </w:r>
     </w:p>
     <w:p>
       <w:pPr>
-        <w:pStyle w:val="668"/>
+        <w:pStyle w:val="928"/>
         <w:numPr>
           <w:ilvl w:val="2"/>
           <w:numId w:val="11"/>
@@ -1223,14 +1431,13 @@
       <w:r>
         <w:rPr>
           <w:rFonts w:ascii="Liberation Sans" w:hAnsi="Liberation Sans" w:eastAsia="Liberation Sans" w:cs="Liberation Sans"/>
-          <w:color w:val="000000"/>
           <w:sz w:val="22"/>
           <w:szCs w:val="22"/>
         </w:rPr>
       </w:r>
       <w:r>
         <w:rPr>
-          <w:rFonts w:ascii="Liberation Sans" w:hAnsi="Liberation Sans" w:eastAsia="Liberation Sans" w:cs="Liberation Sans"/>
+          <w:rFonts w:ascii="Liberation Sans" w:hAnsi="Liberation Sans" w:cs="Liberation Sans"/>
           <w:sz w:val="22"/>
           <w:szCs w:val="22"/>
         </w:rPr>
@@ -1238,7 +1445,7 @@
     </w:p>
     <w:p>
       <w:pPr>
-        <w:pStyle w:val="668"/>
+        <w:pStyle w:val="928"/>
         <w:numPr>
           <w:ilvl w:val="2"/>
           <w:numId w:val="11"/>
@@ -1273,10 +1480,17 @@
           <w:szCs w:val="22"/>
         </w:rPr>
       </w:r>
+      <w:r>
+        <w:rPr>
+          <w:rFonts w:ascii="Liberation Sans" w:hAnsi="Liberation Sans" w:cs="Liberation Sans"/>
+          <w:sz w:val="22"/>
+          <w:szCs w:val="22"/>
+        </w:rPr>
+      </w:r>
     </w:p>
     <w:p>
       <w:pPr>
-        <w:pStyle w:val="668"/>
+        <w:pStyle w:val="928"/>
         <w:numPr>
           <w:ilvl w:val="2"/>
           <w:numId w:val="11"/>
@@ -1311,10 +1525,17 @@
           <w:szCs w:val="22"/>
         </w:rPr>
       </w:r>
+      <w:r>
+        <w:rPr>
+          <w:rFonts w:ascii="Liberation Sans" w:hAnsi="Liberation Sans" w:cs="Liberation Sans"/>
+          <w:sz w:val="22"/>
+          <w:szCs w:val="22"/>
+        </w:rPr>
+      </w:r>
     </w:p>
     <w:p>
       <w:pPr>
-        <w:pStyle w:val="668"/>
+        <w:pStyle w:val="928"/>
         <w:numPr>
           <w:ilvl w:val="2"/>
           <w:numId w:val="11"/>
@@ -1349,10 +1570,17 @@
           <w:szCs w:val="22"/>
         </w:rPr>
       </w:r>
+      <w:r>
+        <w:rPr>
+          <w:rFonts w:ascii="Liberation Sans" w:hAnsi="Liberation Sans" w:cs="Liberation Sans"/>
+          <w:sz w:val="22"/>
+          <w:szCs w:val="22"/>
+        </w:rPr>
+      </w:r>
     </w:p>
     <w:p>
       <w:pPr>
-        <w:pStyle w:val="668"/>
+        <w:pStyle w:val="928"/>
         <w:numPr>
           <w:ilvl w:val="2"/>
           <w:numId w:val="11"/>
@@ -1387,10 +1615,17 @@
           <w:szCs w:val="22"/>
         </w:rPr>
       </w:r>
+      <w:r>
+        <w:rPr>
+          <w:rFonts w:ascii="Liberation Sans" w:hAnsi="Liberation Sans" w:cs="Liberation Sans"/>
+          <w:sz w:val="22"/>
+          <w:szCs w:val="22"/>
+        </w:rPr>
+      </w:r>
     </w:p>
     <w:p>
       <w:pPr>
-        <w:pStyle w:val="668"/>
+        <w:pStyle w:val="928"/>
         <w:numPr>
           <w:ilvl w:val="2"/>
           <w:numId w:val="11"/>
@@ -1425,10 +1660,17 @@
           <w:szCs w:val="22"/>
         </w:rPr>
       </w:r>
+      <w:r>
+        <w:rPr>
+          <w:rFonts w:ascii="Liberation Sans" w:hAnsi="Liberation Sans" w:cs="Liberation Sans"/>
+          <w:sz w:val="22"/>
+          <w:szCs w:val="22"/>
+        </w:rPr>
+      </w:r>
     </w:p>
     <w:p>
       <w:pPr>
-        <w:pStyle w:val="668"/>
+        <w:pStyle w:val="928"/>
         <w:numPr>
           <w:ilvl w:val="1"/>
           <w:numId w:val="10"/>
@@ -1463,10 +1705,17 @@
           <w:szCs w:val="22"/>
         </w:rPr>
       </w:r>
+      <w:r>
+        <w:rPr>
+          <w:rFonts w:ascii="Liberation Sans" w:hAnsi="Liberation Sans" w:cs="Liberation Sans"/>
+          <w:sz w:val="22"/>
+          <w:szCs w:val="22"/>
+        </w:rPr>
+      </w:r>
     </w:p>
     <w:p>
       <w:pPr>
-        <w:pStyle w:val="668"/>
+        <w:pStyle w:val="928"/>
         <w:numPr>
           <w:ilvl w:val="1"/>
           <w:numId w:val="10"/>
@@ -1497,16 +1746,13 @@
       <w:r>
         <w:rPr>
           <w:rFonts w:ascii="Liberation Sans" w:hAnsi="Liberation Sans" w:eastAsia="Liberation Sans" w:cs="Liberation Sans"/>
-          <w:b/>
-          <w:color w:val="000000"/>
           <w:sz w:val="22"/>
           <w:szCs w:val="22"/>
-          <w:highlight w:val="none"/>
         </w:rPr>
       </w:r>
       <w:r>
         <w:rPr>
-          <w:rFonts w:ascii="Liberation Sans" w:hAnsi="Liberation Sans" w:eastAsia="Liberation Sans" w:cs="Liberation Sans"/>
+          <w:rFonts w:ascii="Liberation Sans" w:hAnsi="Liberation Sans" w:cs="Liberation Sans"/>
           <w:sz w:val="22"/>
           <w:szCs w:val="22"/>
         </w:rPr>
@@ -1514,7 +1760,7 @@
     </w:p>
     <w:p>
       <w:pPr>
-        <w:pStyle w:val="141"/>
+        <w:pStyle w:val="867"/>
         <w:pBdr/>
         <w:spacing/>
         <w:ind/>
@@ -1541,10 +1787,19 @@
           <w:szCs w:val="22"/>
         </w:rPr>
       </w:r>
+      <w:r>
+        <w:rPr>
+          <w:rFonts w:ascii="Liberation Sans" w:hAnsi="Liberation Sans" w:cs="Liberation Sans"/>
+          <w:sz w:val="22"/>
+          <w:szCs w:val="22"/>
+          <w:highlight w:val="none"/>
+          <w14:ligatures w14:val="none"/>
+        </w:rPr>
+      </w:r>
     </w:p>
     <w:p>
       <w:pPr>
-        <w:pStyle w:val="668"/>
+        <w:pStyle w:val="928"/>
         <w:numPr>
           <w:ilvl w:val="0"/>
           <w:numId w:val="1"/>
@@ -1580,10 +1835,17 @@
           <w:szCs w:val="22"/>
         </w:rPr>
       </w:r>
+      <w:r>
+        <w:rPr>
+          <w:rFonts w:ascii="Liberation Sans" w:hAnsi="Liberation Sans" w:cs="Liberation Sans"/>
+          <w:sz w:val="22"/>
+          <w:szCs w:val="22"/>
+        </w:rPr>
+      </w:r>
     </w:p>
     <w:p>
       <w:pPr>
-        <w:pStyle w:val="668"/>
+        <w:pStyle w:val="928"/>
         <w:numPr>
           <w:ilvl w:val="1"/>
           <w:numId w:val="2"/>
@@ -1618,10 +1880,17 @@
           <w:szCs w:val="22"/>
         </w:rPr>
       </w:r>
+      <w:r>
+        <w:rPr>
+          <w:rFonts w:ascii="Liberation Sans" w:hAnsi="Liberation Sans" w:cs="Liberation Sans"/>
+          <w:sz w:val="22"/>
+          <w:szCs w:val="22"/>
+        </w:rPr>
+      </w:r>
     </w:p>
     <w:p>
       <w:pPr>
-        <w:pStyle w:val="668"/>
+        <w:pStyle w:val="928"/>
         <w:numPr>
           <w:ilvl w:val="1"/>
           <w:numId w:val="2"/>
@@ -1656,10 +1925,17 @@
           <w:szCs w:val="22"/>
         </w:rPr>
       </w:r>
+      <w:r>
+        <w:rPr>
+          <w:rFonts w:ascii="Liberation Sans" w:hAnsi="Liberation Sans" w:cs="Liberation Sans"/>
+          <w:sz w:val="22"/>
+          <w:szCs w:val="22"/>
+        </w:rPr>
+      </w:r>
     </w:p>
     <w:p>
       <w:pPr>
-        <w:pStyle w:val="668"/>
+        <w:pStyle w:val="928"/>
         <w:numPr>
           <w:ilvl w:val="0"/>
           <w:numId w:val="1"/>
@@ -1695,10 +1971,17 @@
           <w:szCs w:val="22"/>
         </w:rPr>
       </w:r>
+      <w:r>
+        <w:rPr>
+          <w:rFonts w:ascii="Liberation Sans" w:hAnsi="Liberation Sans" w:cs="Liberation Sans"/>
+          <w:sz w:val="22"/>
+          <w:szCs w:val="22"/>
+        </w:rPr>
+      </w:r>
     </w:p>
     <w:p>
       <w:pPr>
-        <w:pStyle w:val="668"/>
+        <w:pStyle w:val="928"/>
         <w:numPr>
           <w:ilvl w:val="1"/>
           <w:numId w:val="3"/>
@@ -1733,10 +2016,17 @@
           <w:szCs w:val="22"/>
         </w:rPr>
       </w:r>
+      <w:r>
+        <w:rPr>
+          <w:rFonts w:ascii="Liberation Sans" w:hAnsi="Liberation Sans" w:cs="Liberation Sans"/>
+          <w:sz w:val="22"/>
+          <w:szCs w:val="22"/>
+        </w:rPr>
+      </w:r>
     </w:p>
     <w:p>
       <w:pPr>
-        <w:pStyle w:val="668"/>
+        <w:pStyle w:val="928"/>
         <w:numPr>
           <w:ilvl w:val="1"/>
           <w:numId w:val="3"/>
@@ -1841,9 +2131,54 @@
       <w:r>
         <w:rPr>
           <w:rFonts w:ascii="Liberation Sans" w:hAnsi="Liberation Sans" w:eastAsia="Liberation Sans" w:cs="Liberation Sans"/>
-          <w:color w:val="000000"/>
           <w:sz w:val="22"/>
           <w:szCs w:val="22"/>
+        </w:rPr>
+      </w:r>
+      <w:r>
+        <w:rPr>
+          <w:rFonts w:ascii="Liberation Sans" w:hAnsi="Liberation Sans" w:cs="Liberation Sans"/>
+          <w:sz w:val="22"/>
+          <w:szCs w:val="22"/>
+        </w:rPr>
+      </w:r>
+    </w:p>
+    <w:p>
+      <w:pPr>
+        <w:pStyle w:val="928"/>
+        <w:numPr>
+          <w:ilvl w:val="2"/>
+          <w:numId w:val="3"/>
+        </w:numPr>
+        <w:pBdr>
+          <w:top w:val="none" w:color="000000" w:sz="4" w:space="0"/>
+          <w:left w:val="none" w:color="000000" w:sz="4" w:space="0"/>
+          <w:bottom w:val="none" w:color="000000" w:sz="4" w:space="0"/>
+          <w:right w:val="none" w:color="000000" w:sz="4" w:space="0"/>
+        </w:pBdr>
+        <w:spacing/>
+        <w:ind w:right="0"/>
+        <w:rPr>
+          <w:rFonts w:ascii="Liberation Sans" w:hAnsi="Liberation Sans" w:cs="Liberation Sans"/>
+          <w:sz w:val="22"/>
+          <w:szCs w:val="22"/>
+        </w:rPr>
+      </w:pPr>
+      <w:r>
+        <w:rPr>
+          <w:rFonts w:ascii="Liberation Sans" w:hAnsi="Liberation Sans" w:eastAsia="Liberation Sans" w:cs="Liberation Sans"/>
+          <w:sz w:val="22"/>
+          <w:szCs w:val="22"/>
+          <w:highlight w:val="none"/>
+        </w:rPr>
+        <w:t xml:space="preserve">µ = moyenne</w:t>
+      </w:r>
+      <w:r>
+        <w:rPr>
+          <w:rFonts w:ascii="Liberation Sans" w:hAnsi="Liberation Sans" w:eastAsia="Liberation Sans" w:cs="Liberation Sans"/>
+          <w:sz w:val="22"/>
+          <w:szCs w:val="22"/>
+          <w:highlight w:val="none"/>
         </w:rPr>
       </w:r>
       <w:r>
@@ -1851,12 +2186,68 @@
           <w:rFonts w:ascii="Liberation Sans" w:hAnsi="Liberation Sans" w:eastAsia="Liberation Sans" w:cs="Liberation Sans"/>
           <w:sz w:val="22"/>
           <w:szCs w:val="22"/>
+          <w:highlight w:val="none"/>
+        </w:rPr>
+      </w:r>
+      <w:r>
+        <w:rPr>
+          <w:rFonts w:ascii="Liberation Sans" w:hAnsi="Liberation Sans" w:cs="Liberation Sans"/>
+          <w:sz w:val="22"/>
+          <w:szCs w:val="22"/>
         </w:rPr>
       </w:r>
     </w:p>
     <w:p>
       <w:pPr>
-        <w:pStyle w:val="668"/>
+        <w:pStyle w:val="928"/>
+        <w:numPr>
+          <w:ilvl w:val="2"/>
+          <w:numId w:val="3"/>
+        </w:numPr>
+        <w:pBdr>
+          <w:top w:val="none" w:color="000000" w:sz="4" w:space="0"/>
+          <w:left w:val="none" w:color="000000" w:sz="4" w:space="0"/>
+          <w:bottom w:val="none" w:color="000000" w:sz="4" w:space="0"/>
+          <w:right w:val="none" w:color="000000" w:sz="4" w:space="0"/>
+        </w:pBdr>
+        <w:spacing/>
+        <w:ind w:right="0"/>
+        <w:rPr>
+          <w:rFonts w:ascii="Liberation Sans" w:hAnsi="Liberation Sans" w:cs="Liberation Sans"/>
+          <w:sz w:val="22"/>
+          <w:szCs w:val="22"/>
+        </w:rPr>
+      </w:pPr>
+      <w:r>
+        <w:rPr>
+          <w:rFonts w:ascii="Liberation Sans" w:hAnsi="Liberation Sans" w:eastAsia="Liberation Sans" w:cs="Liberation Sans"/>
+          <w:sz w:val="22"/>
+          <w:szCs w:val="22"/>
+          <w:highlight w:val="none"/>
+        </w:rPr>
+        <w:t xml:space="preserve">n = </w:t>
+      </w:r>
+      <w:r>
+        <w:rPr>
+          <w:rFonts w:ascii="Liberation Sans" w:hAnsi="Liberation Sans" w:eastAsia="Liberation Sans" w:cs="Liberation Sans"/>
+          <w:sz w:val="22"/>
+          <w:szCs w:val="22"/>
+          <w:highlight w:val="none"/>
+        </w:rPr>
+        <w:t xml:space="preserve">nombre de données</w:t>
+      </w:r>
+      <w:r>
+        <w:rPr>
+          <w:rFonts w:ascii="Liberation Sans" w:hAnsi="Liberation Sans" w:eastAsia="Liberation Sans" w:cs="Liberation Sans"/>
+          <w:sz w:val="22"/>
+          <w:szCs w:val="22"/>
+          <w:highlight w:val="none"/>
+        </w:rPr>
+      </w:r>
+    </w:p>
+    <w:p>
+      <w:pPr>
+        <w:pStyle w:val="928"/>
         <w:numPr>
           <w:ilvl w:val="0"/>
           <w:numId w:val="1"/>
@@ -1892,10 +2283,17 @@
           <w:szCs w:val="22"/>
         </w:rPr>
       </w:r>
+      <w:r>
+        <w:rPr>
+          <w:rFonts w:ascii="Liberation Sans" w:hAnsi="Liberation Sans" w:cs="Liberation Sans"/>
+          <w:sz w:val="22"/>
+          <w:szCs w:val="22"/>
+        </w:rPr>
+      </w:r>
     </w:p>
     <w:p>
       <w:pPr>
-        <w:pStyle w:val="668"/>
+        <w:pStyle w:val="928"/>
         <w:numPr>
           <w:ilvl w:val="1"/>
           <w:numId w:val="4"/>
@@ -1930,10 +2328,17 @@
           <w:szCs w:val="22"/>
         </w:rPr>
       </w:r>
+      <w:r>
+        <w:rPr>
+          <w:rFonts w:ascii="Liberation Sans" w:hAnsi="Liberation Sans" w:cs="Liberation Sans"/>
+          <w:sz w:val="22"/>
+          <w:szCs w:val="22"/>
+        </w:rPr>
+      </w:r>
     </w:p>
     <w:p>
       <w:pPr>
-        <w:pStyle w:val="668"/>
+        <w:pStyle w:val="928"/>
         <w:numPr>
           <w:ilvl w:val="1"/>
           <w:numId w:val="4"/>
@@ -2038,14 +2443,13 @@
       <w:r>
         <w:rPr>
           <w:rFonts w:ascii="Liberation Sans" w:hAnsi="Liberation Sans" w:eastAsia="Liberation Sans" w:cs="Liberation Sans"/>
-          <w:color w:val="000000"/>
           <w:sz w:val="22"/>
           <w:szCs w:val="22"/>
         </w:rPr>
       </w:r>
       <w:r>
         <w:rPr>
-          <w:rFonts w:ascii="Liberation Sans" w:hAnsi="Liberation Sans" w:eastAsia="Liberation Sans" w:cs="Liberation Sans"/>
+          <w:rFonts w:ascii="Liberation Sans" w:hAnsi="Liberation Sans" w:cs="Liberation Sans"/>
           <w:sz w:val="22"/>
           <w:szCs w:val="22"/>
         </w:rPr>
@@ -2053,7 +2457,7 @@
     </w:p>
     <w:p>
       <w:pPr>
-        <w:pStyle w:val="668"/>
+        <w:pStyle w:val="928"/>
         <w:numPr>
           <w:ilvl w:val="1"/>
           <w:numId w:val="4"/>
@@ -2097,10 +2501,17 @@
           <w:szCs w:val="22"/>
         </w:rPr>
       </w:r>
+      <w:r>
+        <w:rPr>
+          <w:rFonts w:ascii="Liberation Sans" w:hAnsi="Liberation Sans" w:cs="Liberation Sans"/>
+          <w:sz w:val="22"/>
+          <w:szCs w:val="22"/>
+        </w:rPr>
+      </w:r>
     </w:p>
     <w:p>
       <w:pPr>
-        <w:pStyle w:val="141"/>
+        <w:pStyle w:val="867"/>
         <w:pBdr/>
         <w:spacing/>
         <w:ind/>
@@ -2126,11 +2537,19 @@
           <w:szCs w:val="22"/>
         </w:rPr>
       </w:r>
+      <w:r>
+        <w:rPr>
+          <w:rFonts w:ascii="Liberation Sans" w:hAnsi="Liberation Sans" w:cs="Liberation Sans"/>
+          <w:sz w:val="22"/>
+          <w:szCs w:val="22"/>
+          <w14:ligatures w14:val="none"/>
+        </w:rPr>
+      </w:r>
     </w:p>
     <w:p>
       <w:pPr>
         <w:pBdr/>
-        <w:shd w:val="nil"/>
+        <w:shd w:val="nil" w:color="auto"/>
         <w:spacing/>
         <w:ind/>
         <w:rPr>
@@ -2155,11 +2574,19 @@
           <w:szCs w:val="22"/>
         </w:rPr>
       </w:r>
+      <w:r>
+        <w:rPr>
+          <w:rFonts w:ascii="Liberation Sans" w:hAnsi="Liberation Sans" w:cs="Liberation Sans"/>
+          <w:sz w:val="22"/>
+          <w:szCs w:val="22"/>
+          <w14:ligatures w14:val="none"/>
+        </w:rPr>
+      </w:r>
     </w:p>
     <w:p>
       <w:pPr>
         <w:pBdr/>
-        <w:shd w:val="nil"/>
+        <w:shd w:val="nil" w:color="auto"/>
         <w:spacing/>
         <w:ind/>
         <w:rPr>
@@ -2184,10 +2611,18 @@
           <w:szCs w:val="22"/>
         </w:rPr>
       </w:r>
+      <w:r>
+        <w:rPr>
+          <w:rFonts w:ascii="Liberation Sans" w:hAnsi="Liberation Sans" w:cs="Liberation Sans"/>
+          <w:sz w:val="22"/>
+          <w:szCs w:val="22"/>
+          <w14:ligatures w14:val="none"/>
+        </w:rPr>
+      </w:r>
     </w:p>
     <w:p>
       <w:pPr>
-        <w:pStyle w:val="141"/>
+        <w:pStyle w:val="867"/>
         <w:pBdr/>
         <w:spacing/>
         <w:ind/>
@@ -2213,16 +2648,24 @@
           <w:szCs w:val="22"/>
         </w:rPr>
       </w:r>
+      <w:r>
+        <w:rPr>
+          <w:rFonts w:ascii="Liberation Sans" w:hAnsi="Liberation Sans" w:cs="Liberation Sans"/>
+          <w:sz w:val="22"/>
+          <w:szCs w:val="22"/>
+          <w14:ligatures w14:val="none"/>
+        </w:rPr>
+      </w:r>
     </w:p>
     <w:p>
       <w:pPr>
-        <w:pStyle w:val="668"/>
+        <w:pStyle w:val="928"/>
         <w:numPr>
           <w:ilvl w:val="0"/>
           <w:numId w:val="17"/>
         </w:numPr>
         <w:pBdr/>
-        <w:shd w:val="nil"/>
+        <w:shd w:val="nil" w:color="auto"/>
         <w:spacing/>
         <w:ind/>
         <w:rPr>
@@ -2247,16 +2690,24 @@
           <w:szCs w:val="22"/>
         </w:rPr>
       </w:r>
+      <w:r>
+        <w:rPr>
+          <w:rFonts w:ascii="Liberation Sans" w:hAnsi="Liberation Sans" w:cs="Liberation Sans"/>
+          <w:sz w:val="22"/>
+          <w:szCs w:val="22"/>
+          <w14:ligatures w14:val="none"/>
+        </w:rPr>
+      </w:r>
     </w:p>
     <w:p>
       <w:pPr>
-        <w:pStyle w:val="668"/>
+        <w:pStyle w:val="928"/>
         <w:numPr>
           <w:ilvl w:val="0"/>
           <w:numId w:val="17"/>
         </w:numPr>
         <w:pBdr/>
-        <w:shd w:val="nil"/>
+        <w:shd w:val="nil" w:color="auto"/>
         <w:spacing/>
         <w:ind/>
         <w:rPr>
@@ -2281,16 +2732,24 @@
           <w:szCs w:val="22"/>
         </w:rPr>
       </w:r>
+      <w:r>
+        <w:rPr>
+          <w:rFonts w:ascii="Liberation Sans" w:hAnsi="Liberation Sans" w:cs="Liberation Sans"/>
+          <w:sz w:val="22"/>
+          <w:szCs w:val="22"/>
+          <w14:ligatures w14:val="none"/>
+        </w:rPr>
+      </w:r>
     </w:p>
     <w:p>
       <w:pPr>
-        <w:pStyle w:val="668"/>
+        <w:pStyle w:val="928"/>
         <w:numPr>
           <w:ilvl w:val="0"/>
           <w:numId w:val="17"/>
         </w:numPr>
         <w:pBdr/>
-        <w:shd w:val="nil"/>
+        <w:shd w:val="nil" w:color="auto"/>
         <w:spacing/>
         <w:ind/>
         <w:rPr>
@@ -2315,16 +2774,24 @@
           <w:szCs w:val="22"/>
         </w:rPr>
       </w:r>
+      <w:r>
+        <w:rPr>
+          <w:rFonts w:ascii="Liberation Sans" w:hAnsi="Liberation Sans" w:cs="Liberation Sans"/>
+          <w:sz w:val="22"/>
+          <w:szCs w:val="22"/>
+          <w14:ligatures w14:val="none"/>
+        </w:rPr>
+      </w:r>
     </w:p>
     <w:p>
       <w:pPr>
-        <w:pStyle w:val="668"/>
+        <w:pStyle w:val="928"/>
         <w:numPr>
           <w:ilvl w:val="0"/>
           <w:numId w:val="17"/>
         </w:numPr>
         <w:pBdr/>
-        <w:shd w:val="nil"/>
+        <w:shd w:val="nil" w:color="auto"/>
         <w:spacing/>
         <w:ind/>
         <w:rPr>
@@ -2357,6 +2824,13 @@
           <w:szCs w:val="22"/>
         </w:rPr>
       </w:r>
+      <w:r>
+        <w:rPr>
+          <w:rFonts w:ascii="Liberation Sans" w:hAnsi="Liberation Sans" w:cs="Liberation Sans"/>
+          <w:sz w:val="22"/>
+          <w:szCs w:val="22"/>
+        </w:rPr>
+      </w:r>
     </w:p>
     <w:p>
       <w:pPr>
@@ -2394,17 +2868,15 @@
       </w:r>
       <w:r>
         <w:rPr>
-          <w:rFonts w:ascii="Liberation Sans" w:hAnsi="Liberation Sans" w:eastAsia="Liberation Sans" w:cs="Liberation Sans"/>
-          <w:color w:val="000000"/>
+          <w:rFonts w:ascii="Liberation Sans" w:hAnsi="Liberation Sans" w:cs="Liberation Sans"/>
           <w:sz w:val="22"/>
           <w:szCs w:val="22"/>
-          <w:highlight w:val="none"/>
         </w:rPr>
       </w:r>
     </w:p>
     <w:p>
       <w:pPr>
-        <w:pStyle w:val="141"/>
+        <w:pStyle w:val="867"/>
         <w:pBdr/>
         <w:spacing/>
         <w:ind/>
@@ -2430,16 +2902,24 @@
           <w:szCs w:val="22"/>
         </w:rPr>
       </w:r>
+      <w:r>
+        <w:rPr>
+          <w:rFonts w:ascii="Liberation Sans" w:hAnsi="Liberation Sans" w:cs="Liberation Sans"/>
+          <w:sz w:val="22"/>
+          <w:szCs w:val="22"/>
+          <w14:ligatures w14:val="none"/>
+        </w:rPr>
+      </w:r>
     </w:p>
     <w:p>
       <w:pPr>
-        <w:pStyle w:val="668"/>
+        <w:pStyle w:val="928"/>
         <w:numPr>
           <w:ilvl w:val="0"/>
           <w:numId w:val="19"/>
         </w:numPr>
         <w:pBdr/>
-        <w:shd w:val="nil"/>
+        <w:shd w:val="nil" w:color="auto"/>
         <w:spacing/>
         <w:ind/>
         <w:rPr>
@@ -2464,16 +2944,24 @@
           <w:szCs w:val="22"/>
         </w:rPr>
       </w:r>
+      <w:r>
+        <w:rPr>
+          <w:rFonts w:ascii="Liberation Sans" w:hAnsi="Liberation Sans" w:cs="Liberation Sans"/>
+          <w:sz w:val="22"/>
+          <w:szCs w:val="22"/>
+          <w14:ligatures w14:val="none"/>
+        </w:rPr>
+      </w:r>
     </w:p>
     <w:p>
       <w:pPr>
-        <w:pStyle w:val="668"/>
+        <w:pStyle w:val="928"/>
         <w:numPr>
           <w:ilvl w:val="0"/>
           <w:numId w:val="19"/>
         </w:numPr>
         <w:pBdr/>
-        <w:shd w:val="nil"/>
+        <w:shd w:val="nil" w:color="auto"/>
         <w:spacing/>
         <w:ind/>
         <w:rPr>
@@ -2498,16 +2986,24 @@
           <w:szCs w:val="22"/>
         </w:rPr>
       </w:r>
+      <w:r>
+        <w:rPr>
+          <w:rFonts w:ascii="Liberation Sans" w:hAnsi="Liberation Sans" w:cs="Liberation Sans"/>
+          <w:sz w:val="22"/>
+          <w:szCs w:val="22"/>
+          <w14:ligatures w14:val="none"/>
+        </w:rPr>
+      </w:r>
     </w:p>
     <w:p>
       <w:pPr>
-        <w:pStyle w:val="668"/>
+        <w:pStyle w:val="928"/>
         <w:numPr>
           <w:ilvl w:val="0"/>
           <w:numId w:val="19"/>
         </w:numPr>
         <w:pBdr/>
-        <w:shd w:val="nil"/>
+        <w:shd w:val="nil" w:color="auto"/>
         <w:spacing/>
         <w:ind/>
         <w:rPr>
@@ -2532,24 +3028,32 @@
           <w:szCs w:val="22"/>
         </w:rPr>
       </w:r>
-    </w:p>
-    <w:p>
-      <w:pPr>
-        <w:pStyle w:val="668"/>
-        <w:numPr>
-          <w:ilvl w:val="0"/>
-          <w:numId w:val="19"/>
-        </w:numPr>
-        <w:pBdr/>
-        <w:shd w:val="nil"/>
-        <w:spacing/>
-        <w:ind/>
+      <w:r>
         <w:rPr>
           <w:rFonts w:ascii="Liberation Sans" w:hAnsi="Liberation Sans" w:cs="Liberation Sans"/>
           <w:sz w:val="22"/>
           <w:szCs w:val="22"/>
           <w14:ligatures w14:val="none"/>
         </w:rPr>
+      </w:r>
+    </w:p>
+    <w:p>
+      <w:pPr>
+        <w:pStyle w:val="928"/>
+        <w:numPr>
+          <w:ilvl w:val="0"/>
+          <w:numId w:val="19"/>
+        </w:numPr>
+        <w:pBdr/>
+        <w:shd w:val="nil" w:color="auto"/>
+        <w:spacing/>
+        <w:ind/>
+        <w:rPr>
+          <w:rFonts w:ascii="Liberation Sans" w:hAnsi="Liberation Sans" w:cs="Liberation Sans"/>
+          <w:sz w:val="22"/>
+          <w:szCs w:val="22"/>
+          <w14:ligatures w14:val="none"/>
+        </w:rPr>
       </w:pPr>
       <w:r>
         <w:rPr>
@@ -2557,25 +3061,45 @@
           <w:sz w:val="22"/>
           <w:szCs w:val="22"/>
         </w:rPr>
-        <w:t xml:space="preserve">formule : Q3 - Q1</w:t>
+        <w:t xml:space="preserve">formule : </w:t>
       </w:r>
       <w:r>
         <w:rPr>
           <w:rFonts w:ascii="Liberation Sans" w:hAnsi="Liberation Sans" w:eastAsia="Liberation Sans" w:cs="Liberation Sans"/>
+          <w:b/>
+          <w:bCs/>
+          <w:sz w:val="22"/>
+          <w:szCs w:val="22"/>
+        </w:rPr>
+        <w:t xml:space="preserve">Q3 - Q1</w:t>
+      </w:r>
+      <w:r>
+        <w:rPr>
+          <w:rFonts w:ascii="Liberation Sans" w:hAnsi="Liberation Sans" w:eastAsia="Liberation Sans" w:cs="Liberation Sans"/>
+          <w:b/>
+          <w:bCs/>
           <w:sz w:val="22"/>
           <w:szCs w:val="22"/>
         </w:rPr>
       </w:r>
+      <w:r>
+        <w:rPr>
+          <w:rFonts w:ascii="Liberation Sans" w:hAnsi="Liberation Sans" w:cs="Liberation Sans"/>
+          <w:sz w:val="22"/>
+          <w:szCs w:val="22"/>
+          <w14:ligatures w14:val="none"/>
+        </w:rPr>
+      </w:r>
     </w:p>
     <w:p>
       <w:pPr>
-        <w:pStyle w:val="668"/>
+        <w:pStyle w:val="928"/>
         <w:numPr>
-          <w:ilvl w:val="0"/>
+          <w:ilvl w:val="1"/>
           <w:numId w:val="19"/>
         </w:numPr>
         <w:pBdr/>
-        <w:shd w:val="nil"/>
+        <w:shd w:val="nil" w:color="auto"/>
         <w:spacing/>
         <w:ind/>
         <w:rPr>
@@ -2600,16 +3124,24 @@
           <w:szCs w:val="22"/>
         </w:rPr>
       </w:r>
+      <w:r>
+        <w:rPr>
+          <w:rFonts w:ascii="Liberation Sans" w:hAnsi="Liberation Sans" w:cs="Liberation Sans"/>
+          <w:sz w:val="22"/>
+          <w:szCs w:val="22"/>
+          <w14:ligatures w14:val="none"/>
+        </w:rPr>
+      </w:r>
     </w:p>
     <w:p>
       <w:pPr>
-        <w:pStyle w:val="668"/>
+        <w:pStyle w:val="928"/>
         <w:numPr>
-          <w:ilvl w:val="0"/>
+          <w:ilvl w:val="1"/>
           <w:numId w:val="19"/>
         </w:numPr>
         <w:pBdr/>
-        <w:shd w:val="nil"/>
+        <w:shd w:val="nil" w:color="auto"/>
         <w:spacing/>
         <w:ind/>
         <w:rPr>
@@ -2634,16 +3166,24 @@
           <w:szCs w:val="22"/>
         </w:rPr>
       </w:r>
+      <w:r>
+        <w:rPr>
+          <w:rFonts w:ascii="Liberation Sans" w:hAnsi="Liberation Sans" w:cs="Liberation Sans"/>
+          <w:sz w:val="22"/>
+          <w:szCs w:val="22"/>
+          <w14:ligatures w14:val="none"/>
+        </w:rPr>
+      </w:r>
     </w:p>
     <w:p>
       <w:pPr>
-        <w:pStyle w:val="668"/>
+        <w:pStyle w:val="928"/>
         <w:numPr>
-          <w:ilvl w:val="0"/>
+          <w:ilvl w:val="1"/>
           <w:numId w:val="19"/>
         </w:numPr>
         <w:pBdr/>
-        <w:shd w:val="nil"/>
+        <w:shd w:val="nil" w:color="auto"/>
         <w:spacing/>
         <w:ind/>
         <w:rPr>
@@ -2668,10 +3208,18 @@
           <w:szCs w:val="22"/>
         </w:rPr>
       </w:r>
+      <w:r>
+        <w:rPr>
+          <w:rFonts w:ascii="Liberation Sans" w:hAnsi="Liberation Sans" w:cs="Liberation Sans"/>
+          <w:sz w:val="22"/>
+          <w:szCs w:val="22"/>
+          <w14:ligatures w14:val="none"/>
+        </w:rPr>
+      </w:r>
     </w:p>
     <w:p>
       <w:pPr>
-        <w:pStyle w:val="141"/>
+        <w:pStyle w:val="867"/>
         <w:pBdr/>
         <w:spacing/>
         <w:ind/>
@@ -2697,11 +3245,19 @@
           <w:szCs w:val="22"/>
         </w:rPr>
       </w:r>
+      <w:r>
+        <w:rPr>
+          <w:rFonts w:ascii="Liberation Sans" w:hAnsi="Liberation Sans" w:cs="Liberation Sans"/>
+          <w:sz w:val="22"/>
+          <w:szCs w:val="22"/>
+          <w14:ligatures w14:val="none"/>
+        </w:rPr>
+      </w:r>
     </w:p>
     <w:p>
       <w:pPr>
         <w:pBdr/>
-        <w:shd w:val="nil"/>
+        <w:shd w:val="nil" w:color="auto"/>
         <w:spacing/>
         <w:ind/>
         <w:rPr>
@@ -2728,9 +3284,10 @@
       </w:r>
       <w:r>
         <w:rPr>
-          <w:rFonts w:ascii="Liberation Sans" w:hAnsi="Liberation Sans" w:eastAsia="Liberation Sans" w:cs="Liberation Sans"/>
+          <w:rFonts w:ascii="Liberation Sans" w:hAnsi="Liberation Sans" w:cs="Liberation Sans"/>
           <w:sz w:val="22"/>
           <w:szCs w:val="22"/>
+          <w14:ligatures w14:val="none"/>
         </w:rPr>
       </w:r>
     </w:p>
@@ -2845,16 +3402,17 @@
       </w:r>
       <w:r>
         <w:rPr>
-          <w:rFonts w:ascii="Liberation Sans" w:hAnsi="Liberation Sans" w:eastAsia="Liberation Sans" w:cs="Liberation Sans"/>
+          <w:rFonts w:ascii="Liberation Sans" w:hAnsi="Liberation Sans" w:cs="Liberation Sans"/>
           <w:sz w:val="22"/>
           <w:szCs w:val="22"/>
+          <w14:ligatures w14:val="none"/>
         </w:rPr>
       </w:r>
     </w:p>
     <w:p>
       <w:pPr>
         <w:pBdr/>
-        <w:shd w:val="nil"/>
+        <w:shd w:val="nil" w:color="auto"/>
         <w:spacing/>
         <w:ind/>
         <w:rPr>
@@ -2885,21 +3443,7 @@
       </w:r>
       <w:r>
         <w:rPr>
-          <w:rFonts w:ascii="Liberation Sans" w:hAnsi="Liberation Sans" w:eastAsia="Liberation Sans" w:cs="Liberation Sans"/>
-          <w:sz w:val="22"/>
-          <w:szCs w:val="22"/>
-        </w:rPr>
-      </w:r>
-      <w:r>
-        <w:rPr>
-          <w:rFonts w:ascii="Liberation Sans" w:hAnsi="Liberation Sans" w:eastAsia="Liberation Sans" w:cs="Liberation Sans"/>
-          <w:sz w:val="22"/>
-          <w:szCs w:val="22"/>
-        </w:rPr>
-      </w:r>
-      <w:r>
-        <w:rPr>
-          <w:rFonts w:ascii="Liberation Sans" w:hAnsi="Liberation Sans" w:eastAsia="Liberation Sans" w:cs="Liberation Sans"/>
+          <w:rFonts w:ascii="Liberation Sans" w:hAnsi="Liberation Sans" w:cs="Liberation Sans"/>
           <w:sz w:val="22"/>
           <w:szCs w:val="22"/>
         </w:rPr>
@@ -2909,6 +3453,7 @@
           <w:rFonts w:ascii="Liberation Sans" w:hAnsi="Liberation Sans" w:cs="Liberation Sans"/>
           <w:sz w:val="22"/>
           <w:szCs w:val="22"/>
+          <w14:ligatures w14:val="none"/>
         </w:rPr>
       </w:r>
     </w:p>
@@ -2934,7 +3479,6 @@
         <w:ind/>
         <w:rPr/>
       </w:pPr>
-      <w:r/>
       <w:r>
         <w:separator/>
       </w:r>
@@ -2949,7 +3493,6 @@
         <w:ind/>
         <w:rPr/>
       </w:pPr>
-      <w:r/>
       <w:r>
         <w:continuationSeparator/>
       </w:r>
@@ -2969,7 +3512,6 @@
         <w:ind/>
         <w:rPr/>
       </w:pPr>
-      <w:r/>
       <w:r>
         <w:separator/>
       </w:r>
@@ -2984,7 +3526,6 @@
         <w:ind/>
         <w:rPr/>
       </w:pPr>
-      <w:r/>
       <w:r>
         <w:continuationSeparator/>
       </w:r>
@@ -3612,7 +4153,7 @@
         <w:spacing/>
         <w:ind w:hanging="360" w:left="1429"/>
       </w:pPr>
-      <w:pStyle w:val="668"/>
+      <w:pStyle w:val="928"/>
       <w:rPr>
         <w:rFonts w:hint="default" w:ascii="Courier New" w:hAnsi="Courier New" w:eastAsia="Courier New" w:cs="Courier New"/>
       </w:rPr>
@@ -4773,7 +5314,7 @@
         <w:spacing/>
         <w:ind w:hanging="360" w:left="720"/>
       </w:pPr>
-      <w:pStyle w:val="668"/>
+      <w:pStyle w:val="928"/>
       <w:rPr>
         <w:rFonts w:hint="default" w:ascii="Symbol" w:hAnsi="Symbol" w:eastAsia="Symbol" w:cs="Symbol"/>
       </w:rPr>
@@ -4921,7 +5462,7 @@
         <w:spacing/>
         <w:ind w:hanging="360" w:left="720"/>
       </w:pPr>
-      <w:pStyle w:val="668"/>
+      <w:pStyle w:val="928"/>
       <w:rPr>
         <w:rFonts w:hint="default" w:ascii="Symbol" w:hAnsi="Symbol" w:eastAsia="Symbol" w:cs="Symbol"/>
       </w:rPr>
@@ -6010,9 +6551,9 @@
     <w:lsdException w:name="Bibliography" w:uiPriority="37"/>
     <w:lsdException w:name="TOC Heading" w:uiPriority="39" w:qFormat="1"/>
   </w:latentStyles>
-  <w:style w:type="table" w:styleId="12">
+  <w:style w:type="table" w:styleId="739">
     <w:name w:val="Table Grid"/>
-    <w:basedOn w:val="665"/>
+    <w:basedOn w:val="925"/>
     <w:uiPriority w:val="59"/>
     <w:pPr>
       <w:pBdr/>
@@ -6209,9 +6750,9 @@
       </w:tcPr>
     </w:tblStylePr>
   </w:style>
-  <w:style w:type="table" w:styleId="13">
+  <w:style w:type="table" w:styleId="740">
     <w:name w:val="Table Grid Light"/>
-    <w:basedOn w:val="665"/>
+    <w:basedOn w:val="925"/>
     <w:uiPriority w:val="59"/>
     <w:pPr>
       <w:pBdr/>
@@ -6408,9 +6949,9 @@
       </w:tcPr>
     </w:tblStylePr>
   </w:style>
-  <w:style w:type="table" w:styleId="14">
+  <w:style w:type="table" w:styleId="741">
     <w:name w:val="Plain Table 1"/>
-    <w:basedOn w:val="665"/>
+    <w:basedOn w:val="925"/>
     <w:uiPriority w:val="59"/>
     <w:pPr>
       <w:pBdr/>
@@ -6633,9 +7174,9 @@
       </w:tcPr>
     </w:tblStylePr>
   </w:style>
-  <w:style w:type="table" w:styleId="15">
+  <w:style w:type="table" w:styleId="742">
     <w:name w:val="Plain Table 2"/>
-    <w:basedOn w:val="665"/>
+    <w:basedOn w:val="925"/>
     <w:uiPriority w:val="59"/>
     <w:pPr>
       <w:pBdr/>
@@ -6866,9 +7407,9 @@
       </w:tcPr>
     </w:tblStylePr>
   </w:style>
-  <w:style w:type="table" w:styleId="16">
+  <w:style w:type="table" w:styleId="743">
     <w:name w:val="Plain Table 3"/>
-    <w:basedOn w:val="665"/>
+    <w:basedOn w:val="925"/>
     <w:uiPriority w:val="99"/>
     <w:pPr>
       <w:pBdr/>
@@ -7096,9 +7637,9 @@
       </w:tcPr>
     </w:tblStylePr>
   </w:style>
-  <w:style w:type="table" w:styleId="17">
+  <w:style w:type="table" w:styleId="744">
     <w:name w:val="Plain Table 4"/>
-    <w:basedOn w:val="665"/>
+    <w:basedOn w:val="925"/>
     <w:uiPriority w:val="99"/>
     <w:pPr>
       <w:pBdr/>
@@ -7312,9 +7853,9 @@
       </w:tcPr>
     </w:tblStylePr>
   </w:style>
-  <w:style w:type="table" w:styleId="18">
+  <w:style w:type="table" w:styleId="745">
     <w:name w:val="Plain Table 5"/>
-    <w:basedOn w:val="665"/>
+    <w:basedOn w:val="925"/>
     <w:uiPriority w:val="99"/>
     <w:pPr>
       <w:pBdr/>
@@ -7545,9 +8086,9 @@
       </w:tcPr>
     </w:tblStylePr>
   </w:style>
-  <w:style w:type="table" w:styleId="19">
+  <w:style w:type="table" w:styleId="746">
     <w:name w:val="Grid Table 1 Light"/>
-    <w:basedOn w:val="665"/>
+    <w:basedOn w:val="925"/>
     <w:uiPriority w:val="99"/>
     <w:pPr>
       <w:pBdr/>
@@ -7768,9 +8309,9 @@
       </w:tcPr>
     </w:tblStylePr>
   </w:style>
-  <w:style w:type="table" w:styleId="20">
+  <w:style w:type="table" w:styleId="747">
     <w:name w:val="Grid Table 1 Light - Accent 1"/>
-    <w:basedOn w:val="665"/>
+    <w:basedOn w:val="925"/>
     <w:uiPriority w:val="99"/>
     <w:pPr>
       <w:pBdr/>
@@ -7991,9 +8532,9 @@
       </w:tcPr>
     </w:tblStylePr>
   </w:style>
-  <w:style w:type="table" w:styleId="21">
+  <w:style w:type="table" w:styleId="748">
     <w:name w:val="Grid Table 1 Light - Accent 2"/>
-    <w:basedOn w:val="665"/>
+    <w:basedOn w:val="925"/>
     <w:uiPriority w:val="99"/>
     <w:pPr>
       <w:pBdr/>
@@ -8214,9 +8755,9 @@
       </w:tcPr>
     </w:tblStylePr>
   </w:style>
-  <w:style w:type="table" w:styleId="22">
+  <w:style w:type="table" w:styleId="749">
     <w:name w:val="Grid Table 1 Light - Accent 3"/>
-    <w:basedOn w:val="665"/>
+    <w:basedOn w:val="925"/>
     <w:uiPriority w:val="99"/>
     <w:pPr>
       <w:pBdr/>
@@ -8437,9 +8978,9 @@
       </w:tcPr>
     </w:tblStylePr>
   </w:style>
-  <w:style w:type="table" w:styleId="23">
+  <w:style w:type="table" w:styleId="750">
     <w:name w:val="Grid Table 1 Light - Accent 4"/>
-    <w:basedOn w:val="665"/>
+    <w:basedOn w:val="925"/>
     <w:uiPriority w:val="99"/>
     <w:pPr>
       <w:pBdr/>
@@ -8660,9 +9201,9 @@
       </w:tcPr>
     </w:tblStylePr>
   </w:style>
-  <w:style w:type="table" w:styleId="24">
+  <w:style w:type="table" w:styleId="751">
     <w:name w:val="Grid Table 1 Light - Accent 5"/>
-    <w:basedOn w:val="665"/>
+    <w:basedOn w:val="925"/>
     <w:uiPriority w:val="99"/>
     <w:pPr>
       <w:pBdr/>
@@ -8883,9 +9424,9 @@
       </w:tcPr>
     </w:tblStylePr>
   </w:style>
-  <w:style w:type="table" w:styleId="25">
+  <w:style w:type="table" w:styleId="752">
     <w:name w:val="Grid Table 1 Light - Accent 6"/>
-    <w:basedOn w:val="665"/>
+    <w:basedOn w:val="925"/>
     <w:uiPriority w:val="99"/>
     <w:pPr>
       <w:pBdr/>
@@ -9106,9 +9647,9 @@
       </w:tcPr>
     </w:tblStylePr>
   </w:style>
-  <w:style w:type="table" w:styleId="26">
+  <w:style w:type="table" w:styleId="753">
     <w:name w:val="Grid Table 2"/>
-    <w:basedOn w:val="665"/>
+    <w:basedOn w:val="925"/>
     <w:uiPriority w:val="99"/>
     <w:pPr>
       <w:pBdr/>
@@ -9338,9 +9879,9 @@
       </w:tcPr>
     </w:tblStylePr>
   </w:style>
-  <w:style w:type="table" w:styleId="27">
+  <w:style w:type="table" w:styleId="754">
     <w:name w:val="Grid Table 2 - Accent 1"/>
-    <w:basedOn w:val="665"/>
+    <w:basedOn w:val="925"/>
     <w:uiPriority w:val="99"/>
     <w:pPr>
       <w:pBdr/>
@@ -9570,9 +10111,9 @@
       </w:tcPr>
     </w:tblStylePr>
   </w:style>
-  <w:style w:type="table" w:styleId="28">
+  <w:style w:type="table" w:styleId="755">
     <w:name w:val="Grid Table 2 - Accent 2"/>
-    <w:basedOn w:val="665"/>
+    <w:basedOn w:val="925"/>
     <w:uiPriority w:val="99"/>
     <w:pPr>
       <w:pBdr/>
@@ -9802,9 +10343,9 @@
       </w:tcPr>
     </w:tblStylePr>
   </w:style>
-  <w:style w:type="table" w:styleId="29">
+  <w:style w:type="table" w:styleId="756">
     <w:name w:val="Grid Table 2 - Accent 3"/>
-    <w:basedOn w:val="665"/>
+    <w:basedOn w:val="925"/>
     <w:uiPriority w:val="99"/>
     <w:pPr>
       <w:pBdr/>
@@ -10034,9 +10575,9 @@
       </w:tcPr>
     </w:tblStylePr>
   </w:style>
-  <w:style w:type="table" w:styleId="30">
+  <w:style w:type="table" w:styleId="757">
     <w:name w:val="Grid Table 2 - Accent 4"/>
-    <w:basedOn w:val="665"/>
+    <w:basedOn w:val="925"/>
     <w:uiPriority w:val="99"/>
     <w:pPr>
       <w:pBdr/>
@@ -10266,9 +10807,9 @@
       </w:tcPr>
     </w:tblStylePr>
   </w:style>
-  <w:style w:type="table" w:styleId="31">
+  <w:style w:type="table" w:styleId="758">
     <w:name w:val="Grid Table 2 - Accent 5"/>
-    <w:basedOn w:val="665"/>
+    <w:basedOn w:val="925"/>
     <w:uiPriority w:val="99"/>
     <w:pPr>
       <w:pBdr/>
@@ -10498,9 +11039,9 @@
       </w:tcPr>
     </w:tblStylePr>
   </w:style>
-  <w:style w:type="table" w:styleId="32">
+  <w:style w:type="table" w:styleId="759">
     <w:name w:val="Grid Table 2 - Accent 6"/>
-    <w:basedOn w:val="665"/>
+    <w:basedOn w:val="925"/>
     <w:uiPriority w:val="99"/>
     <w:pPr>
       <w:pBdr/>
@@ -10730,9 +11271,9 @@
       </w:tcPr>
     </w:tblStylePr>
   </w:style>
-  <w:style w:type="table" w:styleId="33">
+  <w:style w:type="table" w:styleId="760">
     <w:name w:val="Grid Table 3"/>
-    <w:basedOn w:val="665"/>
+    <w:basedOn w:val="925"/>
     <w:uiPriority w:val="99"/>
     <w:pPr>
       <w:pBdr/>
@@ -10831,29 +11372,6 @@
         <w:tblBorders/>
       </w:tblPr>
       <w:tcPr>
-        <w:shd w:color="ffffff"/>
-        <w:tcBorders>
-          <w:top w:val="none" w:color="000000" w:sz="4" w:space="0"/>
-          <w:left w:val="none" w:color="000000" w:sz="4" w:space="0"/>
-          <w:bottom w:val="none" w:color="000000" w:sz="4" w:space="0"/>
-          <w:right w:val="none" w:color="000000" w:sz="4" w:space="0"/>
-        </w:tcBorders>
-      </w:tcPr>
-    </w:tblStylePr>
-    <w:tblStylePr w:type="firstRow">
-      <w:rPr>
-        <w:b/>
-        <w:color w:val="404040"/>
-      </w:rPr>
-      <w:pPr>
-        <w:pBdr/>
-        <w:spacing/>
-        <w:ind/>
-      </w:pPr>
-      <w:tblPr>
-        <w:tblBorders/>
-      </w:tblPr>
-      <w:tcPr>
         <w:shd w:val="clear" w:color="ffffff"/>
         <w:tcBorders>
           <w:top w:val="none" w:color="000000" w:sz="4" w:space="0"/>
@@ -10863,30 +11381,7 @@
         </w:tcBorders>
       </w:tcPr>
     </w:tblStylePr>
-    <w:tblStylePr w:type="lastCol">
-      <w:rPr>
-        <w:i/>
-        <w:color w:val="404040"/>
-      </w:rPr>
-      <w:pPr>
-        <w:pBdr/>
-        <w:spacing/>
-        <w:ind/>
-      </w:pPr>
-      <w:tblPr>
-        <w:tblBorders/>
-      </w:tblPr>
-      <w:tcPr>
-        <w:shd w:color="ffffff"/>
-        <w:tcBorders>
-          <w:top w:val="none" w:color="000000" w:sz="4" w:space="0"/>
-          <w:left w:val="none" w:color="000000" w:sz="4" w:space="0"/>
-          <w:bottom w:val="none" w:color="000000" w:sz="4" w:space="0"/>
-          <w:right w:val="none" w:color="000000" w:sz="4" w:space="0"/>
-        </w:tcBorders>
-      </w:tcPr>
-    </w:tblStylePr>
-    <w:tblStylePr w:type="lastRow">
+    <w:tblStylePr w:type="firstRow">
       <w:rPr>
         <w:b/>
         <w:color w:val="404040"/>
@@ -10909,6 +11404,52 @@
         </w:tcBorders>
       </w:tcPr>
     </w:tblStylePr>
+    <w:tblStylePr w:type="lastCol">
+      <w:rPr>
+        <w:i/>
+        <w:color w:val="404040"/>
+      </w:rPr>
+      <w:pPr>
+        <w:pBdr/>
+        <w:spacing/>
+        <w:ind/>
+      </w:pPr>
+      <w:tblPr>
+        <w:tblBorders/>
+      </w:tblPr>
+      <w:tcPr>
+        <w:shd w:val="clear" w:color="ffffff"/>
+        <w:tcBorders>
+          <w:top w:val="none" w:color="000000" w:sz="4" w:space="0"/>
+          <w:left w:val="none" w:color="000000" w:sz="4" w:space="0"/>
+          <w:bottom w:val="none" w:color="000000" w:sz="4" w:space="0"/>
+          <w:right w:val="none" w:color="000000" w:sz="4" w:space="0"/>
+        </w:tcBorders>
+      </w:tcPr>
+    </w:tblStylePr>
+    <w:tblStylePr w:type="lastRow">
+      <w:rPr>
+        <w:b/>
+        <w:color w:val="404040"/>
+      </w:rPr>
+      <w:pPr>
+        <w:pBdr/>
+        <w:spacing/>
+        <w:ind/>
+      </w:pPr>
+      <w:tblPr>
+        <w:tblBorders/>
+      </w:tblPr>
+      <w:tcPr>
+        <w:shd w:val="clear" w:color="ffffff"/>
+        <w:tcBorders>
+          <w:top w:val="none" w:color="000000" w:sz="4" w:space="0"/>
+          <w:left w:val="none" w:color="000000" w:sz="4" w:space="0"/>
+          <w:bottom w:val="none" w:color="000000" w:sz="4" w:space="0"/>
+          <w:right w:val="none" w:color="000000" w:sz="4" w:space="0"/>
+        </w:tcBorders>
+      </w:tcPr>
+    </w:tblStylePr>
     <w:tblStylePr w:type="nwCell">
       <w:pPr>
         <w:pBdr/>
@@ -10975,9 +11516,9 @@
       </w:tcPr>
     </w:tblStylePr>
   </w:style>
-  <w:style w:type="table" w:styleId="34">
+  <w:style w:type="table" w:styleId="761">
     <w:name w:val="Grid Table 3 - Accent 1"/>
-    <w:basedOn w:val="665"/>
+    <w:basedOn w:val="925"/>
     <w:uiPriority w:val="99"/>
     <w:pPr>
       <w:pBdr/>
@@ -11076,29 +11617,6 @@
         <w:tblBorders/>
       </w:tblPr>
       <w:tcPr>
-        <w:shd w:color="ffffff"/>
-        <w:tcBorders>
-          <w:top w:val="none" w:color="000000" w:sz="4" w:space="0"/>
-          <w:left w:val="none" w:color="000000" w:sz="4" w:space="0"/>
-          <w:bottom w:val="none" w:color="000000" w:sz="4" w:space="0"/>
-          <w:right w:val="none" w:color="000000" w:sz="4" w:space="0"/>
-        </w:tcBorders>
-      </w:tcPr>
-    </w:tblStylePr>
-    <w:tblStylePr w:type="firstRow">
-      <w:rPr>
-        <w:b/>
-        <w:color w:val="404040"/>
-      </w:rPr>
-      <w:pPr>
-        <w:pBdr/>
-        <w:spacing/>
-        <w:ind/>
-      </w:pPr>
-      <w:tblPr>
-        <w:tblBorders/>
-      </w:tblPr>
-      <w:tcPr>
         <w:shd w:val="clear" w:color="ffffff"/>
         <w:tcBorders>
           <w:top w:val="none" w:color="000000" w:sz="4" w:space="0"/>
@@ -11108,30 +11626,7 @@
         </w:tcBorders>
       </w:tcPr>
     </w:tblStylePr>
-    <w:tblStylePr w:type="lastCol">
-      <w:rPr>
-        <w:i/>
-        <w:color w:val="404040"/>
-      </w:rPr>
-      <w:pPr>
-        <w:pBdr/>
-        <w:spacing/>
-        <w:ind/>
-      </w:pPr>
-      <w:tblPr>
-        <w:tblBorders/>
-      </w:tblPr>
-      <w:tcPr>
-        <w:shd w:color="ffffff"/>
-        <w:tcBorders>
-          <w:top w:val="none" w:color="000000" w:sz="4" w:space="0"/>
-          <w:left w:val="none" w:color="000000" w:sz="4" w:space="0"/>
-          <w:bottom w:val="none" w:color="000000" w:sz="4" w:space="0"/>
-          <w:right w:val="none" w:color="000000" w:sz="4" w:space="0"/>
-        </w:tcBorders>
-      </w:tcPr>
-    </w:tblStylePr>
-    <w:tblStylePr w:type="lastRow">
+    <w:tblStylePr w:type="firstRow">
       <w:rPr>
         <w:b/>
         <w:color w:val="404040"/>
@@ -11154,6 +11649,52 @@
         </w:tcBorders>
       </w:tcPr>
     </w:tblStylePr>
+    <w:tblStylePr w:type="lastCol">
+      <w:rPr>
+        <w:i/>
+        <w:color w:val="404040"/>
+      </w:rPr>
+      <w:pPr>
+        <w:pBdr/>
+        <w:spacing/>
+        <w:ind/>
+      </w:pPr>
+      <w:tblPr>
+        <w:tblBorders/>
+      </w:tblPr>
+      <w:tcPr>
+        <w:shd w:val="clear" w:color="ffffff"/>
+        <w:tcBorders>
+          <w:top w:val="none" w:color="000000" w:sz="4" w:space="0"/>
+          <w:left w:val="none" w:color="000000" w:sz="4" w:space="0"/>
+          <w:bottom w:val="none" w:color="000000" w:sz="4" w:space="0"/>
+          <w:right w:val="none" w:color="000000" w:sz="4" w:space="0"/>
+        </w:tcBorders>
+      </w:tcPr>
+    </w:tblStylePr>
+    <w:tblStylePr w:type="lastRow">
+      <w:rPr>
+        <w:b/>
+        <w:color w:val="404040"/>
+      </w:rPr>
+      <w:pPr>
+        <w:pBdr/>
+        <w:spacing/>
+        <w:ind/>
+      </w:pPr>
+      <w:tblPr>
+        <w:tblBorders/>
+      </w:tblPr>
+      <w:tcPr>
+        <w:shd w:val="clear" w:color="ffffff"/>
+        <w:tcBorders>
+          <w:top w:val="none" w:color="000000" w:sz="4" w:space="0"/>
+          <w:left w:val="none" w:color="000000" w:sz="4" w:space="0"/>
+          <w:bottom w:val="none" w:color="000000" w:sz="4" w:space="0"/>
+          <w:right w:val="none" w:color="000000" w:sz="4" w:space="0"/>
+        </w:tcBorders>
+      </w:tcPr>
+    </w:tblStylePr>
     <w:tblStylePr w:type="nwCell">
       <w:pPr>
         <w:pBdr/>
@@ -11220,9 +11761,9 @@
       </w:tcPr>
     </w:tblStylePr>
   </w:style>
-  <w:style w:type="table" w:styleId="35">
+  <w:style w:type="table" w:styleId="762">
     <w:name w:val="Grid Table 3 - Accent 2"/>
-    <w:basedOn w:val="665"/>
+    <w:basedOn w:val="925"/>
     <w:uiPriority w:val="99"/>
     <w:pPr>
       <w:pBdr/>
@@ -11321,29 +11862,6 @@
         <w:tblBorders/>
       </w:tblPr>
       <w:tcPr>
-        <w:shd w:color="ffffff"/>
-        <w:tcBorders>
-          <w:top w:val="none" w:color="000000" w:sz="4" w:space="0"/>
-          <w:left w:val="none" w:color="000000" w:sz="4" w:space="0"/>
-          <w:bottom w:val="none" w:color="000000" w:sz="4" w:space="0"/>
-          <w:right w:val="none" w:color="000000" w:sz="4" w:space="0"/>
-        </w:tcBorders>
-      </w:tcPr>
-    </w:tblStylePr>
-    <w:tblStylePr w:type="firstRow">
-      <w:rPr>
-        <w:b/>
-        <w:color w:val="404040"/>
-      </w:rPr>
-      <w:pPr>
-        <w:pBdr/>
-        <w:spacing/>
-        <w:ind/>
-      </w:pPr>
-      <w:tblPr>
-        <w:tblBorders/>
-      </w:tblPr>
-      <w:tcPr>
         <w:shd w:val="clear" w:color="ffffff"/>
         <w:tcBorders>
           <w:top w:val="none" w:color="000000" w:sz="4" w:space="0"/>
@@ -11353,30 +11871,7 @@
         </w:tcBorders>
       </w:tcPr>
     </w:tblStylePr>
-    <w:tblStylePr w:type="lastCol">
-      <w:rPr>
-        <w:i/>
-        <w:color w:val="404040"/>
-      </w:rPr>
-      <w:pPr>
-        <w:pBdr/>
-        <w:spacing/>
-        <w:ind/>
-      </w:pPr>
-      <w:tblPr>
-        <w:tblBorders/>
-      </w:tblPr>
-      <w:tcPr>
-        <w:shd w:color="ffffff"/>
-        <w:tcBorders>
-          <w:top w:val="none" w:color="000000" w:sz="4" w:space="0"/>
-          <w:left w:val="none" w:color="000000" w:sz="4" w:space="0"/>
-          <w:bottom w:val="none" w:color="000000" w:sz="4" w:space="0"/>
-          <w:right w:val="none" w:color="000000" w:sz="4" w:space="0"/>
-        </w:tcBorders>
-      </w:tcPr>
-    </w:tblStylePr>
-    <w:tblStylePr w:type="lastRow">
+    <w:tblStylePr w:type="firstRow">
       <w:rPr>
         <w:b/>
         <w:color w:val="404040"/>
@@ -11399,6 +11894,52 @@
         </w:tcBorders>
       </w:tcPr>
     </w:tblStylePr>
+    <w:tblStylePr w:type="lastCol">
+      <w:rPr>
+        <w:i/>
+        <w:color w:val="404040"/>
+      </w:rPr>
+      <w:pPr>
+        <w:pBdr/>
+        <w:spacing/>
+        <w:ind/>
+      </w:pPr>
+      <w:tblPr>
+        <w:tblBorders/>
+      </w:tblPr>
+      <w:tcPr>
+        <w:shd w:val="clear" w:color="ffffff"/>
+        <w:tcBorders>
+          <w:top w:val="none" w:color="000000" w:sz="4" w:space="0"/>
+          <w:left w:val="none" w:color="000000" w:sz="4" w:space="0"/>
+          <w:bottom w:val="none" w:color="000000" w:sz="4" w:space="0"/>
+          <w:right w:val="none" w:color="000000" w:sz="4" w:space="0"/>
+        </w:tcBorders>
+      </w:tcPr>
+    </w:tblStylePr>
+    <w:tblStylePr w:type="lastRow">
+      <w:rPr>
+        <w:b/>
+        <w:color w:val="404040"/>
+      </w:rPr>
+      <w:pPr>
+        <w:pBdr/>
+        <w:spacing/>
+        <w:ind/>
+      </w:pPr>
+      <w:tblPr>
+        <w:tblBorders/>
+      </w:tblPr>
+      <w:tcPr>
+        <w:shd w:val="clear" w:color="ffffff"/>
+        <w:tcBorders>
+          <w:top w:val="none" w:color="000000" w:sz="4" w:space="0"/>
+          <w:left w:val="none" w:color="000000" w:sz="4" w:space="0"/>
+          <w:bottom w:val="none" w:color="000000" w:sz="4" w:space="0"/>
+          <w:right w:val="none" w:color="000000" w:sz="4" w:space="0"/>
+        </w:tcBorders>
+      </w:tcPr>
+    </w:tblStylePr>
     <w:tblStylePr w:type="nwCell">
       <w:pPr>
         <w:pBdr/>
@@ -11465,9 +12006,9 @@
       </w:tcPr>
     </w:tblStylePr>
   </w:style>
-  <w:style w:type="table" w:styleId="36">
+  <w:style w:type="table" w:styleId="763">
     <w:name w:val="Grid Table 3 - Accent 3"/>
-    <w:basedOn w:val="665"/>
+    <w:basedOn w:val="925"/>
     <w:uiPriority w:val="99"/>
     <w:pPr>
       <w:pBdr/>
@@ -11566,29 +12107,6 @@
         <w:tblBorders/>
       </w:tblPr>
       <w:tcPr>
-        <w:shd w:color="ffffff"/>
-        <w:tcBorders>
-          <w:top w:val="none" w:color="000000" w:sz="4" w:space="0"/>
-          <w:left w:val="none" w:color="000000" w:sz="4" w:space="0"/>
-          <w:bottom w:val="none" w:color="000000" w:sz="4" w:space="0"/>
-          <w:right w:val="none" w:color="000000" w:sz="4" w:space="0"/>
-        </w:tcBorders>
-      </w:tcPr>
-    </w:tblStylePr>
-    <w:tblStylePr w:type="firstRow">
-      <w:rPr>
-        <w:b/>
-        <w:color w:val="404040"/>
-      </w:rPr>
-      <w:pPr>
-        <w:pBdr/>
-        <w:spacing/>
-        <w:ind/>
-      </w:pPr>
-      <w:tblPr>
-        <w:tblBorders/>
-      </w:tblPr>
-      <w:tcPr>
         <w:shd w:val="clear" w:color="ffffff"/>
         <w:tcBorders>
           <w:top w:val="none" w:color="000000" w:sz="4" w:space="0"/>
@@ -11598,30 +12116,7 @@
         </w:tcBorders>
       </w:tcPr>
     </w:tblStylePr>
-    <w:tblStylePr w:type="lastCol">
-      <w:rPr>
-        <w:i/>
-        <w:color w:val="404040"/>
-      </w:rPr>
-      <w:pPr>
-        <w:pBdr/>
-        <w:spacing/>
-        <w:ind/>
-      </w:pPr>
-      <w:tblPr>
-        <w:tblBorders/>
-      </w:tblPr>
-      <w:tcPr>
-        <w:shd w:color="ffffff"/>
-        <w:tcBorders>
-          <w:top w:val="none" w:color="000000" w:sz="4" w:space="0"/>
-          <w:left w:val="none" w:color="000000" w:sz="4" w:space="0"/>
-          <w:bottom w:val="none" w:color="000000" w:sz="4" w:space="0"/>
-          <w:right w:val="none" w:color="000000" w:sz="4" w:space="0"/>
-        </w:tcBorders>
-      </w:tcPr>
-    </w:tblStylePr>
-    <w:tblStylePr w:type="lastRow">
+    <w:tblStylePr w:type="firstRow">
       <w:rPr>
         <w:b/>
         <w:color w:val="404040"/>
@@ -11644,6 +12139,52 @@
         </w:tcBorders>
       </w:tcPr>
     </w:tblStylePr>
+    <w:tblStylePr w:type="lastCol">
+      <w:rPr>
+        <w:i/>
+        <w:color w:val="404040"/>
+      </w:rPr>
+      <w:pPr>
+        <w:pBdr/>
+        <w:spacing/>
+        <w:ind/>
+      </w:pPr>
+      <w:tblPr>
+        <w:tblBorders/>
+      </w:tblPr>
+      <w:tcPr>
+        <w:shd w:val="clear" w:color="ffffff"/>
+        <w:tcBorders>
+          <w:top w:val="none" w:color="000000" w:sz="4" w:space="0"/>
+          <w:left w:val="none" w:color="000000" w:sz="4" w:space="0"/>
+          <w:bottom w:val="none" w:color="000000" w:sz="4" w:space="0"/>
+          <w:right w:val="none" w:color="000000" w:sz="4" w:space="0"/>
+        </w:tcBorders>
+      </w:tcPr>
+    </w:tblStylePr>
+    <w:tblStylePr w:type="lastRow">
+      <w:rPr>
+        <w:b/>
+        <w:color w:val="404040"/>
+      </w:rPr>
+      <w:pPr>
+        <w:pBdr/>
+        <w:spacing/>
+        <w:ind/>
+      </w:pPr>
+      <w:tblPr>
+        <w:tblBorders/>
+      </w:tblPr>
+      <w:tcPr>
+        <w:shd w:val="clear" w:color="ffffff"/>
+        <w:tcBorders>
+          <w:top w:val="none" w:color="000000" w:sz="4" w:space="0"/>
+          <w:left w:val="none" w:color="000000" w:sz="4" w:space="0"/>
+          <w:bottom w:val="none" w:color="000000" w:sz="4" w:space="0"/>
+          <w:right w:val="none" w:color="000000" w:sz="4" w:space="0"/>
+        </w:tcBorders>
+      </w:tcPr>
+    </w:tblStylePr>
     <w:tblStylePr w:type="nwCell">
       <w:pPr>
         <w:pBdr/>
@@ -11710,9 +12251,9 @@
       </w:tcPr>
     </w:tblStylePr>
   </w:style>
-  <w:style w:type="table" w:styleId="37">
+  <w:style w:type="table" w:styleId="764">
     <w:name w:val="Grid Table 3 - Accent 4"/>
-    <w:basedOn w:val="665"/>
+    <w:basedOn w:val="925"/>
     <w:uiPriority w:val="99"/>
     <w:pPr>
       <w:pBdr/>
@@ -11811,29 +12352,6 @@
         <w:tblBorders/>
       </w:tblPr>
       <w:tcPr>
-        <w:shd w:color="ffffff"/>
-        <w:tcBorders>
-          <w:top w:val="none" w:color="000000" w:sz="4" w:space="0"/>
-          <w:left w:val="none" w:color="000000" w:sz="4" w:space="0"/>
-          <w:bottom w:val="none" w:color="000000" w:sz="4" w:space="0"/>
-          <w:right w:val="none" w:color="000000" w:sz="4" w:space="0"/>
-        </w:tcBorders>
-      </w:tcPr>
-    </w:tblStylePr>
-    <w:tblStylePr w:type="firstRow">
-      <w:rPr>
-        <w:b/>
-        <w:color w:val="404040"/>
-      </w:rPr>
-      <w:pPr>
-        <w:pBdr/>
-        <w:spacing/>
-        <w:ind/>
-      </w:pPr>
-      <w:tblPr>
-        <w:tblBorders/>
-      </w:tblPr>
-      <w:tcPr>
         <w:shd w:val="clear" w:color="ffffff"/>
         <w:tcBorders>
           <w:top w:val="none" w:color="000000" w:sz="4" w:space="0"/>
@@ -11843,30 +12361,7 @@
         </w:tcBorders>
       </w:tcPr>
     </w:tblStylePr>
-    <w:tblStylePr w:type="lastCol">
-      <w:rPr>
-        <w:i/>
-        <w:color w:val="404040"/>
-      </w:rPr>
-      <w:pPr>
-        <w:pBdr/>
-        <w:spacing/>
-        <w:ind/>
-      </w:pPr>
-      <w:tblPr>
-        <w:tblBorders/>
-      </w:tblPr>
-      <w:tcPr>
-        <w:shd w:color="ffffff"/>
-        <w:tcBorders>
-          <w:top w:val="none" w:color="000000" w:sz="4" w:space="0"/>
-          <w:left w:val="none" w:color="000000" w:sz="4" w:space="0"/>
-          <w:bottom w:val="none" w:color="000000" w:sz="4" w:space="0"/>
-          <w:right w:val="none" w:color="000000" w:sz="4" w:space="0"/>
-        </w:tcBorders>
-      </w:tcPr>
-    </w:tblStylePr>
-    <w:tblStylePr w:type="lastRow">
+    <w:tblStylePr w:type="firstRow">
       <w:rPr>
         <w:b/>
         <w:color w:val="404040"/>
@@ -11889,6 +12384,52 @@
         </w:tcBorders>
       </w:tcPr>
     </w:tblStylePr>
+    <w:tblStylePr w:type="lastCol">
+      <w:rPr>
+        <w:i/>
+        <w:color w:val="404040"/>
+      </w:rPr>
+      <w:pPr>
+        <w:pBdr/>
+        <w:spacing/>
+        <w:ind/>
+      </w:pPr>
+      <w:tblPr>
+        <w:tblBorders/>
+      </w:tblPr>
+      <w:tcPr>
+        <w:shd w:val="clear" w:color="ffffff"/>
+        <w:tcBorders>
+          <w:top w:val="none" w:color="000000" w:sz="4" w:space="0"/>
+          <w:left w:val="none" w:color="000000" w:sz="4" w:space="0"/>
+          <w:bottom w:val="none" w:color="000000" w:sz="4" w:space="0"/>
+          <w:right w:val="none" w:color="000000" w:sz="4" w:space="0"/>
+        </w:tcBorders>
+      </w:tcPr>
+    </w:tblStylePr>
+    <w:tblStylePr w:type="lastRow">
+      <w:rPr>
+        <w:b/>
+        <w:color w:val="404040"/>
+      </w:rPr>
+      <w:pPr>
+        <w:pBdr/>
+        <w:spacing/>
+        <w:ind/>
+      </w:pPr>
+      <w:tblPr>
+        <w:tblBorders/>
+      </w:tblPr>
+      <w:tcPr>
+        <w:shd w:val="clear" w:color="ffffff"/>
+        <w:tcBorders>
+          <w:top w:val="none" w:color="000000" w:sz="4" w:space="0"/>
+          <w:left w:val="none" w:color="000000" w:sz="4" w:space="0"/>
+          <w:bottom w:val="none" w:color="000000" w:sz="4" w:space="0"/>
+          <w:right w:val="none" w:color="000000" w:sz="4" w:space="0"/>
+        </w:tcBorders>
+      </w:tcPr>
+    </w:tblStylePr>
     <w:tblStylePr w:type="nwCell">
       <w:pPr>
         <w:pBdr/>
@@ -11955,9 +12496,9 @@
       </w:tcPr>
     </w:tblStylePr>
   </w:style>
-  <w:style w:type="table" w:styleId="38">
+  <w:style w:type="table" w:styleId="765">
     <w:name w:val="Grid Table 3 - Accent 5"/>
-    <w:basedOn w:val="665"/>
+    <w:basedOn w:val="925"/>
     <w:uiPriority w:val="99"/>
     <w:pPr>
       <w:pBdr/>
@@ -12056,29 +12597,6 @@
         <w:tblBorders/>
       </w:tblPr>
       <w:tcPr>
-        <w:shd w:color="ffffff"/>
-        <w:tcBorders>
-          <w:top w:val="none" w:color="000000" w:sz="4" w:space="0"/>
-          <w:left w:val="none" w:color="000000" w:sz="4" w:space="0"/>
-          <w:bottom w:val="none" w:color="000000" w:sz="4" w:space="0"/>
-          <w:right w:val="none" w:color="000000" w:sz="4" w:space="0"/>
-        </w:tcBorders>
-      </w:tcPr>
-    </w:tblStylePr>
-    <w:tblStylePr w:type="firstRow">
-      <w:rPr>
-        <w:b/>
-        <w:color w:val="404040"/>
-      </w:rPr>
-      <w:pPr>
-        <w:pBdr/>
-        <w:spacing/>
-        <w:ind/>
-      </w:pPr>
-      <w:tblPr>
-        <w:tblBorders/>
-      </w:tblPr>
-      <w:tcPr>
         <w:shd w:val="clear" w:color="ffffff"/>
         <w:tcBorders>
           <w:top w:val="none" w:color="000000" w:sz="4" w:space="0"/>
@@ -12088,30 +12606,7 @@
         </w:tcBorders>
       </w:tcPr>
     </w:tblStylePr>
-    <w:tblStylePr w:type="lastCol">
-      <w:rPr>
-        <w:i/>
-        <w:color w:val="404040"/>
-      </w:rPr>
-      <w:pPr>
-        <w:pBdr/>
-        <w:spacing/>
-        <w:ind/>
-      </w:pPr>
-      <w:tblPr>
-        <w:tblBorders/>
-      </w:tblPr>
-      <w:tcPr>
-        <w:shd w:color="ffffff"/>
-        <w:tcBorders>
-          <w:top w:val="none" w:color="000000" w:sz="4" w:space="0"/>
-          <w:left w:val="none" w:color="000000" w:sz="4" w:space="0"/>
-          <w:bottom w:val="none" w:color="000000" w:sz="4" w:space="0"/>
-          <w:right w:val="none" w:color="000000" w:sz="4" w:space="0"/>
-        </w:tcBorders>
-      </w:tcPr>
-    </w:tblStylePr>
-    <w:tblStylePr w:type="lastRow">
+    <w:tblStylePr w:type="firstRow">
       <w:rPr>
         <w:b/>
         <w:color w:val="404040"/>
@@ -12134,6 +12629,52 @@
         </w:tcBorders>
       </w:tcPr>
     </w:tblStylePr>
+    <w:tblStylePr w:type="lastCol">
+      <w:rPr>
+        <w:i/>
+        <w:color w:val="404040"/>
+      </w:rPr>
+      <w:pPr>
+        <w:pBdr/>
+        <w:spacing/>
+        <w:ind/>
+      </w:pPr>
+      <w:tblPr>
+        <w:tblBorders/>
+      </w:tblPr>
+      <w:tcPr>
+        <w:shd w:val="clear" w:color="ffffff"/>
+        <w:tcBorders>
+          <w:top w:val="none" w:color="000000" w:sz="4" w:space="0"/>
+          <w:left w:val="none" w:color="000000" w:sz="4" w:space="0"/>
+          <w:bottom w:val="none" w:color="000000" w:sz="4" w:space="0"/>
+          <w:right w:val="none" w:color="000000" w:sz="4" w:space="0"/>
+        </w:tcBorders>
+      </w:tcPr>
+    </w:tblStylePr>
+    <w:tblStylePr w:type="lastRow">
+      <w:rPr>
+        <w:b/>
+        <w:color w:val="404040"/>
+      </w:rPr>
+      <w:pPr>
+        <w:pBdr/>
+        <w:spacing/>
+        <w:ind/>
+      </w:pPr>
+      <w:tblPr>
+        <w:tblBorders/>
+      </w:tblPr>
+      <w:tcPr>
+        <w:shd w:val="clear" w:color="ffffff"/>
+        <w:tcBorders>
+          <w:top w:val="none" w:color="000000" w:sz="4" w:space="0"/>
+          <w:left w:val="none" w:color="000000" w:sz="4" w:space="0"/>
+          <w:bottom w:val="none" w:color="000000" w:sz="4" w:space="0"/>
+          <w:right w:val="none" w:color="000000" w:sz="4" w:space="0"/>
+        </w:tcBorders>
+      </w:tcPr>
+    </w:tblStylePr>
     <w:tblStylePr w:type="nwCell">
       <w:pPr>
         <w:pBdr/>
@@ -12200,9 +12741,9 @@
       </w:tcPr>
     </w:tblStylePr>
   </w:style>
-  <w:style w:type="table" w:styleId="39">
+  <w:style w:type="table" w:styleId="766">
     <w:name w:val="Grid Table 3 - Accent 6"/>
-    <w:basedOn w:val="665"/>
+    <w:basedOn w:val="925"/>
     <w:uiPriority w:val="99"/>
     <w:pPr>
       <w:pBdr/>
@@ -12301,29 +12842,6 @@
         <w:tblBorders/>
       </w:tblPr>
       <w:tcPr>
-        <w:shd w:color="ffffff"/>
-        <w:tcBorders>
-          <w:top w:val="none" w:color="000000" w:sz="4" w:space="0"/>
-          <w:left w:val="none" w:color="000000" w:sz="4" w:space="0"/>
-          <w:bottom w:val="none" w:color="000000" w:sz="4" w:space="0"/>
-          <w:right w:val="none" w:color="000000" w:sz="4" w:space="0"/>
-        </w:tcBorders>
-      </w:tcPr>
-    </w:tblStylePr>
-    <w:tblStylePr w:type="firstRow">
-      <w:rPr>
-        <w:b/>
-        <w:color w:val="404040"/>
-      </w:rPr>
-      <w:pPr>
-        <w:pBdr/>
-        <w:spacing/>
-        <w:ind/>
-      </w:pPr>
-      <w:tblPr>
-        <w:tblBorders/>
-      </w:tblPr>
-      <w:tcPr>
         <w:shd w:val="clear" w:color="ffffff"/>
         <w:tcBorders>
           <w:top w:val="none" w:color="000000" w:sz="4" w:space="0"/>
@@ -12333,30 +12851,7 @@
         </w:tcBorders>
       </w:tcPr>
     </w:tblStylePr>
-    <w:tblStylePr w:type="lastCol">
-      <w:rPr>
-        <w:i/>
-        <w:color w:val="404040"/>
-      </w:rPr>
-      <w:pPr>
-        <w:pBdr/>
-        <w:spacing/>
-        <w:ind/>
-      </w:pPr>
-      <w:tblPr>
-        <w:tblBorders/>
-      </w:tblPr>
-      <w:tcPr>
-        <w:shd w:color="ffffff"/>
-        <w:tcBorders>
-          <w:top w:val="none" w:color="000000" w:sz="4" w:space="0"/>
-          <w:left w:val="none" w:color="000000" w:sz="4" w:space="0"/>
-          <w:bottom w:val="none" w:color="000000" w:sz="4" w:space="0"/>
-          <w:right w:val="none" w:color="000000" w:sz="4" w:space="0"/>
-        </w:tcBorders>
-      </w:tcPr>
-    </w:tblStylePr>
-    <w:tblStylePr w:type="lastRow">
+    <w:tblStylePr w:type="firstRow">
       <w:rPr>
         <w:b/>
         <w:color w:val="404040"/>
@@ -12379,6 +12874,52 @@
         </w:tcBorders>
       </w:tcPr>
     </w:tblStylePr>
+    <w:tblStylePr w:type="lastCol">
+      <w:rPr>
+        <w:i/>
+        <w:color w:val="404040"/>
+      </w:rPr>
+      <w:pPr>
+        <w:pBdr/>
+        <w:spacing/>
+        <w:ind/>
+      </w:pPr>
+      <w:tblPr>
+        <w:tblBorders/>
+      </w:tblPr>
+      <w:tcPr>
+        <w:shd w:val="clear" w:color="ffffff"/>
+        <w:tcBorders>
+          <w:top w:val="none" w:color="000000" w:sz="4" w:space="0"/>
+          <w:left w:val="none" w:color="000000" w:sz="4" w:space="0"/>
+          <w:bottom w:val="none" w:color="000000" w:sz="4" w:space="0"/>
+          <w:right w:val="none" w:color="000000" w:sz="4" w:space="0"/>
+        </w:tcBorders>
+      </w:tcPr>
+    </w:tblStylePr>
+    <w:tblStylePr w:type="lastRow">
+      <w:rPr>
+        <w:b/>
+        <w:color w:val="404040"/>
+      </w:rPr>
+      <w:pPr>
+        <w:pBdr/>
+        <w:spacing/>
+        <w:ind/>
+      </w:pPr>
+      <w:tblPr>
+        <w:tblBorders/>
+      </w:tblPr>
+      <w:tcPr>
+        <w:shd w:val="clear" w:color="ffffff"/>
+        <w:tcBorders>
+          <w:top w:val="none" w:color="000000" w:sz="4" w:space="0"/>
+          <w:left w:val="none" w:color="000000" w:sz="4" w:space="0"/>
+          <w:bottom w:val="none" w:color="000000" w:sz="4" w:space="0"/>
+          <w:right w:val="none" w:color="000000" w:sz="4" w:space="0"/>
+        </w:tcBorders>
+      </w:tcPr>
+    </w:tblStylePr>
     <w:tblStylePr w:type="nwCell">
       <w:pPr>
         <w:pBdr/>
@@ -12445,9 +12986,9 @@
       </w:tcPr>
     </w:tblStylePr>
   </w:style>
-  <w:style w:type="table" w:styleId="40">
+  <w:style w:type="table" w:styleId="767">
     <w:name w:val="Grid Table 4"/>
-    <w:basedOn w:val="665"/>
+    <w:basedOn w:val="925"/>
     <w:uiPriority w:val="59"/>
     <w:pPr>
       <w:pBdr/>
@@ -12678,9 +13219,9 @@
       </w:tcPr>
     </w:tblStylePr>
   </w:style>
-  <w:style w:type="table" w:styleId="41">
+  <w:style w:type="table" w:styleId="768">
     <w:name w:val="Grid Table 4 - Accent 1"/>
-    <w:basedOn w:val="665"/>
+    <w:basedOn w:val="925"/>
     <w:uiPriority w:val="59"/>
     <w:pPr>
       <w:pBdr/>
@@ -12911,9 +13452,9 @@
       </w:tcPr>
     </w:tblStylePr>
   </w:style>
-  <w:style w:type="table" w:styleId="42">
+  <w:style w:type="table" w:styleId="769">
     <w:name w:val="Grid Table 4 - Accent 2"/>
-    <w:basedOn w:val="665"/>
+    <w:basedOn w:val="925"/>
     <w:uiPriority w:val="59"/>
     <w:pPr>
       <w:pBdr/>
@@ -13144,9 +13685,9 @@
       </w:tcPr>
     </w:tblStylePr>
   </w:style>
-  <w:style w:type="table" w:styleId="43">
+  <w:style w:type="table" w:styleId="770">
     <w:name w:val="Grid Table 4 - Accent 3"/>
-    <w:basedOn w:val="665"/>
+    <w:basedOn w:val="925"/>
     <w:uiPriority w:val="59"/>
     <w:pPr>
       <w:pBdr/>
@@ -13377,9 +13918,9 @@
       </w:tcPr>
     </w:tblStylePr>
   </w:style>
-  <w:style w:type="table" w:styleId="44">
+  <w:style w:type="table" w:styleId="771">
     <w:name w:val="Grid Table 4 - Accent 4"/>
-    <w:basedOn w:val="665"/>
+    <w:basedOn w:val="925"/>
     <w:uiPriority w:val="59"/>
     <w:pPr>
       <w:pBdr/>
@@ -13610,9 +14151,9 @@
       </w:tcPr>
     </w:tblStylePr>
   </w:style>
-  <w:style w:type="table" w:styleId="45">
+  <w:style w:type="table" w:styleId="772">
     <w:name w:val="Grid Table 4 - Accent 5"/>
-    <w:basedOn w:val="665"/>
+    <w:basedOn w:val="925"/>
     <w:uiPriority w:val="59"/>
     <w:pPr>
       <w:pBdr/>
@@ -13843,9 +14384,9 @@
       </w:tcPr>
     </w:tblStylePr>
   </w:style>
-  <w:style w:type="table" w:styleId="46">
+  <w:style w:type="table" w:styleId="773">
     <w:name w:val="Grid Table 4 - Accent 6"/>
-    <w:basedOn w:val="665"/>
+    <w:basedOn w:val="925"/>
     <w:uiPriority w:val="59"/>
     <w:pPr>
       <w:pBdr/>
@@ -14076,9 +14617,9 @@
       </w:tcPr>
     </w:tblStylePr>
   </w:style>
-  <w:style w:type="table" w:styleId="47">
+  <w:style w:type="table" w:styleId="774">
     <w:name w:val="Grid Table 5 Dark"/>
-    <w:basedOn w:val="665"/>
+    <w:basedOn w:val="925"/>
     <w:uiPriority w:val="99"/>
     <w:pPr>
       <w:pBdr/>
@@ -14304,9 +14845,9 @@
       </w:tcPr>
     </w:tblStylePr>
   </w:style>
-  <w:style w:type="table" w:styleId="48">
+  <w:style w:type="table" w:styleId="775">
     <w:name w:val="Grid Table 5 Dark- Accent 1"/>
-    <w:basedOn w:val="665"/>
+    <w:basedOn w:val="925"/>
     <w:uiPriority w:val="99"/>
     <w:pPr>
       <w:pBdr/>
@@ -14532,9 +15073,9 @@
       </w:tcPr>
     </w:tblStylePr>
   </w:style>
-  <w:style w:type="table" w:styleId="49">
+  <w:style w:type="table" w:styleId="776">
     <w:name w:val="Grid Table 5 Dark - Accent 2"/>
-    <w:basedOn w:val="665"/>
+    <w:basedOn w:val="925"/>
     <w:uiPriority w:val="99"/>
     <w:pPr>
       <w:pBdr/>
@@ -14760,9 +15301,9 @@
       </w:tcPr>
     </w:tblStylePr>
   </w:style>
-  <w:style w:type="table" w:styleId="50">
+  <w:style w:type="table" w:styleId="777">
     <w:name w:val="Grid Table 5 Dark - Accent 3"/>
-    <w:basedOn w:val="665"/>
+    <w:basedOn w:val="925"/>
     <w:uiPriority w:val="99"/>
     <w:pPr>
       <w:pBdr/>
@@ -14988,9 +15529,9 @@
       </w:tcPr>
     </w:tblStylePr>
   </w:style>
-  <w:style w:type="table" w:styleId="51">
+  <w:style w:type="table" w:styleId="778">
     <w:name w:val="Grid Table 5 Dark- Accent 4"/>
-    <w:basedOn w:val="665"/>
+    <w:basedOn w:val="925"/>
     <w:uiPriority w:val="99"/>
     <w:pPr>
       <w:pBdr/>
@@ -15216,9 +15757,9 @@
       </w:tcPr>
     </w:tblStylePr>
   </w:style>
-  <w:style w:type="table" w:styleId="52">
+  <w:style w:type="table" w:styleId="779">
     <w:name w:val="Grid Table 5 Dark - Accent 5"/>
-    <w:basedOn w:val="665"/>
+    <w:basedOn w:val="925"/>
     <w:uiPriority w:val="99"/>
     <w:pPr>
       <w:pBdr/>
@@ -15444,9 +15985,9 @@
       </w:tcPr>
     </w:tblStylePr>
   </w:style>
-  <w:style w:type="table" w:styleId="53">
+  <w:style w:type="table" w:styleId="780">
     <w:name w:val="Grid Table 5 Dark - Accent 6"/>
-    <w:basedOn w:val="665"/>
+    <w:basedOn w:val="925"/>
     <w:uiPriority w:val="99"/>
     <w:pPr>
       <w:pBdr/>
@@ -15672,9 +16213,9 @@
       </w:tcPr>
     </w:tblStylePr>
   </w:style>
-  <w:style w:type="table" w:styleId="54">
+  <w:style w:type="table" w:styleId="781">
     <w:name w:val="Grid Table 6 Colorful"/>
-    <w:basedOn w:val="665"/>
+    <w:basedOn w:val="925"/>
     <w:uiPriority w:val="99"/>
     <w:pPr>
       <w:pBdr/>
@@ -15902,9 +16443,9 @@
       </w:tcPr>
     </w:tblStylePr>
   </w:style>
-  <w:style w:type="table" w:styleId="55">
+  <w:style w:type="table" w:styleId="782">
     <w:name w:val="Grid Table 6 Colorful - Accent 1"/>
-    <w:basedOn w:val="665"/>
+    <w:basedOn w:val="925"/>
     <w:uiPriority w:val="99"/>
     <w:pPr>
       <w:pBdr/>
@@ -16132,9 +16673,9 @@
       </w:tcPr>
     </w:tblStylePr>
   </w:style>
-  <w:style w:type="table" w:styleId="56">
+  <w:style w:type="table" w:styleId="783">
     <w:name w:val="Grid Table 6 Colorful - Accent 2"/>
-    <w:basedOn w:val="665"/>
+    <w:basedOn w:val="925"/>
     <w:uiPriority w:val="99"/>
     <w:pPr>
       <w:pBdr/>
@@ -16362,9 +16903,9 @@
       </w:tcPr>
     </w:tblStylePr>
   </w:style>
-  <w:style w:type="table" w:styleId="57">
+  <w:style w:type="table" w:styleId="784">
     <w:name w:val="Grid Table 6 Colorful - Accent 3"/>
-    <w:basedOn w:val="665"/>
+    <w:basedOn w:val="925"/>
     <w:uiPriority w:val="99"/>
     <w:pPr>
       <w:pBdr/>
@@ -16592,9 +17133,9 @@
       </w:tcPr>
     </w:tblStylePr>
   </w:style>
-  <w:style w:type="table" w:styleId="58">
+  <w:style w:type="table" w:styleId="785">
     <w:name w:val="Grid Table 6 Colorful - Accent 4"/>
-    <w:basedOn w:val="665"/>
+    <w:basedOn w:val="925"/>
     <w:uiPriority w:val="99"/>
     <w:pPr>
       <w:pBdr/>
@@ -16822,9 +17363,9 @@
       </w:tcPr>
     </w:tblStylePr>
   </w:style>
-  <w:style w:type="table" w:styleId="59">
+  <w:style w:type="table" w:styleId="786">
     <w:name w:val="Grid Table 6 Colorful - Accent 5"/>
-    <w:basedOn w:val="665"/>
+    <w:basedOn w:val="925"/>
     <w:uiPriority w:val="99"/>
     <w:pPr>
       <w:pBdr/>
@@ -17052,9 +17593,9 @@
       </w:tcPr>
     </w:tblStylePr>
   </w:style>
-  <w:style w:type="table" w:styleId="60">
+  <w:style w:type="table" w:styleId="787">
     <w:name w:val="Grid Table 6 Colorful - Accent 6"/>
-    <w:basedOn w:val="665"/>
+    <w:basedOn w:val="925"/>
     <w:uiPriority w:val="99"/>
     <w:pPr>
       <w:pBdr/>
@@ -17282,9 +17823,9 @@
       </w:tcPr>
     </w:tblStylePr>
   </w:style>
-  <w:style w:type="table" w:styleId="61">
+  <w:style w:type="table" w:styleId="788">
     <w:name w:val="Grid Table 7 Colorful"/>
-    <w:basedOn w:val="665"/>
+    <w:basedOn w:val="925"/>
     <w:uiPriority w:val="99"/>
     <w:pPr>
       <w:pBdr/>
@@ -17386,11 +17927,11 @@
         <w:tblBorders/>
       </w:tblPr>
       <w:tcPr>
-        <w:shd w:color="ffffff"/>
+        <w:shd w:val="clear" w:color="ffffff"/>
         <w:tcBorders>
-          <w:top w:val="none"/>
-          <w:left w:val="none"/>
-          <w:bottom w:val="none"/>
+          <w:top w:val="none" w:color="000000" w:sz="4" w:space="0"/>
+          <w:left w:val="none" w:color="000000" w:sz="4" w:space="0"/>
+          <w:bottom w:val="none" w:color="000000" w:sz="4" w:space="0"/>
           <w:right w:val="single" w:color="000000" w:themeColor="text1" w:themeTint="80" w:sz="4" w:space="0"/>
         </w:tcBorders>
       </w:tcPr>
@@ -17413,10 +17954,10 @@
       <w:tcPr>
         <w:shd w:val="clear" w:color="ffffff" w:themeColor="light1" w:fill="ffffff" w:themeFill="light1"/>
         <w:tcBorders>
-          <w:top w:val="none"/>
-          <w:left w:val="none"/>
+          <w:top w:val="none" w:color="000000" w:sz="4" w:space="0"/>
+          <w:left w:val="none" w:color="000000" w:sz="4" w:space="0"/>
           <w:bottom w:val="single" w:color="000000" w:themeColor="text1" w:themeTint="80" w:sz="4" w:space="0"/>
-          <w:right w:val="none"/>
+          <w:right w:val="none" w:color="000000" w:sz="4" w:space="0"/>
         </w:tcBorders>
       </w:tcPr>
     </w:tblStylePr>
@@ -17436,12 +17977,12 @@
         <w:tblBorders/>
       </w:tblPr>
       <w:tcPr>
-        <w:shd w:color="ffffff"/>
+        <w:shd w:val="clear" w:color="ffffff"/>
         <w:tcBorders>
-          <w:top w:val="none"/>
+          <w:top w:val="none" w:color="000000" w:sz="4" w:space="0"/>
           <w:left w:val="single" w:color="000000" w:themeColor="text1" w:themeTint="80" w:sz="4" w:space="0"/>
-          <w:bottom w:val="none"/>
-          <w:right w:val="none"/>
+          <w:bottom w:val="none" w:color="000000" w:sz="4" w:space="0"/>
+          <w:right w:val="none" w:color="000000" w:sz="4" w:space="0"/>
         </w:tcBorders>
       </w:tcPr>
     </w:tblStylePr>
@@ -17464,9 +18005,9 @@
         <w:shd w:val="clear" w:color="ffffff" w:themeColor="light1" w:fill="ffffff" w:themeFill="light1"/>
         <w:tcBorders>
           <w:top w:val="single" w:color="000000" w:themeColor="text1" w:themeTint="80" w:sz="4" w:space="0"/>
-          <w:left w:val="none"/>
-          <w:bottom w:val="none"/>
-          <w:right w:val="none"/>
+          <w:left w:val="none" w:color="000000" w:sz="4" w:space="0"/>
+          <w:bottom w:val="none" w:color="000000" w:sz="4" w:space="0"/>
+          <w:right w:val="none" w:color="000000" w:sz="4" w:space="0"/>
         </w:tcBorders>
       </w:tcPr>
     </w:tblStylePr>
@@ -17536,9 +18077,9 @@
       </w:tcPr>
     </w:tblStylePr>
   </w:style>
-  <w:style w:type="table" w:styleId="62">
+  <w:style w:type="table" w:styleId="789">
     <w:name w:val="Grid Table 7 Colorful - Accent 1"/>
-    <w:basedOn w:val="665"/>
+    <w:basedOn w:val="925"/>
     <w:uiPriority w:val="99"/>
     <w:pPr>
       <w:pBdr/>
@@ -17640,11 +18181,11 @@
         <w:tblBorders/>
       </w:tblPr>
       <w:tcPr>
-        <w:shd w:color="ffffff"/>
+        <w:shd w:val="clear" w:color="ffffff"/>
         <w:tcBorders>
-          <w:top w:val="none"/>
-          <w:left w:val="none"/>
-          <w:bottom w:val="none"/>
+          <w:top w:val="none" w:color="000000" w:sz="4" w:space="0"/>
+          <w:left w:val="none" w:color="000000" w:sz="4" w:space="0"/>
+          <w:bottom w:val="none" w:color="000000" w:sz="4" w:space="0"/>
           <w:right w:val="single" w:color="000000" w:themeColor="accent1" w:themeTint="80" w:sz="4" w:space="0"/>
         </w:tcBorders>
       </w:tcPr>
@@ -17667,10 +18208,10 @@
       <w:tcPr>
         <w:shd w:val="clear" w:color="ffffff" w:themeColor="light1" w:fill="ffffff" w:themeFill="light1"/>
         <w:tcBorders>
-          <w:top w:val="none"/>
-          <w:left w:val="none"/>
+          <w:top w:val="none" w:color="000000" w:sz="4" w:space="0"/>
+          <w:left w:val="none" w:color="000000" w:sz="4" w:space="0"/>
           <w:bottom w:val="single" w:color="000000" w:themeColor="accent1" w:themeTint="80" w:sz="4" w:space="0"/>
-          <w:right w:val="none"/>
+          <w:right w:val="none" w:color="000000" w:sz="4" w:space="0"/>
         </w:tcBorders>
       </w:tcPr>
     </w:tblStylePr>
@@ -17690,12 +18231,12 @@
         <w:tblBorders/>
       </w:tblPr>
       <w:tcPr>
-        <w:shd w:color="ffffff"/>
+        <w:shd w:val="clear" w:color="ffffff"/>
         <w:tcBorders>
-          <w:top w:val="none"/>
+          <w:top w:val="none" w:color="000000" w:sz="4" w:space="0"/>
           <w:left w:val="single" w:color="000000" w:themeColor="accent1" w:themeTint="80" w:sz="4" w:space="0"/>
-          <w:bottom w:val="none"/>
-          <w:right w:val="none"/>
+          <w:bottom w:val="none" w:color="000000" w:sz="4" w:space="0"/>
+          <w:right w:val="none" w:color="000000" w:sz="4" w:space="0"/>
         </w:tcBorders>
       </w:tcPr>
     </w:tblStylePr>
@@ -17718,9 +18259,9 @@
         <w:shd w:val="clear" w:color="ffffff" w:themeColor="light1" w:fill="ffffff" w:themeFill="light1"/>
         <w:tcBorders>
           <w:top w:val="single" w:color="000000" w:themeColor="accent1" w:themeTint="80" w:sz="4" w:space="0"/>
-          <w:left w:val="none"/>
-          <w:bottom w:val="none"/>
-          <w:right w:val="none"/>
+          <w:left w:val="none" w:color="000000" w:sz="4" w:space="0"/>
+          <w:bottom w:val="none" w:color="000000" w:sz="4" w:space="0"/>
+          <w:right w:val="none" w:color="000000" w:sz="4" w:space="0"/>
         </w:tcBorders>
       </w:tcPr>
     </w:tblStylePr>
@@ -17790,9 +18331,9 @@
       </w:tcPr>
     </w:tblStylePr>
   </w:style>
-  <w:style w:type="table" w:styleId="63">
+  <w:style w:type="table" w:styleId="790">
     <w:name w:val="Grid Table 7 Colorful - Accent 2"/>
-    <w:basedOn w:val="665"/>
+    <w:basedOn w:val="925"/>
     <w:uiPriority w:val="99"/>
     <w:pPr>
       <w:pBdr/>
@@ -17894,11 +18435,11 @@
         <w:tblBorders/>
       </w:tblPr>
       <w:tcPr>
-        <w:shd w:color="ffffff"/>
+        <w:shd w:val="clear" w:color="ffffff"/>
         <w:tcBorders>
-          <w:top w:val="none"/>
-          <w:left w:val="none"/>
-          <w:bottom w:val="none"/>
+          <w:top w:val="none" w:color="000000" w:sz="4" w:space="0"/>
+          <w:left w:val="none" w:color="000000" w:sz="4" w:space="0"/>
+          <w:bottom w:val="none" w:color="000000" w:sz="4" w:space="0"/>
           <w:right w:val="single" w:color="000000" w:themeColor="accent2" w:themeTint="97" w:sz="4" w:space="0"/>
         </w:tcBorders>
       </w:tcPr>
@@ -17921,10 +18462,10 @@
       <w:tcPr>
         <w:shd w:val="clear" w:color="ffffff" w:themeColor="light1" w:fill="ffffff" w:themeFill="light1"/>
         <w:tcBorders>
-          <w:top w:val="none"/>
-          <w:left w:val="none"/>
+          <w:top w:val="none" w:color="000000" w:sz="4" w:space="0"/>
+          <w:left w:val="none" w:color="000000" w:sz="4" w:space="0"/>
           <w:bottom w:val="single" w:color="000000" w:themeColor="accent2" w:themeTint="97" w:sz="4" w:space="0"/>
-          <w:right w:val="none"/>
+          <w:right w:val="none" w:color="000000" w:sz="4" w:space="0"/>
         </w:tcBorders>
       </w:tcPr>
     </w:tblStylePr>
@@ -17944,12 +18485,12 @@
         <w:tblBorders/>
       </w:tblPr>
       <w:tcPr>
-        <w:shd w:color="ffffff"/>
+        <w:shd w:val="clear" w:color="ffffff"/>
         <w:tcBorders>
-          <w:top w:val="none"/>
+          <w:top w:val="none" w:color="000000" w:sz="4" w:space="0"/>
           <w:left w:val="single" w:color="000000" w:themeColor="accent2" w:themeTint="97" w:sz="4" w:space="0"/>
-          <w:bottom w:val="none"/>
-          <w:right w:val="none"/>
+          <w:bottom w:val="none" w:color="000000" w:sz="4" w:space="0"/>
+          <w:right w:val="none" w:color="000000" w:sz="4" w:space="0"/>
         </w:tcBorders>
       </w:tcPr>
     </w:tblStylePr>
@@ -17972,9 +18513,9 @@
         <w:shd w:val="clear" w:color="ffffff" w:themeColor="light1" w:fill="ffffff" w:themeFill="light1"/>
         <w:tcBorders>
           <w:top w:val="single" w:color="000000" w:themeColor="accent2" w:themeTint="97" w:sz="4" w:space="0"/>
-          <w:left w:val="none"/>
-          <w:bottom w:val="none"/>
-          <w:right w:val="none"/>
+          <w:left w:val="none" w:color="000000" w:sz="4" w:space="0"/>
+          <w:bottom w:val="none" w:color="000000" w:sz="4" w:space="0"/>
+          <w:right w:val="none" w:color="000000" w:sz="4" w:space="0"/>
         </w:tcBorders>
       </w:tcPr>
     </w:tblStylePr>
@@ -18044,9 +18585,9 @@
       </w:tcPr>
     </w:tblStylePr>
   </w:style>
-  <w:style w:type="table" w:styleId="64">
+  <w:style w:type="table" w:styleId="791">
     <w:name w:val="Grid Table 7 Colorful - Accent 3"/>
-    <w:basedOn w:val="665"/>
+    <w:basedOn w:val="925"/>
     <w:uiPriority w:val="99"/>
     <w:pPr>
       <w:pBdr/>
@@ -18148,11 +18689,11 @@
         <w:tblBorders/>
       </w:tblPr>
       <w:tcPr>
-        <w:shd w:color="ffffff"/>
+        <w:shd w:val="clear" w:color="ffffff"/>
         <w:tcBorders>
-          <w:top w:val="none"/>
-          <w:left w:val="none"/>
-          <w:bottom w:val="none"/>
+          <w:top w:val="none" w:color="000000" w:sz="4" w:space="0"/>
+          <w:left w:val="none" w:color="000000" w:sz="4" w:space="0"/>
+          <w:bottom w:val="none" w:color="000000" w:sz="4" w:space="0"/>
           <w:right w:val="single" w:color="000000" w:themeColor="accent3" w:themeTint="FE" w:sz="4" w:space="0"/>
         </w:tcBorders>
       </w:tcPr>
@@ -18175,10 +18716,10 @@
       <w:tcPr>
         <w:shd w:val="clear" w:color="ffffff" w:themeColor="light1" w:fill="ffffff" w:themeFill="light1"/>
         <w:tcBorders>
-          <w:top w:val="none"/>
-          <w:left w:val="none"/>
+          <w:top w:val="none" w:color="000000" w:sz="4" w:space="0"/>
+          <w:left w:val="none" w:color="000000" w:sz="4" w:space="0"/>
           <w:bottom w:val="single" w:color="000000" w:themeColor="accent3" w:themeTint="FE" w:sz="4" w:space="0"/>
-          <w:right w:val="none"/>
+          <w:right w:val="none" w:color="000000" w:sz="4" w:space="0"/>
         </w:tcBorders>
       </w:tcPr>
     </w:tblStylePr>
@@ -18198,12 +18739,12 @@
         <w:tblBorders/>
       </w:tblPr>
       <w:tcPr>
-        <w:shd w:color="ffffff"/>
+        <w:shd w:val="clear" w:color="ffffff"/>
         <w:tcBorders>
-          <w:top w:val="none"/>
+          <w:top w:val="none" w:color="000000" w:sz="4" w:space="0"/>
           <w:left w:val="single" w:color="000000" w:themeColor="accent3" w:themeTint="FE" w:sz="4" w:space="0"/>
-          <w:bottom w:val="none"/>
-          <w:right w:val="none"/>
+          <w:bottom w:val="none" w:color="000000" w:sz="4" w:space="0"/>
+          <w:right w:val="none" w:color="000000" w:sz="4" w:space="0"/>
         </w:tcBorders>
       </w:tcPr>
     </w:tblStylePr>
@@ -18226,9 +18767,9 @@
         <w:shd w:val="clear" w:color="ffffff" w:themeColor="light1" w:fill="ffffff" w:themeFill="light1"/>
         <w:tcBorders>
           <w:top w:val="single" w:color="000000" w:themeColor="accent3" w:themeTint="FE" w:sz="4" w:space="0"/>
-          <w:left w:val="none"/>
-          <w:bottom w:val="none"/>
-          <w:right w:val="none"/>
+          <w:left w:val="none" w:color="000000" w:sz="4" w:space="0"/>
+          <w:bottom w:val="none" w:color="000000" w:sz="4" w:space="0"/>
+          <w:right w:val="none" w:color="000000" w:sz="4" w:space="0"/>
         </w:tcBorders>
       </w:tcPr>
     </w:tblStylePr>
@@ -18298,9 +18839,9 @@
       </w:tcPr>
     </w:tblStylePr>
   </w:style>
-  <w:style w:type="table" w:styleId="65">
+  <w:style w:type="table" w:styleId="792">
     <w:name w:val="Grid Table 7 Colorful - Accent 4"/>
-    <w:basedOn w:val="665"/>
+    <w:basedOn w:val="925"/>
     <w:uiPriority w:val="99"/>
     <w:pPr>
       <w:pBdr/>
@@ -18402,11 +18943,11 @@
         <w:tblBorders/>
       </w:tblPr>
       <w:tcPr>
-        <w:shd w:color="ffffff"/>
+        <w:shd w:val="clear" w:color="ffffff"/>
         <w:tcBorders>
-          <w:top w:val="none"/>
-          <w:left w:val="none"/>
-          <w:bottom w:val="none"/>
+          <w:top w:val="none" w:color="000000" w:sz="4" w:space="0"/>
+          <w:left w:val="none" w:color="000000" w:sz="4" w:space="0"/>
+          <w:bottom w:val="none" w:color="000000" w:sz="4" w:space="0"/>
           <w:right w:val="single" w:color="000000" w:themeColor="accent4" w:themeTint="9A" w:sz="4" w:space="0"/>
         </w:tcBorders>
       </w:tcPr>
@@ -18429,10 +18970,10 @@
       <w:tcPr>
         <w:shd w:val="clear" w:color="ffffff" w:themeColor="light1" w:fill="ffffff" w:themeFill="light1"/>
         <w:tcBorders>
-          <w:top w:val="none"/>
-          <w:left w:val="none"/>
+          <w:top w:val="none" w:color="000000" w:sz="4" w:space="0"/>
+          <w:left w:val="none" w:color="000000" w:sz="4" w:space="0"/>
           <w:bottom w:val="single" w:color="000000" w:themeColor="accent4" w:themeTint="9A" w:sz="4" w:space="0"/>
-          <w:right w:val="none"/>
+          <w:right w:val="none" w:color="000000" w:sz="4" w:space="0"/>
         </w:tcBorders>
       </w:tcPr>
     </w:tblStylePr>
@@ -18452,12 +18993,12 @@
         <w:tblBorders/>
       </w:tblPr>
       <w:tcPr>
-        <w:shd w:color="ffffff"/>
+        <w:shd w:val="clear" w:color="ffffff"/>
         <w:tcBorders>
-          <w:top w:val="none"/>
+          <w:top w:val="none" w:color="000000" w:sz="4" w:space="0"/>
           <w:left w:val="single" w:color="000000" w:themeColor="accent4" w:themeTint="9A" w:sz="4" w:space="0"/>
-          <w:bottom w:val="none"/>
-          <w:right w:val="none"/>
+          <w:bottom w:val="none" w:color="000000" w:sz="4" w:space="0"/>
+          <w:right w:val="none" w:color="000000" w:sz="4" w:space="0"/>
         </w:tcBorders>
       </w:tcPr>
     </w:tblStylePr>
@@ -18480,9 +19021,9 @@
         <w:shd w:val="clear" w:color="ffffff" w:themeColor="light1" w:fill="ffffff" w:themeFill="light1"/>
         <w:tcBorders>
           <w:top w:val="single" w:color="000000" w:themeColor="accent4" w:themeTint="9A" w:sz="4" w:space="0"/>
-          <w:left w:val="none"/>
-          <w:bottom w:val="none"/>
-          <w:right w:val="none"/>
+          <w:left w:val="none" w:color="000000" w:sz="4" w:space="0"/>
+          <w:bottom w:val="none" w:color="000000" w:sz="4" w:space="0"/>
+          <w:right w:val="none" w:color="000000" w:sz="4" w:space="0"/>
         </w:tcBorders>
       </w:tcPr>
     </w:tblStylePr>
@@ -18552,9 +19093,9 @@
       </w:tcPr>
     </w:tblStylePr>
   </w:style>
-  <w:style w:type="table" w:styleId="66">
+  <w:style w:type="table" w:styleId="793">
     <w:name w:val="Grid Table 7 Colorful - Accent 5"/>
-    <w:basedOn w:val="665"/>
+    <w:basedOn w:val="925"/>
     <w:uiPriority w:val="99"/>
     <w:pPr>
       <w:pBdr/>
@@ -18656,11 +19197,11 @@
         <w:tblBorders/>
       </w:tblPr>
       <w:tcPr>
-        <w:shd w:color="ffffff"/>
+        <w:shd w:val="clear" w:color="ffffff"/>
         <w:tcBorders>
-          <w:top w:val="none"/>
-          <w:left w:val="none"/>
-          <w:bottom w:val="none"/>
+          <w:top w:val="none" w:color="000000" w:sz="4" w:space="0"/>
+          <w:left w:val="none" w:color="000000" w:sz="4" w:space="0"/>
+          <w:bottom w:val="none" w:color="000000" w:sz="4" w:space="0"/>
           <w:right w:val="single" w:color="000000" w:themeColor="accent5" w:themeTint="90" w:sz="4" w:space="0"/>
         </w:tcBorders>
       </w:tcPr>
@@ -18683,10 +19224,10 @@
       <w:tcPr>
         <w:shd w:val="clear" w:color="ffffff" w:themeColor="light1" w:fill="ffffff" w:themeFill="light1"/>
         <w:tcBorders>
-          <w:top w:val="none"/>
-          <w:left w:val="none"/>
+          <w:top w:val="none" w:color="000000" w:sz="4" w:space="0"/>
+          <w:left w:val="none" w:color="000000" w:sz="4" w:space="0"/>
           <w:bottom w:val="single" w:color="000000" w:themeColor="accent5" w:themeTint="90" w:sz="4" w:space="0"/>
-          <w:right w:val="none"/>
+          <w:right w:val="none" w:color="000000" w:sz="4" w:space="0"/>
         </w:tcBorders>
       </w:tcPr>
     </w:tblStylePr>
@@ -18706,12 +19247,12 @@
         <w:tblBorders/>
       </w:tblPr>
       <w:tcPr>
-        <w:shd w:color="ffffff"/>
+        <w:shd w:val="clear" w:color="ffffff"/>
         <w:tcBorders>
-          <w:top w:val="none"/>
+          <w:top w:val="none" w:color="000000" w:sz="4" w:space="0"/>
           <w:left w:val="single" w:color="000000" w:themeColor="accent5" w:themeTint="90" w:sz="4" w:space="0"/>
-          <w:bottom w:val="none"/>
-          <w:right w:val="none"/>
+          <w:bottom w:val="none" w:color="000000" w:sz="4" w:space="0"/>
+          <w:right w:val="none" w:color="000000" w:sz="4" w:space="0"/>
         </w:tcBorders>
       </w:tcPr>
     </w:tblStylePr>
@@ -18734,9 +19275,9 @@
         <w:shd w:val="clear" w:color="ffffff" w:themeColor="light1" w:fill="ffffff" w:themeFill="light1"/>
         <w:tcBorders>
           <w:top w:val="single" w:color="000000" w:themeColor="accent5" w:themeTint="90" w:sz="4" w:space="0"/>
-          <w:left w:val="none"/>
-          <w:bottom w:val="none"/>
-          <w:right w:val="none"/>
+          <w:left w:val="none" w:color="000000" w:sz="4" w:space="0"/>
+          <w:bottom w:val="none" w:color="000000" w:sz="4" w:space="0"/>
+          <w:right w:val="none" w:color="000000" w:sz="4" w:space="0"/>
         </w:tcBorders>
       </w:tcPr>
     </w:tblStylePr>
@@ -18806,9 +19347,9 @@
       </w:tcPr>
     </w:tblStylePr>
   </w:style>
-  <w:style w:type="table" w:styleId="67">
+  <w:style w:type="table" w:styleId="794">
     <w:name w:val="Grid Table 7 Colorful - Accent 6"/>
-    <w:basedOn w:val="665"/>
+    <w:basedOn w:val="925"/>
     <w:uiPriority w:val="99"/>
     <w:pPr>
       <w:pBdr/>
@@ -18910,11 +19451,11 @@
         <w:tblBorders/>
       </w:tblPr>
       <w:tcPr>
-        <w:shd w:color="ffffff"/>
+        <w:shd w:val="clear" w:color="ffffff"/>
         <w:tcBorders>
-          <w:top w:val="none"/>
-          <w:left w:val="none"/>
-          <w:bottom w:val="none"/>
+          <w:top w:val="none" w:color="000000" w:sz="4" w:space="0"/>
+          <w:left w:val="none" w:color="000000" w:sz="4" w:space="0"/>
+          <w:bottom w:val="none" w:color="000000" w:sz="4" w:space="0"/>
           <w:right w:val="single" w:color="000000" w:themeColor="accent6" w:themeTint="90" w:sz="4" w:space="0"/>
         </w:tcBorders>
       </w:tcPr>
@@ -18937,10 +19478,10 @@
       <w:tcPr>
         <w:shd w:val="clear" w:color="ffffff" w:themeColor="light1" w:fill="ffffff" w:themeFill="light1"/>
         <w:tcBorders>
-          <w:top w:val="none"/>
-          <w:left w:val="none"/>
+          <w:top w:val="none" w:color="000000" w:sz="4" w:space="0"/>
+          <w:left w:val="none" w:color="000000" w:sz="4" w:space="0"/>
           <w:bottom w:val="single" w:color="000000" w:themeColor="accent6" w:themeTint="90" w:sz="4" w:space="0"/>
-          <w:right w:val="none"/>
+          <w:right w:val="none" w:color="000000" w:sz="4" w:space="0"/>
         </w:tcBorders>
       </w:tcPr>
     </w:tblStylePr>
@@ -18960,12 +19501,12 @@
         <w:tblBorders/>
       </w:tblPr>
       <w:tcPr>
-        <w:shd w:color="ffffff"/>
+        <w:shd w:val="clear" w:color="ffffff"/>
         <w:tcBorders>
-          <w:top w:val="none"/>
+          <w:top w:val="none" w:color="000000" w:sz="4" w:space="0"/>
           <w:left w:val="single" w:color="000000" w:themeColor="accent6" w:themeTint="90" w:sz="4" w:space="0"/>
-          <w:bottom w:val="none"/>
-          <w:right w:val="none"/>
+          <w:bottom w:val="none" w:color="000000" w:sz="4" w:space="0"/>
+          <w:right w:val="none" w:color="000000" w:sz="4" w:space="0"/>
         </w:tcBorders>
       </w:tcPr>
     </w:tblStylePr>
@@ -18988,9 +19529,9 @@
         <w:shd w:val="clear" w:color="ffffff" w:themeColor="light1" w:fill="ffffff" w:themeFill="light1"/>
         <w:tcBorders>
           <w:top w:val="single" w:color="000000" w:themeColor="accent6" w:themeTint="90" w:sz="4" w:space="0"/>
-          <w:left w:val="none"/>
-          <w:bottom w:val="none"/>
-          <w:right w:val="none"/>
+          <w:left w:val="none" w:color="000000" w:sz="4" w:space="0"/>
+          <w:bottom w:val="none" w:color="000000" w:sz="4" w:space="0"/>
+          <w:right w:val="none" w:color="000000" w:sz="4" w:space="0"/>
         </w:tcBorders>
       </w:tcPr>
     </w:tblStylePr>
@@ -19060,9 +19601,9 @@
       </w:tcPr>
     </w:tblStylePr>
   </w:style>
-  <w:style w:type="table" w:styleId="68">
+  <w:style w:type="table" w:styleId="795">
     <w:name w:val="List Table 1 Light"/>
-    <w:basedOn w:val="665"/>
+    <w:basedOn w:val="925"/>
     <w:uiPriority w:val="99"/>
     <w:pPr>
       <w:pBdr/>
@@ -19276,9 +19817,9 @@
       </w:tcPr>
     </w:tblStylePr>
   </w:style>
-  <w:style w:type="table" w:styleId="69">
+  <w:style w:type="table" w:styleId="796">
     <w:name w:val="List Table 1 Light - Accent 1"/>
-    <w:basedOn w:val="665"/>
+    <w:basedOn w:val="925"/>
     <w:uiPriority w:val="99"/>
     <w:pPr>
       <w:pBdr/>
@@ -19492,9 +20033,9 @@
       </w:tcPr>
     </w:tblStylePr>
   </w:style>
-  <w:style w:type="table" w:styleId="70">
+  <w:style w:type="table" w:styleId="797">
     <w:name w:val="List Table 1 Light - Accent 2"/>
-    <w:basedOn w:val="665"/>
+    <w:basedOn w:val="925"/>
     <w:uiPriority w:val="99"/>
     <w:pPr>
       <w:pBdr/>
@@ -19708,9 +20249,9 @@
       </w:tcPr>
     </w:tblStylePr>
   </w:style>
-  <w:style w:type="table" w:styleId="71">
+  <w:style w:type="table" w:styleId="798">
     <w:name w:val="List Table 1 Light - Accent 3"/>
-    <w:basedOn w:val="665"/>
+    <w:basedOn w:val="925"/>
     <w:uiPriority w:val="99"/>
     <w:pPr>
       <w:pBdr/>
@@ -19924,9 +20465,9 @@
       </w:tcPr>
     </w:tblStylePr>
   </w:style>
-  <w:style w:type="table" w:styleId="72">
+  <w:style w:type="table" w:styleId="799">
     <w:name w:val="List Table 1 Light - Accent 4"/>
-    <w:basedOn w:val="665"/>
+    <w:basedOn w:val="925"/>
     <w:uiPriority w:val="99"/>
     <w:pPr>
       <w:pBdr/>
@@ -20140,9 +20681,9 @@
       </w:tcPr>
     </w:tblStylePr>
   </w:style>
-  <w:style w:type="table" w:styleId="73">
+  <w:style w:type="table" w:styleId="800">
     <w:name w:val="List Table 1 Light - Accent 5"/>
-    <w:basedOn w:val="665"/>
+    <w:basedOn w:val="925"/>
     <w:uiPriority w:val="99"/>
     <w:pPr>
       <w:pBdr/>
@@ -20356,9 +20897,9 @@
       </w:tcPr>
     </w:tblStylePr>
   </w:style>
-  <w:style w:type="table" w:styleId="74">
+  <w:style w:type="table" w:styleId="801">
     <w:name w:val="List Table 1 Light - Accent 6"/>
-    <w:basedOn w:val="665"/>
+    <w:basedOn w:val="925"/>
     <w:uiPriority w:val="99"/>
     <w:pPr>
       <w:pBdr/>
@@ -20572,9 +21113,9 @@
       </w:tcPr>
     </w:tblStylePr>
   </w:style>
-  <w:style w:type="table" w:styleId="75">
+  <w:style w:type="table" w:styleId="802">
     <w:name w:val="List Table 2"/>
-    <w:basedOn w:val="665"/>
+    <w:basedOn w:val="925"/>
     <w:uiPriority w:val="99"/>
     <w:pPr>
       <w:pBdr/>
@@ -20810,9 +21351,9 @@
       </w:tcPr>
     </w:tblStylePr>
   </w:style>
-  <w:style w:type="table" w:styleId="76">
+  <w:style w:type="table" w:styleId="803">
     <w:name w:val="List Table 2 - Accent 1"/>
-    <w:basedOn w:val="665"/>
+    <w:basedOn w:val="925"/>
     <w:uiPriority w:val="99"/>
     <w:pPr>
       <w:pBdr/>
@@ -21048,9 +21589,9 @@
       </w:tcPr>
     </w:tblStylePr>
   </w:style>
-  <w:style w:type="table" w:styleId="77">
+  <w:style w:type="table" w:styleId="804">
     <w:name w:val="List Table 2 - Accent 2"/>
-    <w:basedOn w:val="665"/>
+    <w:basedOn w:val="925"/>
     <w:uiPriority w:val="99"/>
     <w:pPr>
       <w:pBdr/>
@@ -21286,9 +21827,9 @@
       </w:tcPr>
     </w:tblStylePr>
   </w:style>
-  <w:style w:type="table" w:styleId="78">
+  <w:style w:type="table" w:styleId="805">
     <w:name w:val="List Table 2 - Accent 3"/>
-    <w:basedOn w:val="665"/>
+    <w:basedOn w:val="925"/>
     <w:uiPriority w:val="99"/>
     <w:pPr>
       <w:pBdr/>
@@ -21524,9 +22065,9 @@
       </w:tcPr>
     </w:tblStylePr>
   </w:style>
-  <w:style w:type="table" w:styleId="79">
+  <w:style w:type="table" w:styleId="806">
     <w:name w:val="List Table 2 - Accent 4"/>
-    <w:basedOn w:val="665"/>
+    <w:basedOn w:val="925"/>
     <w:uiPriority w:val="99"/>
     <w:pPr>
       <w:pBdr/>
@@ -21762,9 +22303,9 @@
       </w:tcPr>
     </w:tblStylePr>
   </w:style>
-  <w:style w:type="table" w:styleId="80">
+  <w:style w:type="table" w:styleId="807">
     <w:name w:val="List Table 2 - Accent 5"/>
-    <w:basedOn w:val="665"/>
+    <w:basedOn w:val="925"/>
     <w:uiPriority w:val="99"/>
     <w:pPr>
       <w:pBdr/>
@@ -22000,9 +22541,9 @@
       </w:tcPr>
     </w:tblStylePr>
   </w:style>
-  <w:style w:type="table" w:styleId="81">
+  <w:style w:type="table" w:styleId="808">
     <w:name w:val="List Table 2 - Accent 6"/>
-    <w:basedOn w:val="665"/>
+    <w:basedOn w:val="925"/>
     <w:uiPriority w:val="99"/>
     <w:pPr>
       <w:pBdr/>
@@ -22238,9 +22779,9 @@
       </w:tcPr>
     </w:tblStylePr>
   </w:style>
-  <w:style w:type="table" w:styleId="82">
+  <w:style w:type="table" w:styleId="809">
     <w:name w:val="List Table 3"/>
-    <w:basedOn w:val="665"/>
+    <w:basedOn w:val="925"/>
     <w:uiPriority w:val="99"/>
     <w:pPr>
       <w:pBdr/>
@@ -22466,9 +23007,9 @@
       </w:tcPr>
     </w:tblStylePr>
   </w:style>
-  <w:style w:type="table" w:styleId="83">
+  <w:style w:type="table" w:styleId="810">
     <w:name w:val="List Table 3 - Accent 1"/>
-    <w:basedOn w:val="665"/>
+    <w:basedOn w:val="925"/>
     <w:uiPriority w:val="99"/>
     <w:pPr>
       <w:pBdr/>
@@ -22694,9 +23235,9 @@
       </w:tcPr>
     </w:tblStylePr>
   </w:style>
-  <w:style w:type="table" w:styleId="84">
+  <w:style w:type="table" w:styleId="811">
     <w:name w:val="List Table 3 - Accent 2"/>
-    <w:basedOn w:val="665"/>
+    <w:basedOn w:val="925"/>
     <w:uiPriority w:val="99"/>
     <w:pPr>
       <w:pBdr/>
@@ -22922,9 +23463,9 @@
       </w:tcPr>
     </w:tblStylePr>
   </w:style>
-  <w:style w:type="table" w:styleId="85">
+  <w:style w:type="table" w:styleId="812">
     <w:name w:val="List Table 3 - Accent 3"/>
-    <w:basedOn w:val="665"/>
+    <w:basedOn w:val="925"/>
     <w:uiPriority w:val="99"/>
     <w:pPr>
       <w:pBdr/>
@@ -23150,9 +23691,9 @@
       </w:tcPr>
     </w:tblStylePr>
   </w:style>
-  <w:style w:type="table" w:styleId="86">
+  <w:style w:type="table" w:styleId="813">
     <w:name w:val="List Table 3 - Accent 4"/>
-    <w:basedOn w:val="665"/>
+    <w:basedOn w:val="925"/>
     <w:uiPriority w:val="99"/>
     <w:pPr>
       <w:pBdr/>
@@ -23378,9 +23919,9 @@
       </w:tcPr>
     </w:tblStylePr>
   </w:style>
-  <w:style w:type="table" w:styleId="87">
+  <w:style w:type="table" w:styleId="814">
     <w:name w:val="List Table 3 - Accent 5"/>
-    <w:basedOn w:val="665"/>
+    <w:basedOn w:val="925"/>
     <w:uiPriority w:val="99"/>
     <w:pPr>
       <w:pBdr/>
@@ -23606,9 +24147,9 @@
       </w:tcPr>
     </w:tblStylePr>
   </w:style>
-  <w:style w:type="table" w:styleId="88">
+  <w:style w:type="table" w:styleId="815">
     <w:name w:val="List Table 3 - Accent 6"/>
-    <w:basedOn w:val="665"/>
+    <w:basedOn w:val="925"/>
     <w:uiPriority w:val="99"/>
     <w:pPr>
       <w:pBdr/>
@@ -23834,9 +24375,9 @@
       </w:tcPr>
     </w:tblStylePr>
   </w:style>
-  <w:style w:type="table" w:styleId="89">
+  <w:style w:type="table" w:styleId="816">
     <w:name w:val="List Table 4"/>
-    <w:basedOn w:val="665"/>
+    <w:basedOn w:val="925"/>
     <w:uiPriority w:val="99"/>
     <w:pPr>
       <w:pBdr/>
@@ -24059,9 +24600,9 @@
       </w:tcPr>
     </w:tblStylePr>
   </w:style>
-  <w:style w:type="table" w:styleId="90">
+  <w:style w:type="table" w:styleId="817">
     <w:name w:val="List Table 4 - Accent 1"/>
-    <w:basedOn w:val="665"/>
+    <w:basedOn w:val="925"/>
     <w:uiPriority w:val="99"/>
     <w:pPr>
       <w:pBdr/>
@@ -24284,9 +24825,9 @@
       </w:tcPr>
     </w:tblStylePr>
   </w:style>
-  <w:style w:type="table" w:styleId="91">
+  <w:style w:type="table" w:styleId="818">
     <w:name w:val="List Table 4 - Accent 2"/>
-    <w:basedOn w:val="665"/>
+    <w:basedOn w:val="925"/>
     <w:uiPriority w:val="99"/>
     <w:pPr>
       <w:pBdr/>
@@ -24509,9 +25050,9 @@
       </w:tcPr>
     </w:tblStylePr>
   </w:style>
-  <w:style w:type="table" w:styleId="92">
+  <w:style w:type="table" w:styleId="819">
     <w:name w:val="List Table 4 - Accent 3"/>
-    <w:basedOn w:val="665"/>
+    <w:basedOn w:val="925"/>
     <w:uiPriority w:val="99"/>
     <w:pPr>
       <w:pBdr/>
@@ -24734,9 +25275,9 @@
       </w:tcPr>
     </w:tblStylePr>
   </w:style>
-  <w:style w:type="table" w:styleId="93">
+  <w:style w:type="table" w:styleId="820">
     <w:name w:val="List Table 4 - Accent 4"/>
-    <w:basedOn w:val="665"/>
+    <w:basedOn w:val="925"/>
     <w:uiPriority w:val="99"/>
     <w:pPr>
       <w:pBdr/>
@@ -24959,9 +25500,9 @@
       </w:tcPr>
     </w:tblStylePr>
   </w:style>
-  <w:style w:type="table" w:styleId="94">
+  <w:style w:type="table" w:styleId="821">
     <w:name w:val="List Table 4 - Accent 5"/>
-    <w:basedOn w:val="665"/>
+    <w:basedOn w:val="925"/>
     <w:uiPriority w:val="99"/>
     <w:pPr>
       <w:pBdr/>
@@ -25184,9 +25725,9 @@
       </w:tcPr>
     </w:tblStylePr>
   </w:style>
-  <w:style w:type="table" w:styleId="95">
+  <w:style w:type="table" w:styleId="822">
     <w:name w:val="List Table 4 - Accent 6"/>
-    <w:basedOn w:val="665"/>
+    <w:basedOn w:val="925"/>
     <w:uiPriority w:val="99"/>
     <w:pPr>
       <w:pBdr/>
@@ -25409,9 +25950,9 @@
       </w:tcPr>
     </w:tblStylePr>
   </w:style>
-  <w:style w:type="table" w:styleId="96">
+  <w:style w:type="table" w:styleId="823">
     <w:name w:val="List Table 5 Dark"/>
-    <w:basedOn w:val="665"/>
+    <w:basedOn w:val="925"/>
     <w:uiPriority w:val="99"/>
     <w:pPr>
       <w:pBdr/>
@@ -25651,9 +26192,9 @@
       </w:tcPr>
     </w:tblStylePr>
   </w:style>
-  <w:style w:type="table" w:styleId="97">
+  <w:style w:type="table" w:styleId="824">
     <w:name w:val="List Table 5 Dark - Accent 1"/>
-    <w:basedOn w:val="665"/>
+    <w:basedOn w:val="925"/>
     <w:uiPriority w:val="99"/>
     <w:pPr>
       <w:pBdr/>
@@ -25893,9 +26434,9 @@
       </w:tcPr>
     </w:tblStylePr>
   </w:style>
-  <w:style w:type="table" w:styleId="98">
+  <w:style w:type="table" w:styleId="825">
     <w:name w:val="List Table 5 Dark - Accent 2"/>
-    <w:basedOn w:val="665"/>
+    <w:basedOn w:val="925"/>
     <w:uiPriority w:val="99"/>
     <w:pPr>
       <w:pBdr/>
@@ -26135,9 +26676,9 @@
       </w:tcPr>
     </w:tblStylePr>
   </w:style>
-  <w:style w:type="table" w:styleId="99">
+  <w:style w:type="table" w:styleId="826">
     <w:name w:val="List Table 5 Dark - Accent 3"/>
-    <w:basedOn w:val="665"/>
+    <w:basedOn w:val="925"/>
     <w:uiPriority w:val="99"/>
     <w:pPr>
       <w:pBdr/>
@@ -26377,9 +26918,9 @@
       </w:tcPr>
     </w:tblStylePr>
   </w:style>
-  <w:style w:type="table" w:styleId="100">
+  <w:style w:type="table" w:styleId="827">
     <w:name w:val="List Table 5 Dark - Accent 4"/>
-    <w:basedOn w:val="665"/>
+    <w:basedOn w:val="925"/>
     <w:uiPriority w:val="99"/>
     <w:pPr>
       <w:pBdr/>
@@ -26619,9 +27160,9 @@
       </w:tcPr>
     </w:tblStylePr>
   </w:style>
-  <w:style w:type="table" w:styleId="101">
+  <w:style w:type="table" w:styleId="828">
     <w:name w:val="List Table 5 Dark - Accent 5"/>
-    <w:basedOn w:val="665"/>
+    <w:basedOn w:val="925"/>
     <w:uiPriority w:val="99"/>
     <w:pPr>
       <w:pBdr/>
@@ -26861,9 +27402,9 @@
       </w:tcPr>
     </w:tblStylePr>
   </w:style>
-  <w:style w:type="table" w:styleId="102">
+  <w:style w:type="table" w:styleId="829">
     <w:name w:val="List Table 5 Dark - Accent 6"/>
-    <w:basedOn w:val="665"/>
+    <w:basedOn w:val="925"/>
     <w:uiPriority w:val="99"/>
     <w:pPr>
       <w:pBdr/>
@@ -27103,9 +27644,9 @@
       </w:tcPr>
     </w:tblStylePr>
   </w:style>
-  <w:style w:type="table" w:styleId="103">
+  <w:style w:type="table" w:styleId="830">
     <w:name w:val="List Table 6 Colorful"/>
-    <w:basedOn w:val="665"/>
+    <w:basedOn w:val="925"/>
     <w:uiPriority w:val="99"/>
     <w:pPr>
       <w:pBdr/>
@@ -27326,9 +27867,9 @@
       </w:tcPr>
     </w:tblStylePr>
   </w:style>
-  <w:style w:type="table" w:styleId="104">
+  <w:style w:type="table" w:styleId="831">
     <w:name w:val="List Table 6 Colorful - Accent 1"/>
-    <w:basedOn w:val="665"/>
+    <w:basedOn w:val="925"/>
     <w:uiPriority w:val="99"/>
     <w:pPr>
       <w:pBdr/>
@@ -27549,9 +28090,9 @@
       </w:tcPr>
     </w:tblStylePr>
   </w:style>
-  <w:style w:type="table" w:styleId="105">
+  <w:style w:type="table" w:styleId="832">
     <w:name w:val="List Table 6 Colorful - Accent 2"/>
-    <w:basedOn w:val="665"/>
+    <w:basedOn w:val="925"/>
     <w:uiPriority w:val="99"/>
     <w:pPr>
       <w:pBdr/>
@@ -27772,9 +28313,9 @@
       </w:tcPr>
     </w:tblStylePr>
   </w:style>
-  <w:style w:type="table" w:styleId="106">
+  <w:style w:type="table" w:styleId="833">
     <w:name w:val="List Table 6 Colorful - Accent 3"/>
-    <w:basedOn w:val="665"/>
+    <w:basedOn w:val="925"/>
     <w:uiPriority w:val="99"/>
     <w:pPr>
       <w:pBdr/>
@@ -27995,9 +28536,9 @@
       </w:tcPr>
     </w:tblStylePr>
   </w:style>
-  <w:style w:type="table" w:styleId="107">
+  <w:style w:type="table" w:styleId="834">
     <w:name w:val="List Table 6 Colorful - Accent 4"/>
-    <w:basedOn w:val="665"/>
+    <w:basedOn w:val="925"/>
     <w:uiPriority w:val="99"/>
     <w:pPr>
       <w:pBdr/>
@@ -28218,9 +28759,9 @@
       </w:tcPr>
     </w:tblStylePr>
   </w:style>
-  <w:style w:type="table" w:styleId="108">
+  <w:style w:type="table" w:styleId="835">
     <w:name w:val="List Table 6 Colorful - Accent 5"/>
-    <w:basedOn w:val="665"/>
+    <w:basedOn w:val="925"/>
     <w:uiPriority w:val="99"/>
     <w:pPr>
       <w:pBdr/>
@@ -28441,9 +28982,9 @@
       </w:tcPr>
     </w:tblStylePr>
   </w:style>
-  <w:style w:type="table" w:styleId="109">
+  <w:style w:type="table" w:styleId="836">
     <w:name w:val="List Table 6 Colorful - Accent 6"/>
-    <w:basedOn w:val="665"/>
+    <w:basedOn w:val="925"/>
     <w:uiPriority w:val="99"/>
     <w:pPr>
       <w:pBdr/>
@@ -28664,9 +29205,9 @@
       </w:tcPr>
     </w:tblStylePr>
   </w:style>
-  <w:style w:type="table" w:styleId="110">
+  <w:style w:type="table" w:styleId="837">
     <w:name w:val="List Table 7 Colorful"/>
-    <w:basedOn w:val="665"/>
+    <w:basedOn w:val="925"/>
     <w:uiPriority w:val="99"/>
     <w:pPr>
       <w:pBdr/>
@@ -28765,11 +29306,11 @@
         <w:tblBorders/>
       </w:tblPr>
       <w:tcPr>
-        <w:shd w:color="ffffff"/>
+        <w:shd w:val="clear" w:color="ffffff"/>
         <w:tcBorders>
-          <w:top w:val="none"/>
-          <w:left w:val="none"/>
-          <w:bottom w:val="none"/>
+          <w:top w:val="none" w:color="000000" w:sz="4" w:space="0"/>
+          <w:left w:val="none" w:color="000000" w:sz="4" w:space="0"/>
+          <w:bottom w:val="none" w:color="000000" w:sz="4" w:space="0"/>
           <w:right w:val="single" w:color="000000" w:themeColor="text1" w:themeTint="80" w:sz="4" w:space="0"/>
         </w:tcBorders>
       </w:tcPr>
@@ -28792,10 +29333,10 @@
       <w:tcPr>
         <w:shd w:val="clear" w:color="ffffff" w:themeColor="light1" w:fill="ffffff" w:themeFill="light1"/>
         <w:tcBorders>
-          <w:top w:val="none"/>
-          <w:left w:val="none"/>
+          <w:top w:val="none" w:color="000000" w:sz="4" w:space="0"/>
+          <w:left w:val="none" w:color="000000" w:sz="4" w:space="0"/>
           <w:bottom w:val="single" w:color="000000" w:themeColor="text1" w:themeTint="80" w:sz="4" w:space="0"/>
-          <w:right w:val="none"/>
+          <w:right w:val="none" w:color="000000" w:sz="4" w:space="0"/>
         </w:tcBorders>
       </w:tcPr>
     </w:tblStylePr>
@@ -28815,12 +29356,12 @@
         <w:tblBorders/>
       </w:tblPr>
       <w:tcPr>
-        <w:shd w:color="ffffff"/>
+        <w:shd w:val="clear" w:color="ffffff"/>
         <w:tcBorders>
-          <w:top w:val="none"/>
+          <w:top w:val="none" w:color="000000" w:sz="4" w:space="0"/>
           <w:left w:val="single" w:color="000000" w:themeColor="text1" w:themeTint="80" w:sz="4" w:space="0"/>
-          <w:bottom w:val="none"/>
-          <w:right w:val="none"/>
+          <w:bottom w:val="none" w:color="000000" w:sz="4" w:space="0"/>
+          <w:right w:val="none" w:color="000000" w:sz="4" w:space="0"/>
         </w:tcBorders>
       </w:tcPr>
     </w:tblStylePr>
@@ -28843,9 +29384,9 @@
         <w:shd w:val="clear" w:color="ffffff" w:themeColor="light1" w:fill="ffffff" w:themeFill="light1"/>
         <w:tcBorders>
           <w:top w:val="single" w:color="000000" w:themeColor="text1" w:themeTint="80" w:sz="4" w:space="0"/>
-          <w:left w:val="none"/>
-          <w:bottom w:val="none"/>
-          <w:right w:val="none"/>
+          <w:left w:val="none" w:color="000000" w:sz="4" w:space="0"/>
+          <w:bottom w:val="none" w:color="000000" w:sz="4" w:space="0"/>
+          <w:right w:val="none" w:color="000000" w:sz="4" w:space="0"/>
         </w:tcBorders>
       </w:tcPr>
     </w:tblStylePr>
@@ -28920,9 +29461,9 @@
       </w:tcPr>
     </w:tblStylePr>
   </w:style>
-  <w:style w:type="table" w:styleId="111">
+  <w:style w:type="table" w:styleId="838">
     <w:name w:val="List Table 7 Colorful - Accent 1"/>
-    <w:basedOn w:val="665"/>
+    <w:basedOn w:val="925"/>
     <w:uiPriority w:val="99"/>
     <w:pPr>
       <w:pBdr/>
@@ -29021,11 +29562,11 @@
         <w:tblBorders/>
       </w:tblPr>
       <w:tcPr>
-        <w:shd w:color="ffffff"/>
+        <w:shd w:val="clear" w:color="ffffff"/>
         <w:tcBorders>
-          <w:top w:val="none"/>
-          <w:left w:val="none"/>
-          <w:bottom w:val="none"/>
+          <w:top w:val="none" w:color="000000" w:sz="4" w:space="0"/>
+          <w:left w:val="none" w:color="000000" w:sz="4" w:space="0"/>
+          <w:bottom w:val="none" w:color="000000" w:sz="4" w:space="0"/>
           <w:right w:val="single" w:color="000000" w:themeColor="accent1" w:sz="4" w:space="0"/>
         </w:tcBorders>
       </w:tcPr>
@@ -29048,10 +29589,10 @@
       <w:tcPr>
         <w:shd w:val="clear" w:color="ffffff" w:themeColor="light1" w:fill="ffffff" w:themeFill="light1"/>
         <w:tcBorders>
-          <w:top w:val="none"/>
-          <w:left w:val="none"/>
+          <w:top w:val="none" w:color="000000" w:sz="4" w:space="0"/>
+          <w:left w:val="none" w:color="000000" w:sz="4" w:space="0"/>
           <w:bottom w:val="single" w:color="000000" w:themeColor="accent1" w:sz="4" w:space="0"/>
-          <w:right w:val="none"/>
+          <w:right w:val="none" w:color="000000" w:sz="4" w:space="0"/>
         </w:tcBorders>
       </w:tcPr>
     </w:tblStylePr>
@@ -29071,12 +29612,12 @@
         <w:tblBorders/>
       </w:tblPr>
       <w:tcPr>
-        <w:shd w:color="ffffff"/>
+        <w:shd w:val="clear" w:color="ffffff"/>
         <w:tcBorders>
-          <w:top w:val="none"/>
+          <w:top w:val="none" w:color="000000" w:sz="4" w:space="0"/>
           <w:left w:val="single" w:color="000000" w:themeColor="accent1" w:sz="4" w:space="0"/>
-          <w:bottom w:val="none"/>
-          <w:right w:val="none"/>
+          <w:bottom w:val="none" w:color="000000" w:sz="4" w:space="0"/>
+          <w:right w:val="none" w:color="000000" w:sz="4" w:space="0"/>
         </w:tcBorders>
       </w:tcPr>
     </w:tblStylePr>
@@ -29099,9 +29640,9 @@
         <w:shd w:val="clear" w:color="ffffff" w:themeColor="light1" w:fill="ffffff" w:themeFill="light1"/>
         <w:tcBorders>
           <w:top w:val="single" w:color="000000" w:themeColor="accent1" w:sz="4" w:space="0"/>
-          <w:left w:val="none"/>
-          <w:bottom w:val="none"/>
-          <w:right w:val="none"/>
+          <w:left w:val="none" w:color="000000" w:sz="4" w:space="0"/>
+          <w:bottom w:val="none" w:color="000000" w:sz="4" w:space="0"/>
+          <w:right w:val="none" w:color="000000" w:sz="4" w:space="0"/>
         </w:tcBorders>
       </w:tcPr>
     </w:tblStylePr>
@@ -29176,9 +29717,9 @@
       </w:tcPr>
     </w:tblStylePr>
   </w:style>
-  <w:style w:type="table" w:styleId="112">
+  <w:style w:type="table" w:styleId="839">
     <w:name w:val="List Table 7 Colorful - Accent 2"/>
-    <w:basedOn w:val="665"/>
+    <w:basedOn w:val="925"/>
     <w:uiPriority w:val="99"/>
     <w:pPr>
       <w:pBdr/>
@@ -29277,11 +29818,11 @@
         <w:tblBorders/>
       </w:tblPr>
       <w:tcPr>
-        <w:shd w:color="ffffff"/>
+        <w:shd w:val="clear" w:color="ffffff"/>
         <w:tcBorders>
-          <w:top w:val="none"/>
-          <w:left w:val="none"/>
-          <w:bottom w:val="none"/>
+          <w:top w:val="none" w:color="000000" w:sz="4" w:space="0"/>
+          <w:left w:val="none" w:color="000000" w:sz="4" w:space="0"/>
+          <w:bottom w:val="none" w:color="000000" w:sz="4" w:space="0"/>
           <w:right w:val="single" w:color="000000" w:themeColor="accent2" w:themeTint="97" w:sz="4" w:space="0"/>
         </w:tcBorders>
       </w:tcPr>
@@ -29304,10 +29845,10 @@
       <w:tcPr>
         <w:shd w:val="clear" w:color="ffffff" w:themeColor="light1" w:fill="ffffff" w:themeFill="light1"/>
         <w:tcBorders>
-          <w:top w:val="none"/>
-          <w:left w:val="none"/>
+          <w:top w:val="none" w:color="000000" w:sz="4" w:space="0"/>
+          <w:left w:val="none" w:color="000000" w:sz="4" w:space="0"/>
           <w:bottom w:val="single" w:color="000000" w:themeColor="accent2" w:themeTint="97" w:sz="4" w:space="0"/>
-          <w:right w:val="none"/>
+          <w:right w:val="none" w:color="000000" w:sz="4" w:space="0"/>
         </w:tcBorders>
       </w:tcPr>
     </w:tblStylePr>
@@ -29327,12 +29868,12 @@
         <w:tblBorders/>
       </w:tblPr>
       <w:tcPr>
-        <w:shd w:color="ffffff"/>
+        <w:shd w:val="clear" w:color="ffffff"/>
         <w:tcBorders>
-          <w:top w:val="none"/>
+          <w:top w:val="none" w:color="000000" w:sz="4" w:space="0"/>
           <w:left w:val="single" w:color="000000" w:themeColor="accent2" w:themeTint="97" w:sz="4" w:space="0"/>
-          <w:bottom w:val="none"/>
-          <w:right w:val="none"/>
+          <w:bottom w:val="none" w:color="000000" w:sz="4" w:space="0"/>
+          <w:right w:val="none" w:color="000000" w:sz="4" w:space="0"/>
         </w:tcBorders>
       </w:tcPr>
     </w:tblStylePr>
@@ -29355,9 +29896,9 @@
         <w:shd w:val="clear" w:color="ffffff" w:themeColor="light1" w:fill="ffffff" w:themeFill="light1"/>
         <w:tcBorders>
           <w:top w:val="single" w:color="000000" w:themeColor="accent2" w:themeTint="97" w:sz="4" w:space="0"/>
-          <w:left w:val="none"/>
-          <w:bottom w:val="none"/>
-          <w:right w:val="none"/>
+          <w:left w:val="none" w:color="000000" w:sz="4" w:space="0"/>
+          <w:bottom w:val="none" w:color="000000" w:sz="4" w:space="0"/>
+          <w:right w:val="none" w:color="000000" w:sz="4" w:space="0"/>
         </w:tcBorders>
       </w:tcPr>
     </w:tblStylePr>
@@ -29432,9 +29973,9 @@
       </w:tcPr>
     </w:tblStylePr>
   </w:style>
-  <w:style w:type="table" w:styleId="113">
+  <w:style w:type="table" w:styleId="840">
     <w:name w:val="List Table 7 Colorful - Accent 3"/>
-    <w:basedOn w:val="665"/>
+    <w:basedOn w:val="925"/>
     <w:uiPriority w:val="99"/>
     <w:pPr>
       <w:pBdr/>
@@ -29533,11 +30074,11 @@
         <w:tblBorders/>
       </w:tblPr>
       <w:tcPr>
-        <w:shd w:color="ffffff"/>
+        <w:shd w:val="clear" w:color="ffffff"/>
         <w:tcBorders>
-          <w:top w:val="none"/>
-          <w:left w:val="none"/>
-          <w:bottom w:val="none"/>
+          <w:top w:val="none" w:color="000000" w:sz="4" w:space="0"/>
+          <w:left w:val="none" w:color="000000" w:sz="4" w:space="0"/>
+          <w:bottom w:val="none" w:color="000000" w:sz="4" w:space="0"/>
           <w:right w:val="single" w:color="000000" w:themeColor="accent3" w:themeTint="98" w:sz="4" w:space="0"/>
         </w:tcBorders>
       </w:tcPr>
@@ -29560,10 +30101,10 @@
       <w:tcPr>
         <w:shd w:val="clear" w:color="ffffff" w:themeColor="light1" w:fill="ffffff" w:themeFill="light1"/>
         <w:tcBorders>
-          <w:top w:val="none"/>
-          <w:left w:val="none"/>
+          <w:top w:val="none" w:color="000000" w:sz="4" w:space="0"/>
+          <w:left w:val="none" w:color="000000" w:sz="4" w:space="0"/>
           <w:bottom w:val="single" w:color="000000" w:themeColor="accent3" w:themeTint="98" w:sz="4" w:space="0"/>
-          <w:right w:val="none"/>
+          <w:right w:val="none" w:color="000000" w:sz="4" w:space="0"/>
         </w:tcBorders>
       </w:tcPr>
     </w:tblStylePr>
@@ -29583,12 +30124,12 @@
         <w:tblBorders/>
       </w:tblPr>
       <w:tcPr>
-        <w:shd w:color="ffffff"/>
+        <w:shd w:val="clear" w:color="ffffff"/>
         <w:tcBorders>
-          <w:top w:val="none"/>
+          <w:top w:val="none" w:color="000000" w:sz="4" w:space="0"/>
           <w:left w:val="single" w:color="000000" w:themeColor="accent3" w:themeTint="98" w:sz="4" w:space="0"/>
-          <w:bottom w:val="none"/>
-          <w:right w:val="none"/>
+          <w:bottom w:val="none" w:color="000000" w:sz="4" w:space="0"/>
+          <w:right w:val="none" w:color="000000" w:sz="4" w:space="0"/>
         </w:tcBorders>
       </w:tcPr>
     </w:tblStylePr>
@@ -29611,9 +30152,9 @@
         <w:shd w:val="clear" w:color="ffffff" w:themeColor="light1" w:fill="ffffff" w:themeFill="light1"/>
         <w:tcBorders>
           <w:top w:val="single" w:color="000000" w:themeColor="accent3" w:themeTint="98" w:sz="4" w:space="0"/>
-          <w:left w:val="none"/>
-          <w:bottom w:val="none"/>
-          <w:right w:val="none"/>
+          <w:left w:val="none" w:color="000000" w:sz="4" w:space="0"/>
+          <w:bottom w:val="none" w:color="000000" w:sz="4" w:space="0"/>
+          <w:right w:val="none" w:color="000000" w:sz="4" w:space="0"/>
         </w:tcBorders>
       </w:tcPr>
     </w:tblStylePr>
@@ -29688,9 +30229,9 @@
       </w:tcPr>
     </w:tblStylePr>
   </w:style>
-  <w:style w:type="table" w:styleId="114">
+  <w:style w:type="table" w:styleId="841">
     <w:name w:val="List Table 7 Colorful - Accent 4"/>
-    <w:basedOn w:val="665"/>
+    <w:basedOn w:val="925"/>
     <w:uiPriority w:val="99"/>
     <w:pPr>
       <w:pBdr/>
@@ -29789,11 +30330,11 @@
         <w:tblBorders/>
       </w:tblPr>
       <w:tcPr>
-        <w:shd w:color="ffffff"/>
+        <w:shd w:val="clear" w:color="ffffff"/>
         <w:tcBorders>
-          <w:top w:val="none"/>
-          <w:left w:val="none"/>
-          <w:bottom w:val="none"/>
+          <w:top w:val="none" w:color="000000" w:sz="4" w:space="0"/>
+          <w:left w:val="none" w:color="000000" w:sz="4" w:space="0"/>
+          <w:bottom w:val="none" w:color="000000" w:sz="4" w:space="0"/>
           <w:right w:val="single" w:color="000000" w:themeColor="accent4" w:themeTint="9A" w:sz="4" w:space="0"/>
         </w:tcBorders>
       </w:tcPr>
@@ -29816,10 +30357,10 @@
       <w:tcPr>
         <w:shd w:val="clear" w:color="ffffff" w:themeColor="light1" w:fill="ffffff" w:themeFill="light1"/>
         <w:tcBorders>
-          <w:top w:val="none"/>
-          <w:left w:val="none"/>
+          <w:top w:val="none" w:color="000000" w:sz="4" w:space="0"/>
+          <w:left w:val="none" w:color="000000" w:sz="4" w:space="0"/>
           <w:bottom w:val="single" w:color="000000" w:themeColor="accent4" w:themeTint="9A" w:sz="4" w:space="0"/>
-          <w:right w:val="none"/>
+          <w:right w:val="none" w:color="000000" w:sz="4" w:space="0"/>
         </w:tcBorders>
       </w:tcPr>
     </w:tblStylePr>
@@ -29839,12 +30380,12 @@
         <w:tblBorders/>
       </w:tblPr>
       <w:tcPr>
-        <w:shd w:color="ffffff"/>
+        <w:shd w:val="clear" w:color="ffffff"/>
         <w:tcBorders>
-          <w:top w:val="none"/>
+          <w:top w:val="none" w:color="000000" w:sz="4" w:space="0"/>
           <w:left w:val="single" w:color="000000" w:themeColor="accent4" w:themeTint="9A" w:sz="4" w:space="0"/>
-          <w:bottom w:val="none"/>
-          <w:right w:val="none"/>
+          <w:bottom w:val="none" w:color="000000" w:sz="4" w:space="0"/>
+          <w:right w:val="none" w:color="000000" w:sz="4" w:space="0"/>
         </w:tcBorders>
       </w:tcPr>
     </w:tblStylePr>
@@ -29867,9 +30408,9 @@
         <w:shd w:val="clear" w:color="ffffff" w:themeColor="light1" w:fill="ffffff" w:themeFill="light1"/>
         <w:tcBorders>
           <w:top w:val="single" w:color="000000" w:themeColor="accent4" w:themeTint="9A" w:sz="4" w:space="0"/>
-          <w:left w:val="none"/>
-          <w:bottom w:val="none"/>
-          <w:right w:val="none"/>
+          <w:left w:val="none" w:color="000000" w:sz="4" w:space="0"/>
+          <w:bottom w:val="none" w:color="000000" w:sz="4" w:space="0"/>
+          <w:right w:val="none" w:color="000000" w:sz="4" w:space="0"/>
         </w:tcBorders>
       </w:tcPr>
     </w:tblStylePr>
@@ -29944,9 +30485,9 @@
       </w:tcPr>
     </w:tblStylePr>
   </w:style>
-  <w:style w:type="table" w:styleId="115">
+  <w:style w:type="table" w:styleId="842">
     <w:name w:val="List Table 7 Colorful - Accent 5"/>
-    <w:basedOn w:val="665"/>
+    <w:basedOn w:val="925"/>
     <w:uiPriority w:val="99"/>
     <w:pPr>
       <w:pBdr/>
@@ -30045,11 +30586,11 @@
         <w:tblBorders/>
       </w:tblPr>
       <w:tcPr>
-        <w:shd w:color="ffffff"/>
+        <w:shd w:val="clear" w:color="ffffff"/>
         <w:tcBorders>
-          <w:top w:val="none"/>
-          <w:left w:val="none"/>
-          <w:bottom w:val="none"/>
+          <w:top w:val="none" w:color="000000" w:sz="4" w:space="0"/>
+          <w:left w:val="none" w:color="000000" w:sz="4" w:space="0"/>
+          <w:bottom w:val="none" w:color="000000" w:sz="4" w:space="0"/>
           <w:right w:val="single" w:color="000000" w:themeColor="accent5" w:themeTint="9A" w:sz="4" w:space="0"/>
         </w:tcBorders>
       </w:tcPr>
@@ -30072,10 +30613,10 @@
       <w:tcPr>
         <w:shd w:val="clear" w:color="ffffff" w:themeColor="light1" w:fill="ffffff" w:themeFill="light1"/>
         <w:tcBorders>
-          <w:top w:val="none"/>
-          <w:left w:val="none"/>
+          <w:top w:val="none" w:color="000000" w:sz="4" w:space="0"/>
+          <w:left w:val="none" w:color="000000" w:sz="4" w:space="0"/>
           <w:bottom w:val="single" w:color="000000" w:themeColor="accent5" w:themeTint="9A" w:sz="4" w:space="0"/>
-          <w:right w:val="none"/>
+          <w:right w:val="none" w:color="000000" w:sz="4" w:space="0"/>
         </w:tcBorders>
       </w:tcPr>
     </w:tblStylePr>
@@ -30095,12 +30636,12 @@
         <w:tblBorders/>
       </w:tblPr>
       <w:tcPr>
-        <w:shd w:color="ffffff"/>
+        <w:shd w:val="clear" w:color="ffffff"/>
         <w:tcBorders>
-          <w:top w:val="none"/>
+          <w:top w:val="none" w:color="000000" w:sz="4" w:space="0"/>
           <w:left w:val="single" w:color="000000" w:themeColor="accent5" w:themeTint="9A" w:sz="4" w:space="0"/>
-          <w:bottom w:val="none"/>
-          <w:right w:val="none"/>
+          <w:bottom w:val="none" w:color="000000" w:sz="4" w:space="0"/>
+          <w:right w:val="none" w:color="000000" w:sz="4" w:space="0"/>
         </w:tcBorders>
       </w:tcPr>
     </w:tblStylePr>
@@ -30123,9 +30664,9 @@
         <w:shd w:val="clear" w:color="ffffff" w:themeColor="light1" w:fill="ffffff" w:themeFill="light1"/>
         <w:tcBorders>
           <w:top w:val="single" w:color="000000" w:themeColor="accent5" w:themeTint="9A" w:sz="4" w:space="0"/>
-          <w:left w:val="none"/>
-          <w:bottom w:val="none"/>
-          <w:right w:val="none"/>
+          <w:left w:val="none" w:color="000000" w:sz="4" w:space="0"/>
+          <w:bottom w:val="none" w:color="000000" w:sz="4" w:space="0"/>
+          <w:right w:val="none" w:color="000000" w:sz="4" w:space="0"/>
         </w:tcBorders>
       </w:tcPr>
     </w:tblStylePr>
@@ -30200,9 +30741,9 @@
       </w:tcPr>
     </w:tblStylePr>
   </w:style>
-  <w:style w:type="table" w:styleId="116">
+  <w:style w:type="table" w:styleId="843">
     <w:name w:val="List Table 7 Colorful - Accent 6"/>
-    <w:basedOn w:val="665"/>
+    <w:basedOn w:val="925"/>
     <w:uiPriority w:val="99"/>
     <w:pPr>
       <w:pBdr/>
@@ -30301,11 +30842,11 @@
         <w:tblBorders/>
       </w:tblPr>
       <w:tcPr>
-        <w:shd w:color="ffffff"/>
+        <w:shd w:val="clear" w:color="ffffff"/>
         <w:tcBorders>
-          <w:top w:val="none"/>
-          <w:left w:val="none"/>
-          <w:bottom w:val="none"/>
+          <w:top w:val="none" w:color="000000" w:sz="4" w:space="0"/>
+          <w:left w:val="none" w:color="000000" w:sz="4" w:space="0"/>
+          <w:bottom w:val="none" w:color="000000" w:sz="4" w:space="0"/>
           <w:right w:val="single" w:color="000000" w:themeColor="accent6" w:themeTint="98" w:sz="4" w:space="0"/>
         </w:tcBorders>
       </w:tcPr>
@@ -30328,10 +30869,10 @@
       <w:tcPr>
         <w:shd w:val="clear" w:color="ffffff" w:themeColor="light1" w:fill="ffffff" w:themeFill="light1"/>
         <w:tcBorders>
-          <w:top w:val="none"/>
-          <w:left w:val="none"/>
+          <w:top w:val="none" w:color="000000" w:sz="4" w:space="0"/>
+          <w:left w:val="none" w:color="000000" w:sz="4" w:space="0"/>
           <w:bottom w:val="single" w:color="000000" w:themeColor="accent6" w:themeTint="98" w:sz="4" w:space="0"/>
-          <w:right w:val="none"/>
+          <w:right w:val="none" w:color="000000" w:sz="4" w:space="0"/>
         </w:tcBorders>
       </w:tcPr>
     </w:tblStylePr>
@@ -30351,12 +30892,12 @@
         <w:tblBorders/>
       </w:tblPr>
       <w:tcPr>
-        <w:shd w:color="ffffff"/>
+        <w:shd w:val="clear" w:color="ffffff"/>
         <w:tcBorders>
-          <w:top w:val="none"/>
+          <w:top w:val="none" w:color="000000" w:sz="4" w:space="0"/>
           <w:left w:val="single" w:color="000000" w:themeColor="accent6" w:themeTint="98" w:sz="4" w:space="0"/>
-          <w:bottom w:val="none"/>
-          <w:right w:val="none"/>
+          <w:bottom w:val="none" w:color="000000" w:sz="4" w:space="0"/>
+          <w:right w:val="none" w:color="000000" w:sz="4" w:space="0"/>
         </w:tcBorders>
       </w:tcPr>
     </w:tblStylePr>
@@ -30379,9 +30920,9 @@
         <w:shd w:val="clear" w:color="ffffff" w:themeColor="light1" w:fill="ffffff" w:themeFill="light1"/>
         <w:tcBorders>
           <w:top w:val="single" w:color="000000" w:themeColor="accent6" w:themeTint="98" w:sz="4" w:space="0"/>
-          <w:left w:val="none"/>
-          <w:bottom w:val="none"/>
-          <w:right w:val="none"/>
+          <w:left w:val="none" w:color="000000" w:sz="4" w:space="0"/>
+          <w:bottom w:val="none" w:color="000000" w:sz="4" w:space="0"/>
+          <w:right w:val="none" w:color="000000" w:sz="4" w:space="0"/>
         </w:tcBorders>
       </w:tcPr>
     </w:tblStylePr>
@@ -30456,9 +30997,9 @@
       </w:tcPr>
     </w:tblStylePr>
   </w:style>
-  <w:style w:type="table" w:styleId="117">
+  <w:style w:type="table" w:styleId="844">
     <w:name w:val="Lined - Accent"/>
-    <w:basedOn w:val="665"/>
+    <w:basedOn w:val="925"/>
     <w:uiPriority w:val="99"/>
     <w:pPr>
       <w:pBdr/>
@@ -30693,9 +31234,9 @@
       </w:tcPr>
     </w:tblStylePr>
   </w:style>
-  <w:style w:type="table" w:styleId="118">
+  <w:style w:type="table" w:styleId="845">
     <w:name w:val="Lined - Accent 1"/>
-    <w:basedOn w:val="665"/>
+    <w:basedOn w:val="925"/>
     <w:uiPriority w:val="99"/>
     <w:pPr>
       <w:pBdr/>
@@ -30930,9 +31471,9 @@
       </w:tcPr>
     </w:tblStylePr>
   </w:style>
-  <w:style w:type="table" w:styleId="119">
+  <w:style w:type="table" w:styleId="846">
     <w:name w:val="Lined - Accent 2"/>
-    <w:basedOn w:val="665"/>
+    <w:basedOn w:val="925"/>
     <w:uiPriority w:val="99"/>
     <w:pPr>
       <w:pBdr/>
@@ -31167,9 +31708,9 @@
       </w:tcPr>
     </w:tblStylePr>
   </w:style>
-  <w:style w:type="table" w:styleId="120">
+  <w:style w:type="table" w:styleId="847">
     <w:name w:val="Lined - Accent 3"/>
-    <w:basedOn w:val="665"/>
+    <w:basedOn w:val="925"/>
     <w:uiPriority w:val="99"/>
     <w:pPr>
       <w:pBdr/>
@@ -31404,9 +31945,9 @@
       </w:tcPr>
     </w:tblStylePr>
   </w:style>
-  <w:style w:type="table" w:styleId="121">
+  <w:style w:type="table" w:styleId="848">
     <w:name w:val="Lined - Accent 4"/>
-    <w:basedOn w:val="665"/>
+    <w:basedOn w:val="925"/>
     <w:uiPriority w:val="99"/>
     <w:pPr>
       <w:pBdr/>
@@ -31641,9 +32182,9 @@
       </w:tcPr>
     </w:tblStylePr>
   </w:style>
-  <w:style w:type="table" w:styleId="122">
+  <w:style w:type="table" w:styleId="849">
     <w:name w:val="Lined - Accent 5"/>
-    <w:basedOn w:val="665"/>
+    <w:basedOn w:val="925"/>
     <w:uiPriority w:val="99"/>
     <w:pPr>
       <w:pBdr/>
@@ -31878,9 +32419,9 @@
       </w:tcPr>
     </w:tblStylePr>
   </w:style>
-  <w:style w:type="table" w:styleId="123">
+  <w:style w:type="table" w:styleId="850">
     <w:name w:val="Lined - Accent 6"/>
-    <w:basedOn w:val="665"/>
+    <w:basedOn w:val="925"/>
     <w:uiPriority w:val="99"/>
     <w:pPr>
       <w:pBdr/>
@@ -32115,9 +32656,9 @@
       </w:tcPr>
     </w:tblStylePr>
   </w:style>
-  <w:style w:type="table" w:styleId="124">
+  <w:style w:type="table" w:styleId="851">
     <w:name w:val="Bordered &amp; Lined - Accent"/>
-    <w:basedOn w:val="665"/>
+    <w:basedOn w:val="925"/>
     <w:uiPriority w:val="99"/>
     <w:pPr>
       <w:pBdr/>
@@ -32359,9 +32900,9 @@
       </w:tcPr>
     </w:tblStylePr>
   </w:style>
-  <w:style w:type="table" w:styleId="125">
+  <w:style w:type="table" w:styleId="852">
     <w:name w:val="Bordered &amp; Lined - Accent 1"/>
-    <w:basedOn w:val="665"/>
+    <w:basedOn w:val="925"/>
     <w:uiPriority w:val="99"/>
     <w:pPr>
       <w:pBdr/>
@@ -32603,9 +33144,9 @@
       </w:tcPr>
     </w:tblStylePr>
   </w:style>
-  <w:style w:type="table" w:styleId="126">
+  <w:style w:type="table" w:styleId="853">
     <w:name w:val="Bordered &amp; Lined - Accent 2"/>
-    <w:basedOn w:val="665"/>
+    <w:basedOn w:val="925"/>
     <w:uiPriority w:val="99"/>
     <w:pPr>
       <w:pBdr/>
@@ -32847,9 +33388,9 @@
       </w:tcPr>
     </w:tblStylePr>
   </w:style>
-  <w:style w:type="table" w:styleId="127">
+  <w:style w:type="table" w:styleId="854">
     <w:name w:val="Bordered &amp; Lined - Accent 3"/>
-    <w:basedOn w:val="665"/>
+    <w:basedOn w:val="925"/>
     <w:uiPriority w:val="99"/>
     <w:pPr>
       <w:pBdr/>
@@ -33091,9 +33632,9 @@
       </w:tcPr>
     </w:tblStylePr>
   </w:style>
-  <w:style w:type="table" w:styleId="128">
+  <w:style w:type="table" w:styleId="855">
     <w:name w:val="Bordered &amp; Lined - Accent 4"/>
-    <w:basedOn w:val="665"/>
+    <w:basedOn w:val="925"/>
     <w:uiPriority w:val="99"/>
     <w:pPr>
       <w:pBdr/>
@@ -33335,9 +33876,9 @@
       </w:tcPr>
     </w:tblStylePr>
   </w:style>
-  <w:style w:type="table" w:styleId="129">
+  <w:style w:type="table" w:styleId="856">
     <w:name w:val="Bordered &amp; Lined - Accent 5"/>
-    <w:basedOn w:val="665"/>
+    <w:basedOn w:val="925"/>
     <w:uiPriority w:val="99"/>
     <w:pPr>
       <w:pBdr/>
@@ -33579,9 +34120,9 @@
       </w:tcPr>
     </w:tblStylePr>
   </w:style>
-  <w:style w:type="table" w:styleId="130">
+  <w:style w:type="table" w:styleId="857">
     <w:name w:val="Bordered &amp; Lined - Accent 6"/>
-    <w:basedOn w:val="665"/>
+    <w:basedOn w:val="925"/>
     <w:uiPriority w:val="99"/>
     <w:pPr>
       <w:pBdr/>
@@ -33823,9 +34364,9 @@
       </w:tcPr>
     </w:tblStylePr>
   </w:style>
-  <w:style w:type="table" w:styleId="131">
+  <w:style w:type="table" w:styleId="858">
     <w:name w:val="Bordered"/>
-    <w:basedOn w:val="665"/>
+    <w:basedOn w:val="925"/>
     <w:uiPriority w:val="99"/>
     <w:pPr>
       <w:pBdr/>
@@ -34054,9 +34595,9 @@
       </w:tcPr>
     </w:tblStylePr>
   </w:style>
-  <w:style w:type="table" w:styleId="132">
+  <w:style w:type="table" w:styleId="859">
     <w:name w:val="Bordered - Accent 1"/>
-    <w:basedOn w:val="665"/>
+    <w:basedOn w:val="925"/>
     <w:uiPriority w:val="99"/>
     <w:pPr>
       <w:pBdr/>
@@ -34285,9 +34826,9 @@
       </w:tcPr>
     </w:tblStylePr>
   </w:style>
-  <w:style w:type="table" w:styleId="133">
+  <w:style w:type="table" w:styleId="860">
     <w:name w:val="Bordered - Accent 2"/>
-    <w:basedOn w:val="665"/>
+    <w:basedOn w:val="925"/>
     <w:uiPriority w:val="99"/>
     <w:pPr>
       <w:pBdr/>
@@ -34516,9 +35057,9 @@
       </w:tcPr>
     </w:tblStylePr>
   </w:style>
-  <w:style w:type="table" w:styleId="134">
+  <w:style w:type="table" w:styleId="861">
     <w:name w:val="Bordered - Accent 3"/>
-    <w:basedOn w:val="665"/>
+    <w:basedOn w:val="925"/>
     <w:uiPriority w:val="99"/>
     <w:pPr>
       <w:pBdr/>
@@ -34747,9 +35288,9 @@
       </w:tcPr>
     </w:tblStylePr>
   </w:style>
-  <w:style w:type="table" w:styleId="135">
+  <w:style w:type="table" w:styleId="862">
     <w:name w:val="Bordered - Accent 4"/>
-    <w:basedOn w:val="665"/>
+    <w:basedOn w:val="925"/>
     <w:uiPriority w:val="99"/>
     <w:pPr>
       <w:pBdr/>
@@ -34978,9 +35519,9 @@
       </w:tcPr>
     </w:tblStylePr>
   </w:style>
-  <w:style w:type="table" w:styleId="136">
+  <w:style w:type="table" w:styleId="863">
     <w:name w:val="Bordered - Accent 5"/>
-    <w:basedOn w:val="665"/>
+    <w:basedOn w:val="925"/>
     <w:uiPriority w:val="99"/>
     <w:pPr>
       <w:pBdr/>
@@ -35209,9 +35750,9 @@
       </w:tcPr>
     </w:tblStylePr>
   </w:style>
-  <w:style w:type="table" w:styleId="137">
+  <w:style w:type="table" w:styleId="864">
     <w:name w:val="Bordered - Accent 6"/>
-    <w:basedOn w:val="665"/>
+    <w:basedOn w:val="925"/>
     <w:uiPriority w:val="99"/>
     <w:pPr>
       <w:pBdr/>
@@ -35440,11 +35981,11 @@
       </w:tcPr>
     </w:tblStylePr>
   </w:style>
-  <w:style w:type="paragraph" w:styleId="139">
+  <w:style w:type="paragraph" w:styleId="865">
     <w:name w:val="Heading 1"/>
-    <w:basedOn w:val="664"/>
-    <w:next w:val="664"/>
-    <w:link w:val="150"/>
+    <w:basedOn w:val="924"/>
+    <w:next w:val="924"/>
+    <w:link w:val="875"/>
     <w:uiPriority w:val="9"/>
     <w:qFormat/>
     <w:pPr>
@@ -35462,11 +36003,11 @@
       <w:szCs w:val="40"/>
     </w:rPr>
   </w:style>
-  <w:style w:type="paragraph" w:styleId="140">
+  <w:style w:type="paragraph" w:styleId="866">
     <w:name w:val="Heading 2"/>
-    <w:basedOn w:val="664"/>
-    <w:next w:val="664"/>
-    <w:link w:val="151"/>
+    <w:basedOn w:val="924"/>
+    <w:next w:val="924"/>
+    <w:link w:val="876"/>
     <w:uiPriority w:val="9"/>
     <w:unhideWhenUsed/>
     <w:qFormat/>
@@ -35485,11 +36026,11 @@
       <w:szCs w:val="28"/>
     </w:rPr>
   </w:style>
-  <w:style w:type="paragraph" w:styleId="141">
+  <w:style w:type="paragraph" w:styleId="867">
     <w:name w:val="Heading 3"/>
-    <w:basedOn w:val="664"/>
-    <w:next w:val="664"/>
-    <w:link w:val="152"/>
+    <w:basedOn w:val="924"/>
+    <w:next w:val="924"/>
+    <w:link w:val="877"/>
     <w:uiPriority w:val="9"/>
     <w:unhideWhenUsed/>
     <w:qFormat/>
@@ -35510,11 +36051,11 @@
       <w:szCs w:val="22"/>
     </w:rPr>
   </w:style>
-  <w:style w:type="paragraph" w:styleId="142">
+  <w:style w:type="paragraph" w:styleId="868">
     <w:name w:val="Heading 4"/>
-    <w:basedOn w:val="664"/>
-    <w:next w:val="664"/>
-    <w:link w:val="153"/>
+    <w:basedOn w:val="924"/>
+    <w:next w:val="924"/>
+    <w:link w:val="878"/>
     <w:uiPriority w:val="9"/>
     <w:unhideWhenUsed/>
     <w:qFormat/>
@@ -35533,11 +36074,11 @@
       <w:color w:val="0f4761" w:themeColor="accent1" w:themeShade="BF"/>
     </w:rPr>
   </w:style>
-  <w:style w:type="paragraph" w:styleId="143">
+  <w:style w:type="paragraph" w:styleId="869">
     <w:name w:val="Heading 5"/>
-    <w:basedOn w:val="664"/>
-    <w:next w:val="664"/>
-    <w:link w:val="154"/>
+    <w:basedOn w:val="924"/>
+    <w:next w:val="924"/>
+    <w:link w:val="879"/>
     <w:uiPriority w:val="9"/>
     <w:unhideWhenUsed/>
     <w:qFormat/>
@@ -35554,11 +36095,11 @@
       <w:color w:val="0f4761" w:themeColor="accent1" w:themeShade="BF"/>
     </w:rPr>
   </w:style>
-  <w:style w:type="paragraph" w:styleId="144">
+  <w:style w:type="paragraph" w:styleId="870">
     <w:name w:val="Heading 6"/>
-    <w:basedOn w:val="664"/>
-    <w:next w:val="664"/>
-    <w:link w:val="155"/>
+    <w:basedOn w:val="924"/>
+    <w:next w:val="924"/>
+    <w:link w:val="880"/>
     <w:uiPriority w:val="9"/>
     <w:unhideWhenUsed/>
     <w:qFormat/>
@@ -35577,11 +36118,11 @@
       <w:color w:val="595959" w:themeColor="text1" w:themeTint="A6"/>
     </w:rPr>
   </w:style>
-  <w:style w:type="paragraph" w:styleId="145">
+  <w:style w:type="paragraph" w:styleId="871">
     <w:name w:val="Heading 7"/>
-    <w:basedOn w:val="664"/>
-    <w:next w:val="664"/>
-    <w:link w:val="156"/>
+    <w:basedOn w:val="924"/>
+    <w:next w:val="924"/>
+    <w:link w:val="881"/>
     <w:uiPriority w:val="9"/>
     <w:unhideWhenUsed/>
     <w:qFormat/>
@@ -35598,11 +36139,11 @@
       <w:color w:val="595959" w:themeColor="text1" w:themeTint="A6"/>
     </w:rPr>
   </w:style>
-  <w:style w:type="paragraph" w:styleId="146">
+  <w:style w:type="paragraph" w:styleId="872">
     <w:name w:val="Heading 8"/>
-    <w:basedOn w:val="664"/>
-    <w:next w:val="664"/>
-    <w:link w:val="157"/>
+    <w:basedOn w:val="924"/>
+    <w:next w:val="924"/>
+    <w:link w:val="882"/>
     <w:uiPriority w:val="9"/>
     <w:unhideWhenUsed/>
     <w:qFormat/>
@@ -35621,11 +36162,11 @@
       <w:color w:val="272727" w:themeColor="text1" w:themeTint="D8"/>
     </w:rPr>
   </w:style>
-  <w:style w:type="paragraph" w:styleId="147">
+  <w:style w:type="paragraph" w:styleId="873">
     <w:name w:val="Heading 9"/>
-    <w:basedOn w:val="664"/>
-    <w:next w:val="664"/>
-    <w:link w:val="158"/>
+    <w:basedOn w:val="924"/>
+    <w:next w:val="924"/>
+    <w:link w:val="883"/>
     <w:uiPriority w:val="9"/>
     <w:unhideWhenUsed/>
     <w:qFormat/>
@@ -35644,7 +36185,7 @@
       <w:color w:val="272727" w:themeColor="text1" w:themeTint="D8"/>
     </w:rPr>
   </w:style>
-  <w:style w:type="character" w:styleId="148" w:default="1">
+  <w:style w:type="character" w:styleId="874" w:default="1">
     <w:name w:val="Default Paragraph Font"/>
     <w:uiPriority w:val="1"/>
     <w:semiHidden/>
@@ -35655,10 +36196,10 @@
       <w:ind/>
     </w:pPr>
   </w:style>
-  <w:style w:type="character" w:styleId="150">
+  <w:style w:type="character" w:styleId="875">
     <w:name w:val="Heading 1 Char"/>
-    <w:basedOn w:val="148"/>
-    <w:link w:val="139"/>
+    <w:basedOn w:val="874"/>
+    <w:link w:val="865"/>
     <w:uiPriority w:val="9"/>
     <w:pPr>
       <w:pBdr/>
@@ -35672,9 +36213,9 @@
       <w:szCs w:val="40"/>
     </w:rPr>
   </w:style>
-  <w:style w:type="character" w:styleId="151">
+  <w:style w:type="character" w:styleId="876">
     <w:name w:val="Heading 2 Char"/>
-    <w:link w:val="140"/>
+    <w:link w:val="866"/>
     <w:uiPriority w:val="9"/>
     <w:pPr>
       <w:pBdr/>
@@ -35686,9 +36227,9 @@
       <w:szCs w:val="28"/>
     </w:rPr>
   </w:style>
-  <w:style w:type="character" w:styleId="152">
+  <w:style w:type="character" w:styleId="877">
     <w:name w:val="Heading 3 Char"/>
-    <w:link w:val="141"/>
+    <w:link w:val="867"/>
     <w:uiPriority w:val="9"/>
     <w:pPr>
       <w:pBdr/>
@@ -35701,10 +36242,10 @@
       <w:szCs w:val="22"/>
     </w:rPr>
   </w:style>
-  <w:style w:type="character" w:styleId="153">
+  <w:style w:type="character" w:styleId="878">
     <w:name w:val="Heading 4 Char"/>
-    <w:basedOn w:val="148"/>
-    <w:link w:val="142"/>
+    <w:basedOn w:val="874"/>
+    <w:link w:val="868"/>
     <w:uiPriority w:val="9"/>
     <w:pPr>
       <w:pBdr/>
@@ -35718,10 +36259,10 @@
       <w:color w:val="0f4761" w:themeColor="accent1" w:themeShade="BF"/>
     </w:rPr>
   </w:style>
-  <w:style w:type="character" w:styleId="154">
+  <w:style w:type="character" w:styleId="879">
     <w:name w:val="Heading 5 Char"/>
-    <w:basedOn w:val="148"/>
-    <w:link w:val="143"/>
+    <w:basedOn w:val="874"/>
+    <w:link w:val="869"/>
     <w:uiPriority w:val="9"/>
     <w:pPr>
       <w:pBdr/>
@@ -35733,10 +36274,10 @@
       <w:color w:val="0f4761" w:themeColor="accent1" w:themeShade="BF"/>
     </w:rPr>
   </w:style>
-  <w:style w:type="character" w:styleId="155">
+  <w:style w:type="character" w:styleId="880">
     <w:name w:val="Heading 6 Char"/>
-    <w:basedOn w:val="148"/>
-    <w:link w:val="144"/>
+    <w:basedOn w:val="874"/>
+    <w:link w:val="870"/>
     <w:uiPriority w:val="9"/>
     <w:pPr>
       <w:pBdr/>
@@ -35750,10 +36291,10 @@
       <w:color w:val="595959" w:themeColor="text1" w:themeTint="A6"/>
     </w:rPr>
   </w:style>
-  <w:style w:type="character" w:styleId="156">
+  <w:style w:type="character" w:styleId="881">
     <w:name w:val="Heading 7 Char"/>
-    <w:basedOn w:val="148"/>
-    <w:link w:val="145"/>
+    <w:basedOn w:val="874"/>
+    <w:link w:val="871"/>
     <w:uiPriority w:val="9"/>
     <w:pPr>
       <w:pBdr/>
@@ -35765,10 +36306,10 @@
       <w:color w:val="595959" w:themeColor="text1" w:themeTint="A6"/>
     </w:rPr>
   </w:style>
-  <w:style w:type="character" w:styleId="157">
+  <w:style w:type="character" w:styleId="882">
     <w:name w:val="Heading 8 Char"/>
-    <w:basedOn w:val="148"/>
-    <w:link w:val="146"/>
+    <w:basedOn w:val="874"/>
+    <w:link w:val="872"/>
     <w:uiPriority w:val="9"/>
     <w:pPr>
       <w:pBdr/>
@@ -35782,10 +36323,10 @@
       <w:color w:val="272727" w:themeColor="text1" w:themeTint="D8"/>
     </w:rPr>
   </w:style>
-  <w:style w:type="character" w:styleId="158">
+  <w:style w:type="character" w:styleId="883">
     <w:name w:val="Heading 9 Char"/>
-    <w:basedOn w:val="148"/>
-    <w:link w:val="147"/>
+    <w:basedOn w:val="874"/>
+    <w:link w:val="873"/>
     <w:uiPriority w:val="9"/>
     <w:pPr>
       <w:pBdr/>
@@ -35799,11 +36340,11 @@
       <w:color w:val="272727" w:themeColor="text1" w:themeTint="D8"/>
     </w:rPr>
   </w:style>
-  <w:style w:type="paragraph" w:styleId="159">
+  <w:style w:type="paragraph" w:styleId="884">
     <w:name w:val="Title"/>
-    <w:basedOn w:val="664"/>
-    <w:next w:val="664"/>
-    <w:link w:val="160"/>
+    <w:basedOn w:val="924"/>
+    <w:next w:val="924"/>
+    <w:link w:val="885"/>
     <w:uiPriority w:val="10"/>
     <w:qFormat/>
     <w:pPr>
@@ -35819,10 +36360,10 @@
       <w:szCs w:val="56"/>
     </w:rPr>
   </w:style>
-  <w:style w:type="character" w:styleId="160">
+  <w:style w:type="character" w:styleId="885">
     <w:name w:val="Title Char"/>
-    <w:basedOn w:val="148"/>
-    <w:link w:val="159"/>
+    <w:basedOn w:val="874"/>
+    <w:link w:val="884"/>
     <w:uiPriority w:val="10"/>
     <w:pPr>
       <w:pBdr/>
@@ -35836,11 +36377,11 @@
       <w:szCs w:val="56"/>
     </w:rPr>
   </w:style>
-  <w:style w:type="paragraph" w:styleId="161">
+  <w:style w:type="paragraph" w:styleId="886">
     <w:name w:val="Subtitle"/>
-    <w:basedOn w:val="664"/>
-    <w:next w:val="664"/>
-    <w:link w:val="162"/>
+    <w:basedOn w:val="924"/>
+    <w:next w:val="924"/>
+    <w:link w:val="887"/>
     <w:uiPriority w:val="11"/>
     <w:qFormat/>
     <w:pPr>
@@ -35858,10 +36399,10 @@
       <w:szCs w:val="28"/>
     </w:rPr>
   </w:style>
-  <w:style w:type="character" w:styleId="162">
+  <w:style w:type="character" w:styleId="887">
     <w:name w:val="Subtitle Char"/>
-    <w:basedOn w:val="148"/>
-    <w:link w:val="161"/>
+    <w:basedOn w:val="874"/>
+    <w:link w:val="886"/>
     <w:uiPriority w:val="11"/>
     <w:pPr>
       <w:pBdr/>
@@ -35875,11 +36416,11 @@
       <w:szCs w:val="28"/>
     </w:rPr>
   </w:style>
-  <w:style w:type="paragraph" w:styleId="163">
+  <w:style w:type="paragraph" w:styleId="888">
     <w:name w:val="Quote"/>
-    <w:basedOn w:val="664"/>
-    <w:next w:val="664"/>
-    <w:link w:val="164"/>
+    <w:basedOn w:val="924"/>
+    <w:next w:val="924"/>
+    <w:link w:val="889"/>
     <w:uiPriority w:val="29"/>
     <w:qFormat/>
     <w:pPr>
@@ -35894,10 +36435,10 @@
       <w:color w:val="404040" w:themeColor="text1" w:themeTint="BF"/>
     </w:rPr>
   </w:style>
-  <w:style w:type="character" w:styleId="164">
+  <w:style w:type="character" w:styleId="889">
     <w:name w:val="Quote Char"/>
-    <w:basedOn w:val="148"/>
-    <w:link w:val="163"/>
+    <w:basedOn w:val="874"/>
+    <w:link w:val="888"/>
     <w:uiPriority w:val="29"/>
     <w:pPr>
       <w:pBdr/>
@@ -35910,9 +36451,9 @@
       <w:color w:val="404040" w:themeColor="text1" w:themeTint="BF"/>
     </w:rPr>
   </w:style>
-  <w:style w:type="character" w:styleId="166">
+  <w:style w:type="character" w:styleId="890">
     <w:name w:val="Intense Emphasis"/>
-    <w:basedOn w:val="148"/>
+    <w:basedOn w:val="874"/>
     <w:uiPriority w:val="21"/>
     <w:qFormat/>
     <w:pPr>
@@ -35926,11 +36467,11 @@
       <w:color w:val="0f4761" w:themeColor="accent1" w:themeShade="BF"/>
     </w:rPr>
   </w:style>
-  <w:style w:type="paragraph" w:styleId="167">
+  <w:style w:type="paragraph" w:styleId="891">
     <w:name w:val="Intense Quote"/>
-    <w:basedOn w:val="664"/>
-    <w:next w:val="664"/>
-    <w:link w:val="168"/>
+    <w:basedOn w:val="924"/>
+    <w:next w:val="924"/>
+    <w:link w:val="892"/>
     <w:uiPriority w:val="30"/>
     <w:qFormat/>
     <w:pPr>
@@ -35948,10 +36489,10 @@
       <w:color w:val="0f4761" w:themeColor="accent1" w:themeShade="BF"/>
     </w:rPr>
   </w:style>
-  <w:style w:type="character" w:styleId="168">
+  <w:style w:type="character" w:styleId="892">
     <w:name w:val="Intense Quote Char"/>
-    <w:basedOn w:val="148"/>
-    <w:link w:val="167"/>
+    <w:basedOn w:val="874"/>
+    <w:link w:val="891"/>
     <w:uiPriority w:val="30"/>
     <w:pPr>
       <w:pBdr/>
@@ -35964,9 +36505,9 @@
       <w:color w:val="0f4761" w:themeColor="accent1" w:themeShade="BF"/>
     </w:rPr>
   </w:style>
-  <w:style w:type="character" w:styleId="169">
+  <w:style w:type="character" w:styleId="893">
     <w:name w:val="Intense Reference"/>
-    <w:basedOn w:val="148"/>
+    <w:basedOn w:val="874"/>
     <w:uiPriority w:val="32"/>
     <w:qFormat/>
     <w:pPr>
@@ -35982,9 +36523,9 @@
       <w:spacing w:val="5"/>
     </w:rPr>
   </w:style>
-  <w:style w:type="character" w:styleId="171">
+  <w:style w:type="character" w:styleId="894">
     <w:name w:val="Subtle Emphasis"/>
-    <w:basedOn w:val="148"/>
+    <w:basedOn w:val="874"/>
     <w:uiPriority w:val="19"/>
     <w:qFormat/>
     <w:pPr>
@@ -35998,9 +36539,9 @@
       <w:color w:val="404040" w:themeColor="text1" w:themeTint="BF"/>
     </w:rPr>
   </w:style>
-  <w:style w:type="character" w:styleId="172">
+  <w:style w:type="character" w:styleId="895">
     <w:name w:val="Emphasis"/>
-    <w:basedOn w:val="148"/>
+    <w:basedOn w:val="874"/>
     <w:uiPriority w:val="20"/>
     <w:qFormat/>
     <w:pPr>
@@ -36013,9 +36554,9 @@
       <w:iCs/>
     </w:rPr>
   </w:style>
-  <w:style w:type="character" w:styleId="173">
+  <w:style w:type="character" w:styleId="896">
     <w:name w:val="Strong"/>
-    <w:basedOn w:val="148"/>
+    <w:basedOn w:val="874"/>
     <w:uiPriority w:val="22"/>
     <w:qFormat/>
     <w:pPr>
@@ -36028,9 +36569,9 @@
       <w:bCs/>
     </w:rPr>
   </w:style>
-  <w:style w:type="character" w:styleId="174">
+  <w:style w:type="character" w:styleId="897">
     <w:name w:val="Subtle Reference"/>
-    <w:basedOn w:val="148"/>
+    <w:basedOn w:val="874"/>
     <w:uiPriority w:val="31"/>
     <w:qFormat/>
     <w:pPr>
@@ -36043,9 +36584,9 @@
       <w:color w:val="5a5a5a" w:themeColor="text1" w:themeTint="A5"/>
     </w:rPr>
   </w:style>
-  <w:style w:type="character" w:styleId="175">
+  <w:style w:type="character" w:styleId="898">
     <w:name w:val="Book Title"/>
-    <w:basedOn w:val="148"/>
+    <w:basedOn w:val="874"/>
     <w:uiPriority w:val="33"/>
     <w:qFormat/>
     <w:pPr>
@@ -36061,10 +36602,10 @@
       <w:spacing w:val="5"/>
     </w:rPr>
   </w:style>
-  <w:style w:type="paragraph" w:styleId="176">
+  <w:style w:type="paragraph" w:styleId="899">
     <w:name w:val="Header"/>
-    <w:basedOn w:val="664"/>
-    <w:link w:val="177"/>
+    <w:basedOn w:val="924"/>
+    <w:link w:val="900"/>
     <w:uiPriority w:val="99"/>
     <w:unhideWhenUsed/>
     <w:pPr>
@@ -36077,10 +36618,10 @@
       <w:ind/>
     </w:pPr>
   </w:style>
-  <w:style w:type="character" w:styleId="177">
+  <w:style w:type="character" w:styleId="900">
     <w:name w:val="Header Char"/>
-    <w:basedOn w:val="148"/>
-    <w:link w:val="176"/>
+    <w:basedOn w:val="874"/>
+    <w:link w:val="899"/>
     <w:uiPriority w:val="99"/>
     <w:pPr>
       <w:pBdr/>
@@ -36088,10 +36629,10 @@
       <w:ind/>
     </w:pPr>
   </w:style>
-  <w:style w:type="paragraph" w:styleId="178">
+  <w:style w:type="paragraph" w:styleId="901">
     <w:name w:val="Footer"/>
-    <w:basedOn w:val="664"/>
-    <w:link w:val="179"/>
+    <w:basedOn w:val="924"/>
+    <w:link w:val="902"/>
     <w:uiPriority w:val="99"/>
     <w:unhideWhenUsed/>
     <w:pPr>
@@ -36104,10 +36645,10 @@
       <w:ind/>
     </w:pPr>
   </w:style>
-  <w:style w:type="character" w:styleId="179">
+  <w:style w:type="character" w:styleId="902">
     <w:name w:val="Footer Char"/>
-    <w:basedOn w:val="148"/>
-    <w:link w:val="178"/>
+    <w:basedOn w:val="874"/>
+    <w:link w:val="901"/>
     <w:uiPriority w:val="99"/>
     <w:pPr>
       <w:pBdr/>
@@ -36115,10 +36656,10 @@
       <w:ind/>
     </w:pPr>
   </w:style>
-  <w:style w:type="paragraph" w:styleId="180">
+  <w:style w:type="paragraph" w:styleId="903">
     <w:name w:val="Caption"/>
-    <w:basedOn w:val="664"/>
-    <w:next w:val="664"/>
+    <w:basedOn w:val="924"/>
+    <w:next w:val="924"/>
     <w:uiPriority w:val="35"/>
     <w:unhideWhenUsed/>
     <w:qFormat/>
@@ -36135,10 +36676,10 @@
       <w:szCs w:val="18"/>
     </w:rPr>
   </w:style>
-  <w:style w:type="paragraph" w:styleId="181">
+  <w:style w:type="paragraph" w:styleId="904">
     <w:name w:val="footnote text"/>
-    <w:basedOn w:val="664"/>
-    <w:link w:val="182"/>
+    <w:basedOn w:val="924"/>
+    <w:link w:val="905"/>
     <w:uiPriority w:val="99"/>
     <w:semiHidden/>
     <w:unhideWhenUsed/>
@@ -36152,10 +36693,10 @@
       <w:szCs w:val="20"/>
     </w:rPr>
   </w:style>
-  <w:style w:type="character" w:styleId="182">
+  <w:style w:type="character" w:styleId="905">
     <w:name w:val="Footnote Text Char"/>
-    <w:basedOn w:val="148"/>
-    <w:link w:val="181"/>
+    <w:basedOn w:val="874"/>
+    <w:link w:val="904"/>
     <w:uiPriority w:val="99"/>
     <w:semiHidden/>
     <w:pPr>
@@ -36168,9 +36709,9 @@
       <w:szCs w:val="20"/>
     </w:rPr>
   </w:style>
-  <w:style w:type="character" w:styleId="183">
+  <w:style w:type="character" w:styleId="906">
     <w:name w:val="footnote reference"/>
-    <w:basedOn w:val="148"/>
+    <w:basedOn w:val="874"/>
     <w:uiPriority w:val="99"/>
     <w:semiHidden/>
     <w:unhideWhenUsed/>
@@ -36183,10 +36724,10 @@
       <w:vertAlign w:val="superscript"/>
     </w:rPr>
   </w:style>
-  <w:style w:type="paragraph" w:styleId="184">
+  <w:style w:type="paragraph" w:styleId="907">
     <w:name w:val="endnote text"/>
-    <w:basedOn w:val="664"/>
-    <w:link w:val="185"/>
+    <w:basedOn w:val="924"/>
+    <w:link w:val="908"/>
     <w:uiPriority w:val="99"/>
     <w:semiHidden/>
     <w:unhideWhenUsed/>
@@ -36200,10 +36741,10 @@
       <w:szCs w:val="20"/>
     </w:rPr>
   </w:style>
-  <w:style w:type="character" w:styleId="185">
+  <w:style w:type="character" w:styleId="908">
     <w:name w:val="Endnote Text Char"/>
-    <w:basedOn w:val="148"/>
-    <w:link w:val="184"/>
+    <w:basedOn w:val="874"/>
+    <w:link w:val="907"/>
     <w:uiPriority w:val="99"/>
     <w:semiHidden/>
     <w:pPr>
@@ -36216,9 +36757,9 @@
       <w:szCs w:val="20"/>
     </w:rPr>
   </w:style>
-  <w:style w:type="character" w:styleId="186">
+  <w:style w:type="character" w:styleId="909">
     <w:name w:val="endnote reference"/>
-    <w:basedOn w:val="148"/>
+    <w:basedOn w:val="874"/>
     <w:uiPriority w:val="99"/>
     <w:semiHidden/>
     <w:unhideWhenUsed/>
@@ -36231,9 +36772,9 @@
       <w:vertAlign w:val="superscript"/>
     </w:rPr>
   </w:style>
-  <w:style w:type="character" w:styleId="187">
+  <w:style w:type="character" w:styleId="910">
     <w:name w:val="Hyperlink"/>
-    <w:basedOn w:val="148"/>
+    <w:basedOn w:val="874"/>
     <w:uiPriority w:val="99"/>
     <w:unhideWhenUsed/>
     <w:pPr>
@@ -36246,9 +36787,9 @@
       <w:u w:val="single"/>
     </w:rPr>
   </w:style>
-  <w:style w:type="character" w:styleId="188">
+  <w:style w:type="character" w:styleId="911">
     <w:name w:val="FollowedHyperlink"/>
-    <w:basedOn w:val="148"/>
+    <w:basedOn w:val="874"/>
     <w:uiPriority w:val="99"/>
     <w:semiHidden/>
     <w:unhideWhenUsed/>
@@ -36262,10 +36803,10 @@
       <w:u w:val="single"/>
     </w:rPr>
   </w:style>
-  <w:style w:type="paragraph" w:styleId="189">
+  <w:style w:type="paragraph" w:styleId="912">
     <w:name w:val="toc 1"/>
-    <w:basedOn w:val="664"/>
-    <w:next w:val="664"/>
+    <w:basedOn w:val="924"/>
+    <w:next w:val="924"/>
     <w:uiPriority w:val="39"/>
     <w:unhideWhenUsed/>
     <w:pPr>
@@ -36274,10 +36815,10 @@
       <w:ind/>
     </w:pPr>
   </w:style>
-  <w:style w:type="paragraph" w:styleId="190">
+  <w:style w:type="paragraph" w:styleId="913">
     <w:name w:val="toc 2"/>
-    <w:basedOn w:val="664"/>
-    <w:next w:val="664"/>
+    <w:basedOn w:val="924"/>
+    <w:next w:val="924"/>
     <w:uiPriority w:val="39"/>
     <w:unhideWhenUsed/>
     <w:pPr>
@@ -36286,10 +36827,10 @@
       <w:ind w:left="220"/>
     </w:pPr>
   </w:style>
-  <w:style w:type="paragraph" w:styleId="191">
+  <w:style w:type="paragraph" w:styleId="914">
     <w:name w:val="toc 3"/>
-    <w:basedOn w:val="664"/>
-    <w:next w:val="664"/>
+    <w:basedOn w:val="924"/>
+    <w:next w:val="924"/>
     <w:uiPriority w:val="39"/>
     <w:unhideWhenUsed/>
     <w:pPr>
@@ -36298,10 +36839,10 @@
       <w:ind w:left="440"/>
     </w:pPr>
   </w:style>
-  <w:style w:type="paragraph" w:styleId="192">
+  <w:style w:type="paragraph" w:styleId="915">
     <w:name w:val="toc 4"/>
-    <w:basedOn w:val="664"/>
-    <w:next w:val="664"/>
+    <w:basedOn w:val="924"/>
+    <w:next w:val="924"/>
     <w:uiPriority w:val="39"/>
     <w:unhideWhenUsed/>
     <w:pPr>
@@ -36310,10 +36851,10 @@
       <w:ind w:left="660"/>
     </w:pPr>
   </w:style>
-  <w:style w:type="paragraph" w:styleId="193">
+  <w:style w:type="paragraph" w:styleId="916">
     <w:name w:val="toc 5"/>
-    <w:basedOn w:val="664"/>
-    <w:next w:val="664"/>
+    <w:basedOn w:val="924"/>
+    <w:next w:val="924"/>
     <w:uiPriority w:val="39"/>
     <w:unhideWhenUsed/>
     <w:pPr>
@@ -36322,10 +36863,10 @@
       <w:ind w:left="880"/>
     </w:pPr>
   </w:style>
-  <w:style w:type="paragraph" w:styleId="194">
+  <w:style w:type="paragraph" w:styleId="917">
     <w:name w:val="toc 6"/>
-    <w:basedOn w:val="664"/>
-    <w:next w:val="664"/>
+    <w:basedOn w:val="924"/>
+    <w:next w:val="924"/>
     <w:uiPriority w:val="39"/>
     <w:unhideWhenUsed/>
     <w:pPr>
@@ -36334,10 +36875,10 @@
       <w:ind w:left="1100"/>
     </w:pPr>
   </w:style>
-  <w:style w:type="paragraph" w:styleId="195">
+  <w:style w:type="paragraph" w:styleId="918">
     <w:name w:val="toc 7"/>
-    <w:basedOn w:val="664"/>
-    <w:next w:val="664"/>
+    <w:basedOn w:val="924"/>
+    <w:next w:val="924"/>
     <w:uiPriority w:val="39"/>
     <w:unhideWhenUsed/>
     <w:pPr>
@@ -36346,10 +36887,10 @@
       <w:ind w:left="1320"/>
     </w:pPr>
   </w:style>
-  <w:style w:type="paragraph" w:styleId="196">
+  <w:style w:type="paragraph" w:styleId="919">
     <w:name w:val="toc 8"/>
-    <w:basedOn w:val="664"/>
-    <w:next w:val="664"/>
+    <w:basedOn w:val="924"/>
+    <w:next w:val="924"/>
     <w:uiPriority w:val="39"/>
     <w:unhideWhenUsed/>
     <w:pPr>
@@ -36358,10 +36899,10 @@
       <w:ind w:left="1540"/>
     </w:pPr>
   </w:style>
-  <w:style w:type="paragraph" w:styleId="197">
+  <w:style w:type="paragraph" w:styleId="920">
     <w:name w:val="toc 9"/>
-    <w:basedOn w:val="664"/>
-    <w:next w:val="664"/>
+    <w:basedOn w:val="924"/>
+    <w:next w:val="924"/>
     <w:uiPriority w:val="39"/>
     <w:unhideWhenUsed/>
     <w:pPr>
@@ -36370,9 +36911,9 @@
       <w:ind w:left="1760"/>
     </w:pPr>
   </w:style>
-  <w:style w:type="character" w:styleId="198">
+  <w:style w:type="character" w:styleId="921">
     <w:name w:val="Placeholder Text"/>
-    <w:basedOn w:val="148"/>
+    <w:basedOn w:val="874"/>
     <w:uiPriority w:val="99"/>
     <w:semiHidden/>
     <w:pPr>
@@ -36384,7 +36925,7 @@
       <w:color w:val="666666"/>
     </w:rPr>
   </w:style>
-  <w:style w:type="paragraph" w:styleId="208">
+  <w:style w:type="paragraph" w:styleId="922">
     <w:name w:val="TOC Heading"/>
     <w:uiPriority w:val="39"/>
     <w:unhideWhenUsed/>
@@ -36394,10 +36935,10 @@
       <w:ind/>
     </w:pPr>
   </w:style>
-  <w:style w:type="paragraph" w:styleId="209">
+  <w:style w:type="paragraph" w:styleId="923">
     <w:name w:val="table of figures"/>
-    <w:basedOn w:val="664"/>
-    <w:next w:val="664"/>
+    <w:basedOn w:val="924"/>
+    <w:next w:val="924"/>
     <w:uiPriority w:val="99"/>
     <w:unhideWhenUsed/>
     <w:pPr>
@@ -36406,12 +36947,12 @@
       <w:ind/>
     </w:pPr>
   </w:style>
-  <w:style w:type="paragraph" w:styleId="664" w:default="1">
+  <w:style w:type="paragraph" w:styleId="924" w:default="1">
     <w:name w:val="Normal"/>
     <w:qFormat/>
     <w:pPr>
       <w:pBdr/>
-      <w:shd w:val="nil" w:color="000000"/>
+      <w:shd w:val="nil"/>
       <w:spacing/>
       <w:ind/>
     </w:pPr>
@@ -36421,7 +36962,7 @@
       <w:szCs w:val="22"/>
     </w:rPr>
   </w:style>
-  <w:style w:type="table" w:styleId="665" w:default="1">
+  <w:style w:type="table" w:styleId="925" w:default="1">
     <w:name w:val="Normal Table"/>
     <w:uiPriority w:val="99"/>
     <w:semiHidden/>
@@ -36614,7 +37155,7 @@
       </w:tcPr>
     </w:tblStylePr>
   </w:style>
-  <w:style w:type="numbering" w:styleId="666" w:default="1">
+  <w:style w:type="numbering" w:styleId="926" w:default="1">
     <w:name w:val="No List"/>
     <w:uiPriority w:val="99"/>
     <w:semiHidden/>
@@ -36625,9 +37166,9 @@
       <w:ind/>
     </w:pPr>
   </w:style>
-  <w:style w:type="paragraph" w:styleId="667">
+  <w:style w:type="paragraph" w:styleId="927">
     <w:name w:val="No Spacing"/>
-    <w:basedOn w:val="664"/>
+    <w:basedOn w:val="924"/>
     <w:uiPriority w:val="1"/>
     <w:qFormat/>
     <w:pPr>
@@ -36636,9 +37177,9 @@
       <w:ind/>
     </w:pPr>
   </w:style>
-  <w:style w:type="paragraph" w:styleId="668">
+  <w:style w:type="paragraph" w:styleId="928">
     <w:name w:val="List Paragraph"/>
-    <w:basedOn w:val="664"/>
+    <w:basedOn w:val="924"/>
     <w:uiPriority w:val="34"/>
     <w:qFormat/>
     <w:pPr>
@@ -36647,7 +37188,7 @@
         <w:numId w:val="5"/>
       </w:numPr>
       <w:pBdr/>
-      <w:shd w:val="nil" w:color="000000"/>
+      <w:shd w:val="nil"/>
       <w:spacing/>
       <w:ind w:left="720"/>
       <w:contextualSpacing w:val="true"/>

--- a/Data Analyst/Statistique.docx
+++ b/Data Analyst/Statistique.docx
@@ -35,9 +35,10 @@
       </w:r>
       <w:r>
         <w:rPr>
-          <w:rFonts w:ascii="Liberation Sans" w:hAnsi="Liberation Sans" w:eastAsia="Liberation Sans" w:cs="Liberation Sans"/>
+          <w:rFonts w:ascii="Liberation Sans" w:hAnsi="Liberation Sans" w:cs="Liberation Sans"/>
           <w:sz w:val="22"/>
           <w:szCs w:val="22"/>
+          <w14:ligatures w14:val="none"/>
         </w:rPr>
       </w:r>
       <w:r>
@@ -78,9 +79,10 @@
       </w:r>
       <w:r>
         <w:rPr>
-          <w:rFonts w:ascii="Liberation Sans" w:hAnsi="Liberation Sans" w:eastAsia="Liberation Sans" w:cs="Liberation Sans"/>
+          <w:rFonts w:ascii="Liberation Sans" w:hAnsi="Liberation Sans" w:cs="Liberation Sans"/>
           <w:sz w:val="22"/>
           <w:szCs w:val="22"/>
+          <w14:ligatures w14:val="none"/>
         </w:rPr>
       </w:r>
       <w:r>
@@ -121,32 +123,33 @@
       </w:r>
       <w:r>
         <w:rPr>
-          <w:rFonts w:ascii="Liberation Sans" w:hAnsi="Liberation Sans" w:eastAsia="Liberation Sans" w:cs="Liberation Sans"/>
-          <w:sz w:val="22"/>
-          <w:szCs w:val="22"/>
-        </w:rPr>
-      </w:r>
-      <w:r>
-        <w:rPr>
           <w:rFonts w:ascii="Liberation Sans" w:hAnsi="Liberation Sans" w:cs="Liberation Sans"/>
           <w:sz w:val="22"/>
           <w:szCs w:val="22"/>
           <w14:ligatures w14:val="none"/>
         </w:rPr>
       </w:r>
-    </w:p>
-    <w:p>
-      <w:pPr>
-        <w:pStyle w:val="867"/>
-        <w:pBdr/>
-        <w:spacing/>
-        <w:ind/>
+      <w:r>
         <w:rPr>
           <w:rFonts w:ascii="Liberation Sans" w:hAnsi="Liberation Sans" w:cs="Liberation Sans"/>
           <w:sz w:val="22"/>
           <w:szCs w:val="22"/>
           <w14:ligatures w14:val="none"/>
         </w:rPr>
+      </w:r>
+    </w:p>
+    <w:p>
+      <w:pPr>
+        <w:pStyle w:val="867"/>
+        <w:pBdr/>
+        <w:spacing/>
+        <w:ind/>
+        <w:rPr>
+          <w:rFonts w:ascii="Liberation Sans" w:hAnsi="Liberation Sans" w:cs="Liberation Sans"/>
+          <w:sz w:val="22"/>
+          <w:szCs w:val="22"/>
+          <w14:ligatures w14:val="none"/>
+        </w:rPr>
       </w:pPr>
       <w:r>
         <w:rPr>
@@ -159,33 +162,34 @@
       </w:r>
       <w:r>
         <w:rPr>
-          <w:rFonts w:ascii="Liberation Sans" w:hAnsi="Liberation Sans" w:eastAsia="Liberation Sans" w:cs="Liberation Sans"/>
-          <w:sz w:val="22"/>
-          <w:szCs w:val="22"/>
-        </w:rPr>
-      </w:r>
-      <w:r>
-        <w:rPr>
           <w:rFonts w:ascii="Liberation Sans" w:hAnsi="Liberation Sans" w:cs="Liberation Sans"/>
           <w:sz w:val="22"/>
           <w:szCs w:val="22"/>
           <w14:ligatures w14:val="none"/>
         </w:rPr>
       </w:r>
-    </w:p>
-    <w:p>
-      <w:pPr>
-        <w:pStyle w:val="928"/>
-        <w:pBdr/>
-        <w:shd w:val="nil" w:color="auto"/>
-        <w:spacing/>
-        <w:ind/>
+      <w:r>
         <w:rPr>
           <w:rFonts w:ascii="Liberation Sans" w:hAnsi="Liberation Sans" w:cs="Liberation Sans"/>
           <w:sz w:val="22"/>
           <w:szCs w:val="22"/>
           <w14:ligatures w14:val="none"/>
         </w:rPr>
+      </w:r>
+    </w:p>
+    <w:p>
+      <w:pPr>
+        <w:pStyle w:val="928"/>
+        <w:pBdr/>
+        <w:shd w:val="nil" w:color="auto"/>
+        <w:spacing/>
+        <w:ind/>
+        <w:rPr>
+          <w:rFonts w:ascii="Liberation Sans" w:hAnsi="Liberation Sans" w:cs="Liberation Sans"/>
+          <w:sz w:val="22"/>
+          <w:szCs w:val="22"/>
+          <w14:ligatures w14:val="none"/>
+        </w:rPr>
       </w:pPr>
       <w:r>
         <w:rPr>
@@ -215,9 +219,10 @@
       </w:r>
       <w:r>
         <w:rPr>
-          <w:rFonts w:ascii="Liberation Sans" w:hAnsi="Liberation Sans" w:eastAsia="Liberation Sans" w:cs="Liberation Sans"/>
+          <w:rFonts w:ascii="Liberation Sans" w:hAnsi="Liberation Sans" w:cs="Liberation Sans"/>
           <w:sz w:val="22"/>
           <w:szCs w:val="22"/>
+          <w14:ligatures w14:val="none"/>
         </w:rPr>
       </w:r>
       <w:r>
@@ -255,13 +260,6 @@
       </w:r>
       <w:r>
         <w:rPr>
-          <w:rFonts w:ascii="Liberation Sans" w:hAnsi="Liberation Sans" w:eastAsia="Liberation Sans" w:cs="Liberation Sans"/>
-          <w:sz w:val="22"/>
-          <w:szCs w:val="22"/>
-        </w:rPr>
-      </w:r>
-      <w:r>
-        <w:rPr>
           <w:rFonts w:ascii="Liberation Sans" w:hAnsi="Liberation Sans" w:cs="Liberation Sans"/>
           <w:sz w:val="22"/>
           <w:szCs w:val="22"/>
@@ -269,6 +267,15 @@
           <w14:ligatures w14:val="none"/>
         </w:rPr>
       </w:r>
+      <w:r>
+        <w:rPr>
+          <w:rFonts w:ascii="Liberation Sans" w:hAnsi="Liberation Sans" w:cs="Liberation Sans"/>
+          <w:sz w:val="22"/>
+          <w:szCs w:val="22"/>
+          <w:highlight w:val="none"/>
+          <w14:ligatures w14:val="none"/>
+        </w:rPr>
+      </w:r>
     </w:p>
     <w:p>
       <w:pPr>
@@ -285,6 +292,11 @@
           <w:highlight w:val="none"/>
         </w:rPr>
         <w:t xml:space="preserve">Types de données</w:t>
+      </w:r>
+      <w:r>
+        <w:rPr>
+          <w14:ligatures w14:val="none"/>
+        </w:rPr>
       </w:r>
       <w:r>
         <w:rPr>
@@ -315,7 +327,7 @@
       </w:r>
       <w:r>
         <w:rPr>
-          <w:rFonts w:ascii="Liberation Sans" w:hAnsi="Liberation Sans" w:eastAsia="Liberation Sans" w:cs="Liberation Sans"/>
+          <w:rFonts w:ascii="Liberation Sans" w:hAnsi="Liberation Sans" w:cs="Liberation Sans"/>
           <w:sz w:val="22"/>
           <w:szCs w:val="22"/>
         </w:rPr>
@@ -368,7 +380,7 @@
       </w:r>
       <w:r>
         <w:rPr>
-          <w:rFonts w:ascii="Liberation Sans" w:hAnsi="Liberation Sans" w:eastAsia="Liberation Sans" w:cs="Liberation Sans"/>
+          <w:rFonts w:ascii="Liberation Sans" w:hAnsi="Liberation Sans" w:cs="Liberation Sans"/>
           <w:sz w:val="22"/>
           <w:szCs w:val="22"/>
         </w:rPr>
@@ -405,7 +417,7 @@
       </w:r>
       <w:r>
         <w:rPr>
-          <w:rFonts w:ascii="Liberation Sans" w:hAnsi="Liberation Sans" w:eastAsia="Liberation Sans" w:cs="Liberation Sans"/>
+          <w:rFonts w:ascii="Liberation Sans" w:hAnsi="Liberation Sans" w:cs="Liberation Sans"/>
           <w:sz w:val="22"/>
           <w:szCs w:val="22"/>
         </w:rPr>
@@ -459,18 +471,18 @@
       </w:r>
       <w:r>
         <w:rPr>
-          <w:rFonts w:ascii="Liberation Sans" w:hAnsi="Liberation Sans" w:eastAsia="Liberation Sans" w:cs="Liberation Sans"/>
-          <w:sz w:val="22"/>
-          <w:szCs w:val="22"/>
-        </w:rPr>
-      </w:r>
-      <w:r>
-        <w:rPr>
           <w:rFonts w:ascii="Liberation Sans" w:hAnsi="Liberation Sans" w:cs="Liberation Sans"/>
           <w:sz w:val="22"/>
           <w:szCs w:val="22"/>
         </w:rPr>
       </w:r>
+      <w:r>
+        <w:rPr>
+          <w:rFonts w:ascii="Liberation Sans" w:hAnsi="Liberation Sans" w:cs="Liberation Sans"/>
+          <w:sz w:val="22"/>
+          <w:szCs w:val="22"/>
+        </w:rPr>
+      </w:r>
     </w:p>
     <w:p>
       <w:pPr>
@@ -487,6 +499,11 @@
           <w:highlight w:val="none"/>
         </w:rPr>
         <w:t xml:space="preserve">Variables quantitatives</w:t>
+      </w:r>
+      <w:r>
+        <w:rPr>
+          <w14:ligatures w14:val="none"/>
+        </w:rPr>
       </w:r>
       <w:r>
         <w:rPr>
@@ -522,7 +539,7 @@
       </w:r>
       <w:r>
         <w:rPr>
-          <w:rFonts w:ascii="Liberation Sans" w:hAnsi="Liberation Sans" w:eastAsia="Liberation Sans" w:cs="Liberation Sans"/>
+          <w:rFonts w:ascii="Liberation Sans" w:hAnsi="Liberation Sans" w:cs="Liberation Sans"/>
           <w:sz w:val="22"/>
           <w:szCs w:val="22"/>
         </w:rPr>
@@ -573,20 +590,20 @@
       </w:r>
       <w:r>
         <w:rPr>
-          <w:rFonts w:ascii="Liberation Sans" w:hAnsi="Liberation Sans" w:eastAsia="Liberation Sans" w:cs="Liberation Sans"/>
-          <w:sz w:val="22"/>
-          <w:szCs w:val="22"/>
-          <w:highlight w:val="none"/>
-        </w:rPr>
-      </w:r>
-      <w:r>
-        <w:rPr>
           <w:rFonts w:ascii="Liberation Sans" w:hAnsi="Liberation Sans" w:cs="Liberation Sans"/>
           <w:sz w:val="22"/>
           <w:szCs w:val="22"/>
           <w14:ligatures w14:val="none"/>
         </w:rPr>
       </w:r>
+      <w:r>
+        <w:rPr>
+          <w:rFonts w:ascii="Liberation Sans" w:hAnsi="Liberation Sans" w:cs="Liberation Sans"/>
+          <w:sz w:val="22"/>
+          <w:szCs w:val="22"/>
+          <w14:ligatures w14:val="none"/>
+        </w:rPr>
+      </w:r>
     </w:p>
     <w:p>
       <w:pPr>
@@ -619,6 +636,7 @@
       <w:r>
         <w:rPr>
           <w:highlight w:val="none"/>
+          <w14:ligatures w14:val="none"/>
         </w:rPr>
       </w:r>
       <w:r>
@@ -652,9 +670,11 @@
       </w:r>
       <w:r>
         <w:rPr>
-          <w:rFonts w:ascii="Liberation Sans" w:hAnsi="Liberation Sans" w:eastAsia="Liberation Sans" w:cs="Liberation Sans"/>
+          <w:rFonts w:ascii="Liberation Sans" w:hAnsi="Liberation Sans" w:cs="Liberation Sans"/>
           <w:sz w:val="22"/>
           <w:szCs w:val="22"/>
+          <w:highlight w:val="none"/>
+          <w14:ligatures w14:val="none"/>
         </w:rPr>
       </w:r>
       <w:r>
@@ -700,7 +720,7 @@
       </w:r>
       <w:r>
         <w:rPr>
-          <w:rFonts w:ascii="Liberation Sans" w:hAnsi="Liberation Sans" w:eastAsia="Liberation Sans" w:cs="Liberation Sans"/>
+          <w:rFonts w:ascii="Liberation Sans" w:hAnsi="Liberation Sans" w:cs="Liberation Sans"/>
           <w:sz w:val="22"/>
           <w:szCs w:val="22"/>
         </w:rPr>
@@ -741,6 +761,7 @@
         <w:rPr>
           <w:sz w:val="22"/>
           <w:szCs w:val="22"/>
+          <w14:ligatures w14:val="none"/>
         </w:rPr>
       </w:r>
       <w:r>
@@ -779,6 +800,7 @@
         <w:rPr>
           <w:sz w:val="22"/>
           <w:szCs w:val="22"/>
+          <w14:ligatures w14:val="none"/>
         </w:rPr>
       </w:r>
       <w:r>
@@ -824,6 +846,7 @@
         <w:rPr>
           <w:sz w:val="22"/>
           <w:szCs w:val="22"/>
+          <w14:ligatures w14:val="none"/>
         </w:rPr>
       </w:r>
       <w:r>
@@ -867,7 +890,7 @@
       </w:r>
       <w:r>
         <w:rPr>
-          <w:rFonts w:ascii="Liberation Sans" w:hAnsi="Liberation Sans" w:eastAsia="Liberation Sans" w:cs="Liberation Sans"/>
+          <w:rFonts w:ascii="Liberation Sans" w:hAnsi="Liberation Sans" w:cs="Liberation Sans"/>
           <w:sz w:val="22"/>
           <w:szCs w:val="22"/>
         </w:rPr>
@@ -912,7 +935,7 @@
       </w:r>
       <w:r>
         <w:rPr>
-          <w:rFonts w:ascii="Liberation Sans" w:hAnsi="Liberation Sans" w:eastAsia="Liberation Sans" w:cs="Liberation Sans"/>
+          <w:rFonts w:ascii="Liberation Sans" w:hAnsi="Liberation Sans" w:cs="Liberation Sans"/>
           <w:sz w:val="22"/>
           <w:szCs w:val="22"/>
         </w:rPr>
@@ -957,7 +980,7 @@
       </w:r>
       <w:r>
         <w:rPr>
-          <w:rFonts w:ascii="Liberation Sans" w:hAnsi="Liberation Sans" w:eastAsia="Liberation Sans" w:cs="Liberation Sans"/>
+          <w:rFonts w:ascii="Liberation Sans" w:hAnsi="Liberation Sans" w:cs="Liberation Sans"/>
           <w:sz w:val="22"/>
           <w:szCs w:val="22"/>
         </w:rPr>
@@ -993,9 +1016,10 @@
       </w:r>
       <w:r>
         <w:rPr>
-          <w:rFonts w:ascii="Liberation Sans" w:hAnsi="Liberation Sans" w:eastAsia="Liberation Sans" w:cs="Liberation Sans"/>
+          <w:rFonts w:ascii="Liberation Sans" w:hAnsi="Liberation Sans" w:cs="Liberation Sans"/>
           <w:sz w:val="22"/>
           <w:szCs w:val="22"/>
+          <w14:ligatures w14:val="none"/>
         </w:rPr>
       </w:r>
       <w:r>
@@ -1040,7 +1064,7 @@
       </w:r>
       <w:r>
         <w:rPr>
-          <w:rFonts w:ascii="Liberation Sans" w:hAnsi="Liberation Sans" w:eastAsia="Liberation Sans" w:cs="Liberation Sans"/>
+          <w:rFonts w:ascii="Liberation Sans" w:hAnsi="Liberation Sans" w:cs="Liberation Sans"/>
           <w:sz w:val="22"/>
           <w:szCs w:val="22"/>
         </w:rPr>
@@ -1085,7 +1109,7 @@
       </w:r>
       <w:r>
         <w:rPr>
-          <w:rFonts w:ascii="Liberation Sans" w:hAnsi="Liberation Sans" w:eastAsia="Liberation Sans" w:cs="Liberation Sans"/>
+          <w:rFonts w:ascii="Liberation Sans" w:hAnsi="Liberation Sans" w:cs="Liberation Sans"/>
           <w:sz w:val="22"/>
           <w:szCs w:val="22"/>
         </w:rPr>
@@ -1130,7 +1154,7 @@
       </w:r>
       <w:r>
         <w:rPr>
-          <w:rFonts w:ascii="Liberation Sans" w:hAnsi="Liberation Sans" w:eastAsia="Liberation Sans" w:cs="Liberation Sans"/>
+          <w:rFonts w:ascii="Liberation Sans" w:hAnsi="Liberation Sans" w:cs="Liberation Sans"/>
           <w:sz w:val="22"/>
           <w:szCs w:val="22"/>
         </w:rPr>
@@ -1176,7 +1200,7 @@
       </w:r>
       <w:r>
         <w:rPr>
-          <w:rFonts w:ascii="Liberation Sans" w:hAnsi="Liberation Sans" w:eastAsia="Liberation Sans" w:cs="Liberation Sans"/>
+          <w:rFonts w:ascii="Liberation Sans" w:hAnsi="Liberation Sans" w:cs="Liberation Sans"/>
           <w:sz w:val="22"/>
           <w:szCs w:val="22"/>
         </w:rPr>
@@ -1221,7 +1245,7 @@
       </w:r>
       <w:r>
         <w:rPr>
-          <w:rFonts w:ascii="Liberation Sans" w:hAnsi="Liberation Sans" w:eastAsia="Liberation Sans" w:cs="Liberation Sans"/>
+          <w:rFonts w:ascii="Liberation Sans" w:hAnsi="Liberation Sans" w:cs="Liberation Sans"/>
           <w:sz w:val="22"/>
           <w:szCs w:val="22"/>
         </w:rPr>
@@ -1266,7 +1290,7 @@
       </w:r>
       <w:r>
         <w:rPr>
-          <w:rFonts w:ascii="Liberation Sans" w:hAnsi="Liberation Sans" w:eastAsia="Liberation Sans" w:cs="Liberation Sans"/>
+          <w:rFonts w:ascii="Liberation Sans" w:hAnsi="Liberation Sans" w:cs="Liberation Sans"/>
           <w:sz w:val="22"/>
           <w:szCs w:val="22"/>
         </w:rPr>
@@ -1311,7 +1335,7 @@
       </w:r>
       <w:r>
         <w:rPr>
-          <w:rFonts w:ascii="Liberation Sans" w:hAnsi="Liberation Sans" w:eastAsia="Liberation Sans" w:cs="Liberation Sans"/>
+          <w:rFonts w:ascii="Liberation Sans" w:hAnsi="Liberation Sans" w:cs="Liberation Sans"/>
           <w:sz w:val="22"/>
           <w:szCs w:val="22"/>
         </w:rPr>
@@ -1430,7 +1454,7 @@
       </w:r>
       <w:r>
         <w:rPr>
-          <w:rFonts w:ascii="Liberation Sans" w:hAnsi="Liberation Sans" w:eastAsia="Liberation Sans" w:cs="Liberation Sans"/>
+          <w:rFonts w:ascii="Liberation Sans" w:hAnsi="Liberation Sans" w:cs="Liberation Sans"/>
           <w:sz w:val="22"/>
           <w:szCs w:val="22"/>
         </w:rPr>
@@ -1475,7 +1499,7 @@
       </w:r>
       <w:r>
         <w:rPr>
-          <w:rFonts w:ascii="Liberation Sans" w:hAnsi="Liberation Sans" w:eastAsia="Liberation Sans" w:cs="Liberation Sans"/>
+          <w:rFonts w:ascii="Liberation Sans" w:hAnsi="Liberation Sans" w:cs="Liberation Sans"/>
           <w:sz w:val="22"/>
           <w:szCs w:val="22"/>
         </w:rPr>
@@ -1520,7 +1544,7 @@
       </w:r>
       <w:r>
         <w:rPr>
-          <w:rFonts w:ascii="Liberation Sans" w:hAnsi="Liberation Sans" w:eastAsia="Liberation Sans" w:cs="Liberation Sans"/>
+          <w:rFonts w:ascii="Liberation Sans" w:hAnsi="Liberation Sans" w:cs="Liberation Sans"/>
           <w:sz w:val="22"/>
           <w:szCs w:val="22"/>
         </w:rPr>
@@ -1565,7 +1589,7 @@
       </w:r>
       <w:r>
         <w:rPr>
-          <w:rFonts w:ascii="Liberation Sans" w:hAnsi="Liberation Sans" w:eastAsia="Liberation Sans" w:cs="Liberation Sans"/>
+          <w:rFonts w:ascii="Liberation Sans" w:hAnsi="Liberation Sans" w:cs="Liberation Sans"/>
           <w:sz w:val="22"/>
           <w:szCs w:val="22"/>
         </w:rPr>
@@ -1610,7 +1634,7 @@
       </w:r>
       <w:r>
         <w:rPr>
-          <w:rFonts w:ascii="Liberation Sans" w:hAnsi="Liberation Sans" w:eastAsia="Liberation Sans" w:cs="Liberation Sans"/>
+          <w:rFonts w:ascii="Liberation Sans" w:hAnsi="Liberation Sans" w:cs="Liberation Sans"/>
           <w:sz w:val="22"/>
           <w:szCs w:val="22"/>
         </w:rPr>
@@ -1655,7 +1679,7 @@
       </w:r>
       <w:r>
         <w:rPr>
-          <w:rFonts w:ascii="Liberation Sans" w:hAnsi="Liberation Sans" w:eastAsia="Liberation Sans" w:cs="Liberation Sans"/>
+          <w:rFonts w:ascii="Liberation Sans" w:hAnsi="Liberation Sans" w:cs="Liberation Sans"/>
           <w:sz w:val="22"/>
           <w:szCs w:val="22"/>
         </w:rPr>
@@ -1700,7 +1724,7 @@
       </w:r>
       <w:r>
         <w:rPr>
-          <w:rFonts w:ascii="Liberation Sans" w:hAnsi="Liberation Sans" w:eastAsia="Liberation Sans" w:cs="Liberation Sans"/>
+          <w:rFonts w:ascii="Liberation Sans" w:hAnsi="Liberation Sans" w:cs="Liberation Sans"/>
           <w:sz w:val="22"/>
           <w:szCs w:val="22"/>
         </w:rPr>
@@ -1745,7 +1769,7 @@
       </w:r>
       <w:r>
         <w:rPr>
-          <w:rFonts w:ascii="Liberation Sans" w:hAnsi="Liberation Sans" w:eastAsia="Liberation Sans" w:cs="Liberation Sans"/>
+          <w:rFonts w:ascii="Liberation Sans" w:hAnsi="Liberation Sans" w:cs="Liberation Sans"/>
           <w:sz w:val="22"/>
           <w:szCs w:val="22"/>
         </w:rPr>
@@ -1782,9 +1806,11 @@
       </w:r>
       <w:r>
         <w:rPr>
-          <w:rFonts w:ascii="Liberation Sans" w:hAnsi="Liberation Sans" w:eastAsia="Liberation Sans" w:cs="Liberation Sans"/>
+          <w:rFonts w:ascii="Liberation Sans" w:hAnsi="Liberation Sans" w:cs="Liberation Sans"/>
           <w:sz w:val="22"/>
           <w:szCs w:val="22"/>
+          <w:highlight w:val="none"/>
+          <w14:ligatures w14:val="none"/>
         </w:rPr>
       </w:r>
       <w:r>
@@ -1830,7 +1856,7 @@
       </w:r>
       <w:r>
         <w:rPr>
-          <w:rFonts w:ascii="Liberation Sans" w:hAnsi="Liberation Sans" w:eastAsia="Liberation Sans" w:cs="Liberation Sans"/>
+          <w:rFonts w:ascii="Liberation Sans" w:hAnsi="Liberation Sans" w:cs="Liberation Sans"/>
           <w:sz w:val="22"/>
           <w:szCs w:val="22"/>
         </w:rPr>
@@ -1875,7 +1901,7 @@
       </w:r>
       <w:r>
         <w:rPr>
-          <w:rFonts w:ascii="Liberation Sans" w:hAnsi="Liberation Sans" w:eastAsia="Liberation Sans" w:cs="Liberation Sans"/>
+          <w:rFonts w:ascii="Liberation Sans" w:hAnsi="Liberation Sans" w:cs="Liberation Sans"/>
           <w:sz w:val="22"/>
           <w:szCs w:val="22"/>
         </w:rPr>
@@ -1920,7 +1946,7 @@
       </w:r>
       <w:r>
         <w:rPr>
-          <w:rFonts w:ascii="Liberation Sans" w:hAnsi="Liberation Sans" w:eastAsia="Liberation Sans" w:cs="Liberation Sans"/>
+          <w:rFonts w:ascii="Liberation Sans" w:hAnsi="Liberation Sans" w:cs="Liberation Sans"/>
           <w:sz w:val="22"/>
           <w:szCs w:val="22"/>
         </w:rPr>
@@ -1966,7 +1992,7 @@
       </w:r>
       <w:r>
         <w:rPr>
-          <w:rFonts w:ascii="Liberation Sans" w:hAnsi="Liberation Sans" w:eastAsia="Liberation Sans" w:cs="Liberation Sans"/>
+          <w:rFonts w:ascii="Liberation Sans" w:hAnsi="Liberation Sans" w:cs="Liberation Sans"/>
           <w:sz w:val="22"/>
           <w:szCs w:val="22"/>
         </w:rPr>
@@ -2011,7 +2037,7 @@
       </w:r>
       <w:r>
         <w:rPr>
-          <w:rFonts w:ascii="Liberation Sans" w:hAnsi="Liberation Sans" w:eastAsia="Liberation Sans" w:cs="Liberation Sans"/>
+          <w:rFonts w:ascii="Liberation Sans" w:hAnsi="Liberation Sans" w:cs="Liberation Sans"/>
           <w:sz w:val="22"/>
           <w:szCs w:val="22"/>
         </w:rPr>
@@ -2130,7 +2156,7 @@
       </w:r>
       <w:r>
         <w:rPr>
-          <w:rFonts w:ascii="Liberation Sans" w:hAnsi="Liberation Sans" w:eastAsia="Liberation Sans" w:cs="Liberation Sans"/>
+          <w:rFonts w:ascii="Liberation Sans" w:hAnsi="Liberation Sans" w:cs="Liberation Sans"/>
           <w:sz w:val="22"/>
           <w:szCs w:val="22"/>
         </w:rPr>
@@ -2175,18 +2201,9 @@
       </w:r>
       <w:r>
         <w:rPr>
-          <w:rFonts w:ascii="Liberation Sans" w:hAnsi="Liberation Sans" w:eastAsia="Liberation Sans" w:cs="Liberation Sans"/>
+          <w:rFonts w:ascii="Liberation Sans" w:hAnsi="Liberation Sans" w:cs="Liberation Sans"/>
           <w:sz w:val="22"/>
           <w:szCs w:val="22"/>
-          <w:highlight w:val="none"/>
-        </w:rPr>
-      </w:r>
-      <w:r>
-        <w:rPr>
-          <w:rFonts w:ascii="Liberation Sans" w:hAnsi="Liberation Sans" w:eastAsia="Liberation Sans" w:cs="Liberation Sans"/>
-          <w:sz w:val="22"/>
-          <w:szCs w:val="22"/>
-          <w:highlight w:val="none"/>
         </w:rPr>
       </w:r>
       <w:r>
@@ -2244,6 +2261,13 @@
           <w:highlight w:val="none"/>
         </w:rPr>
       </w:r>
+      <w:r>
+        <w:rPr>
+          <w:rFonts w:ascii="Liberation Sans" w:hAnsi="Liberation Sans" w:cs="Liberation Sans"/>
+          <w:sz w:val="22"/>
+          <w:szCs w:val="22"/>
+        </w:rPr>
+      </w:r>
     </w:p>
     <w:p>
       <w:pPr>
@@ -2278,7 +2302,7 @@
       </w:r>
       <w:r>
         <w:rPr>
-          <w:rFonts w:ascii="Liberation Sans" w:hAnsi="Liberation Sans" w:eastAsia="Liberation Sans" w:cs="Liberation Sans"/>
+          <w:rFonts w:ascii="Liberation Sans" w:hAnsi="Liberation Sans" w:cs="Liberation Sans"/>
           <w:sz w:val="22"/>
           <w:szCs w:val="22"/>
         </w:rPr>
@@ -2323,7 +2347,7 @@
       </w:r>
       <w:r>
         <w:rPr>
-          <w:rFonts w:ascii="Liberation Sans" w:hAnsi="Liberation Sans" w:eastAsia="Liberation Sans" w:cs="Liberation Sans"/>
+          <w:rFonts w:ascii="Liberation Sans" w:hAnsi="Liberation Sans" w:cs="Liberation Sans"/>
           <w:sz w:val="22"/>
           <w:szCs w:val="22"/>
         </w:rPr>
@@ -2442,7 +2466,7 @@
       </w:r>
       <w:r>
         <w:rPr>
-          <w:rFonts w:ascii="Liberation Sans" w:hAnsi="Liberation Sans" w:eastAsia="Liberation Sans" w:cs="Liberation Sans"/>
+          <w:rFonts w:ascii="Liberation Sans" w:hAnsi="Liberation Sans" w:cs="Liberation Sans"/>
           <w:sz w:val="22"/>
           <w:szCs w:val="22"/>
         </w:rPr>
@@ -2496,7 +2520,7 @@
       </w:r>
       <w:r>
         <w:rPr>
-          <w:rFonts w:ascii="Liberation Sans" w:hAnsi="Liberation Sans" w:eastAsia="Liberation Sans" w:cs="Liberation Sans"/>
+          <w:rFonts w:ascii="Liberation Sans" w:hAnsi="Liberation Sans" w:cs="Liberation Sans"/>
           <w:sz w:val="22"/>
           <w:szCs w:val="22"/>
         </w:rPr>
@@ -2532,84 +2556,49 @@
       </w:r>
       <w:r>
         <w:rPr>
-          <w:rFonts w:ascii="Liberation Sans" w:hAnsi="Liberation Sans" w:eastAsia="Liberation Sans" w:cs="Liberation Sans"/>
-          <w:sz w:val="22"/>
-          <w:szCs w:val="22"/>
-        </w:rPr>
-      </w:r>
-      <w:r>
-        <w:rPr>
           <w:rFonts w:ascii="Liberation Sans" w:hAnsi="Liberation Sans" w:cs="Liberation Sans"/>
           <w:sz w:val="22"/>
           <w:szCs w:val="22"/>
           <w14:ligatures w14:val="none"/>
         </w:rPr>
       </w:r>
-    </w:p>
-    <w:p>
-      <w:pPr>
-        <w:pBdr/>
-        <w:shd w:val="nil" w:color="auto"/>
-        <w:spacing/>
-        <w:ind/>
+      <w:r>
         <w:rPr>
           <w:rFonts w:ascii="Liberation Sans" w:hAnsi="Liberation Sans" w:cs="Liberation Sans"/>
           <w:sz w:val="22"/>
           <w:szCs w:val="22"/>
           <w14:ligatures w14:val="none"/>
         </w:rPr>
-      </w:pPr>
-      <w:r>
-        <w:rPr>
-          <w:rFonts w:ascii="Liberation Sans" w:hAnsi="Liberation Sans" w:eastAsia="Liberation Sans" w:cs="Liberation Sans"/>
-          <w:sz w:val="22"/>
-          <w:szCs w:val="22"/>
-        </w:rPr>
-        <w:t xml:space="preserve">Ecart-type population :</w:t>
       </w:r>
-      <w:r>
-        <w:rPr>
-          <w:rFonts w:ascii="Liberation Sans" w:hAnsi="Liberation Sans" w:eastAsia="Liberation Sans" w:cs="Liberation Sans"/>
-          <w:sz w:val="22"/>
-          <w:szCs w:val="22"/>
-        </w:rPr>
-      </w:r>
-      <w:r>
+    </w:p>
+    <w:p>
+      <w:pPr>
+        <w:pBdr/>
+        <w:shd w:val="nil" w:color="auto"/>
+        <w:spacing/>
+        <w:ind/>
         <w:rPr>
           <w:rFonts w:ascii="Liberation Sans" w:hAnsi="Liberation Sans" w:cs="Liberation Sans"/>
           <w:sz w:val="22"/>
           <w:szCs w:val="22"/>
           <w14:ligatures w14:val="none"/>
         </w:rPr>
+      </w:pPr>
+      <w:r>
+        <w:rPr>
+          <w:rFonts w:ascii="Liberation Sans" w:hAnsi="Liberation Sans" w:eastAsia="Liberation Sans" w:cs="Liberation Sans"/>
+          <w:sz w:val="22"/>
+          <w:szCs w:val="22"/>
+        </w:rPr>
+        <w:t xml:space="preserve">Ecart-type population :</w:t>
       </w:r>
-    </w:p>
-    <w:p>
-      <w:pPr>
-        <w:pBdr/>
-        <w:shd w:val="nil" w:color="auto"/>
-        <w:spacing/>
-        <w:ind/>
+      <w:r>
         <w:rPr>
           <w:rFonts w:ascii="Liberation Sans" w:hAnsi="Liberation Sans" w:cs="Liberation Sans"/>
           <w:sz w:val="22"/>
           <w:szCs w:val="22"/>
           <w14:ligatures w14:val="none"/>
         </w:rPr>
-      </w:pPr>
-      <w:r>
-        <w:rPr>
-          <w:rFonts w:ascii="Liberation Sans" w:hAnsi="Liberation Sans" w:eastAsia="Liberation Sans" w:cs="Liberation Sans"/>
-          <w:sz w:val="22"/>
-          <w:szCs w:val="22"/>
-        </w:rPr>
-        <w:t xml:space="preserve">Ecart-type échantillon :</w:t>
-      </w:r>
-      <w:r>
-        <w:rPr>
-          <w:rFonts w:ascii="Liberation Sans" w:hAnsi="Liberation Sans" w:eastAsia="Liberation Sans" w:cs="Liberation Sans"/>
-          <w:sz w:val="22"/>
-          <w:szCs w:val="22"/>
-        </w:rPr>
       </w:r>
       <w:r>
         <w:rPr>
@@ -2622,8 +2611,8 @@
     </w:p>
     <w:p>
       <w:pPr>
-        <w:pStyle w:val="867"/>
-        <w:pBdr/>
+        <w:pBdr/>
+        <w:shd w:val="nil" w:color="auto"/>
         <w:spacing/>
         <w:ind/>
         <w:rPr>
@@ -2639,13 +2628,52 @@
           <w:sz w:val="22"/>
           <w:szCs w:val="22"/>
         </w:rPr>
+        <w:t xml:space="preserve">Ecart-type échantillon :</w:t>
+      </w:r>
+      <w:r>
+        <w:rPr>
+          <w:rFonts w:ascii="Liberation Sans" w:hAnsi="Liberation Sans" w:cs="Liberation Sans"/>
+          <w:sz w:val="22"/>
+          <w:szCs w:val="22"/>
+          <w14:ligatures w14:val="none"/>
+        </w:rPr>
+      </w:r>
+      <w:r>
+        <w:rPr>
+          <w:rFonts w:ascii="Liberation Sans" w:hAnsi="Liberation Sans" w:cs="Liberation Sans"/>
+          <w:sz w:val="22"/>
+          <w:szCs w:val="22"/>
+          <w14:ligatures w14:val="none"/>
+        </w:rPr>
+      </w:r>
+    </w:p>
+    <w:p>
+      <w:pPr>
+        <w:pStyle w:val="867"/>
+        <w:pBdr/>
+        <w:spacing/>
+        <w:ind/>
+        <w:rPr>
+          <w:rFonts w:ascii="Liberation Sans" w:hAnsi="Liberation Sans" w:cs="Liberation Sans"/>
+          <w:sz w:val="22"/>
+          <w:szCs w:val="22"/>
+          <w14:ligatures w14:val="none"/>
+        </w:rPr>
+      </w:pPr>
+      <w:r>
+        <w:rPr>
+          <w:rFonts w:ascii="Liberation Sans" w:hAnsi="Liberation Sans" w:eastAsia="Liberation Sans" w:cs="Liberation Sans"/>
+          <w:sz w:val="22"/>
+          <w:szCs w:val="22"/>
+        </w:rPr>
         <w:t xml:space="preserve">Pourquoi cette différence?</w:t>
       </w:r>
       <w:r>
         <w:rPr>
-          <w:rFonts w:ascii="Liberation Sans" w:hAnsi="Liberation Sans" w:eastAsia="Liberation Sans" w:cs="Liberation Sans"/>
+          <w:rFonts w:ascii="Liberation Sans" w:hAnsi="Liberation Sans" w:cs="Liberation Sans"/>
           <w:sz w:val="22"/>
           <w:szCs w:val="22"/>
+          <w14:ligatures w14:val="none"/>
         </w:rPr>
       </w:r>
       <w:r>
@@ -2685,9 +2713,10 @@
       </w:r>
       <w:r>
         <w:rPr>
-          <w:rFonts w:ascii="Liberation Sans" w:hAnsi="Liberation Sans" w:eastAsia="Liberation Sans" w:cs="Liberation Sans"/>
+          <w:rFonts w:ascii="Liberation Sans" w:hAnsi="Liberation Sans" w:cs="Liberation Sans"/>
           <w:sz w:val="22"/>
           <w:szCs w:val="22"/>
+          <w14:ligatures w14:val="none"/>
         </w:rPr>
       </w:r>
       <w:r>
@@ -2727,9 +2756,10 @@
       </w:r>
       <w:r>
         <w:rPr>
-          <w:rFonts w:ascii="Liberation Sans" w:hAnsi="Liberation Sans" w:eastAsia="Liberation Sans" w:cs="Liberation Sans"/>
+          <w:rFonts w:ascii="Liberation Sans" w:hAnsi="Liberation Sans" w:cs="Liberation Sans"/>
           <w:sz w:val="22"/>
           <w:szCs w:val="22"/>
+          <w14:ligatures w14:val="none"/>
         </w:rPr>
       </w:r>
       <w:r>
@@ -2769,9 +2799,10 @@
       </w:r>
       <w:r>
         <w:rPr>
-          <w:rFonts w:ascii="Liberation Sans" w:hAnsi="Liberation Sans" w:eastAsia="Liberation Sans" w:cs="Liberation Sans"/>
+          <w:rFonts w:ascii="Liberation Sans" w:hAnsi="Liberation Sans" w:cs="Liberation Sans"/>
           <w:sz w:val="22"/>
           <w:szCs w:val="22"/>
+          <w14:ligatures w14:val="none"/>
         </w:rPr>
       </w:r>
       <w:r>
@@ -2819,35 +2850,18 @@
       </w:r>
       <w:r>
         <w:rPr>
-          <w:rFonts w:ascii="Liberation Sans" w:hAnsi="Liberation Sans" w:eastAsia="Liberation Sans" w:cs="Liberation Sans"/>
-          <w:sz w:val="22"/>
-          <w:szCs w:val="22"/>
-        </w:rPr>
-      </w:r>
-      <w:r>
-        <w:rPr>
           <w:rFonts w:ascii="Liberation Sans" w:hAnsi="Liberation Sans" w:cs="Liberation Sans"/>
           <w:sz w:val="22"/>
           <w:szCs w:val="22"/>
         </w:rPr>
       </w:r>
-    </w:p>
-    <w:p>
-      <w:pPr>
-        <w:numPr>
-          <w:ilvl w:val="0"/>
-          <w:numId w:val="0"/>
-        </w:numPr>
-        <w:pBdr/>
-        <w:shd w:val="nil" w:color="000000"/>
-        <w:spacing/>
-        <w:ind w:firstLine="0" w:left="709"/>
+      <w:r>
         <w:rPr>
           <w:rFonts w:ascii="Liberation Sans" w:hAnsi="Liberation Sans" w:cs="Liberation Sans"/>
           <w:sz w:val="22"/>
           <w:szCs w:val="22"/>
         </w:rPr>
-      </w:pPr>
+      </w:r>
       <w:r>
         <w:rPr>
           <w:rFonts w:ascii="Liberation Sans" w:hAnsi="Liberation Sans" w:eastAsia="Liberation Sans" w:cs="Liberation Sans"/>
@@ -2859,11 +2873,16 @@
       </w:r>
       <w:r>
         <w:rPr>
-          <w:rFonts w:ascii="Liberation Sans" w:hAnsi="Liberation Sans" w:eastAsia="Liberation Sans" w:cs="Liberation Sans"/>
-          <w:color w:val="000000"/>
+          <w:rFonts w:ascii="Liberation Sans" w:hAnsi="Liberation Sans" w:cs="Liberation Sans"/>
           <w:sz w:val="22"/>
           <w:szCs w:val="22"/>
-          <w:highlight w:val="none"/>
+        </w:rPr>
+      </w:r>
+      <w:r>
+        <w:rPr>
+          <w:rFonts w:ascii="Liberation Sans" w:hAnsi="Liberation Sans" w:cs="Liberation Sans"/>
+          <w:sz w:val="22"/>
+          <w:szCs w:val="22"/>
         </w:rPr>
       </w:r>
       <w:r>
@@ -2897,9 +2916,10 @@
       </w:r>
       <w:r>
         <w:rPr>
-          <w:rFonts w:ascii="Liberation Sans" w:hAnsi="Liberation Sans" w:eastAsia="Liberation Sans" w:cs="Liberation Sans"/>
+          <w:rFonts w:ascii="Liberation Sans" w:hAnsi="Liberation Sans" w:cs="Liberation Sans"/>
           <w:sz w:val="22"/>
           <w:szCs w:val="22"/>
+          <w14:ligatures w14:val="none"/>
         </w:rPr>
       </w:r>
       <w:r>
@@ -2939,9 +2959,10 @@
       </w:r>
       <w:r>
         <w:rPr>
-          <w:rFonts w:ascii="Liberation Sans" w:hAnsi="Liberation Sans" w:eastAsia="Liberation Sans" w:cs="Liberation Sans"/>
+          <w:rFonts w:ascii="Liberation Sans" w:hAnsi="Liberation Sans" w:cs="Liberation Sans"/>
           <w:sz w:val="22"/>
           <w:szCs w:val="22"/>
+          <w14:ligatures w14:val="none"/>
         </w:rPr>
       </w:r>
       <w:r>
@@ -2981,9 +3002,10 @@
       </w:r>
       <w:r>
         <w:rPr>
-          <w:rFonts w:ascii="Liberation Sans" w:hAnsi="Liberation Sans" w:eastAsia="Liberation Sans" w:cs="Liberation Sans"/>
+          <w:rFonts w:ascii="Liberation Sans" w:hAnsi="Liberation Sans" w:cs="Liberation Sans"/>
           <w:sz w:val="22"/>
           <w:szCs w:val="22"/>
+          <w14:ligatures w14:val="none"/>
         </w:rPr>
       </w:r>
       <w:r>
@@ -3023,9 +3045,10 @@
       </w:r>
       <w:r>
         <w:rPr>
-          <w:rFonts w:ascii="Liberation Sans" w:hAnsi="Liberation Sans" w:eastAsia="Liberation Sans" w:cs="Liberation Sans"/>
+          <w:rFonts w:ascii="Liberation Sans" w:hAnsi="Liberation Sans" w:cs="Liberation Sans"/>
           <w:sz w:val="22"/>
           <w:szCs w:val="22"/>
+          <w14:ligatures w14:val="none"/>
         </w:rPr>
       </w:r>
       <w:r>
@@ -3075,11 +3098,10 @@
       </w:r>
       <w:r>
         <w:rPr>
-          <w:rFonts w:ascii="Liberation Sans" w:hAnsi="Liberation Sans" w:eastAsia="Liberation Sans" w:cs="Liberation Sans"/>
-          <w:b/>
-          <w:bCs/>
+          <w:rFonts w:ascii="Liberation Sans" w:hAnsi="Liberation Sans" w:cs="Liberation Sans"/>
           <w:sz w:val="22"/>
           <w:szCs w:val="22"/>
+          <w14:ligatures w14:val="none"/>
         </w:rPr>
       </w:r>
       <w:r>
@@ -3119,9 +3141,10 @@
       </w:r>
       <w:r>
         <w:rPr>
-          <w:rFonts w:ascii="Liberation Sans" w:hAnsi="Liberation Sans" w:eastAsia="Liberation Sans" w:cs="Liberation Sans"/>
+          <w:rFonts w:ascii="Liberation Sans" w:hAnsi="Liberation Sans" w:cs="Liberation Sans"/>
           <w:sz w:val="22"/>
           <w:szCs w:val="22"/>
+          <w14:ligatures w14:val="none"/>
         </w:rPr>
       </w:r>
       <w:r>
@@ -3161,9 +3184,10 @@
       </w:r>
       <w:r>
         <w:rPr>
-          <w:rFonts w:ascii="Liberation Sans" w:hAnsi="Liberation Sans" w:eastAsia="Liberation Sans" w:cs="Liberation Sans"/>
+          <w:rFonts w:ascii="Liberation Sans" w:hAnsi="Liberation Sans" w:cs="Liberation Sans"/>
           <w:sz w:val="22"/>
           <w:szCs w:val="22"/>
+          <w14:ligatures w14:val="none"/>
         </w:rPr>
       </w:r>
       <w:r>
@@ -3203,69 +3227,71 @@
       </w:r>
       <w:r>
         <w:rPr>
-          <w:rFonts w:ascii="Liberation Sans" w:hAnsi="Liberation Sans" w:eastAsia="Liberation Sans" w:cs="Liberation Sans"/>
-          <w:sz w:val="22"/>
-          <w:szCs w:val="22"/>
-        </w:rPr>
-      </w:r>
-      <w:r>
-        <w:rPr>
           <w:rFonts w:ascii="Liberation Sans" w:hAnsi="Liberation Sans" w:cs="Liberation Sans"/>
           <w:sz w:val="22"/>
           <w:szCs w:val="22"/>
           <w14:ligatures w14:val="none"/>
         </w:rPr>
       </w:r>
-    </w:p>
-    <w:p>
-      <w:pPr>
-        <w:pStyle w:val="867"/>
-        <w:pBdr/>
-        <w:spacing/>
-        <w:ind/>
+      <w:r>
         <w:rPr>
           <w:rFonts w:ascii="Liberation Sans" w:hAnsi="Liberation Sans" w:cs="Liberation Sans"/>
           <w:sz w:val="22"/>
           <w:szCs w:val="22"/>
           <w14:ligatures w14:val="none"/>
         </w:rPr>
-      </w:pPr>
-      <w:r>
-        <w:rPr>
-          <w:rFonts w:ascii="Liberation Sans" w:hAnsi="Liberation Sans" w:eastAsia="Liberation Sans" w:cs="Liberation Sans"/>
-          <w:sz w:val="22"/>
-          <w:szCs w:val="22"/>
-        </w:rPr>
-        <w:t xml:space="preserve">Écart absolu moyen</w:t>
       </w:r>
-      <w:r>
-        <w:rPr>
-          <w:rFonts w:ascii="Liberation Sans" w:hAnsi="Liberation Sans" w:eastAsia="Liberation Sans" w:cs="Liberation Sans"/>
-          <w:sz w:val="22"/>
-          <w:szCs w:val="22"/>
-        </w:rPr>
-      </w:r>
-      <w:r>
+    </w:p>
+    <w:p>
+      <w:pPr>
+        <w:pStyle w:val="867"/>
+        <w:pBdr/>
+        <w:spacing/>
+        <w:ind/>
         <w:rPr>
           <w:rFonts w:ascii="Liberation Sans" w:hAnsi="Liberation Sans" w:cs="Liberation Sans"/>
           <w:sz w:val="22"/>
           <w:szCs w:val="22"/>
           <w14:ligatures w14:val="none"/>
         </w:rPr>
+      </w:pPr>
+      <w:r>
+        <w:rPr>
+          <w:rFonts w:ascii="Liberation Sans" w:hAnsi="Liberation Sans" w:eastAsia="Liberation Sans" w:cs="Liberation Sans"/>
+          <w:sz w:val="22"/>
+          <w:szCs w:val="22"/>
+        </w:rPr>
+        <w:t xml:space="preserve">Écart absolu moyen</w:t>
       </w:r>
-    </w:p>
-    <w:p>
-      <w:pPr>
-        <w:pBdr/>
-        <w:shd w:val="nil" w:color="auto"/>
-        <w:spacing/>
-        <w:ind/>
+      <w:r>
         <w:rPr>
           <w:rFonts w:ascii="Liberation Sans" w:hAnsi="Liberation Sans" w:cs="Liberation Sans"/>
           <w:sz w:val="22"/>
           <w:szCs w:val="22"/>
           <w14:ligatures w14:val="none"/>
         </w:rPr>
+      </w:r>
+      <w:r>
+        <w:rPr>
+          <w:rFonts w:ascii="Liberation Sans" w:hAnsi="Liberation Sans" w:cs="Liberation Sans"/>
+          <w:sz w:val="22"/>
+          <w:szCs w:val="22"/>
+          <w14:ligatures w14:val="none"/>
+        </w:rPr>
+      </w:r>
+    </w:p>
+    <w:p>
+      <w:pPr>
+        <w:pBdr/>
+        <w:shd w:val="nil" w:color="auto"/>
+        <w:spacing/>
+        <w:ind/>
+        <w:rPr>
+          <w:rFonts w:ascii="Liberation Sans" w:hAnsi="Liberation Sans" w:cs="Liberation Sans"/>
+          <w:sz w:val="22"/>
+          <w:szCs w:val="22"/>
+          <w14:ligatures w14:val="none"/>
+        </w:rPr>
       </w:pPr>
       <w:r>
         <w:rPr>
@@ -3277,9 +3303,10 @@
       </w:r>
       <w:r>
         <w:rPr>
-          <w:rFonts w:ascii="Liberation Sans" w:hAnsi="Liberation Sans" w:eastAsia="Liberation Sans" w:cs="Liberation Sans"/>
+          <w:rFonts w:ascii="Liberation Sans" w:hAnsi="Liberation Sans" w:cs="Liberation Sans"/>
           <w:sz w:val="22"/>
           <w:szCs w:val="22"/>
+          <w14:ligatures w14:val="none"/>
         </w:rPr>
       </w:r>
       <w:r>
@@ -3395,30 +3422,32 @@
       </w:r>
       <w:r>
         <w:rPr>
-          <w:rFonts w:ascii="Liberation Sans" w:hAnsi="Liberation Sans" w:eastAsia="Liberation Sans" w:cs="Liberation Sans"/>
-          <w:sz w:val="22"/>
-          <w:szCs w:val="22"/>
-        </w:rPr>
-      </w:r>
-      <w:r>
-        <w:rPr>
           <w:rFonts w:ascii="Liberation Sans" w:hAnsi="Liberation Sans" w:cs="Liberation Sans"/>
           <w:sz w:val="22"/>
           <w:szCs w:val="22"/>
           <w14:ligatures w14:val="none"/>
         </w:rPr>
       </w:r>
-    </w:p>
-    <w:p>
-      <w:pPr>
-        <w:pBdr/>
-        <w:shd w:val="nil" w:color="auto"/>
-        <w:spacing/>
-        <w:ind/>
+      <w:r>
         <w:rPr>
           <w:rFonts w:ascii="Liberation Sans" w:hAnsi="Liberation Sans" w:cs="Liberation Sans"/>
           <w:sz w:val="22"/>
           <w:szCs w:val="22"/>
+          <w14:ligatures w14:val="none"/>
+        </w:rPr>
+      </w:r>
+    </w:p>
+    <w:p>
+      <w:pPr>
+        <w:pBdr/>
+        <w:shd w:val="nil" w:color="auto"/>
+        <w:spacing/>
+        <w:ind/>
+        <w:rPr>
+          <w:rFonts w:ascii="Liberation Sans" w:hAnsi="Liberation Sans" w:cs="Liberation Sans"/>
+          <w:sz w:val="22"/>
+          <w:szCs w:val="22"/>
+          <w:highlight w:val="none"/>
           <w14:ligatures w14:val="none"/>
         </w:rPr>
       </w:pPr>
@@ -3446,6 +3475,7 @@
           <w:rFonts w:ascii="Liberation Sans" w:hAnsi="Liberation Sans" w:cs="Liberation Sans"/>
           <w:sz w:val="22"/>
           <w:szCs w:val="22"/>
+          <w14:ligatures w14:val="none"/>
         </w:rPr>
       </w:r>
       <w:r>
@@ -3453,6 +3483,999 @@
           <w:rFonts w:ascii="Liberation Sans" w:hAnsi="Liberation Sans" w:cs="Liberation Sans"/>
           <w:sz w:val="22"/>
           <w:szCs w:val="22"/>
+          <w14:ligatures w14:val="none"/>
+        </w:rPr>
+      </w:r>
+    </w:p>
+    <w:p>
+      <w:pPr>
+        <w:pBdr/>
+        <w:shd w:val="nil" w:color="000000"/>
+        <w:spacing/>
+        <w:ind/>
+        <w:rPr>
+          <w:rFonts w:ascii="Liberation Sans" w:hAnsi="Liberation Sans" w:cs="Liberation Sans"/>
+          <w:sz w:val="22"/>
+          <w:szCs w:val="22"/>
+          <w14:ligatures w14:val="none"/>
+        </w:rPr>
+      </w:pPr>
+      <w:r>
+        <w:rPr>
+          <w:rFonts w:ascii="Liberation Sans" w:hAnsi="Liberation Sans" w:cs="Liberation Sans"/>
+          <w:sz w:val="22"/>
+          <w:szCs w:val="22"/>
+          <w14:ligatures w14:val="none"/>
+        </w:rPr>
+      </w:r>
+      <w:r>
+        <w:rPr>
+          <w:rFonts w:ascii="Liberation Sans" w:hAnsi="Liberation Sans" w:cs="Liberation Sans"/>
+          <w:sz w:val="22"/>
+          <w:szCs w:val="22"/>
+          <w14:ligatures w14:val="none"/>
+        </w:rPr>
+      </w:r>
+      <w:r>
+        <w:rPr>
+          <w:rFonts w:ascii="Liberation Sans" w:hAnsi="Liberation Sans" w:cs="Liberation Sans"/>
+          <w:sz w:val="22"/>
+          <w:szCs w:val="22"/>
+          <w14:ligatures w14:val="none"/>
+        </w:rPr>
+      </w:r>
+    </w:p>
+    <w:p>
+      <w:pPr>
+        <w:pBdr/>
+        <w:shd w:val="nil" w:color="000000"/>
+        <w:spacing/>
+        <w:ind/>
+        <w:rPr>
+          <w:rFonts w:ascii="Liberation Sans" w:hAnsi="Liberation Sans" w:cs="Liberation Sans"/>
+          <w:sz w:val="22"/>
+          <w:szCs w:val="22"/>
+          <w:highlight w:val="none"/>
+          <w14:ligatures w14:val="none"/>
+        </w:rPr>
+      </w:pPr>
+      <w:r>
+        <w:rPr>
+          <w:rFonts w:ascii="Liberation Sans" w:hAnsi="Liberation Sans" w:cs="Liberation Sans"/>
+          <w:sz w:val="22"/>
+          <w:szCs w:val="22"/>
+          <w:highlight w:val="none"/>
+          <w14:ligatures w14:val="none"/>
+        </w:rPr>
+        <w:t xml:space="preserve">—</w:t>
+      </w:r>
+      <w:r>
+        <w:rPr>
+          <w:rFonts w:ascii="Liberation Sans" w:hAnsi="Liberation Sans" w:cs="Liberation Sans"/>
+          <w:sz w:val="22"/>
+          <w:szCs w:val="22"/>
+          <w:highlight w:val="none"/>
+          <w14:ligatures w14:val="none"/>
+        </w:rPr>
+      </w:r>
+    </w:p>
+    <w:p>
+      <w:pPr>
+        <w:pStyle w:val="928"/>
+        <w:numPr>
+          <w:ilvl w:val="0"/>
+          <w:numId w:val="22"/>
+        </w:numPr>
+        <w:pBdr/>
+        <w:shd w:val="nil" w:color="000000"/>
+        <w:spacing/>
+        <w:ind/>
+        <w:rPr>
+          <w:rFonts w:ascii="Liberation Sans" w:hAnsi="Liberation Sans" w:cs="Liberation Sans"/>
+          <w:sz w:val="22"/>
+          <w:szCs w:val="22"/>
+          <w:highlight w:val="none"/>
+          <w14:ligatures w14:val="none"/>
+        </w:rPr>
+      </w:pPr>
+      <w:r>
+        <w:rPr>
+          <w:rFonts w:ascii="Liberation Sans" w:hAnsi="Liberation Sans" w:cs="Liberation Sans"/>
+          <w:sz w:val="22"/>
+          <w:szCs w:val="22"/>
+          <w:highlight w:val="none"/>
+          <w14:ligatures w14:val="none"/>
+        </w:rPr>
+        <w:t xml:space="preserve">MAD</w:t>
+      </w:r>
+      <w:r>
+        <w:rPr>
+          <w:rFonts w:ascii="Liberation Sans" w:hAnsi="Liberation Sans" w:cs="Liberation Sans"/>
+          <w:sz w:val="22"/>
+          <w:szCs w:val="22"/>
+          <w:highlight w:val="none"/>
+          <w14:ligatures w14:val="none"/>
+        </w:rPr>
+      </w:r>
+      <w:r>
+        <w:rPr>
+          <w:rFonts w:ascii="Liberation Sans" w:hAnsi="Liberation Sans" w:cs="Liberation Sans"/>
+          <w:sz w:val="22"/>
+          <w:szCs w:val="22"/>
+          <w:highlight w:val="none"/>
+          <w14:ligatures w14:val="none"/>
+        </w:rPr>
+      </w:r>
+    </w:p>
+    <w:p>
+      <w:pPr>
+        <w:pStyle w:val="928"/>
+        <w:numPr>
+          <w:ilvl w:val="0"/>
+          <w:numId w:val="21"/>
+        </w:numPr>
+        <w:pBdr/>
+        <w:shd w:val="nil" w:color="000000"/>
+        <w:spacing/>
+        <w:ind/>
+        <w:rPr>
+          <w:rFonts w:ascii="Liberation Sans" w:hAnsi="Liberation Sans" w:cs="Liberation Sans"/>
+          <w:sz w:val="22"/>
+          <w:szCs w:val="22"/>
+          <w:highlight w:val="none"/>
+          <w14:ligatures w14:val="none"/>
+        </w:rPr>
+      </w:pPr>
+      <w:r>
+        <w:rPr>
+          <w:rFonts w:ascii="Liberation Sans" w:hAnsi="Liberation Sans" w:cs="Liberation Sans"/>
+          <w:sz w:val="22"/>
+          <w:szCs w:val="22"/>
+          <w:highlight w:val="none"/>
+          <w14:ligatures w14:val="none"/>
+        </w:rPr>
+        <w:t xml:space="preserve">Coefficient de variation : (écart type / moyenne)</w:t>
+      </w:r>
+      <w:r>
+        <w:rPr>
+          <w:rFonts w:ascii="Liberation Sans" w:hAnsi="Liberation Sans" w:cs="Liberation Sans"/>
+          <w:sz w:val="22"/>
+          <w:szCs w:val="22"/>
+          <w14:ligatures w14:val="none"/>
+        </w:rPr>
+      </w:r>
+      <w:r>
+        <w:rPr>
+          <w:rFonts w:ascii="Liberation Sans" w:hAnsi="Liberation Sans" w:cs="Liberation Sans"/>
+          <w:sz w:val="22"/>
+          <w:szCs w:val="22"/>
+          <w:highlight w:val="none"/>
+          <w14:ligatures w14:val="none"/>
+        </w:rPr>
+      </w:r>
+      <w:r>
+        <w:rPr>
+          <w:rFonts w:ascii="Liberation Sans" w:hAnsi="Liberation Sans" w:cs="Liberation Sans"/>
+          <w:sz w:val="22"/>
+          <w:szCs w:val="22"/>
+          <w:highlight w:val="none"/>
+          <w14:ligatures w14:val="none"/>
+        </w:rPr>
+      </w:r>
+      <w:r>
+        <w:rPr>
+          <w:rFonts w:ascii="Liberation Sans" w:hAnsi="Liberation Sans" w:cs="Liberation Sans"/>
+          <w:sz w:val="22"/>
+          <w:szCs w:val="22"/>
+          <w:highlight w:val="none"/>
+          <w14:ligatures w14:val="none"/>
+        </w:rPr>
+        <w:t xml:space="preserve"> x 100</w:t>
+      </w:r>
+      <w:r>
+        <w:rPr>
+          <w:rFonts w:ascii="Liberation Sans" w:hAnsi="Liberation Sans" w:cs="Liberation Sans"/>
+          <w:sz w:val="22"/>
+          <w:szCs w:val="22"/>
+          <w:highlight w:val="none"/>
+          <w14:ligatures w14:val="none"/>
+        </w:rPr>
+      </w:r>
+    </w:p>
+    <w:p>
+      <w:pPr>
+        <w:pStyle w:val="928"/>
+        <w:numPr>
+          <w:ilvl w:val="0"/>
+          <w:numId w:val="20"/>
+        </w:numPr>
+        <w:pBdr/>
+        <w:shd w:val="nil" w:color="000000"/>
+        <w:spacing/>
+        <w:ind/>
+        <w:rPr>
+          <w:rFonts w:ascii="Liberation Sans" w:hAnsi="Liberation Sans" w:cs="Liberation Sans"/>
+          <w:sz w:val="22"/>
+          <w:szCs w:val="22"/>
+          <w:highlight w:val="none"/>
+          <w14:ligatures w14:val="none"/>
+        </w:rPr>
+      </w:pPr>
+      <w:r>
+        <w:rPr>
+          <w:rFonts w:ascii="Liberation Sans" w:hAnsi="Liberation Sans" w:cs="Liberation Sans"/>
+          <w:sz w:val="22"/>
+          <w:szCs w:val="22"/>
+          <w:highlight w:val="none"/>
+          <w14:ligatures w14:val="none"/>
+        </w:rPr>
+        <w:t xml:space="preserve">Coeff d’assymétrie (skewness) : moyenne - mode</w:t>
+      </w:r>
+      <w:r>
+        <w:rPr>
+          <w:rFonts w:ascii="Liberation Sans" w:hAnsi="Liberation Sans" w:cs="Liberation Sans"/>
+          <w:sz w:val="22"/>
+          <w:szCs w:val="22"/>
+          <w:highlight w:val="none"/>
+          <w14:ligatures w14:val="none"/>
+        </w:rPr>
+      </w:r>
+    </w:p>
+    <w:p>
+      <w:pPr>
+        <w:pStyle w:val="928"/>
+        <w:numPr>
+          <w:ilvl w:val="1"/>
+          <w:numId w:val="20"/>
+        </w:numPr>
+        <w:pBdr/>
+        <w:shd w:val="nil" w:color="000000"/>
+        <w:spacing/>
+        <w:ind/>
+        <w:rPr>
+          <w:rFonts w:ascii="Liberation Sans" w:hAnsi="Liberation Sans" w:cs="Liberation Sans"/>
+          <w:sz w:val="22"/>
+          <w:szCs w:val="22"/>
+          <w:highlight w:val="none"/>
+          <w14:ligatures w14:val="none"/>
+        </w:rPr>
+      </w:pPr>
+      <w:r>
+        <w:rPr>
+          <w:rFonts w:ascii="Liberation Sans" w:hAnsi="Liberation Sans" w:cs="Liberation Sans"/>
+          <w:sz w:val="22"/>
+          <w:szCs w:val="22"/>
+          <w:highlight w:val="none"/>
+          <w14:ligatures w14:val="none"/>
+        </w:rPr>
+        <w:t xml:space="preserve">Plus de données à droite ou à gauche de la médiane</w:t>
+      </w:r>
+      <w:r>
+        <w:rPr>
+          <w:rFonts w:ascii="Liberation Sans" w:hAnsi="Liberation Sans" w:cs="Liberation Sans"/>
+          <w:sz w:val="22"/>
+          <w:szCs w:val="22"/>
+          <w:highlight w:val="none"/>
+          <w14:ligatures w14:val="none"/>
+        </w:rPr>
+      </w:r>
+      <w:r>
+        <w:rPr>
+          <w:rFonts w:ascii="Liberation Sans" w:hAnsi="Liberation Sans" w:cs="Liberation Sans"/>
+          <w:sz w:val="22"/>
+          <w:szCs w:val="22"/>
+          <w:highlight w:val="none"/>
+          <w14:ligatures w14:val="none"/>
+        </w:rPr>
+      </w:r>
+      <w:r>
+        <w:rPr>
+          <w:rFonts w:ascii="Liberation Sans" w:hAnsi="Liberation Sans" w:cs="Liberation Sans"/>
+          <w:sz w:val="22"/>
+          <w:szCs w:val="22"/>
+          <w:highlight w:val="none"/>
+          <w14:ligatures w14:val="none"/>
+        </w:rPr>
+      </w:r>
+      <w:r>
+        <w:rPr>
+          <w:rFonts w:ascii="Liberation Sans" w:hAnsi="Liberation Sans" w:cs="Liberation Sans"/>
+          <w:sz w:val="22"/>
+          <w:szCs w:val="22"/>
+          <w:highlight w:val="none"/>
+          <w14:ligatures w14:val="none"/>
+        </w:rPr>
+      </w:r>
+      <w:r>
+        <w:rPr>
+          <w:rFonts w:ascii="Liberation Sans" w:hAnsi="Liberation Sans" w:cs="Liberation Sans"/>
+          <w:sz w:val="22"/>
+          <w:szCs w:val="22"/>
+          <w:highlight w:val="none"/>
+          <w14:ligatures w14:val="none"/>
+        </w:rPr>
+      </w:r>
+      <w:r>
+        <w:rPr>
+          <w:rFonts w:ascii="Liberation Sans" w:hAnsi="Liberation Sans" w:cs="Liberation Sans"/>
+          <w:sz w:val="22"/>
+          <w:szCs w:val="22"/>
+          <w:highlight w:val="none"/>
+          <w14:ligatures w14:val="none"/>
+        </w:rPr>
+      </w:r>
+      <w:r>
+        <w:rPr>
+          <w:rFonts w:ascii="Liberation Sans" w:hAnsi="Liberation Sans" w:cs="Liberation Sans"/>
+          <w:sz w:val="22"/>
+          <w:szCs w:val="22"/>
+          <w:highlight w:val="none"/>
+          <w14:ligatures w14:val="none"/>
+        </w:rPr>
+      </w:r>
+      <w:r>
+        <w:rPr>
+          <w:rFonts w:ascii="Liberation Sans" w:hAnsi="Liberation Sans" w:cs="Liberation Sans"/>
+          <w:sz w:val="22"/>
+          <w:szCs w:val="22"/>
+          <w:highlight w:val="none"/>
+          <w14:ligatures w14:val="none"/>
+        </w:rPr>
+      </w:r>
+      <w:r>
+        <w:rPr>
+          <w:rFonts w:ascii="Liberation Sans" w:hAnsi="Liberation Sans" w:cs="Liberation Sans"/>
+          <w:sz w:val="22"/>
+          <w:szCs w:val="22"/>
+          <w:highlight w:val="none"/>
+          <w14:ligatures w14:val="none"/>
+        </w:rPr>
+      </w:r>
+    </w:p>
+    <w:p>
+      <w:pPr>
+        <w:pStyle w:val="928"/>
+        <w:numPr>
+          <w:ilvl w:val="0"/>
+          <w:numId w:val="20"/>
+        </w:numPr>
+        <w:pBdr/>
+        <w:shd w:val="nil" w:color="000000"/>
+        <w:spacing/>
+        <w:ind/>
+        <w:rPr>
+          <w:rFonts w:ascii="Liberation Sans" w:hAnsi="Liberation Sans" w:cs="Liberation Sans"/>
+          <w:sz w:val="22"/>
+          <w:szCs w:val="22"/>
+          <w:highlight w:val="none"/>
+          <w14:ligatures w14:val="none"/>
+        </w:rPr>
+      </w:pPr>
+      <w:r>
+        <w:rPr>
+          <w:rFonts w:ascii="Liberation Sans" w:hAnsi="Liberation Sans" w:cs="Liberation Sans"/>
+          <w:sz w:val="22"/>
+          <w:szCs w:val="22"/>
+          <w:highlight w:val="none"/>
+          <w14:ligatures w14:val="none"/>
+        </w:rPr>
+        <w:t xml:space="preserve">Coeff 1 assymétrie pearson :</w:t>
+      </w:r>
+      <w:r>
+        <w:rPr>
+          <w:rFonts w:ascii="Liberation Sans" w:hAnsi="Liberation Sans" w:cs="Liberation Sans"/>
+          <w:sz w:val="22"/>
+          <w:szCs w:val="22"/>
+          <w:highlight w:val="none"/>
+          <w14:ligatures w14:val="none"/>
+        </w:rPr>
+      </w:r>
+    </w:p>
+    <w:p>
+      <w:pPr>
+        <w:pStyle w:val="928"/>
+        <w:numPr>
+          <w:ilvl w:val="1"/>
+          <w:numId w:val="20"/>
+        </w:numPr>
+        <w:pBdr/>
+        <w:shd w:val="nil" w:color="000000"/>
+        <w:spacing/>
+        <w:ind/>
+        <w:rPr>
+          <w:rFonts w:ascii="Liberation Sans" w:hAnsi="Liberation Sans" w:cs="Liberation Sans"/>
+          <w:sz w:val="22"/>
+          <w:szCs w:val="22"/>
+          <w:highlight w:val="none"/>
+          <w14:ligatures w14:val="none"/>
+        </w:rPr>
+      </w:pPr>
+      <w:r>
+        <w:rPr>
+          <w:rFonts w:ascii="Liberation Sans" w:hAnsi="Liberation Sans" w:cs="Liberation Sans"/>
+          <w:sz w:val="22"/>
+          <w:szCs w:val="22"/>
+          <w:highlight w:val="none"/>
+          <w14:ligatures w14:val="none"/>
+        </w:rPr>
+        <w:t xml:space="preserve">(</w:t>
+      </w:r>
+      <w:r>
+        <w:rPr>
+          <w:rFonts w:ascii="Liberation Sans" w:hAnsi="Liberation Sans" w:cs="Liberation Sans"/>
+          <w:sz w:val="22"/>
+          <w:szCs w:val="22"/>
+          <w:highlight w:val="none"/>
+          <w14:ligatures w14:val="none"/>
+        </w:rPr>
+        <w:t xml:space="preserve">Moyenne – mode) / écart type</w:t>
+      </w:r>
+      <w:r>
+        <w:rPr>
+          <w:rFonts w:ascii="Liberation Sans" w:hAnsi="Liberation Sans" w:cs="Liberation Sans"/>
+          <w:sz w:val="22"/>
+          <w:szCs w:val="22"/>
+          <w:highlight w:val="none"/>
+          <w14:ligatures w14:val="none"/>
+        </w:rPr>
+      </w:r>
+    </w:p>
+    <w:p>
+      <w:pPr>
+        <w:pStyle w:val="928"/>
+        <w:numPr>
+          <w:ilvl w:val="0"/>
+          <w:numId w:val="24"/>
+        </w:numPr>
+        <w:pBdr/>
+        <w:shd w:val="nil" w:color="000000"/>
+        <w:spacing/>
+        <w:ind/>
+        <w:rPr>
+          <w:rFonts w:ascii="Liberation Sans" w:hAnsi="Liberation Sans" w:cs="Liberation Sans"/>
+          <w:sz w:val="22"/>
+          <w:szCs w:val="22"/>
+          <w:highlight w:val="none"/>
+          <w14:ligatures w14:val="none"/>
+        </w:rPr>
+      </w:pPr>
+      <w:r>
+        <w:rPr>
+          <w:rFonts w:ascii="Liberation Sans" w:hAnsi="Liberation Sans" w:cs="Liberation Sans"/>
+          <w:sz w:val="22"/>
+          <w:szCs w:val="22"/>
+          <w:highlight w:val="none"/>
+          <w14:ligatures w14:val="none"/>
+        </w:rPr>
+        <w:t xml:space="preserve">Coeff 2 assymétrie pearson :</w:t>
+      </w:r>
+      <w:r>
+        <w:rPr>
+          <w:rFonts w:ascii="Liberation Sans" w:hAnsi="Liberation Sans" w:cs="Liberation Sans"/>
+          <w:sz w:val="22"/>
+          <w:szCs w:val="22"/>
+          <w:highlight w:val="none"/>
+          <w14:ligatures w14:val="none"/>
+        </w:rPr>
+      </w:r>
+      <w:r>
+        <w:rPr>
+          <w:rFonts w:ascii="Liberation Sans" w:hAnsi="Liberation Sans" w:cs="Liberation Sans"/>
+          <w:sz w:val="22"/>
+          <w:szCs w:val="22"/>
+          <w:highlight w:val="none"/>
+          <w14:ligatures w14:val="none"/>
+        </w:rPr>
+      </w:r>
+      <w:r>
+        <w:rPr>
+          <w:rFonts w:ascii="Liberation Sans" w:hAnsi="Liberation Sans" w:cs="Liberation Sans"/>
+          <w:sz w:val="22"/>
+          <w:szCs w:val="22"/>
+          <w:highlight w:val="none"/>
+          <w14:ligatures w14:val="none"/>
+        </w:rPr>
+      </w:r>
+      <w:r>
+        <w:rPr>
+          <w:rFonts w:ascii="Liberation Sans" w:hAnsi="Liberation Sans" w:cs="Liberation Sans"/>
+          <w:sz w:val="22"/>
+          <w:szCs w:val="22"/>
+          <w:highlight w:val="none"/>
+          <w14:ligatures w14:val="none"/>
+        </w:rPr>
+      </w:r>
+      <w:r>
+        <w:rPr>
+          <w:rFonts w:ascii="Liberation Sans" w:hAnsi="Liberation Sans" w:cs="Liberation Sans"/>
+          <w:sz w:val="22"/>
+          <w:szCs w:val="22"/>
+          <w:highlight w:val="none"/>
+          <w14:ligatures w14:val="none"/>
+        </w:rPr>
+      </w:r>
+    </w:p>
+    <w:p>
+      <w:pPr>
+        <w:pStyle w:val="928"/>
+        <w:numPr>
+          <w:ilvl w:val="1"/>
+          <w:numId w:val="20"/>
+        </w:numPr>
+        <w:pBdr/>
+        <w:shd w:val="nil" w:color="000000"/>
+        <w:spacing/>
+        <w:ind/>
+        <w:rPr>
+          <w:rFonts w:ascii="Liberation Sans" w:hAnsi="Liberation Sans" w:cs="Liberation Sans"/>
+          <w:sz w:val="22"/>
+          <w:szCs w:val="22"/>
+          <w:highlight w:val="none"/>
+          <w14:ligatures w14:val="none"/>
+        </w:rPr>
+      </w:pPr>
+      <w:r>
+        <w:rPr>
+          <w:rFonts w:ascii="Liberation Sans" w:hAnsi="Liberation Sans" w:cs="Liberation Sans"/>
+          <w:sz w:val="22"/>
+          <w:szCs w:val="22"/>
+          <w:highlight w:val="none"/>
+          <w14:ligatures w14:val="none"/>
+        </w:rPr>
+        <w:t xml:space="preserve">3x (moyenne – médiane)/écart type</w:t>
+      </w:r>
+      <w:r>
+        <w:rPr>
+          <w:rFonts w:ascii="Liberation Sans" w:hAnsi="Liberation Sans" w:cs="Liberation Sans"/>
+          <w:sz w:val="22"/>
+          <w:szCs w:val="22"/>
+          <w:highlight w:val="none"/>
+          <w14:ligatures w14:val="none"/>
+        </w:rPr>
+      </w:r>
+      <w:r>
+        <w:rPr>
+          <w:rFonts w:ascii="Liberation Sans" w:hAnsi="Liberation Sans" w:cs="Liberation Sans"/>
+          <w:sz w:val="22"/>
+          <w:szCs w:val="22"/>
+          <w:highlight w:val="none"/>
+          <w14:ligatures w14:val="none"/>
+        </w:rPr>
+      </w:r>
+    </w:p>
+    <w:p>
+      <w:pPr>
+        <w:pStyle w:val="928"/>
+        <w:numPr>
+          <w:ilvl w:val="0"/>
+          <w:numId w:val="20"/>
+        </w:numPr>
+        <w:pBdr/>
+        <w:shd w:val="nil" w:color="000000"/>
+        <w:spacing/>
+        <w:ind/>
+        <w:rPr>
+          <w:rFonts w:ascii="Liberation Sans" w:hAnsi="Liberation Sans" w:cs="Liberation Sans"/>
+          <w:sz w:val="22"/>
+          <w:szCs w:val="22"/>
+          <w:highlight w:val="none"/>
+          <w14:ligatures w14:val="none"/>
+        </w:rPr>
+      </w:pPr>
+      <w:r>
+        <w:rPr>
+          <w:rFonts w:ascii="Liberation Sans" w:hAnsi="Liberation Sans" w:cs="Liberation Sans"/>
+          <w:sz w:val="22"/>
+          <w:szCs w:val="22"/>
+          <w:highlight w:val="none"/>
+          <w14:ligatures w14:val="none"/>
+        </w:rPr>
+        <w:t xml:space="preserve">Covariance</w:t>
+      </w:r>
+      <w:r>
+        <w:rPr>
+          <w:rFonts w:ascii="Liberation Sans" w:hAnsi="Liberation Sans" w:cs="Liberation Sans"/>
+          <w:sz w:val="22"/>
+          <w:szCs w:val="22"/>
+          <w:highlight w:val="none"/>
+          <w14:ligatures w14:val="none"/>
+        </w:rPr>
+      </w:r>
+    </w:p>
+    <w:p>
+      <w:pPr>
+        <w:pStyle w:val="928"/>
+        <w:numPr>
+          <w:ilvl w:val="1"/>
+          <w:numId w:val="20"/>
+        </w:numPr>
+        <w:pBdr/>
+        <w:shd w:val="nil" w:color="000000"/>
+        <w:spacing/>
+        <w:ind/>
+        <w:rPr>
+          <w:rFonts w:ascii="Liberation Sans" w:hAnsi="Liberation Sans" w:cs="Liberation Sans"/>
+          <w:sz w:val="22"/>
+          <w:szCs w:val="22"/>
+          <w:highlight w:val="none"/>
+          <w14:ligatures w14:val="none"/>
+        </w:rPr>
+      </w:pPr>
+      <w:r>
+        <w:rPr>
+          <w:rFonts w:ascii="Liberation Sans" w:hAnsi="Liberation Sans" w:cs="Liberation Sans"/>
+          <w:sz w:val="22"/>
+          <w:szCs w:val="22"/>
+          <w:highlight w:val="none"/>
+          <w14:ligatures w14:val="none"/>
+        </w:rPr>
+        <w:t xml:space="preserve">Comment 2 variables évoluent ensemble</w:t>
+      </w:r>
+      <w:r>
+        <w:rPr>
+          <w:rFonts w:ascii="Liberation Sans" w:hAnsi="Liberation Sans" w:cs="Liberation Sans"/>
+          <w:sz w:val="22"/>
+          <w:szCs w:val="22"/>
+          <w:highlight w:val="none"/>
+          <w14:ligatures w14:val="none"/>
+        </w:rPr>
+      </w:r>
+      <w:r>
+        <w:rPr>
+          <w:rFonts w:ascii="Liberation Sans" w:hAnsi="Liberation Sans" w:cs="Liberation Sans"/>
+          <w:sz w:val="22"/>
+          <w:szCs w:val="22"/>
+          <w:highlight w:val="none"/>
+          <w14:ligatures w14:val="none"/>
+        </w:rPr>
+      </w:r>
+    </w:p>
+    <w:p>
+      <w:pPr>
+        <w:pStyle w:val="928"/>
+        <w:numPr>
+          <w:ilvl w:val="1"/>
+          <w:numId w:val="20"/>
+        </w:numPr>
+        <w:pBdr/>
+        <w:shd w:val="nil" w:color="000000"/>
+        <w:spacing/>
+        <w:ind/>
+        <w:rPr>
+          <w:rFonts w:ascii="Liberation Sans" w:hAnsi="Liberation Sans" w:cs="Liberation Sans"/>
+          <w:sz w:val="22"/>
+          <w:szCs w:val="22"/>
+          <w:highlight w:val="none"/>
+          <w14:ligatures w14:val="none"/>
+        </w:rPr>
+      </w:pPr>
+      <w:r>
+        <w:rPr>
+          <w:rFonts w:ascii="Liberation Sans" w:hAnsi="Liberation Sans" w:cs="Liberation Sans"/>
+          <w:sz w:val="22"/>
+          <w:szCs w:val="22"/>
+          <w:highlight w:val="none"/>
+          <w14:ligatures w14:val="none"/>
+        </w:rPr>
+        <w:t xml:space="preserve">Covp</w:t>
+      </w:r>
+      <w:r>
+        <w:rPr>
+          <w:rFonts w:ascii="Liberation Sans" w:hAnsi="Liberation Sans" w:cs="Liberation Sans"/>
+          <w:sz w:val="22"/>
+          <w:szCs w:val="22"/>
+          <w:highlight w:val="none"/>
+          <w14:ligatures w14:val="none"/>
+        </w:rPr>
+        <w:t xml:space="preserve">(X,Y) = (1/n) x somme N x (Xi – µx)(Yi – µy)</w:t>
+      </w:r>
+      <w:r>
+        <w:rPr>
+          <w:rFonts w:ascii="Liberation Sans" w:hAnsi="Liberation Sans" w:cs="Liberation Sans"/>
+          <w:sz w:val="22"/>
+          <w:szCs w:val="22"/>
+          <w:highlight w:val="none"/>
+          <w14:ligatures w14:val="none"/>
+        </w:rPr>
+      </w:r>
+    </w:p>
+    <w:p>
+      <w:pPr>
+        <w:pStyle w:val="928"/>
+        <w:numPr>
+          <w:ilvl w:val="2"/>
+          <w:numId w:val="20"/>
+        </w:numPr>
+        <w:pBdr/>
+        <w:shd w:val="nil" w:color="000000"/>
+        <w:spacing/>
+        <w:ind/>
+        <w:rPr>
+          <w:rFonts w:ascii="Liberation Sans" w:hAnsi="Liberation Sans" w:cs="Liberation Sans"/>
+          <w:sz w:val="22"/>
+          <w:szCs w:val="22"/>
+          <w:highlight w:val="none"/>
+          <w14:ligatures w14:val="none"/>
+        </w:rPr>
+      </w:pPr>
+      <w:r>
+        <w:rPr>
+          <w:rFonts w:ascii="Liberation Sans" w:hAnsi="Liberation Sans" w:cs="Liberation Sans"/>
+          <w:sz w:val="22"/>
+          <w:szCs w:val="22"/>
+          <w:highlight w:val="none"/>
+          <w14:ligatures w14:val="none"/>
+        </w:rPr>
+        <w:t xml:space="preserve">Xi : ième valeur de X</w:t>
+      </w:r>
+      <w:r>
+        <w:rPr>
+          <w:rFonts w:ascii="Liberation Sans" w:hAnsi="Liberation Sans" w:cs="Liberation Sans"/>
+          <w:sz w:val="22"/>
+          <w:szCs w:val="22"/>
+          <w:highlight w:val="none"/>
+          <w14:ligatures w14:val="none"/>
+        </w:rPr>
+      </w:r>
+    </w:p>
+    <w:p>
+      <w:pPr>
+        <w:pStyle w:val="928"/>
+        <w:numPr>
+          <w:ilvl w:val="2"/>
+          <w:numId w:val="20"/>
+        </w:numPr>
+        <w:pBdr/>
+        <w:shd w:val="nil" w:color="000000"/>
+        <w:spacing/>
+        <w:ind/>
+        <w:rPr>
+          <w:rFonts w:ascii="Liberation Sans" w:hAnsi="Liberation Sans" w:cs="Liberation Sans"/>
+          <w:sz w:val="22"/>
+          <w:szCs w:val="22"/>
+          <w:highlight w:val="none"/>
+          <w14:ligatures w14:val="none"/>
+        </w:rPr>
+      </w:pPr>
+      <w:r>
+        <w:rPr>
+          <w:rFonts w:ascii="Liberation Sans" w:hAnsi="Liberation Sans" w:cs="Liberation Sans"/>
+          <w:sz w:val="22"/>
+          <w:szCs w:val="22"/>
+          <w:highlight w:val="none"/>
+          <w14:ligatures w14:val="none"/>
+        </w:rPr>
+        <w:t xml:space="preserve">Yi ième valeur de Y</w:t>
+      </w:r>
+      <w:r>
+        <w:rPr>
+          <w:rFonts w:ascii="Liberation Sans" w:hAnsi="Liberation Sans" w:cs="Liberation Sans"/>
+          <w:sz w:val="22"/>
+          <w:szCs w:val="22"/>
+          <w:highlight w:val="none"/>
+          <w14:ligatures w14:val="none"/>
+        </w:rPr>
+      </w:r>
+      <w:r>
+        <w:rPr>
+          <w:rFonts w:ascii="Liberation Sans" w:hAnsi="Liberation Sans" w:cs="Liberation Sans"/>
+          <w:sz w:val="22"/>
+          <w:szCs w:val="22"/>
+          <w:highlight w:val="none"/>
+          <w14:ligatures w14:val="none"/>
+        </w:rPr>
+      </w:r>
+    </w:p>
+    <w:p>
+      <w:pPr>
+        <w:pStyle w:val="928"/>
+        <w:numPr>
+          <w:ilvl w:val="2"/>
+          <w:numId w:val="20"/>
+        </w:numPr>
+        <w:pBdr/>
+        <w:shd w:val="nil" w:color="000000"/>
+        <w:spacing/>
+        <w:ind/>
+        <w:rPr>
+          <w:rFonts w:ascii="Liberation Sans" w:hAnsi="Liberation Sans" w:cs="Liberation Sans"/>
+          <w:sz w:val="22"/>
+          <w:szCs w:val="22"/>
+          <w:highlight w:val="none"/>
+          <w14:ligatures w14:val="none"/>
+        </w:rPr>
+      </w:pPr>
+      <w:r>
+        <w:rPr>
+          <w:rFonts w:ascii="Liberation Sans" w:hAnsi="Liberation Sans" w:cs="Liberation Sans"/>
+          <w:sz w:val="22"/>
+          <w:szCs w:val="22"/>
+          <w:highlight w:val="none"/>
+          <w14:ligatures w14:val="none"/>
+        </w:rPr>
+        <w:t xml:space="preserve">µX : Moyenne de X</w:t>
+      </w:r>
+      <w:r>
+        <w:rPr>
+          <w:rFonts w:ascii="Liberation Sans" w:hAnsi="Liberation Sans" w:cs="Liberation Sans"/>
+          <w:sz w:val="22"/>
+          <w:szCs w:val="22"/>
+          <w:highlight w:val="none"/>
+          <w14:ligatures w14:val="none"/>
+        </w:rPr>
+      </w:r>
+    </w:p>
+    <w:p>
+      <w:pPr>
+        <w:pStyle w:val="928"/>
+        <w:numPr>
+          <w:ilvl w:val="2"/>
+          <w:numId w:val="20"/>
+        </w:numPr>
+        <w:pBdr/>
+        <w:shd w:val="nil" w:color="000000"/>
+        <w:spacing/>
+        <w:ind/>
+        <w:rPr>
+          <w:rFonts w:ascii="Liberation Sans" w:hAnsi="Liberation Sans" w:cs="Liberation Sans"/>
+          <w:sz w:val="22"/>
+          <w:szCs w:val="22"/>
+          <w:highlight w:val="none"/>
+          <w14:ligatures w14:val="none"/>
+        </w:rPr>
+      </w:pPr>
+      <w:r>
+        <w:rPr>
+          <w:rFonts w:ascii="Liberation Sans" w:hAnsi="Liberation Sans" w:cs="Liberation Sans"/>
+          <w:sz w:val="22"/>
+          <w:szCs w:val="22"/>
+          <w:highlight w:val="none"/>
+          <w14:ligatures w14:val="none"/>
+        </w:rPr>
+        <w:t xml:space="preserve">µY : Moyenne de Y</w:t>
+      </w:r>
+      <w:r>
+        <w:rPr>
+          <w:rFonts w:ascii="Liberation Sans" w:hAnsi="Liberation Sans" w:cs="Liberation Sans"/>
+          <w:sz w:val="22"/>
+          <w:szCs w:val="22"/>
+          <w:highlight w:val="none"/>
+          <w14:ligatures w14:val="none"/>
+        </w:rPr>
+      </w:r>
+    </w:p>
+    <w:p>
+      <w:pPr>
+        <w:pStyle w:val="928"/>
+        <w:numPr>
+          <w:ilvl w:val="2"/>
+          <w:numId w:val="20"/>
+        </w:numPr>
+        <w:pBdr/>
+        <w:shd w:val="nil" w:color="000000"/>
+        <w:spacing/>
+        <w:ind/>
+        <w:rPr>
+          <w:rFonts w:ascii="Liberation Sans" w:hAnsi="Liberation Sans" w:cs="Liberation Sans"/>
+          <w:sz w:val="22"/>
+          <w:szCs w:val="22"/>
+          <w:highlight w:val="none"/>
+          <w14:ligatures w14:val="none"/>
+        </w:rPr>
+      </w:pPr>
+      <w:r>
+        <w:rPr>
+          <w:rFonts w:ascii="Liberation Sans" w:hAnsi="Liberation Sans" w:cs="Liberation Sans"/>
+          <w:sz w:val="22"/>
+          <w:szCs w:val="22"/>
+          <w:highlight w:val="none"/>
+          <w14:ligatures w14:val="none"/>
+        </w:rPr>
+        <w:t xml:space="preserve">N : nombre d’observations</w:t>
+      </w:r>
+      <w:r>
+        <w:rPr>
+          <w:rFonts w:ascii="Liberation Sans" w:hAnsi="Liberation Sans" w:cs="Liberation Sans"/>
+          <w:sz w:val="22"/>
+          <w:szCs w:val="22"/>
+          <w:highlight w:val="none"/>
+          <w14:ligatures w14:val="none"/>
+        </w:rPr>
+      </w:r>
+      <w:r>
+        <w:rPr>
+          <w:rFonts w:ascii="Liberation Sans" w:hAnsi="Liberation Sans" w:cs="Liberation Sans"/>
+          <w:sz w:val="22"/>
+          <w:szCs w:val="22"/>
+          <w:highlight w:val="none"/>
+          <w14:ligatures w14:val="none"/>
+        </w:rPr>
+      </w:r>
+    </w:p>
+    <w:p>
+      <w:pPr>
+        <w:pStyle w:val="928"/>
+        <w:numPr>
+          <w:ilvl w:val="0"/>
+          <w:numId w:val="20"/>
+        </w:numPr>
+        <w:pBdr/>
+        <w:shd w:val="nil" w:color="000000"/>
+        <w:spacing/>
+        <w:ind/>
+        <w:rPr>
+          <w:rFonts w:ascii="Liberation Sans" w:hAnsi="Liberation Sans" w:cs="Liberation Sans"/>
+          <w:sz w:val="22"/>
+          <w:szCs w:val="22"/>
+          <w:highlight w:val="none"/>
+          <w14:ligatures w14:val="none"/>
+        </w:rPr>
+      </w:pPr>
+      <w:r>
+        <w:rPr>
+          <w:rFonts w:ascii="Liberation Sans" w:hAnsi="Liberation Sans" w:cs="Liberation Sans"/>
+          <w:sz w:val="22"/>
+          <w:szCs w:val="22"/>
+          <w:highlight w:val="none"/>
+          <w14:ligatures w14:val="none"/>
+        </w:rPr>
+        <w:t xml:space="preserve">Corrélation [-1 ;1] -1 : relation inverse, 1 : relation directe</w:t>
+      </w:r>
+      <w:r>
+        <w:rPr>
+          <w:rFonts w:ascii="Liberation Sans" w:hAnsi="Liberation Sans" w:cs="Liberation Sans"/>
+          <w:sz w:val="22"/>
+          <w:szCs w:val="22"/>
+          <w:highlight w:val="none"/>
+          <w14:ligatures w14:val="none"/>
+        </w:rPr>
+        <w:t xml:space="preserve">.</w:t>
+      </w:r>
+      <w:r>
+        <w:rPr>
+          <w:rFonts w:ascii="Liberation Sans" w:hAnsi="Liberation Sans" w:cs="Liberation Sans"/>
+          <w:sz w:val="22"/>
+          <w:szCs w:val="22"/>
+          <w:highlight w:val="none"/>
+          <w14:ligatures w14:val="none"/>
+        </w:rPr>
+      </w:r>
+    </w:p>
+    <w:p>
+      <w:pPr>
+        <w:pStyle w:val="928"/>
+        <w:numPr>
+          <w:ilvl w:val="1"/>
+          <w:numId w:val="20"/>
+        </w:numPr>
+        <w:pBdr/>
+        <w:shd w:val="nil" w:color="000000"/>
+        <w:spacing/>
+        <w:ind/>
+        <w:rPr>
+          <w:rFonts w:ascii="Liberation Sans" w:hAnsi="Liberation Sans" w:cs="Liberation Sans"/>
+          <w:sz w:val="22"/>
+          <w:szCs w:val="22"/>
+          <w:highlight w:val="none"/>
+          <w14:ligatures w14:val="none"/>
+        </w:rPr>
+      </w:pPr>
+      <w:r>
+        <w:rPr>
+          <w:rFonts w:ascii="Liberation Sans" w:hAnsi="Liberation Sans" w:cs="Liberation Sans"/>
+          <w:sz w:val="22"/>
+          <w:szCs w:val="22"/>
+          <w:highlight w:val="none"/>
+          <w14:ligatures w14:val="none"/>
+        </w:rPr>
+        <w:t xml:space="preserve"> p(X,Y) = cov(X,Y)/ (écart type de X x écart-type de y)</w:t>
+      </w:r>
+      <w:r>
+        <w:rPr>
+          <w:rFonts w:ascii="Liberation Sans" w:hAnsi="Liberation Sans" w:cs="Liberation Sans"/>
+          <w:sz w:val="22"/>
+          <w:szCs w:val="22"/>
+          <w:highlight w:val="none"/>
           <w14:ligatures w14:val="none"/>
         </w:rPr>
       </w:r>
@@ -6325,6 +7348,741 @@
         <w:pBdr/>
         <w:spacing/>
         <w:ind w:hanging="360" w:left="6480"/>
+      </w:pPr>
+      <w:rPr>
+        <w:rFonts w:hint="default" w:ascii="Wingdings" w:hAnsi="Wingdings" w:eastAsia="Wingdings" w:cs="Wingdings"/>
+      </w:rPr>
+      <w:start w:val="1"/>
+      <w:suff w:val="tab"/>
+    </w:lvl>
+  </w:abstractNum>
+  <w:abstractNum w:abstractNumId="19">
+    <w:nsid w:val="30733130"/>
+    <w:lvl w:ilvl="0">
+      <w:isLgl w:val="false"/>
+      <w:lvlJc w:val="left"/>
+      <w:lvlText w:val="–"/>
+      <w:numFmt w:val="bullet"/>
+      <w:pPr>
+        <w:pBdr/>
+        <w:spacing/>
+        <w:ind w:hanging="360" w:left="709"/>
+      </w:pPr>
+      <w:rPr>
+        <w:rFonts w:hint="default" w:ascii="Arial" w:hAnsi="Arial" w:eastAsia="Arial" w:cs="Arial"/>
+      </w:rPr>
+      <w:start w:val="1"/>
+      <w:suff w:val="tab"/>
+    </w:lvl>
+    <w:lvl w:ilvl="1">
+      <w:isLgl w:val="false"/>
+      <w:lvlJc w:val="left"/>
+      <w:lvlText w:val="o"/>
+      <w:numFmt w:val="bullet"/>
+      <w:pPr>
+        <w:pBdr/>
+        <w:spacing/>
+        <w:ind w:hanging="360" w:left="1429"/>
+      </w:pPr>
+      <w:rPr>
+        <w:rFonts w:hint="default" w:ascii="Courier New" w:hAnsi="Courier New" w:eastAsia="Courier New" w:cs="Courier New"/>
+      </w:rPr>
+      <w:start w:val="1"/>
+      <w:suff w:val="tab"/>
+    </w:lvl>
+    <w:lvl w:ilvl="2">
+      <w:isLgl w:val="false"/>
+      <w:lvlJc w:val="left"/>
+      <w:lvlText w:val="§"/>
+      <w:numFmt w:val="bullet"/>
+      <w:pPr>
+        <w:pBdr/>
+        <w:spacing/>
+        <w:ind w:hanging="360" w:left="2149"/>
+      </w:pPr>
+      <w:rPr>
+        <w:rFonts w:hint="default" w:ascii="Wingdings" w:hAnsi="Wingdings" w:eastAsia="Wingdings" w:cs="Wingdings"/>
+      </w:rPr>
+      <w:start w:val="1"/>
+      <w:suff w:val="tab"/>
+    </w:lvl>
+    <w:lvl w:ilvl="3">
+      <w:isLgl w:val="false"/>
+      <w:lvlJc w:val="left"/>
+      <w:lvlText w:val="·"/>
+      <w:numFmt w:val="bullet"/>
+      <w:pPr>
+        <w:pBdr/>
+        <w:spacing/>
+        <w:ind w:hanging="360" w:left="2869"/>
+      </w:pPr>
+      <w:rPr>
+        <w:rFonts w:hint="default" w:ascii="Symbol" w:hAnsi="Symbol" w:eastAsia="Symbol" w:cs="Symbol"/>
+      </w:rPr>
+      <w:start w:val="1"/>
+      <w:suff w:val="tab"/>
+    </w:lvl>
+    <w:lvl w:ilvl="4">
+      <w:isLgl w:val="false"/>
+      <w:lvlJc w:val="left"/>
+      <w:lvlText w:val="o"/>
+      <w:numFmt w:val="bullet"/>
+      <w:pPr>
+        <w:pBdr/>
+        <w:spacing/>
+        <w:ind w:hanging="360" w:left="3589"/>
+      </w:pPr>
+      <w:rPr>
+        <w:rFonts w:hint="default" w:ascii="Courier New" w:hAnsi="Courier New" w:eastAsia="Courier New" w:cs="Courier New"/>
+      </w:rPr>
+      <w:start w:val="1"/>
+      <w:suff w:val="tab"/>
+    </w:lvl>
+    <w:lvl w:ilvl="5">
+      <w:isLgl w:val="false"/>
+      <w:lvlJc w:val="left"/>
+      <w:lvlText w:val="§"/>
+      <w:numFmt w:val="bullet"/>
+      <w:pPr>
+        <w:pBdr/>
+        <w:spacing/>
+        <w:ind w:hanging="360" w:left="4309"/>
+      </w:pPr>
+      <w:rPr>
+        <w:rFonts w:hint="default" w:ascii="Wingdings" w:hAnsi="Wingdings" w:eastAsia="Wingdings" w:cs="Wingdings"/>
+      </w:rPr>
+      <w:start w:val="1"/>
+      <w:suff w:val="tab"/>
+    </w:lvl>
+    <w:lvl w:ilvl="6">
+      <w:isLgl w:val="false"/>
+      <w:lvlJc w:val="left"/>
+      <w:lvlText w:val="·"/>
+      <w:numFmt w:val="bullet"/>
+      <w:pPr>
+        <w:pBdr/>
+        <w:spacing/>
+        <w:ind w:hanging="360" w:left="5029"/>
+      </w:pPr>
+      <w:rPr>
+        <w:rFonts w:hint="default" w:ascii="Symbol" w:hAnsi="Symbol" w:eastAsia="Symbol" w:cs="Symbol"/>
+      </w:rPr>
+      <w:start w:val="1"/>
+      <w:suff w:val="tab"/>
+    </w:lvl>
+    <w:lvl w:ilvl="7">
+      <w:isLgl w:val="false"/>
+      <w:lvlJc w:val="left"/>
+      <w:lvlText w:val="o"/>
+      <w:numFmt w:val="bullet"/>
+      <w:pPr>
+        <w:pBdr/>
+        <w:spacing/>
+        <w:ind w:hanging="360" w:left="5749"/>
+      </w:pPr>
+      <w:rPr>
+        <w:rFonts w:hint="default" w:ascii="Courier New" w:hAnsi="Courier New" w:eastAsia="Courier New" w:cs="Courier New"/>
+      </w:rPr>
+      <w:start w:val="1"/>
+      <w:suff w:val="tab"/>
+    </w:lvl>
+    <w:lvl w:ilvl="8">
+      <w:isLgl w:val="false"/>
+      <w:lvlJc w:val="left"/>
+      <w:lvlText w:val="§"/>
+      <w:numFmt w:val="bullet"/>
+      <w:pPr>
+        <w:pBdr/>
+        <w:spacing/>
+        <w:ind w:hanging="360" w:left="6469"/>
+      </w:pPr>
+      <w:rPr>
+        <w:rFonts w:hint="default" w:ascii="Wingdings" w:hAnsi="Wingdings" w:eastAsia="Wingdings" w:cs="Wingdings"/>
+      </w:rPr>
+      <w:start w:val="1"/>
+      <w:suff w:val="tab"/>
+    </w:lvl>
+  </w:abstractNum>
+  <w:abstractNum w:abstractNumId="20">
+    <w:nsid w:val="4AE1C191"/>
+    <w:lvl w:ilvl="0">
+      <w:isLgl w:val="false"/>
+      <w:lvlJc w:val="left"/>
+      <w:lvlText w:val="–"/>
+      <w:numFmt w:val="bullet"/>
+      <w:pPr>
+        <w:pBdr/>
+        <w:spacing/>
+        <w:ind w:hanging="360" w:left="709"/>
+      </w:pPr>
+      <w:rPr>
+        <w:rFonts w:hint="default" w:ascii="Arial" w:hAnsi="Arial" w:eastAsia="Arial" w:cs="Arial"/>
+      </w:rPr>
+      <w:start w:val="1"/>
+      <w:suff w:val="tab"/>
+    </w:lvl>
+    <w:lvl w:ilvl="1">
+      <w:isLgl w:val="false"/>
+      <w:lvlJc w:val="left"/>
+      <w:lvlText w:val="o"/>
+      <w:numFmt w:val="bullet"/>
+      <w:pPr>
+        <w:pBdr/>
+        <w:spacing/>
+        <w:ind w:hanging="360" w:left="1429"/>
+      </w:pPr>
+      <w:rPr>
+        <w:rFonts w:hint="default" w:ascii="Courier New" w:hAnsi="Courier New" w:eastAsia="Courier New" w:cs="Courier New"/>
+      </w:rPr>
+      <w:start w:val="1"/>
+      <w:suff w:val="tab"/>
+    </w:lvl>
+    <w:lvl w:ilvl="2">
+      <w:isLgl w:val="false"/>
+      <w:lvlJc w:val="left"/>
+      <w:lvlText w:val="§"/>
+      <w:numFmt w:val="bullet"/>
+      <w:pPr>
+        <w:pBdr/>
+        <w:spacing/>
+        <w:ind w:hanging="360" w:left="2149"/>
+      </w:pPr>
+      <w:rPr>
+        <w:rFonts w:hint="default" w:ascii="Wingdings" w:hAnsi="Wingdings" w:eastAsia="Wingdings" w:cs="Wingdings"/>
+      </w:rPr>
+      <w:start w:val="1"/>
+      <w:suff w:val="tab"/>
+    </w:lvl>
+    <w:lvl w:ilvl="3">
+      <w:isLgl w:val="false"/>
+      <w:lvlJc w:val="left"/>
+      <w:lvlText w:val="·"/>
+      <w:numFmt w:val="bullet"/>
+      <w:pPr>
+        <w:pBdr/>
+        <w:spacing/>
+        <w:ind w:hanging="360" w:left="2869"/>
+      </w:pPr>
+      <w:rPr>
+        <w:rFonts w:hint="default" w:ascii="Symbol" w:hAnsi="Symbol" w:eastAsia="Symbol" w:cs="Symbol"/>
+      </w:rPr>
+      <w:start w:val="1"/>
+      <w:suff w:val="tab"/>
+    </w:lvl>
+    <w:lvl w:ilvl="4">
+      <w:isLgl w:val="false"/>
+      <w:lvlJc w:val="left"/>
+      <w:lvlText w:val="o"/>
+      <w:numFmt w:val="bullet"/>
+      <w:pPr>
+        <w:pBdr/>
+        <w:spacing/>
+        <w:ind w:hanging="360" w:left="3589"/>
+      </w:pPr>
+      <w:rPr>
+        <w:rFonts w:hint="default" w:ascii="Courier New" w:hAnsi="Courier New" w:eastAsia="Courier New" w:cs="Courier New"/>
+      </w:rPr>
+      <w:start w:val="1"/>
+      <w:suff w:val="tab"/>
+    </w:lvl>
+    <w:lvl w:ilvl="5">
+      <w:isLgl w:val="false"/>
+      <w:lvlJc w:val="left"/>
+      <w:lvlText w:val="§"/>
+      <w:numFmt w:val="bullet"/>
+      <w:pPr>
+        <w:pBdr/>
+        <w:spacing/>
+        <w:ind w:hanging="360" w:left="4309"/>
+      </w:pPr>
+      <w:rPr>
+        <w:rFonts w:hint="default" w:ascii="Wingdings" w:hAnsi="Wingdings" w:eastAsia="Wingdings" w:cs="Wingdings"/>
+      </w:rPr>
+      <w:start w:val="1"/>
+      <w:suff w:val="tab"/>
+    </w:lvl>
+    <w:lvl w:ilvl="6">
+      <w:isLgl w:val="false"/>
+      <w:lvlJc w:val="left"/>
+      <w:lvlText w:val="·"/>
+      <w:numFmt w:val="bullet"/>
+      <w:pPr>
+        <w:pBdr/>
+        <w:spacing/>
+        <w:ind w:hanging="360" w:left="5029"/>
+      </w:pPr>
+      <w:rPr>
+        <w:rFonts w:hint="default" w:ascii="Symbol" w:hAnsi="Symbol" w:eastAsia="Symbol" w:cs="Symbol"/>
+      </w:rPr>
+      <w:start w:val="1"/>
+      <w:suff w:val="tab"/>
+    </w:lvl>
+    <w:lvl w:ilvl="7">
+      <w:isLgl w:val="false"/>
+      <w:lvlJc w:val="left"/>
+      <w:lvlText w:val="o"/>
+      <w:numFmt w:val="bullet"/>
+      <w:pPr>
+        <w:pBdr/>
+        <w:spacing/>
+        <w:ind w:hanging="360" w:left="5749"/>
+      </w:pPr>
+      <w:rPr>
+        <w:rFonts w:hint="default" w:ascii="Courier New" w:hAnsi="Courier New" w:eastAsia="Courier New" w:cs="Courier New"/>
+      </w:rPr>
+      <w:start w:val="1"/>
+      <w:suff w:val="tab"/>
+    </w:lvl>
+    <w:lvl w:ilvl="8">
+      <w:isLgl w:val="false"/>
+      <w:lvlJc w:val="left"/>
+      <w:lvlText w:val="§"/>
+      <w:numFmt w:val="bullet"/>
+      <w:pPr>
+        <w:pBdr/>
+        <w:spacing/>
+        <w:ind w:hanging="360" w:left="6469"/>
+      </w:pPr>
+      <w:rPr>
+        <w:rFonts w:hint="default" w:ascii="Wingdings" w:hAnsi="Wingdings" w:eastAsia="Wingdings" w:cs="Wingdings"/>
+      </w:rPr>
+      <w:start w:val="1"/>
+      <w:suff w:val="tab"/>
+    </w:lvl>
+  </w:abstractNum>
+  <w:abstractNum w:abstractNumId="21">
+    <w:nsid w:val="054FFEFF"/>
+    <w:lvl w:ilvl="0">
+      <w:isLgl w:val="false"/>
+      <w:lvlJc w:val="left"/>
+      <w:lvlText w:val="–"/>
+      <w:numFmt w:val="bullet"/>
+      <w:pPr>
+        <w:pBdr/>
+        <w:spacing/>
+        <w:ind w:hanging="360" w:left="709"/>
+      </w:pPr>
+      <w:rPr>
+        <w:rFonts w:hint="default" w:ascii="Arial" w:hAnsi="Arial" w:eastAsia="Arial" w:cs="Arial"/>
+      </w:rPr>
+      <w:start w:val="1"/>
+      <w:suff w:val="tab"/>
+    </w:lvl>
+    <w:lvl w:ilvl="1">
+      <w:isLgl w:val="false"/>
+      <w:lvlJc w:val="left"/>
+      <w:lvlText w:val="o"/>
+      <w:numFmt w:val="bullet"/>
+      <w:pPr>
+        <w:pBdr/>
+        <w:spacing/>
+        <w:ind w:hanging="360" w:left="1429"/>
+      </w:pPr>
+      <w:rPr>
+        <w:rFonts w:hint="default" w:ascii="Courier New" w:hAnsi="Courier New" w:eastAsia="Courier New" w:cs="Courier New"/>
+      </w:rPr>
+      <w:start w:val="1"/>
+      <w:suff w:val="tab"/>
+    </w:lvl>
+    <w:lvl w:ilvl="2">
+      <w:isLgl w:val="false"/>
+      <w:lvlJc w:val="left"/>
+      <w:lvlText w:val="§"/>
+      <w:numFmt w:val="bullet"/>
+      <w:pPr>
+        <w:pBdr/>
+        <w:spacing/>
+        <w:ind w:hanging="360" w:left="2149"/>
+      </w:pPr>
+      <w:rPr>
+        <w:rFonts w:hint="default" w:ascii="Wingdings" w:hAnsi="Wingdings" w:eastAsia="Wingdings" w:cs="Wingdings"/>
+      </w:rPr>
+      <w:start w:val="1"/>
+      <w:suff w:val="tab"/>
+    </w:lvl>
+    <w:lvl w:ilvl="3">
+      <w:isLgl w:val="false"/>
+      <w:lvlJc w:val="left"/>
+      <w:lvlText w:val="·"/>
+      <w:numFmt w:val="bullet"/>
+      <w:pPr>
+        <w:pBdr/>
+        <w:spacing/>
+        <w:ind w:hanging="360" w:left="2869"/>
+      </w:pPr>
+      <w:rPr>
+        <w:rFonts w:hint="default" w:ascii="Symbol" w:hAnsi="Symbol" w:eastAsia="Symbol" w:cs="Symbol"/>
+      </w:rPr>
+      <w:start w:val="1"/>
+      <w:suff w:val="tab"/>
+    </w:lvl>
+    <w:lvl w:ilvl="4">
+      <w:isLgl w:val="false"/>
+      <w:lvlJc w:val="left"/>
+      <w:lvlText w:val="o"/>
+      <w:numFmt w:val="bullet"/>
+      <w:pPr>
+        <w:pBdr/>
+        <w:spacing/>
+        <w:ind w:hanging="360" w:left="3589"/>
+      </w:pPr>
+      <w:rPr>
+        <w:rFonts w:hint="default" w:ascii="Courier New" w:hAnsi="Courier New" w:eastAsia="Courier New" w:cs="Courier New"/>
+      </w:rPr>
+      <w:start w:val="1"/>
+      <w:suff w:val="tab"/>
+    </w:lvl>
+    <w:lvl w:ilvl="5">
+      <w:isLgl w:val="false"/>
+      <w:lvlJc w:val="left"/>
+      <w:lvlText w:val="§"/>
+      <w:numFmt w:val="bullet"/>
+      <w:pPr>
+        <w:pBdr/>
+        <w:spacing/>
+        <w:ind w:hanging="360" w:left="4309"/>
+      </w:pPr>
+      <w:rPr>
+        <w:rFonts w:hint="default" w:ascii="Wingdings" w:hAnsi="Wingdings" w:eastAsia="Wingdings" w:cs="Wingdings"/>
+      </w:rPr>
+      <w:start w:val="1"/>
+      <w:suff w:val="tab"/>
+    </w:lvl>
+    <w:lvl w:ilvl="6">
+      <w:isLgl w:val="false"/>
+      <w:lvlJc w:val="left"/>
+      <w:lvlText w:val="·"/>
+      <w:numFmt w:val="bullet"/>
+      <w:pPr>
+        <w:pBdr/>
+        <w:spacing/>
+        <w:ind w:hanging="360" w:left="5029"/>
+      </w:pPr>
+      <w:rPr>
+        <w:rFonts w:hint="default" w:ascii="Symbol" w:hAnsi="Symbol" w:eastAsia="Symbol" w:cs="Symbol"/>
+      </w:rPr>
+      <w:start w:val="1"/>
+      <w:suff w:val="tab"/>
+    </w:lvl>
+    <w:lvl w:ilvl="7">
+      <w:isLgl w:val="false"/>
+      <w:lvlJc w:val="left"/>
+      <w:lvlText w:val="o"/>
+      <w:numFmt w:val="bullet"/>
+      <w:pPr>
+        <w:pBdr/>
+        <w:spacing/>
+        <w:ind w:hanging="360" w:left="5749"/>
+      </w:pPr>
+      <w:rPr>
+        <w:rFonts w:hint="default" w:ascii="Courier New" w:hAnsi="Courier New" w:eastAsia="Courier New" w:cs="Courier New"/>
+      </w:rPr>
+      <w:start w:val="1"/>
+      <w:suff w:val="tab"/>
+    </w:lvl>
+    <w:lvl w:ilvl="8">
+      <w:isLgl w:val="false"/>
+      <w:lvlJc w:val="left"/>
+      <w:lvlText w:val="§"/>
+      <w:numFmt w:val="bullet"/>
+      <w:pPr>
+        <w:pBdr/>
+        <w:spacing/>
+        <w:ind w:hanging="360" w:left="6469"/>
+      </w:pPr>
+      <w:rPr>
+        <w:rFonts w:hint="default" w:ascii="Wingdings" w:hAnsi="Wingdings" w:eastAsia="Wingdings" w:cs="Wingdings"/>
+      </w:rPr>
+      <w:start w:val="1"/>
+      <w:suff w:val="tab"/>
+    </w:lvl>
+  </w:abstractNum>
+  <w:abstractNum w:abstractNumId="22">
+    <w:nsid w:val="36566519"/>
+    <w:lvl w:ilvl="0">
+      <w:isLgl w:val="false"/>
+      <w:lvlJc w:val="left"/>
+      <w:lvlText w:val="–"/>
+      <w:numFmt w:val="bullet"/>
+      <w:pPr>
+        <w:pBdr/>
+        <w:spacing/>
+        <w:ind w:hanging="360" w:left="709"/>
+      </w:pPr>
+      <w:rPr>
+        <w:rFonts w:hint="default" w:ascii="Arial" w:hAnsi="Arial" w:eastAsia="Arial" w:cs="Arial"/>
+      </w:rPr>
+      <w:start w:val="1"/>
+      <w:suff w:val="tab"/>
+    </w:lvl>
+    <w:lvl w:ilvl="1">
+      <w:isLgl w:val="false"/>
+      <w:lvlJc w:val="left"/>
+      <w:lvlText w:val="o"/>
+      <w:numFmt w:val="bullet"/>
+      <w:pPr>
+        <w:pBdr/>
+        <w:spacing/>
+        <w:ind w:hanging="360" w:left="1429"/>
+      </w:pPr>
+      <w:rPr>
+        <w:rFonts w:hint="default" w:ascii="Courier New" w:hAnsi="Courier New" w:eastAsia="Courier New" w:cs="Courier New"/>
+      </w:rPr>
+      <w:start w:val="1"/>
+      <w:suff w:val="tab"/>
+    </w:lvl>
+    <w:lvl w:ilvl="2">
+      <w:isLgl w:val="false"/>
+      <w:lvlJc w:val="left"/>
+      <w:lvlText w:val="§"/>
+      <w:numFmt w:val="bullet"/>
+      <w:pPr>
+        <w:pBdr/>
+        <w:spacing/>
+        <w:ind w:hanging="360" w:left="2149"/>
+      </w:pPr>
+      <w:rPr>
+        <w:rFonts w:hint="default" w:ascii="Wingdings" w:hAnsi="Wingdings" w:eastAsia="Wingdings" w:cs="Wingdings"/>
+      </w:rPr>
+      <w:start w:val="1"/>
+      <w:suff w:val="tab"/>
+    </w:lvl>
+    <w:lvl w:ilvl="3">
+      <w:isLgl w:val="false"/>
+      <w:lvlJc w:val="left"/>
+      <w:lvlText w:val="·"/>
+      <w:numFmt w:val="bullet"/>
+      <w:pPr>
+        <w:pBdr/>
+        <w:spacing/>
+        <w:ind w:hanging="360" w:left="2869"/>
+      </w:pPr>
+      <w:rPr>
+        <w:rFonts w:hint="default" w:ascii="Symbol" w:hAnsi="Symbol" w:eastAsia="Symbol" w:cs="Symbol"/>
+      </w:rPr>
+      <w:start w:val="1"/>
+      <w:suff w:val="tab"/>
+    </w:lvl>
+    <w:lvl w:ilvl="4">
+      <w:isLgl w:val="false"/>
+      <w:lvlJc w:val="left"/>
+      <w:lvlText w:val="o"/>
+      <w:numFmt w:val="bullet"/>
+      <w:pPr>
+        <w:pBdr/>
+        <w:spacing/>
+        <w:ind w:hanging="360" w:left="3589"/>
+      </w:pPr>
+      <w:rPr>
+        <w:rFonts w:hint="default" w:ascii="Courier New" w:hAnsi="Courier New" w:eastAsia="Courier New" w:cs="Courier New"/>
+      </w:rPr>
+      <w:start w:val="1"/>
+      <w:suff w:val="tab"/>
+    </w:lvl>
+    <w:lvl w:ilvl="5">
+      <w:isLgl w:val="false"/>
+      <w:lvlJc w:val="left"/>
+      <w:lvlText w:val="§"/>
+      <w:numFmt w:val="bullet"/>
+      <w:pPr>
+        <w:pBdr/>
+        <w:spacing/>
+        <w:ind w:hanging="360" w:left="4309"/>
+      </w:pPr>
+      <w:rPr>
+        <w:rFonts w:hint="default" w:ascii="Wingdings" w:hAnsi="Wingdings" w:eastAsia="Wingdings" w:cs="Wingdings"/>
+      </w:rPr>
+      <w:start w:val="1"/>
+      <w:suff w:val="tab"/>
+    </w:lvl>
+    <w:lvl w:ilvl="6">
+      <w:isLgl w:val="false"/>
+      <w:lvlJc w:val="left"/>
+      <w:lvlText w:val="·"/>
+      <w:numFmt w:val="bullet"/>
+      <w:pPr>
+        <w:pBdr/>
+        <w:spacing/>
+        <w:ind w:hanging="360" w:left="5029"/>
+      </w:pPr>
+      <w:rPr>
+        <w:rFonts w:hint="default" w:ascii="Symbol" w:hAnsi="Symbol" w:eastAsia="Symbol" w:cs="Symbol"/>
+      </w:rPr>
+      <w:start w:val="1"/>
+      <w:suff w:val="tab"/>
+    </w:lvl>
+    <w:lvl w:ilvl="7">
+      <w:isLgl w:val="false"/>
+      <w:lvlJc w:val="left"/>
+      <w:lvlText w:val="o"/>
+      <w:numFmt w:val="bullet"/>
+      <w:pPr>
+        <w:pBdr/>
+        <w:spacing/>
+        <w:ind w:hanging="360" w:left="5749"/>
+      </w:pPr>
+      <w:rPr>
+        <w:rFonts w:hint="default" w:ascii="Courier New" w:hAnsi="Courier New" w:eastAsia="Courier New" w:cs="Courier New"/>
+      </w:rPr>
+      <w:start w:val="1"/>
+      <w:suff w:val="tab"/>
+    </w:lvl>
+    <w:lvl w:ilvl="8">
+      <w:isLgl w:val="false"/>
+      <w:lvlJc w:val="left"/>
+      <w:lvlText w:val="§"/>
+      <w:numFmt w:val="bullet"/>
+      <w:pPr>
+        <w:pBdr/>
+        <w:spacing/>
+        <w:ind w:hanging="360" w:left="6469"/>
+      </w:pPr>
+      <w:rPr>
+        <w:rFonts w:hint="default" w:ascii="Wingdings" w:hAnsi="Wingdings" w:eastAsia="Wingdings" w:cs="Wingdings"/>
+      </w:rPr>
+      <w:start w:val="1"/>
+      <w:suff w:val="tab"/>
+    </w:lvl>
+  </w:abstractNum>
+  <w:abstractNum w:abstractNumId="23">
+    <w:nsid w:val="30733130"/>
+    <w:lvl w:ilvl="0">
+      <w:isLgl w:val="false"/>
+      <w:lvlJc w:val="left"/>
+      <w:lvlText w:val="–"/>
+      <w:numFmt w:val="bullet"/>
+      <w:pPr>
+        <w:pBdr/>
+        <w:spacing/>
+        <w:ind w:hanging="360" w:left="709"/>
+      </w:pPr>
+      <w:rPr>
+        <w:rFonts w:hint="default" w:ascii="Arial" w:hAnsi="Arial" w:eastAsia="Arial" w:cs="Arial"/>
+      </w:rPr>
+      <w:start w:val="1"/>
+      <w:suff w:val="tab"/>
+    </w:lvl>
+    <w:lvl w:ilvl="1">
+      <w:isLgl w:val="false"/>
+      <w:lvlJc w:val="left"/>
+      <w:lvlText w:val="o"/>
+      <w:numFmt w:val="bullet"/>
+      <w:pPr>
+        <w:pBdr/>
+        <w:spacing/>
+        <w:ind w:hanging="360" w:left="1429"/>
+      </w:pPr>
+      <w:rPr>
+        <w:rFonts w:hint="default" w:ascii="Courier New" w:hAnsi="Courier New" w:eastAsia="Courier New" w:cs="Courier New"/>
+      </w:rPr>
+      <w:start w:val="1"/>
+      <w:suff w:val="tab"/>
+    </w:lvl>
+    <w:lvl w:ilvl="2">
+      <w:isLgl w:val="false"/>
+      <w:lvlJc w:val="left"/>
+      <w:lvlText w:val="§"/>
+      <w:numFmt w:val="bullet"/>
+      <w:pPr>
+        <w:pBdr/>
+        <w:spacing/>
+        <w:ind w:hanging="360" w:left="2149"/>
+      </w:pPr>
+      <w:rPr>
+        <w:rFonts w:hint="default" w:ascii="Wingdings" w:hAnsi="Wingdings" w:eastAsia="Wingdings" w:cs="Wingdings"/>
+      </w:rPr>
+      <w:start w:val="1"/>
+      <w:suff w:val="tab"/>
+    </w:lvl>
+    <w:lvl w:ilvl="3">
+      <w:isLgl w:val="false"/>
+      <w:lvlJc w:val="left"/>
+      <w:lvlText w:val="·"/>
+      <w:numFmt w:val="bullet"/>
+      <w:pPr>
+        <w:pBdr/>
+        <w:spacing/>
+        <w:ind w:hanging="360" w:left="2869"/>
+      </w:pPr>
+      <w:rPr>
+        <w:rFonts w:hint="default" w:ascii="Symbol" w:hAnsi="Symbol" w:eastAsia="Symbol" w:cs="Symbol"/>
+      </w:rPr>
+      <w:start w:val="1"/>
+      <w:suff w:val="tab"/>
+    </w:lvl>
+    <w:lvl w:ilvl="4">
+      <w:isLgl w:val="false"/>
+      <w:lvlJc w:val="left"/>
+      <w:lvlText w:val="o"/>
+      <w:numFmt w:val="bullet"/>
+      <w:pPr>
+        <w:pBdr/>
+        <w:spacing/>
+        <w:ind w:hanging="360" w:left="3589"/>
+      </w:pPr>
+      <w:rPr>
+        <w:rFonts w:hint="default" w:ascii="Courier New" w:hAnsi="Courier New" w:eastAsia="Courier New" w:cs="Courier New"/>
+      </w:rPr>
+      <w:start w:val="1"/>
+      <w:suff w:val="tab"/>
+    </w:lvl>
+    <w:lvl w:ilvl="5">
+      <w:isLgl w:val="false"/>
+      <w:lvlJc w:val="left"/>
+      <w:lvlText w:val="§"/>
+      <w:numFmt w:val="bullet"/>
+      <w:pPr>
+        <w:pBdr/>
+        <w:spacing/>
+        <w:ind w:hanging="360" w:left="4309"/>
+      </w:pPr>
+      <w:rPr>
+        <w:rFonts w:hint="default" w:ascii="Wingdings" w:hAnsi="Wingdings" w:eastAsia="Wingdings" w:cs="Wingdings"/>
+      </w:rPr>
+      <w:start w:val="1"/>
+      <w:suff w:val="tab"/>
+    </w:lvl>
+    <w:lvl w:ilvl="6">
+      <w:isLgl w:val="false"/>
+      <w:lvlJc w:val="left"/>
+      <w:lvlText w:val="·"/>
+      <w:numFmt w:val="bullet"/>
+      <w:pPr>
+        <w:pBdr/>
+        <w:spacing/>
+        <w:ind w:hanging="360" w:left="5029"/>
+      </w:pPr>
+      <w:rPr>
+        <w:rFonts w:hint="default" w:ascii="Symbol" w:hAnsi="Symbol" w:eastAsia="Symbol" w:cs="Symbol"/>
+      </w:rPr>
+      <w:start w:val="1"/>
+      <w:suff w:val="tab"/>
+    </w:lvl>
+    <w:lvl w:ilvl="7">
+      <w:isLgl w:val="false"/>
+      <w:lvlJc w:val="left"/>
+      <w:lvlText w:val="o"/>
+      <w:numFmt w:val="bullet"/>
+      <w:pPr>
+        <w:pBdr/>
+        <w:spacing/>
+        <w:ind w:hanging="360" w:left="5749"/>
+      </w:pPr>
+      <w:rPr>
+        <w:rFonts w:hint="default" w:ascii="Courier New" w:hAnsi="Courier New" w:eastAsia="Courier New" w:cs="Courier New"/>
+      </w:rPr>
+      <w:start w:val="1"/>
+      <w:suff w:val="tab"/>
+    </w:lvl>
+    <w:lvl w:ilvl="8">
+      <w:isLgl w:val="false"/>
+      <w:lvlJc w:val="left"/>
+      <w:lvlText w:val="§"/>
+      <w:numFmt w:val="bullet"/>
+      <w:pPr>
+        <w:pBdr/>
+        <w:spacing/>
+        <w:ind w:hanging="360" w:left="6469"/>
       </w:pPr>
       <w:rPr>
         <w:rFonts w:hint="default" w:ascii="Wingdings" w:hAnsi="Wingdings" w:eastAsia="Wingdings" w:cs="Wingdings"/>
@@ -6389,6 +8147,21 @@
   </w:num>
   <w:num w:numId="19">
     <w:abstractNumId w:val="18"/>
+  </w:num>
+  <w:num w:numId="20">
+    <w:abstractNumId w:val="19"/>
+  </w:num>
+  <w:num w:numId="21">
+    <w:abstractNumId w:val="20"/>
+  </w:num>
+  <w:num w:numId="22">
+    <w:abstractNumId w:val="21"/>
+  </w:num>
+  <w:num w:numId="23">
+    <w:abstractNumId w:val="22"/>
+  </w:num>
+  <w:num w:numId="24">
+    <w:abstractNumId w:val="23"/>
   </w:num>
 </w:numbering>
 </file>

--- a/Data Analyst/Statistique.docx
+++ b/Data Analyst/Statistique.docx
@@ -4,7 +4,7 @@
   <w:body>
     <w:p>
       <w:pPr>
-        <w:pStyle w:val="867"/>
+        <w:pStyle w:val="877"/>
         <w:pBdr/>
         <w:spacing/>
         <w:ind/>
@@ -52,7 +52,7 @@
     </w:p>
     <w:p>
       <w:pPr>
-        <w:pStyle w:val="928"/>
+        <w:pStyle w:val="938"/>
         <w:numPr>
           <w:ilvl w:val="0"/>
           <w:numId w:val="15"/>
@@ -96,7 +96,7 @@
     </w:p>
     <w:p>
       <w:pPr>
-        <w:pStyle w:val="928"/>
+        <w:pStyle w:val="938"/>
         <w:numPr>
           <w:ilvl w:val="0"/>
           <w:numId w:val="15"/>
@@ -140,7 +140,7 @@
     </w:p>
     <w:p>
       <w:pPr>
-        <w:pStyle w:val="867"/>
+        <w:pStyle w:val="877"/>
         <w:pBdr/>
         <w:spacing/>
         <w:ind/>
@@ -179,7 +179,7 @@
     </w:p>
     <w:p>
       <w:pPr>
-        <w:pStyle w:val="928"/>
+        <w:pStyle w:val="938"/>
         <w:pBdr/>
         <w:shd w:val="nil" w:color="auto"/>
         <w:spacing/>
@@ -236,7 +236,7 @@
     </w:p>
     <w:p>
       <w:pPr>
-        <w:pStyle w:val="928"/>
+        <w:pStyle w:val="938"/>
         <w:pBdr/>
         <w:shd w:val="nil" w:color="auto"/>
         <w:spacing/>
@@ -279,7 +279,7 @@
     </w:p>
     <w:p>
       <w:pPr>
-        <w:pStyle w:val="866"/>
+        <w:pStyle w:val="876"/>
         <w:pBdr/>
         <w:spacing/>
         <w:ind/>
@@ -306,7 +306,7 @@
     </w:p>
     <w:p>
       <w:pPr>
-        <w:pStyle w:val="867"/>
+        <w:pStyle w:val="877"/>
         <w:pBdr/>
         <w:spacing/>
         <w:ind/>
@@ -395,7 +395,7 @@
     </w:p>
     <w:p>
       <w:pPr>
-        <w:pStyle w:val="928"/>
+        <w:pStyle w:val="938"/>
         <w:pBdr/>
         <w:shd w:val="nil" w:color="000000"/>
         <w:spacing/>
@@ -432,7 +432,7 @@
     </w:p>
     <w:p>
       <w:pPr>
-        <w:pStyle w:val="928"/>
+        <w:pStyle w:val="938"/>
         <w:pBdr/>
         <w:shd w:val="nil" w:color="000000"/>
         <w:spacing/>
@@ -486,7 +486,7 @@
     </w:p>
     <w:p>
       <w:pPr>
-        <w:pStyle w:val="867"/>
+        <w:pStyle w:val="877"/>
         <w:pBdr/>
         <w:spacing/>
         <w:ind/>
@@ -513,7 +513,7 @@
     </w:p>
     <w:p>
       <w:pPr>
-        <w:pStyle w:val="928"/>
+        <w:pStyle w:val="938"/>
         <w:numPr>
           <w:ilvl w:val="0"/>
           <w:numId w:val="12"/>
@@ -554,7 +554,7 @@
     </w:p>
     <w:p>
       <w:pPr>
-        <w:pStyle w:val="928"/>
+        <w:pStyle w:val="938"/>
         <w:numPr>
           <w:ilvl w:val="0"/>
           <w:numId w:val="12"/>
@@ -607,7 +607,7 @@
     </w:p>
     <w:p>
       <w:pPr>
-        <w:pStyle w:val="866"/>
+        <w:pStyle w:val="876"/>
         <w:pBdr/>
         <w:spacing/>
         <w:ind/>
@@ -648,7 +648,7 @@
     </w:p>
     <w:p>
       <w:pPr>
-        <w:pStyle w:val="867"/>
+        <w:pStyle w:val="877"/>
         <w:pBdr/>
         <w:spacing/>
         <w:ind/>
@@ -689,7 +689,7 @@
     </w:p>
     <w:p>
       <w:pPr>
-        <w:pStyle w:val="928"/>
+        <w:pStyle w:val="938"/>
         <w:numPr>
           <w:ilvl w:val="0"/>
           <w:numId w:val="5"/>
@@ -735,7 +735,7 @@
     </w:p>
     <w:p>
       <w:pPr>
-        <w:pStyle w:val="928"/>
+        <w:pStyle w:val="938"/>
         <w:numPr>
           <w:ilvl w:val="1"/>
           <w:numId w:val="5"/>
@@ -774,7 +774,7 @@
     </w:p>
     <w:p>
       <w:pPr>
-        <w:pStyle w:val="928"/>
+        <w:pStyle w:val="938"/>
         <w:numPr>
           <w:ilvl w:val="1"/>
           <w:numId w:val="5"/>
@@ -813,7 +813,7 @@
     </w:p>
     <w:p>
       <w:pPr>
-        <w:pStyle w:val="928"/>
+        <w:pStyle w:val="938"/>
         <w:numPr>
           <w:ilvl w:val="1"/>
           <w:numId w:val="5"/>
@@ -859,7 +859,7 @@
     </w:p>
     <w:p>
       <w:pPr>
-        <w:pStyle w:val="928"/>
+        <w:pStyle w:val="938"/>
         <w:numPr>
           <w:ilvl w:val="0"/>
           <w:numId w:val="5"/>
@@ -905,7 +905,7 @@
     </w:p>
     <w:p>
       <w:pPr>
-        <w:pStyle w:val="928"/>
+        <w:pStyle w:val="938"/>
         <w:numPr>
           <w:ilvl w:val="1"/>
           <w:numId w:val="7"/>
@@ -950,7 +950,7 @@
     </w:p>
     <w:p>
       <w:pPr>
-        <w:pStyle w:val="928"/>
+        <w:pStyle w:val="938"/>
         <w:numPr>
           <w:ilvl w:val="1"/>
           <w:numId w:val="7"/>
@@ -995,7 +995,7 @@
     </w:p>
     <w:p>
       <w:pPr>
-        <w:pStyle w:val="867"/>
+        <w:pStyle w:val="877"/>
         <w:pBdr/>
         <w:spacing/>
         <w:ind/>
@@ -1033,7 +1033,7 @@
     </w:p>
     <w:p>
       <w:pPr>
-        <w:pStyle w:val="928"/>
+        <w:pStyle w:val="938"/>
         <w:numPr>
           <w:ilvl w:val="0"/>
           <w:numId w:val="8"/>
@@ -1079,7 +1079,7 @@
     </w:p>
     <w:p>
       <w:pPr>
-        <w:pStyle w:val="928"/>
+        <w:pStyle w:val="938"/>
         <w:numPr>
           <w:ilvl w:val="1"/>
           <w:numId w:val="9"/>
@@ -1124,7 +1124,7 @@
     </w:p>
     <w:p>
       <w:pPr>
-        <w:pStyle w:val="928"/>
+        <w:pStyle w:val="938"/>
         <w:numPr>
           <w:ilvl w:val="1"/>
           <w:numId w:val="9"/>
@@ -1169,7 +1169,7 @@
     </w:p>
     <w:p>
       <w:pPr>
-        <w:pStyle w:val="928"/>
+        <w:pStyle w:val="938"/>
         <w:numPr>
           <w:ilvl w:val="0"/>
           <w:numId w:val="8"/>
@@ -1215,7 +1215,7 @@
     </w:p>
     <w:p>
       <w:pPr>
-        <w:pStyle w:val="928"/>
+        <w:pStyle w:val="938"/>
         <w:numPr>
           <w:ilvl w:val="1"/>
           <w:numId w:val="10"/>
@@ -1260,7 +1260,7 @@
     </w:p>
     <w:p>
       <w:pPr>
-        <w:pStyle w:val="928"/>
+        <w:pStyle w:val="938"/>
         <w:numPr>
           <w:ilvl w:val="1"/>
           <w:numId w:val="10"/>
@@ -1305,7 +1305,7 @@
     </w:p>
     <w:p>
       <w:pPr>
-        <w:pStyle w:val="928"/>
+        <w:pStyle w:val="938"/>
         <w:numPr>
           <w:ilvl w:val="1"/>
           <w:numId w:val="10"/>
@@ -1350,7 +1350,7 @@
     </w:p>
     <w:p>
       <w:pPr>
-        <w:pStyle w:val="928"/>
+        <w:pStyle w:val="938"/>
         <w:numPr>
           <w:ilvl w:val="2"/>
           <w:numId w:val="11"/>
@@ -1469,7 +1469,7 @@
     </w:p>
     <w:p>
       <w:pPr>
-        <w:pStyle w:val="928"/>
+        <w:pStyle w:val="938"/>
         <w:numPr>
           <w:ilvl w:val="2"/>
           <w:numId w:val="11"/>
@@ -1514,7 +1514,7 @@
     </w:p>
     <w:p>
       <w:pPr>
-        <w:pStyle w:val="928"/>
+        <w:pStyle w:val="938"/>
         <w:numPr>
           <w:ilvl w:val="2"/>
           <w:numId w:val="11"/>
@@ -1559,7 +1559,7 @@
     </w:p>
     <w:p>
       <w:pPr>
-        <w:pStyle w:val="928"/>
+        <w:pStyle w:val="938"/>
         <w:numPr>
           <w:ilvl w:val="2"/>
           <w:numId w:val="11"/>
@@ -1604,7 +1604,7 @@
     </w:p>
     <w:p>
       <w:pPr>
-        <w:pStyle w:val="928"/>
+        <w:pStyle w:val="938"/>
         <w:numPr>
           <w:ilvl w:val="2"/>
           <w:numId w:val="11"/>
@@ -1649,7 +1649,7 @@
     </w:p>
     <w:p>
       <w:pPr>
-        <w:pStyle w:val="928"/>
+        <w:pStyle w:val="938"/>
         <w:numPr>
           <w:ilvl w:val="2"/>
           <w:numId w:val="11"/>
@@ -1694,7 +1694,7 @@
     </w:p>
     <w:p>
       <w:pPr>
-        <w:pStyle w:val="928"/>
+        <w:pStyle w:val="938"/>
         <w:numPr>
           <w:ilvl w:val="1"/>
           <w:numId w:val="10"/>
@@ -1739,7 +1739,7 @@
     </w:p>
     <w:p>
       <w:pPr>
-        <w:pStyle w:val="928"/>
+        <w:pStyle w:val="938"/>
         <w:numPr>
           <w:ilvl w:val="1"/>
           <w:numId w:val="10"/>
@@ -1784,7 +1784,7 @@
     </w:p>
     <w:p>
       <w:pPr>
-        <w:pStyle w:val="867"/>
+        <w:pStyle w:val="877"/>
         <w:pBdr/>
         <w:spacing/>
         <w:ind/>
@@ -1825,7 +1825,7 @@
     </w:p>
     <w:p>
       <w:pPr>
-        <w:pStyle w:val="928"/>
+        <w:pStyle w:val="938"/>
         <w:numPr>
           <w:ilvl w:val="0"/>
           <w:numId w:val="1"/>
@@ -1871,7 +1871,7 @@
     </w:p>
     <w:p>
       <w:pPr>
-        <w:pStyle w:val="928"/>
+        <w:pStyle w:val="938"/>
         <w:numPr>
           <w:ilvl w:val="1"/>
           <w:numId w:val="2"/>
@@ -1916,7 +1916,7 @@
     </w:p>
     <w:p>
       <w:pPr>
-        <w:pStyle w:val="928"/>
+        <w:pStyle w:val="938"/>
         <w:numPr>
           <w:ilvl w:val="1"/>
           <w:numId w:val="2"/>
@@ -1961,7 +1961,7 @@
     </w:p>
     <w:p>
       <w:pPr>
-        <w:pStyle w:val="928"/>
+        <w:pStyle w:val="938"/>
         <w:numPr>
           <w:ilvl w:val="0"/>
           <w:numId w:val="1"/>
@@ -2007,7 +2007,7 @@
     </w:p>
     <w:p>
       <w:pPr>
-        <w:pStyle w:val="928"/>
+        <w:pStyle w:val="938"/>
         <w:numPr>
           <w:ilvl w:val="1"/>
           <w:numId w:val="3"/>
@@ -2052,7 +2052,7 @@
     </w:p>
     <w:p>
       <w:pPr>
-        <w:pStyle w:val="928"/>
+        <w:pStyle w:val="938"/>
         <w:numPr>
           <w:ilvl w:val="1"/>
           <w:numId w:val="3"/>
@@ -2171,7 +2171,7 @@
     </w:p>
     <w:p>
       <w:pPr>
-        <w:pStyle w:val="928"/>
+        <w:pStyle w:val="938"/>
         <w:numPr>
           <w:ilvl w:val="2"/>
           <w:numId w:val="3"/>
@@ -2216,7 +2216,7 @@
     </w:p>
     <w:p>
       <w:pPr>
-        <w:pStyle w:val="928"/>
+        <w:pStyle w:val="938"/>
         <w:numPr>
           <w:ilvl w:val="2"/>
           <w:numId w:val="3"/>
@@ -2255,10 +2255,9 @@
       </w:r>
       <w:r>
         <w:rPr>
-          <w:rFonts w:ascii="Liberation Sans" w:hAnsi="Liberation Sans" w:eastAsia="Liberation Sans" w:cs="Liberation Sans"/>
-          <w:sz w:val="22"/>
-          <w:szCs w:val="22"/>
-          <w:highlight w:val="none"/>
+          <w:rFonts w:ascii="Liberation Sans" w:hAnsi="Liberation Sans" w:cs="Liberation Sans"/>
+          <w:sz w:val="22"/>
+          <w:szCs w:val="22"/>
         </w:rPr>
       </w:r>
       <w:r>
@@ -2271,7 +2270,7 @@
     </w:p>
     <w:p>
       <w:pPr>
-        <w:pStyle w:val="928"/>
+        <w:pStyle w:val="938"/>
         <w:numPr>
           <w:ilvl w:val="0"/>
           <w:numId w:val="1"/>
@@ -2317,7 +2316,7 @@
     </w:p>
     <w:p>
       <w:pPr>
-        <w:pStyle w:val="928"/>
+        <w:pStyle w:val="938"/>
         <w:numPr>
           <w:ilvl w:val="1"/>
           <w:numId w:val="4"/>
@@ -2362,7 +2361,7 @@
     </w:p>
     <w:p>
       <w:pPr>
-        <w:pStyle w:val="928"/>
+        <w:pStyle w:val="938"/>
         <w:numPr>
           <w:ilvl w:val="1"/>
           <w:numId w:val="4"/>
@@ -2481,7 +2480,7 @@
     </w:p>
     <w:p>
       <w:pPr>
-        <w:pStyle w:val="928"/>
+        <w:pStyle w:val="938"/>
         <w:numPr>
           <w:ilvl w:val="1"/>
           <w:numId w:val="4"/>
@@ -2535,7 +2534,7 @@
     </w:p>
     <w:p>
       <w:pPr>
-        <w:pStyle w:val="867"/>
+        <w:pStyle w:val="877"/>
         <w:pBdr/>
         <w:spacing/>
         <w:ind/>
@@ -2578,9 +2577,6 @@
         <w:spacing/>
         <w:ind/>
         <w:rPr>
-          <w:rFonts w:ascii="Liberation Sans" w:hAnsi="Liberation Sans" w:cs="Liberation Sans"/>
-          <w:sz w:val="22"/>
-          <w:szCs w:val="22"/>
           <w14:ligatures w14:val="none"/>
         </w:rPr>
       </w:pPr>
@@ -2599,6 +2595,76 @@
           <w:szCs w:val="22"/>
           <w14:ligatures w14:val="none"/>
         </w:rPr>
+        <w:t xml:space="preserve"> </w:t>
+      </w:r>
+      <w:r>
+        <mc:AlternateContent>
+          <mc:Choice Requires="wpg">
+            <w:drawing>
+              <wp:inline xmlns:wp="http://schemas.openxmlformats.org/drawingml/2006/wordprocessingDrawing" distT="0" distB="0" distL="0" distR="0">
+                <wp:extent cx="2019300" cy="447969"/>
+                <wp:effectExtent l="0" t="0" r="0" b="0"/>
+                <wp:docPr id="4" name=""/>
+                <wp:cNvGraphicFramePr>
+                  <a:graphicFrameLocks xmlns:a="http://schemas.openxmlformats.org/drawingml/2006/main" noChangeAspect="1"/>
+                </wp:cNvGraphicFramePr>
+                <a:graphic xmlns:a="http://schemas.openxmlformats.org/drawingml/2006/main">
+                  <a:graphicData uri="http://schemas.openxmlformats.org/drawingml/2006/picture">
+                    <pic:pic xmlns:pic="http://schemas.openxmlformats.org/drawingml/2006/picture">
+                      <pic:nvPicPr>
+                        <pic:cNvPr id="1476434223" name=""/>
+                        <pic:cNvPicPr>
+                          <a:picLocks noChangeAspect="1"/>
+                        </pic:cNvPicPr>
+                        <pic:nvPr/>
+                      </pic:nvPicPr>
+                      <pic:blipFill rotWithShape="1">
+                        <a:blip r:embed="rId12"/>
+                        <a:stretch/>
+                      </pic:blipFill>
+                      <pic:spPr bwMode="auto">
+                        <a:xfrm flipH="0" flipV="0">
+                          <a:off x="0" y="0"/>
+                          <a:ext cx="2019299" cy="447968"/>
+                        </a:xfrm>
+                        <a:prstGeom prst="rect">
+                          <a:avLst/>
+                        </a:prstGeom>
+                      </pic:spPr>
+                    </pic:pic>
+                  </a:graphicData>
+                </a:graphic>
+              </wp:inline>
+            </w:drawing>
+          </mc:Choice>
+          <mc:Fallback>
+            <w:pict>
+              <v:shapetype id="_x0000_t75" coordsize="21600,21600" o:spt="75" o:preferrelative="t" path="m@4@5l@4@11@9@11@9@5xe" filled="f" stroked="f">
+                <v:stroke joinstyle="miter"/>
+                <v:formulas>
+                  <v:f eqn="if lineDrawn pixelLineWidth 0"/>
+                  <v:f eqn="sum @0 1 0"/>
+                  <v:f eqn="sum 0 0 @1"/>
+                  <v:f eqn="prod @2 1 2"/>
+                  <v:f eqn="prod @3 21600 pixelWidth"/>
+                  <v:f eqn="prod @3 21600 pixelHeight"/>
+                  <v:f eqn="sum @0 0 1"/>
+                  <v:f eqn="prod @6 1 2"/>
+                  <v:f eqn="prod @7 21600 pixelWidth"/>
+                  <v:f eqn="sum @8 21600 0"/>
+                  <v:f eqn="prod @7 21600 pixelHeight"/>
+                  <v:f eqn="sum @10 21600 0"/>
+                </v:formulas>
+                <v:path o:extrusionok="f" gradientshapeok="t" o:connecttype="rect"/>
+                <o:lock v:ext="edit" aspectratio="t"/>
+              </v:shapetype>
+              <v:shape id="_x0000_i3" o:spid="_x0000_s3" type="#_x0000_t75" style="width:159.00pt;height:35.27pt;mso-wrap-distance-left:0.00pt;mso-wrap-distance-top:0.00pt;mso-wrap-distance-right:0.00pt;mso-wrap-distance-bottom:0.00pt;z-index:1;" stroked="false">
+                <v:imagedata r:id="rId12" o:title=""/>
+                <o:lock v:ext="edit" rotation="t"/>
+              </v:shape>
+            </w:pict>
+          </mc:Fallback>
+        </mc:AlternateContent>
       </w:r>
       <w:r>
         <w:rPr>
@@ -2612,13 +2678,59 @@
     <w:p>
       <w:pPr>
         <w:pBdr/>
+        <w:shd w:val="nil" w:color="000000"/>
+        <w:spacing/>
+        <w:ind/>
+        <w:rPr>
+          <w:rFonts w:ascii="Liberation Sans" w:hAnsi="Liberation Sans" w:cs="Liberation Sans"/>
+          <w:b/>
+          <w:bCs/>
+          <w:sz w:val="22"/>
+          <w:szCs w:val="22"/>
+          <w14:ligatures w14:val="none"/>
+        </w:rPr>
+      </w:pPr>
+      <w:r>
+        <w:rPr>
+          <w:b/>
+          <w:bCs/>
+        </w:rPr>
+      </w:r>
+      <w:r>
+        <w:rPr>
+          <w:rFonts w:ascii="Liberation Sans" w:hAnsi="Liberation Sans" w:cs="Liberation Sans"/>
+          <w:b/>
+          <w:bCs/>
+          <w:sz w:val="22"/>
+          <w:szCs w:val="22"/>
+          <w14:ligatures w14:val="none"/>
+        </w:rPr>
+        <w:t xml:space="preserve">Division par N</w:t>
+      </w:r>
+      <w:r>
+        <w:rPr>
+          <w:rFonts w:ascii="Liberation Sans" w:hAnsi="Liberation Sans" w:cs="Liberation Sans"/>
+          <w:b/>
+          <w:bCs/>
+          <w:sz w:val="22"/>
+          <w:szCs w:val="22"/>
+          <w14:ligatures w14:val="none"/>
+        </w:rPr>
+      </w:r>
+      <w:r>
+        <w:rPr>
+          <w:b/>
+          <w:bCs/>
+        </w:rPr>
+      </w:r>
+    </w:p>
+    <w:p>
+      <w:pPr>
+        <w:pBdr/>
         <w:shd w:val="nil" w:color="auto"/>
         <w:spacing/>
         <w:ind/>
         <w:rPr>
-          <w:rFonts w:ascii="Liberation Sans" w:hAnsi="Liberation Sans" w:cs="Liberation Sans"/>
-          <w:sz w:val="22"/>
-          <w:szCs w:val="22"/>
           <w14:ligatures w14:val="none"/>
         </w:rPr>
       </w:pPr>
@@ -2637,6 +2749,76 @@
           <w:szCs w:val="22"/>
           <w14:ligatures w14:val="none"/>
         </w:rPr>
+        <w:t xml:space="preserve"> </w:t>
+      </w:r>
+      <w:r>
+        <mc:AlternateContent>
+          <mc:Choice Requires="wpg">
+            <w:drawing>
+              <wp:inline xmlns:wp="http://schemas.openxmlformats.org/drawingml/2006/wordprocessingDrawing" distT="0" distB="0" distL="0" distR="0">
+                <wp:extent cx="2095500" cy="352425"/>
+                <wp:effectExtent l="0" t="0" r="0" b="0"/>
+                <wp:docPr id="5" name=""/>
+                <wp:cNvGraphicFramePr>
+                  <a:graphicFrameLocks xmlns:a="http://schemas.openxmlformats.org/drawingml/2006/main" noChangeAspect="1"/>
+                </wp:cNvGraphicFramePr>
+                <a:graphic xmlns:a="http://schemas.openxmlformats.org/drawingml/2006/main">
+                  <a:graphicData uri="http://schemas.openxmlformats.org/drawingml/2006/picture">
+                    <pic:pic xmlns:pic="http://schemas.openxmlformats.org/drawingml/2006/picture">
+                      <pic:nvPicPr>
+                        <pic:cNvPr id="151820531" name=""/>
+                        <pic:cNvPicPr>
+                          <a:picLocks noChangeAspect="1"/>
+                        </pic:cNvPicPr>
+                        <pic:nvPr/>
+                      </pic:nvPicPr>
+                      <pic:blipFill rotWithShape="1">
+                        <a:blip r:embed="rId13"/>
+                        <a:stretch/>
+                      </pic:blipFill>
+                      <pic:spPr bwMode="auto">
+                        <a:xfrm>
+                          <a:off x="0" y="0"/>
+                          <a:ext cx="2095499" cy="352424"/>
+                        </a:xfrm>
+                        <a:prstGeom prst="rect">
+                          <a:avLst/>
+                        </a:prstGeom>
+                      </pic:spPr>
+                    </pic:pic>
+                  </a:graphicData>
+                </a:graphic>
+              </wp:inline>
+            </w:drawing>
+          </mc:Choice>
+          <mc:Fallback>
+            <w:pict>
+              <v:shapetype id="_x0000_t75" coordsize="21600,21600" o:spt="75" o:preferrelative="t" path="m@4@5l@4@11@9@11@9@5xe" filled="f" stroked="f">
+                <v:stroke joinstyle="miter"/>
+                <v:formulas>
+                  <v:f eqn="if lineDrawn pixelLineWidth 0"/>
+                  <v:f eqn="sum @0 1 0"/>
+                  <v:f eqn="sum 0 0 @1"/>
+                  <v:f eqn="prod @2 1 2"/>
+                  <v:f eqn="prod @3 21600 pixelWidth"/>
+                  <v:f eqn="prod @3 21600 pixelHeight"/>
+                  <v:f eqn="sum @0 0 1"/>
+                  <v:f eqn="prod @6 1 2"/>
+                  <v:f eqn="prod @7 21600 pixelWidth"/>
+                  <v:f eqn="sum @8 21600 0"/>
+                  <v:f eqn="prod @7 21600 pixelHeight"/>
+                  <v:f eqn="sum @10 21600 0"/>
+                </v:formulas>
+                <v:path o:extrusionok="f" gradientshapeok="t" o:connecttype="rect"/>
+                <o:lock v:ext="edit" aspectratio="t"/>
+              </v:shapetype>
+              <v:shape id="_x0000_i4" o:spid="_x0000_s4" type="#_x0000_t75" style="width:165.00pt;height:27.75pt;mso-wrap-distance-left:0.00pt;mso-wrap-distance-top:0.00pt;mso-wrap-distance-right:0.00pt;mso-wrap-distance-bottom:0.00pt;z-index:1;" stroked="false">
+                <v:imagedata r:id="rId13" o:title=""/>
+                <o:lock v:ext="edit" rotation="t"/>
+              </v:shape>
+            </w:pict>
+          </mc:Fallback>
+        </mc:AlternateContent>
       </w:r>
       <w:r>
         <w:rPr>
@@ -2649,7 +2831,56 @@
     </w:p>
     <w:p>
       <w:pPr>
-        <w:pStyle w:val="867"/>
+        <w:pBdr/>
+        <w:shd w:val="nil" w:color="000000"/>
+        <w:spacing/>
+        <w:ind/>
+        <w:rPr>
+          <w:rFonts w:ascii="Liberation Sans" w:hAnsi="Liberation Sans" w:cs="Liberation Sans"/>
+          <w:b/>
+          <w:bCs/>
+          <w:sz w:val="22"/>
+          <w:szCs w:val="22"/>
+          <w14:ligatures w14:val="none"/>
+        </w:rPr>
+      </w:pPr>
+      <w:r>
+        <w:rPr>
+          <w:b/>
+          <w:bCs/>
+        </w:rPr>
+      </w:r>
+      <w:r>
+        <w:rPr>
+          <w:rFonts w:ascii="Liberation Sans" w:hAnsi="Liberation Sans" w:cs="Liberation Sans"/>
+          <w:b/>
+          <w:bCs/>
+          <w:sz w:val="22"/>
+          <w:szCs w:val="22"/>
+          <w14:ligatures w14:val="none"/>
+        </w:rPr>
+        <w:t xml:space="preserve">Division par N-1</w:t>
+      </w:r>
+      <w:r>
+        <w:rPr>
+          <w:rFonts w:ascii="Liberation Sans" w:hAnsi="Liberation Sans" w:cs="Liberation Sans"/>
+          <w:b/>
+          <w:bCs/>
+          <w:sz w:val="22"/>
+          <w:szCs w:val="22"/>
+          <w14:ligatures w14:val="none"/>
+        </w:rPr>
+      </w:r>
+      <w:r>
+        <w:rPr>
+          <w:b/>
+          <w:bCs/>
+        </w:rPr>
+      </w:r>
+    </w:p>
+    <w:p>
+      <w:pPr>
+        <w:pStyle w:val="877"/>
         <w:pBdr/>
         <w:spacing/>
         <w:ind/>
@@ -2687,7 +2918,7 @@
     </w:p>
     <w:p>
       <w:pPr>
-        <w:pStyle w:val="928"/>
+        <w:pStyle w:val="938"/>
         <w:numPr>
           <w:ilvl w:val="0"/>
           <w:numId w:val="17"/>
@@ -2730,7 +2961,7 @@
     </w:p>
     <w:p>
       <w:pPr>
-        <w:pStyle w:val="928"/>
+        <w:pStyle w:val="938"/>
         <w:numPr>
           <w:ilvl w:val="0"/>
           <w:numId w:val="17"/>
@@ -2773,7 +3004,7 @@
     </w:p>
     <w:p>
       <w:pPr>
-        <w:pStyle w:val="928"/>
+        <w:pStyle w:val="938"/>
         <w:numPr>
           <w:ilvl w:val="0"/>
           <w:numId w:val="17"/>
@@ -2816,7 +3047,7 @@
     </w:p>
     <w:p>
       <w:pPr>
-        <w:pStyle w:val="928"/>
+        <w:pStyle w:val="938"/>
         <w:numPr>
           <w:ilvl w:val="0"/>
           <w:numId w:val="17"/>
@@ -2862,20 +3093,34 @@
           <w:szCs w:val="22"/>
         </w:rPr>
       </w:r>
+    </w:p>
+    <w:p>
+      <w:pPr>
+        <w:pStyle w:val="877"/>
+        <w:pBdr/>
+        <w:spacing/>
+        <w:ind/>
+        <w:rPr>
+          <w:rFonts w:ascii="Liberation Sans" w:hAnsi="Liberation Sans" w:cs="Liberation Sans"/>
+          <w:sz w:val="22"/>
+          <w:szCs w:val="22"/>
+          <w14:ligatures w14:val="none"/>
+        </w:rPr>
+      </w:pPr>
       <w:r>
         <w:rPr>
           <w:rFonts w:ascii="Liberation Sans" w:hAnsi="Liberation Sans" w:eastAsia="Liberation Sans" w:cs="Liberation Sans"/>
-          <w:color w:val="000000"/>
-          <w:sz w:val="22"/>
-          <w:szCs w:val="22"/>
-          <w:highlight w:val="none"/>
-        </w:rPr>
+          <w:sz w:val="22"/>
+          <w:szCs w:val="22"/>
+        </w:rPr>
+        <w:t xml:space="preserve">Écart interquartile</w:t>
       </w:r>
       <w:r>
         <w:rPr>
           <w:rFonts w:ascii="Liberation Sans" w:hAnsi="Liberation Sans" w:cs="Liberation Sans"/>
           <w:sz w:val="22"/>
           <w:szCs w:val="22"/>
+          <w14:ligatures w14:val="none"/>
         </w:rPr>
       </w:r>
       <w:r>
@@ -2883,57 +3128,13 @@
           <w:rFonts w:ascii="Liberation Sans" w:hAnsi="Liberation Sans" w:cs="Liberation Sans"/>
           <w:sz w:val="22"/>
           <w:szCs w:val="22"/>
-        </w:rPr>
-      </w:r>
-      <w:r>
-        <w:rPr>
-          <w:rFonts w:ascii="Liberation Sans" w:hAnsi="Liberation Sans" w:cs="Liberation Sans"/>
-          <w:sz w:val="22"/>
-          <w:szCs w:val="22"/>
+          <w14:ligatures w14:val="none"/>
         </w:rPr>
       </w:r>
     </w:p>
     <w:p>
       <w:pPr>
-        <w:pStyle w:val="867"/>
-        <w:pBdr/>
-        <w:spacing/>
-        <w:ind/>
-        <w:rPr>
-          <w:rFonts w:ascii="Liberation Sans" w:hAnsi="Liberation Sans" w:cs="Liberation Sans"/>
-          <w:sz w:val="22"/>
-          <w:szCs w:val="22"/>
-          <w14:ligatures w14:val="none"/>
-        </w:rPr>
-      </w:pPr>
-      <w:r>
-        <w:rPr>
-          <w:rFonts w:ascii="Liberation Sans" w:hAnsi="Liberation Sans" w:eastAsia="Liberation Sans" w:cs="Liberation Sans"/>
-          <w:sz w:val="22"/>
-          <w:szCs w:val="22"/>
-        </w:rPr>
-        <w:t xml:space="preserve">Écart interquartile</w:t>
-      </w:r>
-      <w:r>
-        <w:rPr>
-          <w:rFonts w:ascii="Liberation Sans" w:hAnsi="Liberation Sans" w:cs="Liberation Sans"/>
-          <w:sz w:val="22"/>
-          <w:szCs w:val="22"/>
-          <w14:ligatures w14:val="none"/>
-        </w:rPr>
-      </w:r>
-      <w:r>
-        <w:rPr>
-          <w:rFonts w:ascii="Liberation Sans" w:hAnsi="Liberation Sans" w:cs="Liberation Sans"/>
-          <w:sz w:val="22"/>
-          <w:szCs w:val="22"/>
-          <w14:ligatures w14:val="none"/>
-        </w:rPr>
-      </w:r>
-    </w:p>
-    <w:p>
-      <w:pPr>
-        <w:pStyle w:val="928"/>
+        <w:pStyle w:val="938"/>
         <w:numPr>
           <w:ilvl w:val="0"/>
           <w:numId w:val="19"/>
@@ -2976,7 +3177,7 @@
     </w:p>
     <w:p>
       <w:pPr>
-        <w:pStyle w:val="928"/>
+        <w:pStyle w:val="938"/>
         <w:numPr>
           <w:ilvl w:val="0"/>
           <w:numId w:val="19"/>
@@ -3019,7 +3220,7 @@
     </w:p>
     <w:p>
       <w:pPr>
-        <w:pStyle w:val="928"/>
+        <w:pStyle w:val="938"/>
         <w:numPr>
           <w:ilvl w:val="0"/>
           <w:numId w:val="19"/>
@@ -3062,7 +3263,7 @@
     </w:p>
     <w:p>
       <w:pPr>
-        <w:pStyle w:val="928"/>
+        <w:pStyle w:val="938"/>
         <w:numPr>
           <w:ilvl w:val="0"/>
           <w:numId w:val="19"/>
@@ -3115,7 +3316,7 @@
     </w:p>
     <w:p>
       <w:pPr>
-        <w:pStyle w:val="928"/>
+        <w:pStyle w:val="938"/>
         <w:numPr>
           <w:ilvl w:val="1"/>
           <w:numId w:val="19"/>
@@ -3158,7 +3359,7 @@
     </w:p>
     <w:p>
       <w:pPr>
-        <w:pStyle w:val="928"/>
+        <w:pStyle w:val="938"/>
         <w:numPr>
           <w:ilvl w:val="1"/>
           <w:numId w:val="19"/>
@@ -3201,7 +3402,7 @@
     </w:p>
     <w:p>
       <w:pPr>
-        <w:pStyle w:val="928"/>
+        <w:pStyle w:val="938"/>
         <w:numPr>
           <w:ilvl w:val="1"/>
           <w:numId w:val="19"/>
@@ -3244,7 +3445,7 @@
     </w:p>
     <w:p>
       <w:pPr>
-        <w:pStyle w:val="867"/>
+        <w:pStyle w:val="877"/>
         <w:pBdr/>
         <w:spacing/>
         <w:ind/>
@@ -3358,7 +3559,7 @@
               <wp:inline xmlns:wp="http://schemas.openxmlformats.org/drawingml/2006/wordprocessingDrawing" distT="0" distB="0" distL="0" distR="0">
                 <wp:extent cx="1362075" cy="561975"/>
                 <wp:effectExtent l="0" t="0" r="0" b="0"/>
-                <wp:docPr id="4" name=""/>
+                <wp:docPr id="6" name=""/>
                 <wp:cNvGraphicFramePr>
                   <a:graphicFrameLocks xmlns:a="http://schemas.openxmlformats.org/drawingml/2006/main" noChangeAspect="1"/>
                 </wp:cNvGraphicFramePr>
@@ -3373,7 +3574,7 @@
                         <pic:nvPr/>
                       </pic:nvPicPr>
                       <pic:blipFill rotWithShape="1">
-                        <a:blip r:embed="rId12"/>
+                        <a:blip r:embed="rId14"/>
                         <a:stretch/>
                       </pic:blipFill>
                       <pic:spPr bwMode="auto">
@@ -3412,8 +3613,8 @@
                 <v:path o:extrusionok="f" gradientshapeok="t" o:connecttype="rect"/>
                 <o:lock v:ext="edit" aspectratio="t"/>
               </v:shapetype>
-              <v:shape id="_x0000_i3" o:spid="_x0000_s3" type="#_x0000_t75" style="width:107.25pt;height:44.25pt;mso-wrap-distance-left:0.00pt;mso-wrap-distance-top:0.00pt;mso-wrap-distance-right:0.00pt;mso-wrap-distance-bottom:0.00pt;z-index:1;" stroked="false">
-                <v:imagedata r:id="rId12" o:title=""/>
+              <v:shape id="_x0000_i5" o:spid="_x0000_s5" type="#_x0000_t75" style="width:107.25pt;height:44.25pt;mso-wrap-distance-left:0.00pt;mso-wrap-distance-top:0.00pt;mso-wrap-distance-right:0.00pt;mso-wrap-distance-bottom:0.00pt;z-index:1;" stroked="false">
+                <v:imagedata r:id="rId14" o:title=""/>
                 <o:lock v:ext="edit" rotation="t"/>
               </v:shape>
             </w:pict>
@@ -3483,20 +3684,22 @@
           <w:rFonts w:ascii="Liberation Sans" w:hAnsi="Liberation Sans" w:cs="Liberation Sans"/>
           <w:sz w:val="22"/>
           <w:szCs w:val="22"/>
+          <w:highlight w:val="none"/>
           <w14:ligatures w14:val="none"/>
         </w:rPr>
       </w:r>
     </w:p>
     <w:p>
       <w:pPr>
-        <w:pBdr/>
-        <w:shd w:val="nil" w:color="000000"/>
+        <w:pStyle w:val="876"/>
+        <w:pBdr/>
         <w:spacing/>
         <w:ind/>
         <w:rPr>
           <w:rFonts w:ascii="Liberation Sans" w:hAnsi="Liberation Sans" w:cs="Liberation Sans"/>
           <w:sz w:val="22"/>
           <w:szCs w:val="22"/>
+          <w:highlight w:val="none"/>
           <w14:ligatures w14:val="none"/>
         </w:rPr>
       </w:pPr>
@@ -3505,30 +3708,36 @@
           <w:rFonts w:ascii="Liberation Sans" w:hAnsi="Liberation Sans" w:cs="Liberation Sans"/>
           <w:sz w:val="22"/>
           <w:szCs w:val="22"/>
+          <w:highlight w:val="none"/>
           <w14:ligatures w14:val="none"/>
         </w:rPr>
       </w:r>
       <w:r>
-        <w:rPr>
-          <w:rFonts w:ascii="Liberation Sans" w:hAnsi="Liberation Sans" w:cs="Liberation Sans"/>
-          <w:sz w:val="22"/>
-          <w:szCs w:val="22"/>
-          <w14:ligatures w14:val="none"/>
-        </w:rPr>
+        <w:t xml:space="preserve">Indicateurs statistiques : Forme, Dispersion &amp; Relations</w:t>
       </w:r>
       <w:r>
         <w:rPr>
           <w:rFonts w:ascii="Liberation Sans" w:hAnsi="Liberation Sans" w:cs="Liberation Sans"/>
           <w:sz w:val="22"/>
           <w:szCs w:val="22"/>
+          <w:highlight w:val="none"/>
+          <w14:ligatures w14:val="none"/>
+        </w:rPr>
+      </w:r>
+      <w:r>
+        <w:rPr>
+          <w:rFonts w:ascii="Liberation Sans" w:hAnsi="Liberation Sans" w:cs="Liberation Sans"/>
+          <w:sz w:val="22"/>
+          <w:szCs w:val="22"/>
+          <w:highlight w:val="none"/>
           <w14:ligatures w14:val="none"/>
         </w:rPr>
       </w:r>
     </w:p>
     <w:p>
       <w:pPr>
-        <w:pBdr/>
-        <w:shd w:val="nil" w:color="000000"/>
+        <w:pStyle w:val="877"/>
+        <w:pBdr/>
         <w:spacing/>
         <w:ind/>
         <w:rPr>
@@ -3541,17 +3750,34 @@
       </w:pPr>
       <w:r>
         <w:rPr>
-          <w:rFonts w:ascii="Liberation Sans" w:hAnsi="Liberation Sans" w:cs="Liberation Sans"/>
+          <w:rFonts w:ascii="Liberation Sans" w:hAnsi="Liberation Sans" w:eastAsia="Liberation Sans" w:cs="Liberation Sans"/>
           <w:sz w:val="22"/>
           <w:szCs w:val="22"/>
           <w:highlight w:val="none"/>
           <w14:ligatures w14:val="none"/>
         </w:rPr>
-        <w:t xml:space="preserve">—</w:t>
       </w:r>
       <w:r>
         <w:rPr>
-          <w:rFonts w:ascii="Liberation Sans" w:hAnsi="Liberation Sans" w:cs="Liberation Sans"/>
+          <w:rFonts w:ascii="Liberation Sans" w:hAnsi="Liberation Sans" w:eastAsia="Liberation Sans" w:cs="Liberation Sans"/>
+        </w:rPr>
+        <w:t xml:space="preserve">Mesures de dispersion </w:t>
+      </w:r>
+      <w:r>
+        <w:rPr>
+          <w:rFonts w:ascii="Liberation Sans" w:hAnsi="Liberation Sans" w:eastAsia="Liberation Sans" w:cs="Liberation Sans"/>
+        </w:rPr>
+        <w:t xml:space="preserve">complémentaires</w:t>
+      </w:r>
+      <w:r>
+        <w:rPr>
+          <w:rFonts w:ascii="Liberation Sans" w:hAnsi="Liberation Sans" w:eastAsia="Liberation Sans" w:cs="Liberation Sans"/>
+          <w:highlight w:val="none"/>
+        </w:rPr>
+      </w:r>
+      <w:r>
+        <w:rPr>
+          <w:rFonts w:ascii="Liberation Sans" w:hAnsi="Liberation Sans" w:eastAsia="Liberation Sans" w:cs="Liberation Sans"/>
           <w:sz w:val="22"/>
           <w:szCs w:val="22"/>
           <w:highlight w:val="none"/>
@@ -3561,61 +3787,193 @@
     </w:p>
     <w:p>
       <w:pPr>
-        <w:pStyle w:val="928"/>
-        <w:numPr>
-          <w:ilvl w:val="0"/>
-          <w:numId w:val="22"/>
-        </w:numPr>
-        <w:pBdr/>
-        <w:shd w:val="nil" w:color="000000"/>
-        <w:spacing/>
-        <w:ind/>
-        <w:rPr>
-          <w:rFonts w:ascii="Liberation Sans" w:hAnsi="Liberation Sans" w:cs="Liberation Sans"/>
-          <w:sz w:val="22"/>
-          <w:szCs w:val="22"/>
-          <w:highlight w:val="none"/>
-          <w14:ligatures w14:val="none"/>
-        </w:rPr>
-      </w:pPr>
-      <w:r>
-        <w:rPr>
-          <w:rFonts w:ascii="Liberation Sans" w:hAnsi="Liberation Sans" w:cs="Liberation Sans"/>
-          <w:sz w:val="22"/>
-          <w:szCs w:val="22"/>
-          <w:highlight w:val="none"/>
-          <w14:ligatures w14:val="none"/>
-        </w:rPr>
-        <w:t xml:space="preserve">MAD</w:t>
-      </w:r>
-      <w:r>
-        <w:rPr>
-          <w:rFonts w:ascii="Liberation Sans" w:hAnsi="Liberation Sans" w:cs="Liberation Sans"/>
-          <w:sz w:val="22"/>
-          <w:szCs w:val="22"/>
-          <w:highlight w:val="none"/>
-          <w14:ligatures w14:val="none"/>
-        </w:rPr>
-      </w:r>
-      <w:r>
-        <w:rPr>
-          <w:rFonts w:ascii="Liberation Sans" w:hAnsi="Liberation Sans" w:cs="Liberation Sans"/>
-          <w:sz w:val="22"/>
-          <w:szCs w:val="22"/>
-          <w:highlight w:val="none"/>
-          <w14:ligatures w14:val="none"/>
-        </w:rPr>
-      </w:r>
-    </w:p>
-    <w:p>
-      <w:pPr>
-        <w:pStyle w:val="928"/>
+        <w:pStyle w:val="938"/>
         <w:numPr>
           <w:ilvl w:val="0"/>
           <w:numId w:val="21"/>
         </w:numPr>
         <w:pBdr/>
-        <w:shd w:val="nil" w:color="000000"/>
+        <w:shd w:val="nil"/>
+        <w:spacing/>
+        <w:ind/>
+        <w:rPr>
+          <w:rFonts w:ascii="Liberation Sans" w:hAnsi="Liberation Sans" w:cs="Liberation Sans"/>
+          <w:sz w:val="22"/>
+          <w:szCs w:val="22"/>
+          <w14:ligatures w14:val="none"/>
+        </w:rPr>
+      </w:pPr>
+      <w:r>
+        <w:rPr>
+          <w:rFonts w:ascii="Liberation Sans" w:hAnsi="Liberation Sans" w:eastAsia="Liberation Sans" w:cs="Liberation Sans"/>
+          <w:sz w:val="22"/>
+          <w:szCs w:val="22"/>
+          <w:highlight w:val="none"/>
+        </w:rPr>
+      </w:r>
+      <w:r>
+        <w:rPr>
+          <w:rFonts w:ascii="Liberation Sans" w:hAnsi="Liberation Sans" w:eastAsia="Liberation Sans" w:cs="Liberation Sans"/>
+          <w:sz w:val="22"/>
+          <w:szCs w:val="22"/>
+        </w:rPr>
+        <w:t xml:space="preserve">MAD (</w:t>
+      </w:r>
+      <w:r>
+        <w:rPr>
+          <w:rFonts w:ascii="Liberation Sans" w:hAnsi="Liberation Sans" w:eastAsia="Liberation Sans" w:cs="Liberation Sans"/>
+          <w:sz w:val="22"/>
+          <w:szCs w:val="22"/>
+        </w:rPr>
+        <w:t xml:space="preserve">Median Absolute Deviation</w:t>
+      </w:r>
+      <w:r>
+        <w:rPr>
+          <w:rFonts w:ascii="Liberation Sans" w:hAnsi="Liberation Sans" w:eastAsia="Liberation Sans" w:cs="Liberation Sans"/>
+          <w:sz w:val="22"/>
+          <w:szCs w:val="22"/>
+        </w:rPr>
+        <w:t xml:space="preserve">)</w:t>
+      </w:r>
+      <w:r>
+        <w:rPr>
+          <w:rFonts w:ascii="Liberation Sans" w:hAnsi="Liberation Sans" w:eastAsia="Liberation Sans" w:cs="Liberation Sans"/>
+          <w:sz w:val="22"/>
+          <w:szCs w:val="22"/>
+        </w:rPr>
+        <w:t xml:space="preserve"> : Écart absolu à la médiane</w:t>
+      </w:r>
+      <w:r>
+        <w:rPr>
+          <w:rFonts w:ascii="Liberation Sans" w:hAnsi="Liberation Sans" w:eastAsia="Liberation Sans" w:cs="Liberation Sans"/>
+          <w:sz w:val="22"/>
+          <w:szCs w:val="22"/>
+        </w:rPr>
+        <w:t xml:space="preserve">. </w:t>
+      </w:r>
+      <w:r>
+        <w:rPr>
+          <w:rFonts w:ascii="Liberation Sans" w:hAnsi="Liberation Sans" w:eastAsia="Liberation Sans" w:cs="Liberation Sans"/>
+          <w:sz w:val="22"/>
+          <w:szCs w:val="22"/>
+        </w:rPr>
+        <w:t xml:space="preserve">Mesure de dispersion robuste, insensible aux valeurs aberrantes (</w:t>
+      </w:r>
+      <w:r>
+        <w:rPr>
+          <w:rFonts w:ascii="Liberation Sans" w:hAnsi="Liberation Sans" w:eastAsia="Liberation Sans" w:cs="Liberation Sans"/>
+          <w:sz w:val="22"/>
+          <w:szCs w:val="22"/>
+        </w:rPr>
+        <w:t xml:space="preserve">outliers</w:t>
+      </w:r>
+      <w:r>
+        <w:rPr>
+          <w:rFonts w:ascii="Liberation Sans" w:hAnsi="Liberation Sans" w:eastAsia="Liberation Sans" w:cs="Liberation Sans"/>
+          <w:sz w:val="22"/>
+          <w:szCs w:val="22"/>
+        </w:rPr>
+        <w:t xml:space="preserve">).</w:t>
+        <w:br/>
+      </w:r>
+      <w:r>
+        <w:rPr>
+          <w:rFonts w:ascii="Liberation Sans" w:hAnsi="Liberation Sans" w:eastAsia="Liberation Sans" w:cs="Liberation Sans"/>
+          <w:sz w:val="22"/>
+          <w:szCs w:val="22"/>
+        </w:rPr>
+        <mc:AlternateContent>
+          <mc:Choice Requires="wpg">
+            <w:drawing>
+              <wp:inline xmlns:wp="http://schemas.openxmlformats.org/drawingml/2006/wordprocessingDrawing" distT="0" distB="0" distL="0" distR="0">
+                <wp:extent cx="3190875" cy="247650"/>
+                <wp:effectExtent l="0" t="0" r="0" b="0"/>
+                <wp:docPr id="7" name=""/>
+                <wp:cNvGraphicFramePr>
+                  <a:graphicFrameLocks xmlns:a="http://schemas.openxmlformats.org/drawingml/2006/main" noChangeAspect="1"/>
+                </wp:cNvGraphicFramePr>
+                <a:graphic xmlns:a="http://schemas.openxmlformats.org/drawingml/2006/main">
+                  <a:graphicData uri="http://schemas.openxmlformats.org/drawingml/2006/picture">
+                    <pic:pic xmlns:pic="http://schemas.openxmlformats.org/drawingml/2006/picture">
+                      <pic:nvPicPr>
+                        <pic:cNvPr id="812868043" name=""/>
+                        <pic:cNvPicPr>
+                          <a:picLocks noChangeAspect="1"/>
+                        </pic:cNvPicPr>
+                        <pic:nvPr/>
+                      </pic:nvPicPr>
+                      <pic:blipFill rotWithShape="1">
+                        <a:blip r:embed="rId15"/>
+                        <a:stretch/>
+                      </pic:blipFill>
+                      <pic:spPr bwMode="auto">
+                        <a:xfrm>
+                          <a:off x="0" y="0"/>
+                          <a:ext cx="3190874" cy="247649"/>
+                        </a:xfrm>
+                        <a:prstGeom prst="rect">
+                          <a:avLst/>
+                        </a:prstGeom>
+                      </pic:spPr>
+                    </pic:pic>
+                  </a:graphicData>
+                </a:graphic>
+              </wp:inline>
+            </w:drawing>
+          </mc:Choice>
+          <mc:Fallback>
+            <w:pict>
+              <v:shapetype id="_x0000_t75" coordsize="21600,21600" o:spt="75" o:preferrelative="t" path="m@4@5l@4@11@9@11@9@5xe" filled="f" stroked="f">
+                <v:stroke joinstyle="miter"/>
+                <v:formulas>
+                  <v:f eqn="if lineDrawn pixelLineWidth 0"/>
+                  <v:f eqn="sum @0 1 0"/>
+                  <v:f eqn="sum 0 0 @1"/>
+                  <v:f eqn="prod @2 1 2"/>
+                  <v:f eqn="prod @3 21600 pixelWidth"/>
+                  <v:f eqn="prod @3 21600 pixelHeight"/>
+                  <v:f eqn="sum @0 0 1"/>
+                  <v:f eqn="prod @6 1 2"/>
+                  <v:f eqn="prod @7 21600 pixelWidth"/>
+                  <v:f eqn="sum @8 21600 0"/>
+                  <v:f eqn="prod @7 21600 pixelHeight"/>
+                  <v:f eqn="sum @10 21600 0"/>
+                </v:formulas>
+                <v:path o:extrusionok="f" gradientshapeok="t" o:connecttype="rect"/>
+                <o:lock v:ext="edit" aspectratio="t"/>
+              </v:shapetype>
+              <v:shape id="_x0000_i6" o:spid="_x0000_s6" type="#_x0000_t75" style="width:251.25pt;height:19.50pt;mso-wrap-distance-left:0.00pt;mso-wrap-distance-top:0.00pt;mso-wrap-distance-right:0.00pt;mso-wrap-distance-bottom:0.00pt;z-index:1;" stroked="false">
+                <v:imagedata r:id="rId15" o:title=""/>
+                <o:lock v:ext="edit" rotation="t"/>
+              </v:shape>
+            </w:pict>
+          </mc:Fallback>
+        </mc:AlternateContent>
+      </w:r>
+      <w:r>
+        <w:rPr>
+          <w:rFonts w:ascii="Liberation Sans" w:hAnsi="Liberation Sans" w:eastAsia="Liberation Sans" w:cs="Liberation Sans"/>
+          <w:sz w:val="22"/>
+          <w:szCs w:val="22"/>
+        </w:rPr>
+      </w:r>
+      <w:r>
+        <w:rPr>
+          <w:rFonts w:ascii="Liberation Sans" w:hAnsi="Liberation Sans" w:eastAsia="Liberation Sans" w:cs="Liberation Sans"/>
+          <w:sz w:val="22"/>
+          <w:szCs w:val="22"/>
+        </w:rPr>
+      </w:r>
+    </w:p>
+    <w:p>
+      <w:pPr>
+        <w:pStyle w:val="938"/>
+        <w:numPr>
+          <w:ilvl w:val="0"/>
+          <w:numId w:val="21"/>
+        </w:numPr>
+        <w:pBdr/>
+        <w:shd w:val="nil"/>
         <w:spacing/>
         <w:ind/>
         <w:rPr>
@@ -3628,69 +3986,199 @@
       </w:pPr>
       <w:r>
         <w:rPr>
-          <w:rFonts w:ascii="Liberation Sans" w:hAnsi="Liberation Sans" w:cs="Liberation Sans"/>
+          <w:rFonts w:ascii="Liberation Sans" w:hAnsi="Liberation Sans" w:eastAsia="Liberation Sans" w:cs="Liberation Sans"/>
           <w:sz w:val="22"/>
           <w:szCs w:val="22"/>
           <w:highlight w:val="none"/>
-          <w14:ligatures w14:val="none"/>
-        </w:rPr>
-        <w:t xml:space="preserve">Coefficient de variation : (écart type / moyenne)</w:t>
+        </w:rPr>
+        <w:t xml:space="preserve">Coefficient de variation : </w:t>
       </w:r>
       <w:r>
         <w:rPr>
-          <w:rFonts w:ascii="Liberation Sans" w:hAnsi="Liberation Sans" w:cs="Liberation Sans"/>
-          <w:sz w:val="22"/>
-          <w:szCs w:val="22"/>
-          <w14:ligatures w14:val="none"/>
-        </w:rPr>
+          <w:rFonts w:ascii="Liberation Sans" w:hAnsi="Liberation Sans" w:eastAsia="Liberation Sans" w:cs="Liberation Sans"/>
+          <w:sz w:val="22"/>
+          <w:szCs w:val="22"/>
+        </w:rPr>
+        <w:t xml:space="preserve">Mesure la dispersion relative par rapport à la moyenne. Permet de comparer la variabilité de séries ayant des unités ou des ordres de grandeur différents.</w:t>
       </w:r>
       <w:r>
         <w:rPr>
-          <w:rFonts w:ascii="Liberation Sans" w:hAnsi="Liberation Sans" w:cs="Liberation Sans"/>
+          <w:rFonts w:ascii="Liberation Sans" w:hAnsi="Liberation Sans" w:eastAsia="Liberation Sans" w:cs="Liberation Sans"/>
           <w:sz w:val="22"/>
           <w:szCs w:val="22"/>
           <w:highlight w:val="none"/>
-          <w14:ligatures w14:val="none"/>
-        </w:rPr>
+        </w:rPr>
+        <w:br/>
       </w:r>
       <w:r>
         <w:rPr>
-          <w:rFonts w:ascii="Liberation Sans" w:hAnsi="Liberation Sans" w:cs="Liberation Sans"/>
-          <w:sz w:val="22"/>
-          <w:szCs w:val="22"/>
-          <w:highlight w:val="none"/>
-          <w14:ligatures w14:val="none"/>
-        </w:rPr>
+          <w:rFonts w:ascii="Liberation Sans" w:hAnsi="Liberation Sans" w:eastAsia="Liberation Sans" w:cs="Liberation Sans"/>
+          <w:sz w:val="22"/>
+          <w:szCs w:val="22"/>
+        </w:rPr>
+        <mc:AlternateContent>
+          <mc:Choice Requires="wpg">
+            <w:drawing>
+              <wp:inline xmlns:wp="http://schemas.openxmlformats.org/drawingml/2006/wordprocessingDrawing" distT="0" distB="0" distL="0" distR="0">
+                <wp:extent cx="1562100" cy="485775"/>
+                <wp:effectExtent l="0" t="0" r="0" b="0"/>
+                <wp:docPr id="8" name=""/>
+                <wp:cNvGraphicFramePr>
+                  <a:graphicFrameLocks xmlns:a="http://schemas.openxmlformats.org/drawingml/2006/main" noChangeAspect="1"/>
+                </wp:cNvGraphicFramePr>
+                <a:graphic xmlns:a="http://schemas.openxmlformats.org/drawingml/2006/main">
+                  <a:graphicData uri="http://schemas.openxmlformats.org/drawingml/2006/picture">
+                    <pic:pic xmlns:pic="http://schemas.openxmlformats.org/drawingml/2006/picture">
+                      <pic:nvPicPr>
+                        <pic:cNvPr id="1515874049" name=""/>
+                        <pic:cNvPicPr>
+                          <a:picLocks noChangeAspect="1"/>
+                        </pic:cNvPicPr>
+                        <pic:nvPr/>
+                      </pic:nvPicPr>
+                      <pic:blipFill rotWithShape="1">
+                        <a:blip r:embed="rId16"/>
+                        <a:stretch/>
+                      </pic:blipFill>
+                      <pic:spPr bwMode="auto">
+                        <a:xfrm>
+                          <a:off x="0" y="0"/>
+                          <a:ext cx="1562099" cy="485775"/>
+                        </a:xfrm>
+                        <a:prstGeom prst="rect">
+                          <a:avLst/>
+                        </a:prstGeom>
+                      </pic:spPr>
+                    </pic:pic>
+                  </a:graphicData>
+                </a:graphic>
+              </wp:inline>
+            </w:drawing>
+          </mc:Choice>
+          <mc:Fallback>
+            <w:pict>
+              <v:shapetype id="_x0000_t75" coordsize="21600,21600" o:spt="75" o:preferrelative="t" path="m@4@5l@4@11@9@11@9@5xe" filled="f" stroked="f">
+                <v:stroke joinstyle="miter"/>
+                <v:formulas>
+                  <v:f eqn="if lineDrawn pixelLineWidth 0"/>
+                  <v:f eqn="sum @0 1 0"/>
+                  <v:f eqn="sum 0 0 @1"/>
+                  <v:f eqn="prod @2 1 2"/>
+                  <v:f eqn="prod @3 21600 pixelWidth"/>
+                  <v:f eqn="prod @3 21600 pixelHeight"/>
+                  <v:f eqn="sum @0 0 1"/>
+                  <v:f eqn="prod @6 1 2"/>
+                  <v:f eqn="prod @7 21600 pixelWidth"/>
+                  <v:f eqn="sum @8 21600 0"/>
+                  <v:f eqn="prod @7 21600 pixelHeight"/>
+                  <v:f eqn="sum @10 21600 0"/>
+                </v:formulas>
+                <v:path o:extrusionok="f" gradientshapeok="t" o:connecttype="rect"/>
+                <o:lock v:ext="edit" aspectratio="t"/>
+              </v:shapetype>
+              <v:shape id="_x0000_i7" o:spid="_x0000_s7" type="#_x0000_t75" style="width:123.00pt;height:38.25pt;mso-wrap-distance-left:0.00pt;mso-wrap-distance-top:0.00pt;mso-wrap-distance-right:0.00pt;mso-wrap-distance-bottom:0.00pt;z-index:1;" stroked="false">
+                <v:imagedata r:id="rId16" o:title=""/>
+                <o:lock v:ext="edit" rotation="t"/>
+              </v:shape>
+            </w:pict>
+          </mc:Fallback>
+        </mc:AlternateContent>
       </w:r>
       <w:r>
         <w:rPr>
-          <w:rFonts w:ascii="Liberation Sans" w:hAnsi="Liberation Sans" w:cs="Liberation Sans"/>
+          <w:rFonts w:ascii="Liberation Sans" w:hAnsi="Liberation Sans" w:eastAsia="Liberation Sans" w:cs="Liberation Sans"/>
           <w:sz w:val="22"/>
           <w:szCs w:val="22"/>
           <w:highlight w:val="none"/>
-          <w14:ligatures w14:val="none"/>
+        </w:rPr>
+        <w:br/>
+        <w:t xml:space="preserve">(écart type / moyenne)</w:t>
+      </w:r>
+      <w:r>
+        <w:rPr>
+          <w:rFonts w:ascii="Liberation Sans" w:hAnsi="Liberation Sans" w:eastAsia="Liberation Sans" w:cs="Liberation Sans"/>
+          <w:sz w:val="22"/>
+          <w:szCs w:val="22"/>
+          <w:highlight w:val="none"/>
         </w:rPr>
         <w:t xml:space="preserve"> x 100</w:t>
       </w:r>
       <w:r>
         <w:rPr>
-          <w:rFonts w:ascii="Liberation Sans" w:hAnsi="Liberation Sans" w:cs="Liberation Sans"/>
+          <w:rFonts w:ascii="Liberation Sans" w:hAnsi="Liberation Sans" w:eastAsia="Liberation Sans" w:cs="Liberation Sans"/>
           <w:sz w:val="22"/>
           <w:szCs w:val="22"/>
           <w:highlight w:val="none"/>
-          <w14:ligatures w14:val="none"/>
+        </w:rPr>
+      </w:r>
+      <w:r>
+        <w:rPr>
+          <w:rFonts w:ascii="Liberation Sans" w:hAnsi="Liberation Sans" w:eastAsia="Liberation Sans" w:cs="Liberation Sans"/>
+          <w:sz w:val="22"/>
+          <w:szCs w:val="22"/>
+          <w:highlight w:val="none"/>
         </w:rPr>
       </w:r>
     </w:p>
     <w:p>
       <w:pPr>
-        <w:pStyle w:val="928"/>
+        <w:pStyle w:val="877"/>
+        <w:pBdr/>
+        <w:spacing/>
+        <w:ind/>
+        <w:rPr>
+          <w:rFonts w:ascii="Liberation Sans" w:hAnsi="Liberation Sans" w:cs="Liberation Sans"/>
+          <w:sz w:val="22"/>
+          <w:szCs w:val="22"/>
+          <w14:ligatures w14:val="none"/>
+        </w:rPr>
+      </w:pPr>
+      <w:r>
+        <w:rPr>
+          <w:rFonts w:ascii="Liberation Sans" w:hAnsi="Liberation Sans" w:eastAsia="Liberation Sans" w:cs="Liberation Sans"/>
+          <w:sz w:val="22"/>
+          <w:szCs w:val="22"/>
+          <w:highlight w:val="none"/>
+          <w14:ligatures w14:val="none"/>
+        </w:rPr>
+        <w:t xml:space="preserve">Coefficients d’asymétrie</w:t>
+      </w:r>
+      <w:r>
+        <w:rPr>
+          <w:rFonts w:ascii="Liberation Sans" w:hAnsi="Liberation Sans" w:eastAsia="Liberation Sans" w:cs="Liberation Sans"/>
+          <w:sz w:val="22"/>
+          <w:szCs w:val="22"/>
+          <w:highlight w:val="none"/>
+          <w14:ligatures w14:val="none"/>
+        </w:rPr>
+        <w:t xml:space="preserve"> (skewness)</w:t>
+      </w:r>
+      <w:r>
+        <w:rPr>
+          <w:rFonts w:ascii="Liberation Sans" w:hAnsi="Liberation Sans" w:eastAsia="Liberation Sans" w:cs="Liberation Sans"/>
+          <w:sz w:val="22"/>
+          <w:szCs w:val="22"/>
+        </w:rPr>
+      </w:r>
+      <w:r>
+        <w:rPr>
+          <w:rFonts w:ascii="Liberation Sans" w:hAnsi="Liberation Sans" w:eastAsia="Liberation Sans" w:cs="Liberation Sans"/>
+          <w:sz w:val="22"/>
+          <w:szCs w:val="22"/>
+          <w:highlight w:val="none"/>
+          <w14:ligatures w14:val="none"/>
+        </w:rPr>
+      </w:r>
+    </w:p>
+    <w:p>
+      <w:pPr>
+        <w:pStyle w:val="938"/>
         <w:numPr>
           <w:ilvl w:val="0"/>
           <w:numId w:val="20"/>
         </w:numPr>
         <w:pBdr/>
-        <w:shd w:val="nil" w:color="000000"/>
+        <w:shd w:val="nil"/>
         <w:spacing/>
         <w:ind/>
         <w:rPr>
@@ -3703,27 +4191,312 @@
       </w:pPr>
       <w:r>
         <w:rPr>
-          <w:rFonts w:ascii="Liberation Sans" w:hAnsi="Liberation Sans" w:cs="Liberation Sans"/>
-          <w:sz w:val="22"/>
-          <w:szCs w:val="22"/>
-          <w:highlight w:val="none"/>
-          <w14:ligatures w14:val="none"/>
-        </w:rPr>
-        <w:t xml:space="preserve">Coeff d’assymétrie (skewness) : moyenne - mode</w:t>
+          <w:rFonts w:ascii="Liberation Sans" w:hAnsi="Liberation Sans" w:eastAsia="Liberation Sans" w:cs="Liberation Sans"/>
+          <w:sz w:val="22"/>
+          <w:szCs w:val="22"/>
+        </w:rPr>
+        <w:t xml:space="preserve">Évaluer si les données sont réparties de manière symétrique ou étalées vers la droite / la gauche.</w:t>
       </w:r>
       <w:r>
         <w:rPr>
-          <w:rFonts w:ascii="Liberation Sans" w:hAnsi="Liberation Sans" w:cs="Liberation Sans"/>
+          <w:rFonts w:ascii="Liberation Sans" w:hAnsi="Liberation Sans" w:eastAsia="Liberation Sans" w:cs="Liberation Sans"/>
           <w:sz w:val="22"/>
           <w:szCs w:val="22"/>
           <w:highlight w:val="none"/>
-          <w14:ligatures w14:val="none"/>
+        </w:rPr>
+      </w:r>
+      <w:r>
+        <w:rPr>
+          <w:rFonts w:ascii="Liberation Sans" w:hAnsi="Liberation Sans" w:eastAsia="Liberation Sans" w:cs="Liberation Sans"/>
+          <w:sz w:val="22"/>
+          <w:szCs w:val="22"/>
         </w:rPr>
       </w:r>
     </w:p>
     <w:p>
       <w:pPr>
-        <w:pStyle w:val="928"/>
+        <w:pStyle w:val="938"/>
+        <w:numPr>
+          <w:ilvl w:val="0"/>
+          <w:numId w:val="20"/>
+        </w:numPr>
+        <w:pBdr/>
+        <w:shd w:val="nil"/>
+        <w:spacing/>
+        <w:ind/>
+        <w:rPr>
+          <w:rFonts w:ascii="Liberation Sans" w:hAnsi="Liberation Sans" w:cs="Liberation Sans"/>
+          <w:sz w:val="22"/>
+          <w:szCs w:val="22"/>
+          <w14:ligatures w14:val="none"/>
+        </w:rPr>
+      </w:pPr>
+      <w:r>
+        <w:rPr>
+          <w:rFonts w:ascii="Liberation Sans" w:hAnsi="Liberation Sans" w:eastAsia="Liberation Sans" w:cs="Liberation Sans"/>
+          <w:sz w:val="22"/>
+          <w:szCs w:val="22"/>
+          <w:highlight w:val="none"/>
+        </w:rPr>
+      </w:r>
+      <w:r>
+        <w:rPr>
+          <w:rFonts w:ascii="Liberation Sans" w:hAnsi="Liberation Sans" w:eastAsia="Liberation Sans" w:cs="Liberation Sans"/>
+          <w:sz w:val="22"/>
+          <w:szCs w:val="22"/>
+        </w:rPr>
+        <w:t xml:space="preserve">1ᵉʳ coefficient d'asymétrie de Pearson</w:t>
+      </w:r>
+      <w:r>
+        <w:rPr>
+          <w:rFonts w:ascii="Liberation Sans" w:hAnsi="Liberation Sans" w:eastAsia="Liberation Sans" w:cs="Liberation Sans"/>
+          <w:sz w:val="22"/>
+          <w:szCs w:val="22"/>
+        </w:rPr>
+        <w:t xml:space="preserve"> (basé sur le Mode)</w:t>
+      </w:r>
+      <w:r>
+        <w:rPr>
+          <w:rFonts w:ascii="Liberation Sans" w:hAnsi="Liberation Sans" w:eastAsia="Liberation Sans" w:cs="Liberation Sans"/>
+          <w:sz w:val="22"/>
+          <w:szCs w:val="22"/>
+          <w:highlight w:val="none"/>
+        </w:rPr>
+        <w:t xml:space="preserve"> : </w:t>
+      </w:r>
+      <w:r>
+        <w:rPr>
+          <w:rFonts w:ascii="Liberation Sans" w:hAnsi="Liberation Sans" w:eastAsia="Liberation Sans" w:cs="Liberation Sans"/>
+          <w:sz w:val="22"/>
+          <w:szCs w:val="22"/>
+        </w:rPr>
+        <w:t xml:space="preserve">Évaluer si les données sont réparties de manière symétrique ou étalées vers la droite / la gauche.</w:t>
+      </w:r>
+      <w:r>
+        <w:rPr>
+          <w:rFonts w:ascii="Liberation Sans" w:hAnsi="Liberation Sans" w:eastAsia="Liberation Sans" w:cs="Liberation Sans"/>
+          <w:sz w:val="22"/>
+          <w:szCs w:val="22"/>
+          <w:highlight w:val="none"/>
+        </w:rPr>
+      </w:r>
+    </w:p>
+    <w:p>
+      <w:pPr>
+        <w:pStyle w:val="938"/>
+        <w:numPr>
+          <w:ilvl w:val="1"/>
+          <w:numId w:val="26"/>
+        </w:numPr>
+        <w:pBdr/>
+        <w:shd w:val="nil" w:color="000000"/>
+        <w:spacing/>
+        <w:ind/>
+        <w:rPr>
+          <w:rFonts w:ascii="Liberation Sans" w:hAnsi="Liberation Sans" w:cs="Liberation Sans"/>
+          <w:sz w:val="22"/>
+          <w:szCs w:val="22"/>
+          <w:highlight w:val="none"/>
+          <w14:ligatures w14:val="none"/>
+        </w:rPr>
+      </w:pPr>
+      <w:r>
+        <w:rPr>
+          <w:rFonts w:ascii="Liberation Sans" w:hAnsi="Liberation Sans" w:eastAsia="Liberation Sans" w:cs="Liberation Sans"/>
+          <w:sz w:val="22"/>
+          <w:szCs w:val="22"/>
+        </w:rPr>
+      </w:r>
+      <w:r>
+        <w:rPr>
+          <w:rFonts w:ascii="Liberation Sans" w:hAnsi="Liberation Sans" w:eastAsia="Liberation Sans" w:cs="Liberation Sans"/>
+          <w:sz w:val="22"/>
+          <w:szCs w:val="22"/>
+        </w:rPr>
+        <mc:AlternateContent>
+          <mc:Choice Requires="wpg">
+            <w:drawing>
+              <wp:inline xmlns:wp="http://schemas.openxmlformats.org/drawingml/2006/wordprocessingDrawing" distT="0" distB="0" distL="0" distR="0">
+                <wp:extent cx="1419225" cy="419100"/>
+                <wp:effectExtent l="0" t="0" r="0" b="0"/>
+                <wp:docPr id="9" name=""/>
+                <wp:cNvGraphicFramePr>
+                  <a:graphicFrameLocks xmlns:a="http://schemas.openxmlformats.org/drawingml/2006/main" noChangeAspect="1"/>
+                </wp:cNvGraphicFramePr>
+                <a:graphic xmlns:a="http://schemas.openxmlformats.org/drawingml/2006/main">
+                  <a:graphicData uri="http://schemas.openxmlformats.org/drawingml/2006/picture">
+                    <pic:pic xmlns:pic="http://schemas.openxmlformats.org/drawingml/2006/picture">
+                      <pic:nvPicPr>
+                        <pic:cNvPr id="2127078466" name=""/>
+                        <pic:cNvPicPr>
+                          <a:picLocks noChangeAspect="1"/>
+                        </pic:cNvPicPr>
+                        <pic:nvPr/>
+                      </pic:nvPicPr>
+                      <pic:blipFill rotWithShape="1">
+                        <a:blip r:embed="rId17"/>
+                        <a:stretch/>
+                      </pic:blipFill>
+                      <pic:spPr bwMode="auto">
+                        <a:xfrm>
+                          <a:off x="0" y="0"/>
+                          <a:ext cx="1419224" cy="419099"/>
+                        </a:xfrm>
+                        <a:prstGeom prst="rect">
+                          <a:avLst/>
+                        </a:prstGeom>
+                      </pic:spPr>
+                    </pic:pic>
+                  </a:graphicData>
+                </a:graphic>
+              </wp:inline>
+            </w:drawing>
+          </mc:Choice>
+          <mc:Fallback>
+            <w:pict>
+              <v:shapetype id="_x0000_t75" coordsize="21600,21600" o:spt="75" o:preferrelative="t" path="m@4@5l@4@11@9@11@9@5xe" filled="f" stroked="f">
+                <v:stroke joinstyle="miter"/>
+                <v:formulas>
+                  <v:f eqn="if lineDrawn pixelLineWidth 0"/>
+                  <v:f eqn="sum @0 1 0"/>
+                  <v:f eqn="sum 0 0 @1"/>
+                  <v:f eqn="prod @2 1 2"/>
+                  <v:f eqn="prod @3 21600 pixelWidth"/>
+                  <v:f eqn="prod @3 21600 pixelHeight"/>
+                  <v:f eqn="sum @0 0 1"/>
+                  <v:f eqn="prod @6 1 2"/>
+                  <v:f eqn="prod @7 21600 pixelWidth"/>
+                  <v:f eqn="sum @8 21600 0"/>
+                  <v:f eqn="prod @7 21600 pixelHeight"/>
+                  <v:f eqn="sum @10 21600 0"/>
+                </v:formulas>
+                <v:path o:extrusionok="f" gradientshapeok="t" o:connecttype="rect"/>
+                <o:lock v:ext="edit" aspectratio="t"/>
+              </v:shapetype>
+              <v:shape id="_x0000_i8" o:spid="_x0000_s8" type="#_x0000_t75" style="width:111.75pt;height:33.00pt;mso-wrap-distance-left:0.00pt;mso-wrap-distance-top:0.00pt;mso-wrap-distance-right:0.00pt;mso-wrap-distance-bottom:0.00pt;z-index:1;" stroked="false">
+                <v:imagedata r:id="rId17" o:title=""/>
+                <o:lock v:ext="edit" rotation="t"/>
+              </v:shape>
+            </w:pict>
+          </mc:Fallback>
+        </mc:AlternateContent>
+        <w:br/>
+      </w:r>
+      <w:r>
+        <w:rPr>
+          <w:rFonts w:ascii="Liberation Sans" w:hAnsi="Liberation Sans" w:eastAsia="Liberation Sans" w:cs="Liberation Sans"/>
+          <w:sz w:val="22"/>
+          <w:szCs w:val="22"/>
+          <w:highlight w:val="none"/>
+        </w:rPr>
+        <w:t xml:space="preserve">(</w:t>
+      </w:r>
+      <w:r>
+        <w:rPr>
+          <w:rFonts w:ascii="Liberation Sans" w:hAnsi="Liberation Sans" w:eastAsia="Liberation Sans" w:cs="Liberation Sans"/>
+          <w:sz w:val="22"/>
+          <w:szCs w:val="22"/>
+          <w:highlight w:val="none"/>
+        </w:rPr>
+        <w:t xml:space="preserve">Moyenne – mode) / écart type</w:t>
+      </w:r>
+      <w:r>
+        <w:rPr>
+          <w:rFonts w:ascii="Liberation Sans" w:hAnsi="Liberation Sans" w:eastAsia="Liberation Sans" w:cs="Liberation Sans"/>
+          <w:sz w:val="22"/>
+          <w:szCs w:val="22"/>
+          <w:highlight w:val="none"/>
+        </w:rPr>
+        <w:t xml:space="preserve">)</w:t>
+      </w:r>
+      <w:r>
+        <w:rPr>
+          <w:rFonts w:ascii="Liberation Sans" w:hAnsi="Liberation Sans" w:eastAsia="Liberation Sans" w:cs="Liberation Sans"/>
+          <w:sz w:val="22"/>
+          <w:szCs w:val="22"/>
+        </w:rPr>
+      </w:r>
+      <w:r>
+        <w:rPr>
+          <w:rFonts w:ascii="Liberation Sans" w:hAnsi="Liberation Sans" w:eastAsia="Liberation Sans" w:cs="Liberation Sans"/>
+          <w:sz w:val="22"/>
+          <w:szCs w:val="22"/>
+          <w:highlight w:val="none"/>
+        </w:rPr>
+      </w:r>
+    </w:p>
+    <w:p>
+      <w:pPr>
+        <w:pStyle w:val="938"/>
+        <w:numPr>
+          <w:ilvl w:val="0"/>
+          <w:numId w:val="26"/>
+        </w:numPr>
+        <w:pBdr/>
+        <w:shd w:val="nil"/>
+        <w:spacing/>
+        <w:ind/>
+        <w:rPr>
+          <w:rFonts w:ascii="Liberation Sans" w:hAnsi="Liberation Sans" w:cs="Liberation Sans"/>
+          <w:sz w:val="22"/>
+          <w:szCs w:val="22"/>
+          <w:highlight w:val="none"/>
+          <w14:ligatures w14:val="none"/>
+        </w:rPr>
+      </w:pPr>
+      <w:r>
+        <w:rPr>
+          <w:rFonts w:ascii="Liberation Sans" w:hAnsi="Liberation Sans" w:eastAsia="Liberation Sans" w:cs="Liberation Sans"/>
+          <w:sz w:val="22"/>
+          <w:szCs w:val="22"/>
+          <w:highlight w:val="none"/>
+        </w:rPr>
+      </w:r>
+      <w:r>
+        <w:rPr>
+          <w:rFonts w:ascii="Liberation Sans" w:hAnsi="Liberation Sans" w:eastAsia="Liberation Sans" w:cs="Liberation Sans"/>
+          <w:sz w:val="22"/>
+          <w:szCs w:val="22"/>
+        </w:rPr>
+        <w:t xml:space="preserve">2ᵉ coefficient d'asymétrie de Pearson</w:t>
+      </w:r>
+      <w:r>
+        <w:rPr>
+          <w:rFonts w:ascii="Liberation Sans" w:hAnsi="Liberation Sans" w:eastAsia="Liberation Sans" w:cs="Liberation Sans"/>
+          <w:sz w:val="22"/>
+          <w:szCs w:val="22"/>
+        </w:rPr>
+        <w:t xml:space="preserve"> (basé sur la Médiane) </w:t>
+      </w:r>
+      <w:r>
+        <w:rPr>
+          <w:rFonts w:ascii="Liberation Sans" w:hAnsi="Liberation Sans" w:eastAsia="Liberation Sans" w:cs="Liberation Sans"/>
+          <w:sz w:val="22"/>
+          <w:szCs w:val="22"/>
+          <w:highlight w:val="none"/>
+        </w:rPr>
+        <w:t xml:space="preserve"> :</w:t>
+      </w:r>
+      <w:r>
+        <w:rPr>
+          <w:rFonts w:ascii="Liberation Sans" w:hAnsi="Liberation Sans" w:eastAsia="Liberation Sans" w:cs="Liberation Sans"/>
+          <w:sz w:val="22"/>
+          <w:szCs w:val="22"/>
+          <w:highlight w:val="none"/>
+        </w:rPr>
+      </w:r>
+      <w:r>
+        <w:rPr>
+          <w:rFonts w:ascii="Liberation Sans" w:hAnsi="Liberation Sans" w:eastAsia="Liberation Sans" w:cs="Liberation Sans"/>
+          <w:sz w:val="22"/>
+          <w:szCs w:val="22"/>
+          <w:highlight w:val="none"/>
+        </w:rPr>
+      </w:r>
+    </w:p>
+    <w:p>
+      <w:pPr>
+        <w:pStyle w:val="938"/>
         <w:numPr>
           <w:ilvl w:val="1"/>
           <w:numId w:val="20"/>
@@ -3742,99 +4515,109 @@
       </w:pPr>
       <w:r>
         <w:rPr>
-          <w:rFonts w:ascii="Liberation Sans" w:hAnsi="Liberation Sans" w:cs="Liberation Sans"/>
+          <w:rFonts w:ascii="Liberation Sans" w:hAnsi="Liberation Sans" w:eastAsia="Liberation Sans" w:cs="Liberation Sans"/>
           <w:sz w:val="22"/>
           <w:szCs w:val="22"/>
           <w:highlight w:val="none"/>
           <w14:ligatures w14:val="none"/>
         </w:rPr>
-        <w:t xml:space="preserve">Plus de données à droite ou à gauche de la médiane</w:t>
       </w:r>
       <w:r>
         <w:rPr>
-          <w:rFonts w:ascii="Liberation Sans" w:hAnsi="Liberation Sans" w:cs="Liberation Sans"/>
-          <w:sz w:val="22"/>
-          <w:szCs w:val="22"/>
-          <w:highlight w:val="none"/>
-          <w14:ligatures w14:val="none"/>
-        </w:rPr>
+          <w:rFonts w:ascii="Liberation Sans" w:hAnsi="Liberation Sans" w:eastAsia="Liberation Sans" w:cs="Liberation Sans"/>
+          <w:sz w:val="22"/>
+          <w:szCs w:val="22"/>
+        </w:rPr>
+        <mc:AlternateContent>
+          <mc:Choice Requires="wpg">
+            <w:drawing>
+              <wp:inline xmlns:wp="http://schemas.openxmlformats.org/drawingml/2006/wordprocessingDrawing" distT="0" distB="0" distL="0" distR="0">
+                <wp:extent cx="1943100" cy="438150"/>
+                <wp:effectExtent l="0" t="0" r="0" b="0"/>
+                <wp:docPr id="10" name=""/>
+                <wp:cNvGraphicFramePr>
+                  <a:graphicFrameLocks xmlns:a="http://schemas.openxmlformats.org/drawingml/2006/main" noChangeAspect="1"/>
+                </wp:cNvGraphicFramePr>
+                <a:graphic xmlns:a="http://schemas.openxmlformats.org/drawingml/2006/main">
+                  <a:graphicData uri="http://schemas.openxmlformats.org/drawingml/2006/picture">
+                    <pic:pic xmlns:pic="http://schemas.openxmlformats.org/drawingml/2006/picture">
+                      <pic:nvPicPr>
+                        <pic:cNvPr id="477413064" name=""/>
+                        <pic:cNvPicPr>
+                          <a:picLocks noChangeAspect="1"/>
+                        </pic:cNvPicPr>
+                        <pic:nvPr/>
+                      </pic:nvPicPr>
+                      <pic:blipFill rotWithShape="1">
+                        <a:blip r:embed="rId18"/>
+                        <a:stretch/>
+                      </pic:blipFill>
+                      <pic:spPr bwMode="auto">
+                        <a:xfrm>
+                          <a:off x="0" y="0"/>
+                          <a:ext cx="1943100" cy="438149"/>
+                        </a:xfrm>
+                        <a:prstGeom prst="rect">
+                          <a:avLst/>
+                        </a:prstGeom>
+                      </pic:spPr>
+                    </pic:pic>
+                  </a:graphicData>
+                </a:graphic>
+              </wp:inline>
+            </w:drawing>
+          </mc:Choice>
+          <mc:Fallback>
+            <w:pict>
+              <v:shapetype id="_x0000_t75" coordsize="21600,21600" o:spt="75" o:preferrelative="t" path="m@4@5l@4@11@9@11@9@5xe" filled="f" stroked="f">
+                <v:stroke joinstyle="miter"/>
+                <v:formulas>
+                  <v:f eqn="if lineDrawn pixelLineWidth 0"/>
+                  <v:f eqn="sum @0 1 0"/>
+                  <v:f eqn="sum 0 0 @1"/>
+                  <v:f eqn="prod @2 1 2"/>
+                  <v:f eqn="prod @3 21600 pixelWidth"/>
+                  <v:f eqn="prod @3 21600 pixelHeight"/>
+                  <v:f eqn="sum @0 0 1"/>
+                  <v:f eqn="prod @6 1 2"/>
+                  <v:f eqn="prod @7 21600 pixelWidth"/>
+                  <v:f eqn="sum @8 21600 0"/>
+                  <v:f eqn="prod @7 21600 pixelHeight"/>
+                  <v:f eqn="sum @10 21600 0"/>
+                </v:formulas>
+                <v:path o:extrusionok="f" gradientshapeok="t" o:connecttype="rect"/>
+                <o:lock v:ext="edit" aspectratio="t"/>
+              </v:shapetype>
+              <v:shape id="_x0000_i9" o:spid="_x0000_s9" type="#_x0000_t75" style="width:153.00pt;height:34.50pt;mso-wrap-distance-left:0.00pt;mso-wrap-distance-top:0.00pt;mso-wrap-distance-right:0.00pt;mso-wrap-distance-bottom:0.00pt;z-index:1;" stroked="false">
+                <v:imagedata r:id="rId18" o:title=""/>
+                <o:lock v:ext="edit" rotation="t"/>
+              </v:shape>
+            </w:pict>
+          </mc:Fallback>
+        </mc:AlternateContent>
+        <w:br/>
       </w:r>
       <w:r>
         <w:rPr>
-          <w:rFonts w:ascii="Liberation Sans" w:hAnsi="Liberation Sans" w:cs="Liberation Sans"/>
+          <w:rFonts w:ascii="Liberation Sans" w:hAnsi="Liberation Sans" w:eastAsia="Liberation Sans" w:cs="Liberation Sans"/>
           <w:sz w:val="22"/>
           <w:szCs w:val="22"/>
           <w:highlight w:val="none"/>
-          <w14:ligatures w14:val="none"/>
-        </w:rPr>
+        </w:rPr>
+        <w:t xml:space="preserve">3x (moyenne – médiane)/écart type</w:t>
       </w:r>
       <w:r>
         <w:rPr>
-          <w:rFonts w:ascii="Liberation Sans" w:hAnsi="Liberation Sans" w:cs="Liberation Sans"/>
+          <w:rFonts w:ascii="Liberation Sans" w:hAnsi="Liberation Sans" w:eastAsia="Liberation Sans" w:cs="Liberation Sans"/>
           <w:sz w:val="22"/>
           <w:szCs w:val="22"/>
           <w:highlight w:val="none"/>
-          <w14:ligatures w14:val="none"/>
-        </w:rPr>
-      </w:r>
-      <w:r>
-        <w:rPr>
-          <w:rFonts w:ascii="Liberation Sans" w:hAnsi="Liberation Sans" w:cs="Liberation Sans"/>
-          <w:sz w:val="22"/>
-          <w:szCs w:val="22"/>
-          <w:highlight w:val="none"/>
-          <w14:ligatures w14:val="none"/>
-        </w:rPr>
-      </w:r>
-      <w:r>
-        <w:rPr>
-          <w:rFonts w:ascii="Liberation Sans" w:hAnsi="Liberation Sans" w:cs="Liberation Sans"/>
-          <w:sz w:val="22"/>
-          <w:szCs w:val="22"/>
-          <w:highlight w:val="none"/>
-          <w14:ligatures w14:val="none"/>
-        </w:rPr>
-      </w:r>
-      <w:r>
-        <w:rPr>
-          <w:rFonts w:ascii="Liberation Sans" w:hAnsi="Liberation Sans" w:cs="Liberation Sans"/>
-          <w:sz w:val="22"/>
-          <w:szCs w:val="22"/>
-          <w:highlight w:val="none"/>
-          <w14:ligatures w14:val="none"/>
-        </w:rPr>
-      </w:r>
-      <w:r>
-        <w:rPr>
-          <w:rFonts w:ascii="Liberation Sans" w:hAnsi="Liberation Sans" w:cs="Liberation Sans"/>
-          <w:sz w:val="22"/>
-          <w:szCs w:val="22"/>
-          <w:highlight w:val="none"/>
-          <w14:ligatures w14:val="none"/>
-        </w:rPr>
-      </w:r>
-      <w:r>
-        <w:rPr>
-          <w:rFonts w:ascii="Liberation Sans" w:hAnsi="Liberation Sans" w:cs="Liberation Sans"/>
-          <w:sz w:val="22"/>
-          <w:szCs w:val="22"/>
-          <w:highlight w:val="none"/>
-          <w14:ligatures w14:val="none"/>
-        </w:rPr>
-      </w:r>
-      <w:r>
-        <w:rPr>
-          <w:rFonts w:ascii="Liberation Sans" w:hAnsi="Liberation Sans" w:cs="Liberation Sans"/>
-          <w:sz w:val="22"/>
-          <w:szCs w:val="22"/>
-          <w:highlight w:val="none"/>
-          <w14:ligatures w14:val="none"/>
         </w:rPr>
       </w:r>
     </w:p>
     <w:p>
       <w:pPr>
-        <w:pStyle w:val="928"/>
+        <w:pStyle w:val="938"/>
         <w:numPr>
           <w:ilvl w:val="0"/>
           <w:numId w:val="20"/>
@@ -3853,27 +4636,280 @@
       </w:pPr>
       <w:r>
         <w:rPr>
-          <w:rFonts w:ascii="Liberation Sans" w:hAnsi="Liberation Sans" w:cs="Liberation Sans"/>
+          <w:rFonts w:ascii="Liberation Sans" w:hAnsi="Liberation Sans" w:eastAsia="Liberation Sans" w:cs="Liberation Sans"/>
           <w:sz w:val="22"/>
           <w:szCs w:val="22"/>
           <w:highlight w:val="none"/>
           <w14:ligatures w14:val="none"/>
         </w:rPr>
-        <w:t xml:space="preserve">Coeff 1 assymétrie pearson :</w:t>
       </w:r>
       <w:r>
         <w:rPr>
-          <w:rFonts w:ascii="Liberation Sans" w:hAnsi="Liberation Sans" w:cs="Liberation Sans"/>
+          <w:rFonts w:ascii="Liberation Sans" w:hAnsi="Liberation Sans" w:eastAsia="Liberation Sans" w:cs="Liberation Sans"/>
+          <w:b w:val="0"/>
+          <w:bCs w:val="0"/>
+          <w:color w:val="000000"/>
+          <w:sz w:val="22"/>
+          <w:szCs w:val="22"/>
+        </w:rPr>
+        <w:t xml:space="preserve">Interprétation des coefficients d’asymétrie</w:t>
+      </w:r>
+      <w:r>
+        <w:rPr>
+          <w:rFonts w:ascii="Liberation Sans" w:hAnsi="Liberation Sans" w:eastAsia="Liberation Sans" w:cs="Liberation Sans"/>
+          <w:b/>
+          <w:color w:val="000000"/>
+          <w:sz w:val="22"/>
+          <w:szCs w:val="22"/>
+        </w:rPr>
+        <w:t xml:space="preserve"> :</w:t>
+      </w:r>
+      <w:r>
+        <w:rPr>
+          <w:rFonts w:ascii="Liberation Sans" w:hAnsi="Liberation Sans" w:eastAsia="Liberation Sans" w:cs="Liberation Sans"/>
           <w:sz w:val="22"/>
           <w:szCs w:val="22"/>
           <w:highlight w:val="none"/>
           <w14:ligatures w14:val="none"/>
+        </w:rPr>
+      </w:r>
+      <w:r>
+        <w:rPr>
+          <w:rFonts w:ascii="Liberation Sans" w:hAnsi="Liberation Sans" w:eastAsia="Liberation Sans" w:cs="Liberation Sans"/>
+          <w:sz w:val="22"/>
+          <w:szCs w:val="22"/>
         </w:rPr>
       </w:r>
     </w:p>
     <w:p>
       <w:pPr>
-        <w:pStyle w:val="928"/>
+        <w:pStyle w:val="938"/>
+        <w:numPr>
+          <w:ilvl w:val="1"/>
+          <w:numId w:val="27"/>
+        </w:numPr>
+        <w:pBdr>
+          <w:top w:val="none" w:color="000000" w:sz="4" w:space="0"/>
+          <w:left w:val="none" w:color="000000" w:sz="4" w:space="0"/>
+          <w:bottom w:val="none" w:color="000000" w:sz="4" w:space="0"/>
+          <w:right w:val="none" w:color="000000" w:sz="4" w:space="0"/>
+        </w:pBdr>
+        <w:spacing w:before="0" w:line="276" w:lineRule="auto"/>
+        <w:ind w:right="0"/>
+        <w:rPr>
+          <w:rFonts w:ascii="Liberation Sans" w:hAnsi="Liberation Sans" w:cs="Liberation Sans"/>
+          <w:sz w:val="22"/>
+          <w:szCs w:val="22"/>
+        </w:rPr>
+      </w:pPr>
+      <w:r>
+        <w:rPr>
+          <w:rFonts w:ascii="Liberation Sans" w:hAnsi="Liberation Sans" w:eastAsia="Liberation Sans" w:cs="Liberation Sans"/>
+          <w:color w:val="000000"/>
+          <w:sz w:val="22"/>
+          <w:szCs w:val="22"/>
+        </w:rPr>
+        <w:t xml:space="preserve">Sk &gt; 0 : Asymétrie positive (étalée vers la droite / majorité des données à gauche).</w:t>
+      </w:r>
+      <w:r>
+        <w:rPr>
+          <w:rFonts w:ascii="Liberation Sans" w:hAnsi="Liberation Sans" w:eastAsia="Liberation Sans" w:cs="Liberation Sans"/>
+          <w:sz w:val="22"/>
+          <w:szCs w:val="22"/>
+        </w:rPr>
+      </w:r>
+    </w:p>
+    <w:p>
+      <w:pPr>
+        <w:pStyle w:val="938"/>
+        <w:numPr>
+          <w:ilvl w:val="1"/>
+          <w:numId w:val="27"/>
+        </w:numPr>
+        <w:pBdr>
+          <w:top w:val="none" w:color="000000" w:sz="4" w:space="0"/>
+          <w:left w:val="none" w:color="000000" w:sz="4" w:space="0"/>
+          <w:bottom w:val="none" w:color="000000" w:sz="4" w:space="0"/>
+          <w:right w:val="none" w:color="000000" w:sz="4" w:space="0"/>
+        </w:pBdr>
+        <w:spacing w:before="0" w:line="276" w:lineRule="auto"/>
+        <w:ind w:right="0"/>
+        <w:rPr>
+          <w:rFonts w:ascii="Liberation Sans" w:hAnsi="Liberation Sans" w:cs="Liberation Sans"/>
+          <w:sz w:val="22"/>
+          <w:szCs w:val="22"/>
+        </w:rPr>
+      </w:pPr>
+      <w:r>
+        <w:rPr>
+          <w:rFonts w:ascii="Liberation Sans" w:hAnsi="Liberation Sans" w:eastAsia="Liberation Sans" w:cs="Liberation Sans"/>
+          <w:color w:val="000000"/>
+          <w:sz w:val="22"/>
+          <w:szCs w:val="22"/>
+        </w:rPr>
+        <w:t xml:space="preserve">Sk = 0 : Distribution symétrique.</w:t>
+      </w:r>
+      <w:r>
+        <w:rPr>
+          <w:rFonts w:ascii="Liberation Sans" w:hAnsi="Liberation Sans" w:eastAsia="Liberation Sans" w:cs="Liberation Sans"/>
+          <w:sz w:val="22"/>
+          <w:szCs w:val="22"/>
+        </w:rPr>
+      </w:r>
+    </w:p>
+    <w:p>
+      <w:pPr>
+        <w:pStyle w:val="938"/>
+        <w:numPr>
+          <w:ilvl w:val="1"/>
+          <w:numId w:val="27"/>
+        </w:numPr>
+        <w:pBdr>
+          <w:top w:val="none" w:color="000000" w:sz="4" w:space="0"/>
+          <w:left w:val="none" w:color="000000" w:sz="4" w:space="0"/>
+          <w:bottom w:val="none" w:color="000000" w:sz="4" w:space="0"/>
+          <w:right w:val="none" w:color="000000" w:sz="4" w:space="0"/>
+        </w:pBdr>
+        <w:spacing w:before="0" w:line="276" w:lineRule="auto"/>
+        <w:ind w:right="0"/>
+        <w:rPr>
+          <w:rFonts w:ascii="Liberation Sans" w:hAnsi="Liberation Sans" w:cs="Liberation Sans"/>
+          <w:sz w:val="22"/>
+          <w:szCs w:val="22"/>
+        </w:rPr>
+      </w:pPr>
+      <w:r>
+        <w:rPr>
+          <w:rFonts w:ascii="Liberation Sans" w:hAnsi="Liberation Sans" w:eastAsia="Liberation Sans" w:cs="Liberation Sans"/>
+          <w:color w:val="000000"/>
+          <w:sz w:val="22"/>
+          <w:szCs w:val="22"/>
+        </w:rPr>
+        <w:t xml:space="preserve">Sk &lt; 0 : Asymétrie négative (étalée vers la gauche / majorité des données à droite).</w:t>
+      </w:r>
+      <w:r>
+        <w:rPr>
+          <w:rFonts w:ascii="Liberation Sans" w:hAnsi="Liberation Sans" w:eastAsia="Liberation Sans" w:cs="Liberation Sans"/>
+          <w:sz w:val="22"/>
+          <w:szCs w:val="22"/>
+        </w:rPr>
+      </w:r>
+    </w:p>
+    <w:p>
+      <w:pPr>
+        <w:pStyle w:val="877"/>
+        <w:pBdr/>
+        <w:spacing/>
+        <w:ind/>
+        <w:rPr>
+          <w:rFonts w:ascii="Liberation Sans" w:hAnsi="Liberation Sans" w:cs="Liberation Sans"/>
+          <w:sz w:val="22"/>
+          <w:szCs w:val="22"/>
+          <w:highlight w:val="none"/>
+          <w14:ligatures w14:val="none"/>
+        </w:rPr>
+      </w:pPr>
+      <w:r>
+        <w:rPr>
+          <w:rFonts w:ascii="Liberation Sans" w:hAnsi="Liberation Sans" w:eastAsia="Liberation Sans" w:cs="Liberation Sans"/>
+          <w:sz w:val="22"/>
+          <w:szCs w:val="22"/>
+          <w:highlight w:val="none"/>
+          <w14:ligatures w14:val="none"/>
+        </w:rPr>
+      </w:r>
+      <w:r>
+        <w:rPr>
+          <w:rFonts w:ascii="Liberation Sans" w:hAnsi="Liberation Sans" w:eastAsia="Liberation Sans" w:cs="Liberation Sans"/>
+          <w:sz w:val="22"/>
+          <w:szCs w:val="22"/>
+          <w:highlight w:val="none"/>
+          <w14:ligatures w14:val="none"/>
+        </w:rPr>
+        <w:t xml:space="preserve">Relation entre 2 variables X et Y</w:t>
+      </w:r>
+      <w:r>
+        <w:rPr>
+          <w:rFonts w:ascii="Liberation Sans" w:hAnsi="Liberation Sans" w:eastAsia="Liberation Sans" w:cs="Liberation Sans"/>
+          <w:sz w:val="22"/>
+          <w:szCs w:val="22"/>
+          <w:highlight w:val="none"/>
+          <w14:ligatures w14:val="none"/>
+        </w:rPr>
+      </w:r>
+    </w:p>
+    <w:p>
+      <w:pPr>
+        <w:pStyle w:val="938"/>
+        <w:numPr>
+          <w:ilvl w:val="0"/>
+          <w:numId w:val="20"/>
+        </w:numPr>
+        <w:pBdr/>
+        <w:shd w:val="nil" w:color="000000"/>
+        <w:spacing/>
+        <w:ind/>
+        <w:rPr>
+          <w:rFonts w:ascii="Liberation Sans" w:hAnsi="Liberation Sans" w:cs="Liberation Sans"/>
+          <w:sz w:val="22"/>
+          <w:szCs w:val="22"/>
+          <w:highlight w:val="none"/>
+          <w14:ligatures w14:val="none"/>
+        </w:rPr>
+      </w:pPr>
+      <w:r>
+        <w:rPr>
+          <w:rFonts w:ascii="Liberation Sans" w:hAnsi="Liberation Sans" w:eastAsia="Liberation Sans" w:cs="Liberation Sans"/>
+          <w:sz w:val="22"/>
+          <w:szCs w:val="22"/>
+          <w:highlight w:val="none"/>
+          <w14:ligatures w14:val="none"/>
+        </w:rPr>
+        <w:t xml:space="preserve">Covariance</w:t>
+      </w:r>
+      <w:r>
+        <w:rPr>
+          <w:rFonts w:ascii="Liberation Sans" w:hAnsi="Liberation Sans" w:eastAsia="Liberation Sans" w:cs="Liberation Sans"/>
+          <w:sz w:val="22"/>
+          <w:szCs w:val="22"/>
+          <w:highlight w:val="none"/>
+          <w14:ligatures w14:val="none"/>
+        </w:rPr>
+        <w:t xml:space="preserve"> </w:t>
+      </w:r>
+      <w:r>
+        <w:rPr>
+          <w:rFonts w:ascii="Liberation Sans" w:hAnsi="Liberation Sans" w:eastAsia="Liberation Sans" w:cs="Liberation Sans"/>
+          <w:sz w:val="22"/>
+          <w:szCs w:val="22"/>
+          <w:highlight w:val="none"/>
+          <w14:ligatures w14:val="none"/>
+        </w:rPr>
+        <w:t xml:space="preserve">(Cov(X,Y))</w:t>
+        <w:br/>
+      </w:r>
+      <w:r>
+        <w:rPr>
+          <w:rFonts w:ascii="Liberation Sans" w:hAnsi="Liberation Sans" w:eastAsia="Liberation Sans" w:cs="Liberation Sans"/>
+          <w:sz w:val="22"/>
+          <w:szCs w:val="22"/>
+          <w:highlight w:val="none"/>
+          <w14:ligatures w14:val="none"/>
+        </w:rPr>
+      </w:r>
+      <w:r>
+        <w:rPr>
+          <w:rFonts w:ascii="Liberation Sans" w:hAnsi="Liberation Sans" w:eastAsia="Liberation Sans" w:cs="Liberation Sans"/>
+          <w:sz w:val="22"/>
+          <w:szCs w:val="22"/>
+          <w:highlight w:val="none"/>
+          <w14:ligatures w14:val="none"/>
+        </w:rPr>
+      </w:r>
+    </w:p>
+    <w:p>
+      <w:pPr>
+        <w:pStyle w:val="938"/>
         <w:numPr>
           <w:ilvl w:val="1"/>
           <w:numId w:val="20"/>
@@ -3892,27 +4928,33 @@
       </w:pPr>
       <w:r>
         <w:rPr>
-          <w:rFonts w:ascii="Liberation Sans" w:hAnsi="Liberation Sans" w:cs="Liberation Sans"/>
+          <w:rFonts w:ascii="Liberation Sans" w:hAnsi="Liberation Sans" w:eastAsia="Liberation Sans" w:cs="Liberation Sans"/>
           <w:sz w:val="22"/>
           <w:szCs w:val="22"/>
           <w:highlight w:val="none"/>
           <w14:ligatures w14:val="none"/>
         </w:rPr>
-        <w:t xml:space="preserve">(</w:t>
       </w:r>
       <w:r>
         <w:rPr>
-          <w:rFonts w:ascii="Liberation Sans" w:hAnsi="Liberation Sans" w:cs="Liberation Sans"/>
+          <w:rFonts w:ascii="Liberation Sans" w:hAnsi="Liberation Sans" w:eastAsia="Liberation Sans" w:cs="Liberation Sans"/>
+          <w:sz w:val="22"/>
+          <w:szCs w:val="22"/>
+        </w:rPr>
+        <w:t xml:space="preserve">Mesure comment deux variables quantitatives évoluent conjointement.</w:t>
+      </w:r>
+      <w:r>
+        <w:rPr>
+          <w:rFonts w:ascii="Liberation Sans" w:hAnsi="Liberation Sans" w:eastAsia="Liberation Sans" w:cs="Liberation Sans"/>
           <w:sz w:val="22"/>
           <w:szCs w:val="22"/>
           <w:highlight w:val="none"/>
           <w14:ligatures w14:val="none"/>
         </w:rPr>
-        <w:t xml:space="preserve">Moyenne – mode) / écart type</w:t>
       </w:r>
       <w:r>
         <w:rPr>
-          <w:rFonts w:ascii="Liberation Sans" w:hAnsi="Liberation Sans" w:cs="Liberation Sans"/>
+          <w:rFonts w:ascii="Liberation Sans" w:hAnsi="Liberation Sans" w:eastAsia="Liberation Sans" w:cs="Liberation Sans"/>
           <w:sz w:val="22"/>
           <w:szCs w:val="22"/>
           <w:highlight w:val="none"/>
@@ -3922,82 +4964,7 @@
     </w:p>
     <w:p>
       <w:pPr>
-        <w:pStyle w:val="928"/>
-        <w:numPr>
-          <w:ilvl w:val="0"/>
-          <w:numId w:val="24"/>
-        </w:numPr>
-        <w:pBdr/>
-        <w:shd w:val="nil" w:color="000000"/>
-        <w:spacing/>
-        <w:ind/>
-        <w:rPr>
-          <w:rFonts w:ascii="Liberation Sans" w:hAnsi="Liberation Sans" w:cs="Liberation Sans"/>
-          <w:sz w:val="22"/>
-          <w:szCs w:val="22"/>
-          <w:highlight w:val="none"/>
-          <w14:ligatures w14:val="none"/>
-        </w:rPr>
-      </w:pPr>
-      <w:r>
-        <w:rPr>
-          <w:rFonts w:ascii="Liberation Sans" w:hAnsi="Liberation Sans" w:cs="Liberation Sans"/>
-          <w:sz w:val="22"/>
-          <w:szCs w:val="22"/>
-          <w:highlight w:val="none"/>
-          <w14:ligatures w14:val="none"/>
-        </w:rPr>
-        <w:t xml:space="preserve">Coeff 2 assymétrie pearson :</w:t>
-      </w:r>
-      <w:r>
-        <w:rPr>
-          <w:rFonts w:ascii="Liberation Sans" w:hAnsi="Liberation Sans" w:cs="Liberation Sans"/>
-          <w:sz w:val="22"/>
-          <w:szCs w:val="22"/>
-          <w:highlight w:val="none"/>
-          <w14:ligatures w14:val="none"/>
-        </w:rPr>
-      </w:r>
-      <w:r>
-        <w:rPr>
-          <w:rFonts w:ascii="Liberation Sans" w:hAnsi="Liberation Sans" w:cs="Liberation Sans"/>
-          <w:sz w:val="22"/>
-          <w:szCs w:val="22"/>
-          <w:highlight w:val="none"/>
-          <w14:ligatures w14:val="none"/>
-        </w:rPr>
-      </w:r>
-      <w:r>
-        <w:rPr>
-          <w:rFonts w:ascii="Liberation Sans" w:hAnsi="Liberation Sans" w:cs="Liberation Sans"/>
-          <w:sz w:val="22"/>
-          <w:szCs w:val="22"/>
-          <w:highlight w:val="none"/>
-          <w14:ligatures w14:val="none"/>
-        </w:rPr>
-      </w:r>
-      <w:r>
-        <w:rPr>
-          <w:rFonts w:ascii="Liberation Sans" w:hAnsi="Liberation Sans" w:cs="Liberation Sans"/>
-          <w:sz w:val="22"/>
-          <w:szCs w:val="22"/>
-          <w:highlight w:val="none"/>
-          <w14:ligatures w14:val="none"/>
-        </w:rPr>
-      </w:r>
-      <w:r>
-        <w:rPr>
-          <w:rFonts w:ascii="Liberation Sans" w:hAnsi="Liberation Sans" w:cs="Liberation Sans"/>
-          <w:sz w:val="22"/>
-          <w:szCs w:val="22"/>
-          <w:highlight w:val="none"/>
-          <w14:ligatures w14:val="none"/>
-        </w:rPr>
-      </w:r>
-    </w:p>
-    <w:p>
-      <w:pPr>
-        <w:pStyle w:val="928"/>
+        <w:pStyle w:val="938"/>
         <w:numPr>
           <w:ilvl w:val="1"/>
           <w:numId w:val="20"/>
@@ -4016,26 +4983,120 @@
       </w:pPr>
       <w:r>
         <w:rPr>
-          <w:rFonts w:ascii="Liberation Sans" w:hAnsi="Liberation Sans" w:cs="Liberation Sans"/>
+          <w:rFonts w:ascii="Liberation Sans" w:hAnsi="Liberation Sans" w:eastAsia="Liberation Sans" w:cs="Liberation Sans"/>
           <w:sz w:val="22"/>
           <w:szCs w:val="22"/>
           <w:highlight w:val="none"/>
           <w14:ligatures w14:val="none"/>
         </w:rPr>
-        <w:t xml:space="preserve">3x (moyenne – médiane)/écart type</w:t>
       </w:r>
       <w:r>
         <w:rPr>
-          <w:rFonts w:ascii="Liberation Sans" w:hAnsi="Liberation Sans" w:cs="Liberation Sans"/>
+          <w:rFonts w:ascii="Liberation Sans" w:hAnsi="Liberation Sans" w:eastAsia="Liberation Sans" w:cs="Liberation Sans"/>
+          <w:sz w:val="22"/>
+          <w:szCs w:val="22"/>
+        </w:rPr>
+        <mc:AlternateContent>
+          <mc:Choice Requires="wpg">
+            <w:drawing>
+              <wp:inline xmlns:wp="http://schemas.openxmlformats.org/drawingml/2006/wordprocessingDrawing" distT="0" distB="0" distL="0" distR="0">
+                <wp:extent cx="3457575" cy="600075"/>
+                <wp:effectExtent l="0" t="0" r="0" b="0"/>
+                <wp:docPr id="11" name=""/>
+                <wp:cNvGraphicFramePr>
+                  <a:graphicFrameLocks xmlns:a="http://schemas.openxmlformats.org/drawingml/2006/main" noChangeAspect="1"/>
+                </wp:cNvGraphicFramePr>
+                <a:graphic xmlns:a="http://schemas.openxmlformats.org/drawingml/2006/main">
+                  <a:graphicData uri="http://schemas.openxmlformats.org/drawingml/2006/picture">
+                    <pic:pic xmlns:pic="http://schemas.openxmlformats.org/drawingml/2006/picture">
+                      <pic:nvPicPr>
+                        <pic:cNvPr id="715247109" name=""/>
+                        <pic:cNvPicPr>
+                          <a:picLocks noChangeAspect="1"/>
+                        </pic:cNvPicPr>
+                        <pic:nvPr/>
+                      </pic:nvPicPr>
+                      <pic:blipFill rotWithShape="1">
+                        <a:blip r:embed="rId19"/>
+                        <a:stretch/>
+                      </pic:blipFill>
+                      <pic:spPr bwMode="auto">
+                        <a:xfrm>
+                          <a:off x="0" y="0"/>
+                          <a:ext cx="3457575" cy="600075"/>
+                        </a:xfrm>
+                        <a:prstGeom prst="rect">
+                          <a:avLst/>
+                        </a:prstGeom>
+                      </pic:spPr>
+                    </pic:pic>
+                  </a:graphicData>
+                </a:graphic>
+              </wp:inline>
+            </w:drawing>
+          </mc:Choice>
+          <mc:Fallback>
+            <w:pict>
+              <v:shapetype id="_x0000_t75" coordsize="21600,21600" o:spt="75" o:preferrelative="t" path="m@4@5l@4@11@9@11@9@5xe" filled="f" stroked="f">
+                <v:stroke joinstyle="miter"/>
+                <v:formulas>
+                  <v:f eqn="if lineDrawn pixelLineWidth 0"/>
+                  <v:f eqn="sum @0 1 0"/>
+                  <v:f eqn="sum 0 0 @1"/>
+                  <v:f eqn="prod @2 1 2"/>
+                  <v:f eqn="prod @3 21600 pixelWidth"/>
+                  <v:f eqn="prod @3 21600 pixelHeight"/>
+                  <v:f eqn="sum @0 0 1"/>
+                  <v:f eqn="prod @6 1 2"/>
+                  <v:f eqn="prod @7 21600 pixelWidth"/>
+                  <v:f eqn="sum @8 21600 0"/>
+                  <v:f eqn="prod @7 21600 pixelHeight"/>
+                  <v:f eqn="sum @10 21600 0"/>
+                </v:formulas>
+                <v:path o:extrusionok="f" gradientshapeok="t" o:connecttype="rect"/>
+                <o:lock v:ext="edit" aspectratio="t"/>
+              </v:shapetype>
+              <v:shape id="_x0000_i10" o:spid="_x0000_s10" type="#_x0000_t75" style="width:272.25pt;height:47.25pt;mso-wrap-distance-left:0.00pt;mso-wrap-distance-top:0.00pt;mso-wrap-distance-right:0.00pt;mso-wrap-distance-bottom:0.00pt;z-index:1;" stroked="false">
+                <v:imagedata r:id="rId19" o:title=""/>
+                <o:lock v:ext="edit" rotation="t"/>
+              </v:shape>
+            </w:pict>
+          </mc:Fallback>
+        </mc:AlternateContent>
+        <w:br/>
+      </w:r>
+      <w:r>
+        <w:rPr>
+          <w:rFonts w:ascii="Liberation Sans" w:hAnsi="Liberation Sans" w:eastAsia="Liberation Sans" w:cs="Liberation Sans"/>
           <w:sz w:val="22"/>
           <w:szCs w:val="22"/>
           <w:highlight w:val="none"/>
           <w14:ligatures w14:val="none"/>
         </w:rPr>
+        <w:t xml:space="preserve">Covp</w:t>
       </w:r>
       <w:r>
         <w:rPr>
-          <w:rFonts w:ascii="Liberation Sans" w:hAnsi="Liberation Sans" w:cs="Liberation Sans"/>
+          <w:rFonts w:ascii="Liberation Sans" w:hAnsi="Liberation Sans" w:eastAsia="Liberation Sans" w:cs="Liberation Sans"/>
+          <w:sz w:val="22"/>
+          <w:szCs w:val="22"/>
+          <w:highlight w:val="none"/>
+          <w14:ligatures w14:val="none"/>
+        </w:rPr>
+        <w:t xml:space="preserve">(X,Y) = (1/n) x somme N x (Xi – µx)(Yi – µy)</w:t>
+      </w:r>
+      <w:r>
+        <w:rPr>
+          <w:rFonts w:ascii="Liberation Sans" w:hAnsi="Liberation Sans" w:eastAsia="Liberation Sans" w:cs="Liberation Sans"/>
+          <w:sz w:val="22"/>
+          <w:szCs w:val="22"/>
+          <w:highlight w:val="none"/>
+          <w14:ligatures w14:val="none"/>
+        </w:rPr>
+      </w:r>
+      <w:r>
+        <w:rPr>
+          <w:rFonts w:ascii="Liberation Sans" w:hAnsi="Liberation Sans" w:eastAsia="Liberation Sans" w:cs="Liberation Sans"/>
           <w:sz w:val="22"/>
           <w:szCs w:val="22"/>
           <w:highlight w:val="none"/>
@@ -4045,52 +5106,281 @@
     </w:p>
     <w:p>
       <w:pPr>
-        <w:pStyle w:val="928"/>
+        <w:pStyle w:val="938"/>
+        <w:numPr>
+          <w:ilvl w:val="2"/>
+          <w:numId w:val="20"/>
+        </w:numPr>
+        <w:pBdr/>
+        <w:shd w:val="nil" w:color="000000"/>
+        <w:spacing/>
+        <w:ind/>
+        <w:rPr>
+          <w:rFonts w:ascii="Liberation Sans" w:hAnsi="Liberation Sans" w:cs="Liberation Sans"/>
+          <w:sz w:val="22"/>
+          <w:szCs w:val="22"/>
+          <w:highlight w:val="none"/>
+          <w14:ligatures w14:val="none"/>
+        </w:rPr>
+      </w:pPr>
+      <w:r>
+        <w:rPr>
+          <w:rFonts w:ascii="Liberation Sans" w:hAnsi="Liberation Sans" w:eastAsia="Liberation Sans" w:cs="Liberation Sans"/>
+          <w:sz w:val="22"/>
+          <w:szCs w:val="22"/>
+          <w:highlight w:val="none"/>
+        </w:rPr>
+        <w:t xml:space="preserve">Xi : ième valeur de X</w:t>
+      </w:r>
+      <w:r>
+        <w:rPr>
+          <w:rFonts w:ascii="Liberation Sans" w:hAnsi="Liberation Sans" w:eastAsia="Liberation Sans" w:cs="Liberation Sans"/>
+          <w:sz w:val="22"/>
+          <w:szCs w:val="22"/>
+          <w:highlight w:val="none"/>
+        </w:rPr>
+      </w:r>
+      <w:r>
+        <w:rPr>
+          <w:rFonts w:ascii="Liberation Sans" w:hAnsi="Liberation Sans" w:eastAsia="Liberation Sans" w:cs="Liberation Sans"/>
+          <w:sz w:val="22"/>
+          <w:szCs w:val="22"/>
+          <w:highlight w:val="none"/>
+        </w:rPr>
+      </w:r>
+    </w:p>
+    <w:p>
+      <w:pPr>
+        <w:pStyle w:val="938"/>
+        <w:numPr>
+          <w:ilvl w:val="2"/>
+          <w:numId w:val="20"/>
+        </w:numPr>
+        <w:pBdr/>
+        <w:shd w:val="nil" w:color="000000"/>
+        <w:spacing/>
+        <w:ind/>
+        <w:rPr>
+          <w:rFonts w:ascii="Liberation Sans" w:hAnsi="Liberation Sans" w:cs="Liberation Sans"/>
+          <w:sz w:val="22"/>
+          <w:szCs w:val="22"/>
+          <w:highlight w:val="none"/>
+          <w14:ligatures w14:val="none"/>
+        </w:rPr>
+      </w:pPr>
+      <w:r>
+        <w:rPr>
+          <w:rFonts w:ascii="Liberation Sans" w:hAnsi="Liberation Sans" w:eastAsia="Liberation Sans" w:cs="Liberation Sans"/>
+          <w:sz w:val="22"/>
+          <w:szCs w:val="22"/>
+          <w:highlight w:val="none"/>
+        </w:rPr>
+        <w:t xml:space="preserve">Yi ième valeur de Y</w:t>
+      </w:r>
+      <w:r>
+        <w:rPr>
+          <w:rFonts w:ascii="Liberation Sans" w:hAnsi="Liberation Sans" w:eastAsia="Liberation Sans" w:cs="Liberation Sans"/>
+          <w:sz w:val="22"/>
+          <w:szCs w:val="22"/>
+          <w:highlight w:val="none"/>
+        </w:rPr>
+      </w:r>
+      <w:r>
+        <w:rPr>
+          <w:rFonts w:ascii="Liberation Sans" w:hAnsi="Liberation Sans" w:eastAsia="Liberation Sans" w:cs="Liberation Sans"/>
+          <w:sz w:val="22"/>
+          <w:szCs w:val="22"/>
+          <w:highlight w:val="none"/>
+        </w:rPr>
+      </w:r>
+    </w:p>
+    <w:p>
+      <w:pPr>
+        <w:pStyle w:val="938"/>
+        <w:numPr>
+          <w:ilvl w:val="2"/>
+          <w:numId w:val="20"/>
+        </w:numPr>
+        <w:pBdr/>
+        <w:shd w:val="nil" w:color="000000"/>
+        <w:spacing/>
+        <w:ind/>
+        <w:rPr>
+          <w:rFonts w:ascii="Liberation Sans" w:hAnsi="Liberation Sans" w:cs="Liberation Sans"/>
+          <w:sz w:val="22"/>
+          <w:szCs w:val="22"/>
+          <w:highlight w:val="none"/>
+          <w14:ligatures w14:val="none"/>
+        </w:rPr>
+      </w:pPr>
+      <w:r>
+        <w:rPr>
+          <w:rFonts w:ascii="Liberation Sans" w:hAnsi="Liberation Sans" w:eastAsia="Liberation Sans" w:cs="Liberation Sans"/>
+          <w:sz w:val="22"/>
+          <w:szCs w:val="22"/>
+          <w:highlight w:val="none"/>
+        </w:rPr>
+        <w:t xml:space="preserve">µX : Moyenne de X</w:t>
+      </w:r>
+      <w:r>
+        <w:rPr>
+          <w:rFonts w:ascii="Liberation Sans" w:hAnsi="Liberation Sans" w:eastAsia="Liberation Sans" w:cs="Liberation Sans"/>
+          <w:sz w:val="22"/>
+          <w:szCs w:val="22"/>
+          <w:highlight w:val="none"/>
+        </w:rPr>
+      </w:r>
+      <w:r>
+        <w:rPr>
+          <w:rFonts w:ascii="Liberation Sans" w:hAnsi="Liberation Sans" w:eastAsia="Liberation Sans" w:cs="Liberation Sans"/>
+          <w:sz w:val="22"/>
+          <w:szCs w:val="22"/>
+          <w:highlight w:val="none"/>
+        </w:rPr>
+      </w:r>
+    </w:p>
+    <w:p>
+      <w:pPr>
+        <w:pStyle w:val="938"/>
+        <w:numPr>
+          <w:ilvl w:val="2"/>
+          <w:numId w:val="20"/>
+        </w:numPr>
+        <w:pBdr/>
+        <w:shd w:val="nil" w:color="000000"/>
+        <w:spacing/>
+        <w:ind/>
+        <w:rPr>
+          <w:rFonts w:ascii="Liberation Sans" w:hAnsi="Liberation Sans" w:cs="Liberation Sans"/>
+          <w:sz w:val="22"/>
+          <w:szCs w:val="22"/>
+          <w:highlight w:val="none"/>
+          <w14:ligatures w14:val="none"/>
+        </w:rPr>
+      </w:pPr>
+      <w:r>
+        <w:rPr>
+          <w:rFonts w:ascii="Liberation Sans" w:hAnsi="Liberation Sans" w:eastAsia="Liberation Sans" w:cs="Liberation Sans"/>
+          <w:sz w:val="22"/>
+          <w:szCs w:val="22"/>
+          <w:highlight w:val="none"/>
+        </w:rPr>
+        <w:t xml:space="preserve">µY : Moyenne de Y</w:t>
+      </w:r>
+      <w:r>
+        <w:rPr>
+          <w:rFonts w:ascii="Liberation Sans" w:hAnsi="Liberation Sans" w:eastAsia="Liberation Sans" w:cs="Liberation Sans"/>
+          <w:sz w:val="22"/>
+          <w:szCs w:val="22"/>
+          <w:highlight w:val="none"/>
+        </w:rPr>
+      </w:r>
+      <w:r>
+        <w:rPr>
+          <w:rFonts w:ascii="Liberation Sans" w:hAnsi="Liberation Sans" w:eastAsia="Liberation Sans" w:cs="Liberation Sans"/>
+          <w:sz w:val="22"/>
+          <w:szCs w:val="22"/>
+          <w:highlight w:val="none"/>
+        </w:rPr>
+      </w:r>
+    </w:p>
+    <w:p>
+      <w:pPr>
+        <w:pStyle w:val="938"/>
+        <w:numPr>
+          <w:ilvl w:val="2"/>
+          <w:numId w:val="20"/>
+        </w:numPr>
+        <w:pBdr/>
+        <w:shd w:val="nil" w:color="000000"/>
+        <w:spacing/>
+        <w:ind/>
+        <w:rPr>
+          <w:rFonts w:ascii="Liberation Sans" w:hAnsi="Liberation Sans" w:cs="Liberation Sans"/>
+          <w:sz w:val="22"/>
+          <w:szCs w:val="22"/>
+          <w:highlight w:val="none"/>
+          <w14:ligatures w14:val="none"/>
+        </w:rPr>
+      </w:pPr>
+      <w:r>
+        <w:rPr>
+          <w:rFonts w:ascii="Liberation Sans" w:hAnsi="Liberation Sans" w:eastAsia="Liberation Sans" w:cs="Liberation Sans"/>
+          <w:sz w:val="22"/>
+          <w:szCs w:val="22"/>
+          <w:highlight w:val="none"/>
+        </w:rPr>
+        <w:t xml:space="preserve">N : nombre d’observations</w:t>
+      </w:r>
+      <w:r>
+        <w:rPr>
+          <w:rFonts w:ascii="Liberation Sans" w:hAnsi="Liberation Sans" w:eastAsia="Liberation Sans" w:cs="Liberation Sans"/>
+          <w:sz w:val="22"/>
+          <w:szCs w:val="22"/>
+          <w:highlight w:val="none"/>
+        </w:rPr>
+      </w:r>
+      <w:r>
+        <w:rPr>
+          <w:rFonts w:ascii="Liberation Sans" w:hAnsi="Liberation Sans" w:eastAsia="Liberation Sans" w:cs="Liberation Sans"/>
+          <w:sz w:val="22"/>
+          <w:szCs w:val="22"/>
+          <w:highlight w:val="none"/>
+        </w:rPr>
+      </w:r>
+    </w:p>
+    <w:p>
+      <w:pPr>
+        <w:pStyle w:val="938"/>
         <w:numPr>
           <w:ilvl w:val="0"/>
           <w:numId w:val="20"/>
         </w:numPr>
         <w:pBdr/>
-        <w:shd w:val="nil" w:color="000000"/>
+        <w:shd w:val="nil"/>
         <w:spacing/>
         <w:ind/>
         <w:rPr>
           <w:rFonts w:ascii="Liberation Sans" w:hAnsi="Liberation Sans" w:cs="Liberation Sans"/>
           <w:sz w:val="22"/>
           <w:szCs w:val="22"/>
+          <w14:ligatures w14:val="none"/>
+        </w:rPr>
+      </w:pPr>
+      <w:r>
+        <w:rPr>
+          <w:rFonts w:ascii="Liberation Sans" w:hAnsi="Liberation Sans" w:eastAsia="Liberation Sans" w:cs="Liberation Sans"/>
+          <w:sz w:val="22"/>
+          <w:szCs w:val="22"/>
           <w:highlight w:val="none"/>
-          <w14:ligatures w14:val="none"/>
-        </w:rPr>
-      </w:pPr>
-      <w:r>
-        <w:rPr>
-          <w:rFonts w:ascii="Liberation Sans" w:hAnsi="Liberation Sans" w:cs="Liberation Sans"/>
-          <w:sz w:val="22"/>
-          <w:szCs w:val="22"/>
-          <w:highlight w:val="none"/>
-          <w14:ligatures w14:val="none"/>
-        </w:rPr>
-        <w:t xml:space="preserve">Covariance</w:t>
+        </w:rPr>
       </w:r>
       <w:r>
         <w:rPr>
-          <w:rFonts w:ascii="Liberation Sans" w:hAnsi="Liberation Sans" w:cs="Liberation Sans"/>
+          <w:rFonts w:ascii="Liberation Sans" w:hAnsi="Liberation Sans" w:eastAsia="Liberation Sans" w:cs="Liberation Sans"/>
+          <w:sz w:val="22"/>
+          <w:szCs w:val="22"/>
+        </w:rPr>
+        <w:t xml:space="preserve">Coefficient de Corrélation de Pearson</w:t>
+      </w:r>
+      <w:r>
+        <w:rPr>
+          <w:rFonts w:ascii="Liberation Sans" w:hAnsi="Liberation Sans" w:eastAsia="Liberation Sans" w:cs="Liberation Sans"/>
           <w:sz w:val="22"/>
           <w:szCs w:val="22"/>
           <w:highlight w:val="none"/>
-          <w14:ligatures w14:val="none"/>
         </w:rPr>
       </w:r>
     </w:p>
     <w:p>
       <w:pPr>
-        <w:pStyle w:val="928"/>
+        <w:pStyle w:val="938"/>
         <w:numPr>
           <w:ilvl w:val="1"/>
           <w:numId w:val="20"/>
         </w:numPr>
         <w:pBdr/>
-        <w:shd w:val="nil" w:color="000000"/>
+        <w:shd w:val="nil"/>
         <w:spacing/>
         <w:ind/>
         <w:rPr>
@@ -4103,42 +5393,52 @@
       </w:pPr>
       <w:r>
         <w:rPr>
-          <w:rFonts w:ascii="Liberation Sans" w:hAnsi="Liberation Sans" w:cs="Liberation Sans"/>
-          <w:sz w:val="22"/>
-          <w:szCs w:val="22"/>
-          <w:highlight w:val="none"/>
-          <w14:ligatures w14:val="none"/>
-        </w:rPr>
-        <w:t xml:space="preserve">Comment 2 variables évoluent ensemble</w:t>
+          <w:rFonts w:ascii="Liberation Sans" w:hAnsi="Liberation Sans" w:eastAsia="Liberation Sans" w:cs="Liberation Sans"/>
+          <w:sz w:val="22"/>
+          <w:szCs w:val="22"/>
+        </w:rPr>
       </w:r>
       <w:r>
         <w:rPr>
-          <w:rFonts w:ascii="Liberation Sans" w:hAnsi="Liberation Sans" w:cs="Liberation Sans"/>
-          <w:sz w:val="22"/>
-          <w:szCs w:val="22"/>
-          <w:highlight w:val="none"/>
-          <w14:ligatures w14:val="none"/>
-        </w:rPr>
+          <w:rFonts w:ascii="Liberation Sans" w:hAnsi="Liberation Sans" w:eastAsia="Liberation Sans" w:cs="Liberation Sans"/>
+          <w:sz w:val="22"/>
+          <w:szCs w:val="22"/>
+        </w:rPr>
+        <w:t xml:space="preserve">Covariance normalisée comprise dans l'intervalle </w:t>
       </w:r>
       <w:r>
         <w:rPr>
-          <w:rFonts w:ascii="Liberation Sans" w:hAnsi="Liberation Sans" w:cs="Liberation Sans"/>
+          <w:rFonts w:ascii="Liberation Sans" w:hAnsi="Liberation Sans" w:eastAsia="Liberation Sans" w:cs="Liberation Sans"/>
+          <w:sz w:val="22"/>
+          <w:szCs w:val="22"/>
+        </w:rPr>
+        <w:t xml:space="preserve">[-1 ; 1]</w:t>
+      </w:r>
+      <w:r>
+        <w:rPr>
+          <w:rFonts w:ascii="Liberation Sans" w:hAnsi="Liberation Sans" w:eastAsia="Liberation Sans" w:cs="Liberation Sans"/>
           <w:sz w:val="22"/>
           <w:szCs w:val="22"/>
           <w:highlight w:val="none"/>
-          <w14:ligatures w14:val="none"/>
+        </w:rPr>
+      </w:r>
+      <w:r>
+        <w:rPr>
+          <w:rFonts w:ascii="Liberation Sans" w:hAnsi="Liberation Sans" w:eastAsia="Liberation Sans" w:cs="Liberation Sans"/>
+          <w:sz w:val="22"/>
+          <w:szCs w:val="22"/>
         </w:rPr>
       </w:r>
     </w:p>
     <w:p>
       <w:pPr>
-        <w:pStyle w:val="928"/>
+        <w:pStyle w:val="938"/>
         <w:numPr>
           <w:ilvl w:val="1"/>
           <w:numId w:val="20"/>
         </w:numPr>
         <w:pBdr/>
-        <w:shd w:val="nil" w:color="000000"/>
+        <w:shd w:val="nil"/>
         <w:spacing/>
         <w:ind/>
         <w:rPr>
@@ -4151,43 +5451,123 @@
       </w:pPr>
       <w:r>
         <w:rPr>
-          <w:rFonts w:ascii="Liberation Sans" w:hAnsi="Liberation Sans" w:cs="Liberation Sans"/>
+          <w:rFonts w:ascii="Liberation Sans" w:hAnsi="Liberation Sans" w:eastAsia="Liberation Sans" w:cs="Liberation Sans"/>
           <w:sz w:val="22"/>
           <w:szCs w:val="22"/>
           <w:highlight w:val="none"/>
-          <w14:ligatures w14:val="none"/>
-        </w:rPr>
-        <w:t xml:space="preserve">Covp</w:t>
+        </w:rPr>
+        <w:t xml:space="preserve"> </w:t>
       </w:r>
       <w:r>
         <w:rPr>
-          <w:rFonts w:ascii="Liberation Sans" w:hAnsi="Liberation Sans" w:cs="Liberation Sans"/>
-          <w:sz w:val="22"/>
-          <w:szCs w:val="22"/>
-          <w:highlight w:val="none"/>
-          <w14:ligatures w14:val="none"/>
-        </w:rPr>
-        <w:t xml:space="preserve">(X,Y) = (1/n) x somme N x (Xi – µx)(Yi – µy)</w:t>
+          <w:rFonts w:ascii="Liberation Sans" w:hAnsi="Liberation Sans" w:eastAsia="Liberation Sans" w:cs="Liberation Sans"/>
+          <w:sz w:val="22"/>
+          <w:szCs w:val="22"/>
+        </w:rPr>
+        <mc:AlternateContent>
+          <mc:Choice Requires="wpg">
+            <w:drawing>
+              <wp:inline xmlns:wp="http://schemas.openxmlformats.org/drawingml/2006/wordprocessingDrawing" distT="0" distB="0" distL="0" distR="0">
+                <wp:extent cx="1866900" cy="476250"/>
+                <wp:effectExtent l="0" t="0" r="0" b="0"/>
+                <wp:docPr id="12" name=""/>
+                <wp:cNvGraphicFramePr>
+                  <a:graphicFrameLocks xmlns:a="http://schemas.openxmlformats.org/drawingml/2006/main" noChangeAspect="1"/>
+                </wp:cNvGraphicFramePr>
+                <a:graphic xmlns:a="http://schemas.openxmlformats.org/drawingml/2006/main">
+                  <a:graphicData uri="http://schemas.openxmlformats.org/drawingml/2006/picture">
+                    <pic:pic xmlns:pic="http://schemas.openxmlformats.org/drawingml/2006/picture">
+                      <pic:nvPicPr>
+                        <pic:cNvPr id="981850210" name=""/>
+                        <pic:cNvPicPr>
+                          <a:picLocks noChangeAspect="1"/>
+                        </pic:cNvPicPr>
+                        <pic:nvPr/>
+                      </pic:nvPicPr>
+                      <pic:blipFill rotWithShape="1">
+                        <a:blip r:embed="rId20"/>
+                        <a:stretch/>
+                      </pic:blipFill>
+                      <pic:spPr bwMode="auto">
+                        <a:xfrm>
+                          <a:off x="0" y="0"/>
+                          <a:ext cx="1866899" cy="476249"/>
+                        </a:xfrm>
+                        <a:prstGeom prst="rect">
+                          <a:avLst/>
+                        </a:prstGeom>
+                      </pic:spPr>
+                    </pic:pic>
+                  </a:graphicData>
+                </a:graphic>
+              </wp:inline>
+            </w:drawing>
+          </mc:Choice>
+          <mc:Fallback>
+            <w:pict>
+              <v:shapetype id="_x0000_t75" coordsize="21600,21600" o:spt="75" o:preferrelative="t" path="m@4@5l@4@11@9@11@9@5xe" filled="f" stroked="f">
+                <v:stroke joinstyle="miter"/>
+                <v:formulas>
+                  <v:f eqn="if lineDrawn pixelLineWidth 0"/>
+                  <v:f eqn="sum @0 1 0"/>
+                  <v:f eqn="sum 0 0 @1"/>
+                  <v:f eqn="prod @2 1 2"/>
+                  <v:f eqn="prod @3 21600 pixelWidth"/>
+                  <v:f eqn="prod @3 21600 pixelHeight"/>
+                  <v:f eqn="sum @0 0 1"/>
+                  <v:f eqn="prod @6 1 2"/>
+                  <v:f eqn="prod @7 21600 pixelWidth"/>
+                  <v:f eqn="sum @8 21600 0"/>
+                  <v:f eqn="prod @7 21600 pixelHeight"/>
+                  <v:f eqn="sum @10 21600 0"/>
+                </v:formulas>
+                <v:path o:extrusionok="f" gradientshapeok="t" o:connecttype="rect"/>
+                <o:lock v:ext="edit" aspectratio="t"/>
+              </v:shapetype>
+              <v:shape id="_x0000_i11" o:spid="_x0000_s11" type="#_x0000_t75" style="width:147.00pt;height:37.50pt;mso-wrap-distance-left:0.00pt;mso-wrap-distance-top:0.00pt;mso-wrap-distance-right:0.00pt;mso-wrap-distance-bottom:0.00pt;z-index:1;" stroked="false">
+                <v:imagedata r:id="rId20" o:title=""/>
+                <o:lock v:ext="edit" rotation="t"/>
+              </v:shape>
+            </w:pict>
+          </mc:Fallback>
+        </mc:AlternateContent>
+        <w:br/>
       </w:r>
       <w:r>
         <w:rPr>
-          <w:rFonts w:ascii="Liberation Sans" w:hAnsi="Liberation Sans" w:cs="Liberation Sans"/>
+          <w:rFonts w:ascii="Liberation Sans" w:hAnsi="Liberation Sans" w:eastAsia="Liberation Sans" w:cs="Liberation Sans"/>
           <w:sz w:val="22"/>
           <w:szCs w:val="22"/>
           <w:highlight w:val="none"/>
-          <w14:ligatures w14:val="none"/>
+        </w:rPr>
+        <w:t xml:space="preserve">p(X,Y) = cov(X,Y)/ (écart type de X x écart-type de y)</w:t>
+      </w:r>
+      <w:r>
+        <w:rPr>
+          <w:rFonts w:ascii="Liberation Sans" w:hAnsi="Liberation Sans" w:eastAsia="Liberation Sans" w:cs="Liberation Sans"/>
+          <w:sz w:val="22"/>
+          <w:szCs w:val="22"/>
+          <w:highlight w:val="none"/>
+        </w:rPr>
+      </w:r>
+      <w:r>
+        <w:rPr>
+          <w:rFonts w:ascii="Liberation Sans" w:hAnsi="Liberation Sans" w:eastAsia="Liberation Sans" w:cs="Liberation Sans"/>
+          <w:sz w:val="22"/>
+          <w:szCs w:val="22"/>
+          <w:highlight w:val="none"/>
         </w:rPr>
       </w:r>
     </w:p>
     <w:p>
       <w:pPr>
-        <w:pStyle w:val="928"/>
+        <w:pStyle w:val="938"/>
         <w:numPr>
           <w:ilvl w:val="2"/>
           <w:numId w:val="20"/>
         </w:numPr>
         <w:pBdr/>
-        <w:shd w:val="nil" w:color="000000"/>
+        <w:shd w:val="nil"/>
         <w:spacing/>
         <w:ind/>
         <w:rPr>
@@ -4200,33 +5580,88 @@
       </w:pPr>
       <w:r>
         <w:rPr>
-          <w:rFonts w:ascii="Liberation Sans" w:hAnsi="Liberation Sans" w:cs="Liberation Sans"/>
+          <w:rFonts w:ascii="Liberation Sans" w:hAnsi="Liberation Sans" w:eastAsia="Liberation Sans" w:cs="Liberation Sans"/>
           <w:sz w:val="22"/>
           <w:szCs w:val="22"/>
           <w:highlight w:val="none"/>
-          <w14:ligatures w14:val="none"/>
-        </w:rPr>
-        <w:t xml:space="preserve">Xi : ième valeur de X</w:t>
+        </w:rPr>
+        <w:t xml:space="preserve">p = 1</w:t>
       </w:r>
       <w:r>
         <w:rPr>
-          <w:rFonts w:ascii="Liberation Sans" w:hAnsi="Liberation Sans" w:cs="Liberation Sans"/>
+          <w:rFonts w:ascii="Liberation Sans" w:hAnsi="Liberation Sans" w:eastAsia="Liberation Sans" w:cs="Liberation Sans"/>
           <w:sz w:val="22"/>
           <w:szCs w:val="22"/>
           <w:highlight w:val="none"/>
-          <w14:ligatures w14:val="none"/>
+        </w:rPr>
+        <w:t xml:space="preserve"> : </w:t>
+      </w:r>
+      <w:r>
+        <w:rPr>
+          <w:rFonts w:ascii="Liberation Sans" w:hAnsi="Liberation Sans" w:eastAsia="Liberation Sans" w:cs="Liberation Sans"/>
+          <w:sz w:val="22"/>
+          <w:szCs w:val="22"/>
+        </w:rPr>
+        <w:t xml:space="preserve">Relation linéaire positive parfaite (quand </w:t>
+      </w:r>
+      <w:r>
+        <w:rPr>
+          <w:rFonts w:ascii="Liberation Sans" w:hAnsi="Liberation Sans" w:eastAsia="Liberation Sans" w:cs="Liberation Sans"/>
+          <w:sz w:val="22"/>
+          <w:szCs w:val="22"/>
+        </w:rPr>
+        <w:t xml:space="preserve">X</w:t>
+      </w:r>
+      <w:r>
+        <w:rPr>
+          <w:rFonts w:ascii="Liberation Sans" w:hAnsi="Liberation Sans" w:eastAsia="Liberation Sans" w:cs="Liberation Sans"/>
+          <w:sz w:val="22"/>
+          <w:szCs w:val="22"/>
+        </w:rPr>
+        <w:t xml:space="preserve"> augmente, </w:t>
+      </w:r>
+      <w:r>
+        <w:rPr>
+          <w:rFonts w:ascii="Liberation Sans" w:hAnsi="Liberation Sans" w:eastAsia="Liberation Sans" w:cs="Liberation Sans"/>
+          <w:sz w:val="22"/>
+          <w:szCs w:val="22"/>
+        </w:rPr>
+        <w:t xml:space="preserve">Y</w:t>
+      </w:r>
+      <w:r>
+        <w:rPr>
+          <w:rFonts w:ascii="Liberation Sans" w:hAnsi="Liberation Sans" w:eastAsia="Liberation Sans" w:cs="Liberation Sans"/>
+          <w:sz w:val="22"/>
+          <w:szCs w:val="22"/>
+        </w:rPr>
+        <w:t xml:space="preserve"> augmente proportionnellement).</w:t>
+      </w:r>
+      <w:r>
+        <w:rPr>
+          <w:rFonts w:ascii="Liberation Sans" w:hAnsi="Liberation Sans" w:eastAsia="Liberation Sans" w:cs="Liberation Sans"/>
+          <w:sz w:val="22"/>
+          <w:szCs w:val="22"/>
+          <w:highlight w:val="none"/>
+        </w:rPr>
+      </w:r>
+      <w:r>
+        <w:rPr>
+          <w:rFonts w:ascii="Liberation Sans" w:hAnsi="Liberation Sans" w:eastAsia="Liberation Sans" w:cs="Liberation Sans"/>
+          <w:sz w:val="22"/>
+          <w:szCs w:val="22"/>
+          <w:highlight w:val="none"/>
         </w:rPr>
       </w:r>
     </w:p>
     <w:p>
       <w:pPr>
-        <w:pStyle w:val="928"/>
+        <w:pStyle w:val="938"/>
         <w:numPr>
           <w:ilvl w:val="2"/>
           <w:numId w:val="20"/>
         </w:numPr>
         <w:pBdr/>
-        <w:shd w:val="nil" w:color="000000"/>
+        <w:shd w:val="nil"/>
         <w:spacing/>
         <w:ind/>
         <w:rPr>
@@ -4239,42 +5674,55 @@
       </w:pPr>
       <w:r>
         <w:rPr>
-          <w:rFonts w:ascii="Liberation Sans" w:hAnsi="Liberation Sans" w:cs="Liberation Sans"/>
+          <w:rFonts w:ascii="Liberation Sans" w:hAnsi="Liberation Sans" w:eastAsia="Liberation Sans" w:cs="Liberation Sans"/>
           <w:sz w:val="22"/>
           <w:szCs w:val="22"/>
           <w:highlight w:val="none"/>
-          <w14:ligatures w14:val="none"/>
-        </w:rPr>
-        <w:t xml:space="preserve">Yi ième valeur de Y</w:t>
+        </w:rPr>
       </w:r>
       <w:r>
         <w:rPr>
-          <w:rFonts w:ascii="Liberation Sans" w:hAnsi="Liberation Sans" w:cs="Liberation Sans"/>
+          <w:rFonts w:ascii="Liberation Sans" w:hAnsi="Liberation Sans" w:eastAsia="Liberation Sans" w:cs="Liberation Sans"/>
           <w:sz w:val="22"/>
           <w:szCs w:val="22"/>
           <w:highlight w:val="none"/>
-          <w14:ligatures w14:val="none"/>
-        </w:rPr>
+        </w:rPr>
+        <w:t xml:space="preserve">P = 0 : </w:t>
       </w:r>
       <w:r>
         <w:rPr>
-          <w:rFonts w:ascii="Liberation Sans" w:hAnsi="Liberation Sans" w:cs="Liberation Sans"/>
+          <w:rFonts w:ascii="Liberation Sans" w:hAnsi="Liberation Sans" w:eastAsia="Liberation Sans" w:cs="Liberation Sans"/>
+          <w:sz w:val="22"/>
+          <w:szCs w:val="22"/>
+        </w:rPr>
+        <w:t xml:space="preserve">Absence de relation linéaire.</w:t>
+      </w:r>
+      <w:r>
+        <w:rPr>
+          <w:rFonts w:ascii="Liberation Sans" w:hAnsi="Liberation Sans" w:eastAsia="Liberation Sans" w:cs="Liberation Sans"/>
           <w:sz w:val="22"/>
           <w:szCs w:val="22"/>
           <w:highlight w:val="none"/>
-          <w14:ligatures w14:val="none"/>
+        </w:rPr>
+      </w:r>
+      <w:r>
+        <w:rPr>
+          <w:rFonts w:ascii="Liberation Sans" w:hAnsi="Liberation Sans" w:eastAsia="Liberation Sans" w:cs="Liberation Sans"/>
+          <w:sz w:val="22"/>
+          <w:szCs w:val="22"/>
+          <w:highlight w:val="none"/>
         </w:rPr>
       </w:r>
     </w:p>
     <w:p>
       <w:pPr>
-        <w:pStyle w:val="928"/>
+        <w:pStyle w:val="938"/>
         <w:numPr>
           <w:ilvl w:val="2"/>
           <w:numId w:val="20"/>
         </w:numPr>
         <w:pBdr/>
-        <w:shd w:val="nil" w:color="000000"/>
+        <w:shd w:val="nil"/>
         <w:spacing/>
         <w:ind/>
         <w:rPr>
@@ -4287,196 +5735,67 @@
       </w:pPr>
       <w:r>
         <w:rPr>
-          <w:rFonts w:ascii="Liberation Sans" w:hAnsi="Liberation Sans" w:cs="Liberation Sans"/>
+          <w:rFonts w:ascii="Liberation Sans" w:hAnsi="Liberation Sans" w:eastAsia="Liberation Sans" w:cs="Liberation Sans"/>
           <w:sz w:val="22"/>
           <w:szCs w:val="22"/>
           <w:highlight w:val="none"/>
-          <w14:ligatures w14:val="none"/>
-        </w:rPr>
-        <w:t xml:space="preserve">µX : Moyenne de X</w:t>
+        </w:rPr>
+        <w:t xml:space="preserve">P = -1 : </w:t>
       </w:r>
       <w:r>
         <w:rPr>
-          <w:rFonts w:ascii="Liberation Sans" w:hAnsi="Liberation Sans" w:cs="Liberation Sans"/>
-          <w:sz w:val="22"/>
-          <w:szCs w:val="22"/>
-          <w:highlight w:val="none"/>
-          <w14:ligatures w14:val="none"/>
-        </w:rPr>
-      </w:r>
-    </w:p>
-    <w:p>
-      <w:pPr>
-        <w:pStyle w:val="928"/>
-        <w:numPr>
-          <w:ilvl w:val="2"/>
-          <w:numId w:val="20"/>
-        </w:numPr>
-        <w:pBdr/>
-        <w:shd w:val="nil" w:color="000000"/>
-        <w:spacing/>
-        <w:ind/>
-        <w:rPr>
-          <w:rFonts w:ascii="Liberation Sans" w:hAnsi="Liberation Sans" w:cs="Liberation Sans"/>
-          <w:sz w:val="22"/>
-          <w:szCs w:val="22"/>
-          <w:highlight w:val="none"/>
-          <w14:ligatures w14:val="none"/>
-        </w:rPr>
-      </w:pPr>
-      <w:r>
-        <w:rPr>
-          <w:rFonts w:ascii="Liberation Sans" w:hAnsi="Liberation Sans" w:cs="Liberation Sans"/>
-          <w:sz w:val="22"/>
-          <w:szCs w:val="22"/>
-          <w:highlight w:val="none"/>
-          <w14:ligatures w14:val="none"/>
-        </w:rPr>
-        <w:t xml:space="preserve">µY : Moyenne de Y</w:t>
+          <w:rFonts w:ascii="Liberation Sans" w:hAnsi="Liberation Sans" w:eastAsia="Liberation Sans" w:cs="Liberation Sans"/>
+          <w:sz w:val="22"/>
+          <w:szCs w:val="22"/>
+        </w:rPr>
+        <w:t xml:space="preserve">Relation linéaire négative parfaite (quand </w:t>
       </w:r>
       <w:r>
         <w:rPr>
-          <w:rFonts w:ascii="Liberation Sans" w:hAnsi="Liberation Sans" w:cs="Liberation Sans"/>
-          <w:sz w:val="22"/>
-          <w:szCs w:val="22"/>
-          <w:highlight w:val="none"/>
-          <w14:ligatures w14:val="none"/>
-        </w:rPr>
-      </w:r>
-    </w:p>
-    <w:p>
-      <w:pPr>
-        <w:pStyle w:val="928"/>
-        <w:numPr>
-          <w:ilvl w:val="2"/>
-          <w:numId w:val="20"/>
-        </w:numPr>
-        <w:pBdr/>
-        <w:shd w:val="nil" w:color="000000"/>
-        <w:spacing/>
-        <w:ind/>
-        <w:rPr>
-          <w:rFonts w:ascii="Liberation Sans" w:hAnsi="Liberation Sans" w:cs="Liberation Sans"/>
-          <w:sz w:val="22"/>
-          <w:szCs w:val="22"/>
-          <w:highlight w:val="none"/>
-          <w14:ligatures w14:val="none"/>
-        </w:rPr>
-      </w:pPr>
-      <w:r>
-        <w:rPr>
-          <w:rFonts w:ascii="Liberation Sans" w:hAnsi="Liberation Sans" w:cs="Liberation Sans"/>
-          <w:sz w:val="22"/>
-          <w:szCs w:val="22"/>
-          <w:highlight w:val="none"/>
-          <w14:ligatures w14:val="none"/>
-        </w:rPr>
-        <w:t xml:space="preserve">N : nombre d’observations</w:t>
+          <w:rFonts w:ascii="Liberation Sans" w:hAnsi="Liberation Sans" w:eastAsia="Liberation Sans" w:cs="Liberation Sans"/>
+          <w:sz w:val="22"/>
+          <w:szCs w:val="22"/>
+        </w:rPr>
+        <w:t xml:space="preserve">X</w:t>
       </w:r>
       <w:r>
         <w:rPr>
-          <w:rFonts w:ascii="Liberation Sans" w:hAnsi="Liberation Sans" w:cs="Liberation Sans"/>
-          <w:sz w:val="22"/>
-          <w:szCs w:val="22"/>
-          <w:highlight w:val="none"/>
-          <w14:ligatures w14:val="none"/>
-        </w:rPr>
+          <w:rFonts w:ascii="Liberation Sans" w:hAnsi="Liberation Sans" w:eastAsia="Liberation Sans" w:cs="Liberation Sans"/>
+          <w:sz w:val="22"/>
+          <w:szCs w:val="22"/>
+        </w:rPr>
+        <w:t xml:space="preserve"> augmente, </w:t>
       </w:r>
       <w:r>
         <w:rPr>
-          <w:rFonts w:ascii="Liberation Sans" w:hAnsi="Liberation Sans" w:cs="Liberation Sans"/>
-          <w:sz w:val="22"/>
-          <w:szCs w:val="22"/>
-          <w:highlight w:val="none"/>
-          <w14:ligatures w14:val="none"/>
-        </w:rPr>
-      </w:r>
-    </w:p>
-    <w:p>
-      <w:pPr>
-        <w:pStyle w:val="928"/>
-        <w:numPr>
-          <w:ilvl w:val="0"/>
-          <w:numId w:val="20"/>
-        </w:numPr>
-        <w:pBdr/>
-        <w:shd w:val="nil" w:color="000000"/>
-        <w:spacing/>
-        <w:ind/>
-        <w:rPr>
-          <w:rFonts w:ascii="Liberation Sans" w:hAnsi="Liberation Sans" w:cs="Liberation Sans"/>
-          <w:sz w:val="22"/>
-          <w:szCs w:val="22"/>
-          <w:highlight w:val="none"/>
-          <w14:ligatures w14:val="none"/>
-        </w:rPr>
-      </w:pPr>
-      <w:r>
-        <w:rPr>
-          <w:rFonts w:ascii="Liberation Sans" w:hAnsi="Liberation Sans" w:cs="Liberation Sans"/>
-          <w:sz w:val="22"/>
-          <w:szCs w:val="22"/>
-          <w:highlight w:val="none"/>
-          <w14:ligatures w14:val="none"/>
-        </w:rPr>
-        <w:t xml:space="preserve">Corrélation [-1 ;1] -1 : relation inverse, 1 : relation directe</w:t>
+          <w:rFonts w:ascii="Liberation Sans" w:hAnsi="Liberation Sans" w:eastAsia="Liberation Sans" w:cs="Liberation Sans"/>
+          <w:sz w:val="22"/>
+          <w:szCs w:val="22"/>
+        </w:rPr>
+        <w:t xml:space="preserve">Y</w:t>
       </w:r>
       <w:r>
         <w:rPr>
-          <w:rFonts w:ascii="Liberation Sans" w:hAnsi="Liberation Sans" w:cs="Liberation Sans"/>
-          <w:sz w:val="22"/>
-          <w:szCs w:val="22"/>
-          <w:highlight w:val="none"/>
-          <w14:ligatures w14:val="none"/>
-        </w:rPr>
-        <w:t xml:space="preserve">.</w:t>
+          <w:rFonts w:ascii="Liberation Sans" w:hAnsi="Liberation Sans" w:eastAsia="Liberation Sans" w:cs="Liberation Sans"/>
+          <w:sz w:val="22"/>
+          <w:szCs w:val="22"/>
+        </w:rPr>
+        <w:t xml:space="preserve"> diminue proportionnellement).</w:t>
       </w:r>
       <w:r>
         <w:rPr>
-          <w:rFonts w:ascii="Liberation Sans" w:hAnsi="Liberation Sans" w:cs="Liberation Sans"/>
+          <w:rFonts w:ascii="Liberation Sans" w:hAnsi="Liberation Sans" w:eastAsia="Liberation Sans" w:cs="Liberation Sans"/>
           <w:sz w:val="22"/>
           <w:szCs w:val="22"/>
           <w:highlight w:val="none"/>
-          <w14:ligatures w14:val="none"/>
-        </w:rPr>
-      </w:r>
-    </w:p>
-    <w:p>
-      <w:pPr>
-        <w:pStyle w:val="928"/>
-        <w:numPr>
-          <w:ilvl w:val="1"/>
-          <w:numId w:val="20"/>
-        </w:numPr>
-        <w:pBdr/>
-        <w:shd w:val="nil" w:color="000000"/>
-        <w:spacing/>
-        <w:ind/>
-        <w:rPr>
-          <w:rFonts w:ascii="Liberation Sans" w:hAnsi="Liberation Sans" w:cs="Liberation Sans"/>
-          <w:sz w:val="22"/>
-          <w:szCs w:val="22"/>
-          <w:highlight w:val="none"/>
-          <w14:ligatures w14:val="none"/>
-        </w:rPr>
-      </w:pPr>
-      <w:r>
-        <w:rPr>
-          <w:rFonts w:ascii="Liberation Sans" w:hAnsi="Liberation Sans" w:cs="Liberation Sans"/>
-          <w:sz w:val="22"/>
-          <w:szCs w:val="22"/>
-          <w:highlight w:val="none"/>
-          <w14:ligatures w14:val="none"/>
-        </w:rPr>
-        <w:t xml:space="preserve"> p(X,Y) = cov(X,Y)/ (écart type de X x écart-type de y)</w:t>
+        </w:rPr>
       </w:r>
       <w:r>
         <w:rPr>
-          <w:rFonts w:ascii="Liberation Sans" w:hAnsi="Liberation Sans" w:cs="Liberation Sans"/>
+          <w:rFonts w:ascii="Liberation Sans" w:hAnsi="Liberation Sans" w:eastAsia="Liberation Sans" w:cs="Liberation Sans"/>
           <w:sz w:val="22"/>
           <w:szCs w:val="22"/>
           <w:highlight w:val="none"/>
-          <w14:ligatures w14:val="none"/>
         </w:rPr>
       </w:r>
     </w:p>
@@ -5176,7 +6495,7 @@
         <w:spacing/>
         <w:ind w:hanging="360" w:left="1429"/>
       </w:pPr>
-      <w:pStyle w:val="928"/>
+      <w:pStyle w:val="938"/>
       <w:rPr>
         <w:rFonts w:hint="default" w:ascii="Courier New" w:hAnsi="Courier New" w:eastAsia="Courier New" w:cs="Courier New"/>
       </w:rPr>
@@ -6337,7 +7656,7 @@
         <w:spacing/>
         <w:ind w:hanging="360" w:left="720"/>
       </w:pPr>
-      <w:pStyle w:val="928"/>
+      <w:pStyle w:val="938"/>
       <w:rPr>
         <w:rFonts w:hint="default" w:ascii="Symbol" w:hAnsi="Symbol" w:eastAsia="Symbol" w:cs="Symbol"/>
       </w:rPr>
@@ -6485,7 +7804,7 @@
         <w:spacing/>
         <w:ind w:hanging="360" w:left="720"/>
       </w:pPr>
-      <w:pStyle w:val="928"/>
+      <w:pStyle w:val="938"/>
       <w:rPr>
         <w:rFonts w:hint="default" w:ascii="Symbol" w:hAnsi="Symbol" w:eastAsia="Symbol" w:cs="Symbol"/>
       </w:rPr>
@@ -7361,7 +8680,7 @@
     <w:lvl w:ilvl="0">
       <w:isLgl w:val="false"/>
       <w:lvlJc w:val="left"/>
-      <w:lvlText w:val="–"/>
+      <w:lvlText w:val="·"/>
       <w:numFmt w:val="bullet"/>
       <w:pPr>
         <w:pBdr/>
@@ -7369,7 +8688,7 @@
         <w:ind w:hanging="360" w:left="709"/>
       </w:pPr>
       <w:rPr>
-        <w:rFonts w:hint="default" w:ascii="Arial" w:hAnsi="Arial" w:eastAsia="Arial" w:cs="Arial"/>
+        <w:rFonts w:ascii="Symbol" w:hAnsi="Symbol" w:eastAsia="Symbol" w:cs="Symbol"/>
       </w:rPr>
       <w:start w:val="1"/>
       <w:suff w:val="tab"/>
@@ -7400,6 +8719,7 @@
         <w:spacing/>
         <w:ind w:hanging="360" w:left="2149"/>
       </w:pPr>
+      <w:pStyle w:val="938"/>
       <w:rPr>
         <w:rFonts w:hint="default" w:ascii="Wingdings" w:hAnsi="Wingdings" w:eastAsia="Wingdings" w:cs="Wingdings"/>
       </w:rPr>
@@ -7508,7 +8828,7 @@
     <w:lvl w:ilvl="0">
       <w:isLgl w:val="false"/>
       <w:lvlJc w:val="left"/>
-      <w:lvlText w:val="–"/>
+      <w:lvlText w:val="·"/>
       <w:numFmt w:val="bullet"/>
       <w:pPr>
         <w:pBdr/>
@@ -7516,7 +8836,7 @@
         <w:ind w:hanging="360" w:left="709"/>
       </w:pPr>
       <w:rPr>
-        <w:rFonts w:hint="default" w:ascii="Arial" w:hAnsi="Arial" w:eastAsia="Arial" w:cs="Arial"/>
+        <w:rFonts w:ascii="Symbol" w:hAnsi="Symbol" w:eastAsia="Symbol" w:cs="Symbol"/>
       </w:rPr>
       <w:start w:val="1"/>
       <w:suff w:val="tab"/>
@@ -7958,6 +9278,447 @@
       </w:pPr>
       <w:rPr>
         <w:rFonts w:hint="default" w:ascii="Arial" w:hAnsi="Arial" w:eastAsia="Arial" w:cs="Arial"/>
+      </w:rPr>
+      <w:start w:val="1"/>
+      <w:suff w:val="tab"/>
+    </w:lvl>
+    <w:lvl w:ilvl="1">
+      <w:isLgl w:val="false"/>
+      <w:lvlJc w:val="left"/>
+      <w:lvlText w:val="o"/>
+      <w:numFmt w:val="bullet"/>
+      <w:pPr>
+        <w:pBdr/>
+        <w:spacing/>
+        <w:ind w:hanging="360" w:left="1429"/>
+      </w:pPr>
+      <w:rPr>
+        <w:rFonts w:hint="default" w:ascii="Courier New" w:hAnsi="Courier New" w:eastAsia="Courier New" w:cs="Courier New"/>
+      </w:rPr>
+      <w:start w:val="1"/>
+      <w:suff w:val="tab"/>
+    </w:lvl>
+    <w:lvl w:ilvl="2">
+      <w:isLgl w:val="false"/>
+      <w:lvlJc w:val="left"/>
+      <w:lvlText w:val="§"/>
+      <w:numFmt w:val="bullet"/>
+      <w:pPr>
+        <w:pBdr/>
+        <w:spacing/>
+        <w:ind w:hanging="360" w:left="2149"/>
+      </w:pPr>
+      <w:rPr>
+        <w:rFonts w:hint="default" w:ascii="Wingdings" w:hAnsi="Wingdings" w:eastAsia="Wingdings" w:cs="Wingdings"/>
+      </w:rPr>
+      <w:start w:val="1"/>
+      <w:suff w:val="tab"/>
+    </w:lvl>
+    <w:lvl w:ilvl="3">
+      <w:isLgl w:val="false"/>
+      <w:lvlJc w:val="left"/>
+      <w:lvlText w:val="·"/>
+      <w:numFmt w:val="bullet"/>
+      <w:pPr>
+        <w:pBdr/>
+        <w:spacing/>
+        <w:ind w:hanging="360" w:left="2869"/>
+      </w:pPr>
+      <w:rPr>
+        <w:rFonts w:hint="default" w:ascii="Symbol" w:hAnsi="Symbol" w:eastAsia="Symbol" w:cs="Symbol"/>
+      </w:rPr>
+      <w:start w:val="1"/>
+      <w:suff w:val="tab"/>
+    </w:lvl>
+    <w:lvl w:ilvl="4">
+      <w:isLgl w:val="false"/>
+      <w:lvlJc w:val="left"/>
+      <w:lvlText w:val="o"/>
+      <w:numFmt w:val="bullet"/>
+      <w:pPr>
+        <w:pBdr/>
+        <w:spacing/>
+        <w:ind w:hanging="360" w:left="3589"/>
+      </w:pPr>
+      <w:rPr>
+        <w:rFonts w:hint="default" w:ascii="Courier New" w:hAnsi="Courier New" w:eastAsia="Courier New" w:cs="Courier New"/>
+      </w:rPr>
+      <w:start w:val="1"/>
+      <w:suff w:val="tab"/>
+    </w:lvl>
+    <w:lvl w:ilvl="5">
+      <w:isLgl w:val="false"/>
+      <w:lvlJc w:val="left"/>
+      <w:lvlText w:val="§"/>
+      <w:numFmt w:val="bullet"/>
+      <w:pPr>
+        <w:pBdr/>
+        <w:spacing/>
+        <w:ind w:hanging="360" w:left="4309"/>
+      </w:pPr>
+      <w:rPr>
+        <w:rFonts w:hint="default" w:ascii="Wingdings" w:hAnsi="Wingdings" w:eastAsia="Wingdings" w:cs="Wingdings"/>
+      </w:rPr>
+      <w:start w:val="1"/>
+      <w:suff w:val="tab"/>
+    </w:lvl>
+    <w:lvl w:ilvl="6">
+      <w:isLgl w:val="false"/>
+      <w:lvlJc w:val="left"/>
+      <w:lvlText w:val="·"/>
+      <w:numFmt w:val="bullet"/>
+      <w:pPr>
+        <w:pBdr/>
+        <w:spacing/>
+        <w:ind w:hanging="360" w:left="5029"/>
+      </w:pPr>
+      <w:rPr>
+        <w:rFonts w:hint="default" w:ascii="Symbol" w:hAnsi="Symbol" w:eastAsia="Symbol" w:cs="Symbol"/>
+      </w:rPr>
+      <w:start w:val="1"/>
+      <w:suff w:val="tab"/>
+    </w:lvl>
+    <w:lvl w:ilvl="7">
+      <w:isLgl w:val="false"/>
+      <w:lvlJc w:val="left"/>
+      <w:lvlText w:val="o"/>
+      <w:numFmt w:val="bullet"/>
+      <w:pPr>
+        <w:pBdr/>
+        <w:spacing/>
+        <w:ind w:hanging="360" w:left="5749"/>
+      </w:pPr>
+      <w:rPr>
+        <w:rFonts w:hint="default" w:ascii="Courier New" w:hAnsi="Courier New" w:eastAsia="Courier New" w:cs="Courier New"/>
+      </w:rPr>
+      <w:start w:val="1"/>
+      <w:suff w:val="tab"/>
+    </w:lvl>
+    <w:lvl w:ilvl="8">
+      <w:isLgl w:val="false"/>
+      <w:lvlJc w:val="left"/>
+      <w:lvlText w:val="§"/>
+      <w:numFmt w:val="bullet"/>
+      <w:pPr>
+        <w:pBdr/>
+        <w:spacing/>
+        <w:ind w:hanging="360" w:left="6469"/>
+      </w:pPr>
+      <w:rPr>
+        <w:rFonts w:hint="default" w:ascii="Wingdings" w:hAnsi="Wingdings" w:eastAsia="Wingdings" w:cs="Wingdings"/>
+      </w:rPr>
+      <w:start w:val="1"/>
+      <w:suff w:val="tab"/>
+    </w:lvl>
+  </w:abstractNum>
+  <w:abstractNum w:abstractNumId="24">
+    <w:nsid w:val="30733130"/>
+    <w:lvl w:ilvl="0">
+      <w:isLgl w:val="false"/>
+      <w:lvlJc w:val="left"/>
+      <w:lvlText w:val="·"/>
+      <w:numFmt w:val="bullet"/>
+      <w:pPr>
+        <w:pBdr/>
+        <w:spacing/>
+        <w:ind w:hanging="360" w:left="709"/>
+      </w:pPr>
+      <w:rPr>
+        <w:rFonts w:ascii="Symbol" w:hAnsi="Symbol" w:eastAsia="Symbol" w:cs="Symbol"/>
+      </w:rPr>
+      <w:start w:val="1"/>
+      <w:suff w:val="tab"/>
+    </w:lvl>
+    <w:lvl w:ilvl="1">
+      <w:isLgl w:val="false"/>
+      <w:lvlJc w:val="left"/>
+      <w:lvlText w:val="o"/>
+      <w:numFmt w:val="bullet"/>
+      <w:pPr>
+        <w:pBdr/>
+        <w:spacing/>
+        <w:ind w:hanging="360" w:left="1429"/>
+      </w:pPr>
+      <w:rPr>
+        <w:rFonts w:hint="default" w:ascii="Courier New" w:hAnsi="Courier New" w:eastAsia="Courier New" w:cs="Courier New"/>
+      </w:rPr>
+      <w:start w:val="1"/>
+      <w:suff w:val="tab"/>
+    </w:lvl>
+    <w:lvl w:ilvl="2">
+      <w:isLgl w:val="false"/>
+      <w:lvlJc w:val="left"/>
+      <w:lvlText w:val="§"/>
+      <w:numFmt w:val="bullet"/>
+      <w:pPr>
+        <w:pBdr/>
+        <w:spacing/>
+        <w:ind w:hanging="360" w:left="2149"/>
+      </w:pPr>
+      <w:rPr>
+        <w:rFonts w:hint="default" w:ascii="Wingdings" w:hAnsi="Wingdings" w:eastAsia="Wingdings" w:cs="Wingdings"/>
+      </w:rPr>
+      <w:start w:val="1"/>
+      <w:suff w:val="tab"/>
+    </w:lvl>
+    <w:lvl w:ilvl="3">
+      <w:isLgl w:val="false"/>
+      <w:lvlJc w:val="left"/>
+      <w:lvlText w:val="·"/>
+      <w:numFmt w:val="bullet"/>
+      <w:pPr>
+        <w:pBdr/>
+        <w:spacing/>
+        <w:ind w:hanging="360" w:left="2869"/>
+      </w:pPr>
+      <w:rPr>
+        <w:rFonts w:hint="default" w:ascii="Symbol" w:hAnsi="Symbol" w:eastAsia="Symbol" w:cs="Symbol"/>
+      </w:rPr>
+      <w:start w:val="1"/>
+      <w:suff w:val="tab"/>
+    </w:lvl>
+    <w:lvl w:ilvl="4">
+      <w:isLgl w:val="false"/>
+      <w:lvlJc w:val="left"/>
+      <w:lvlText w:val="o"/>
+      <w:numFmt w:val="bullet"/>
+      <w:pPr>
+        <w:pBdr/>
+        <w:spacing/>
+        <w:ind w:hanging="360" w:left="3589"/>
+      </w:pPr>
+      <w:rPr>
+        <w:rFonts w:hint="default" w:ascii="Courier New" w:hAnsi="Courier New" w:eastAsia="Courier New" w:cs="Courier New"/>
+      </w:rPr>
+      <w:start w:val="1"/>
+      <w:suff w:val="tab"/>
+    </w:lvl>
+    <w:lvl w:ilvl="5">
+      <w:isLgl w:val="false"/>
+      <w:lvlJc w:val="left"/>
+      <w:lvlText w:val="§"/>
+      <w:numFmt w:val="bullet"/>
+      <w:pPr>
+        <w:pBdr/>
+        <w:spacing/>
+        <w:ind w:hanging="360" w:left="4309"/>
+      </w:pPr>
+      <w:rPr>
+        <w:rFonts w:hint="default" w:ascii="Wingdings" w:hAnsi="Wingdings" w:eastAsia="Wingdings" w:cs="Wingdings"/>
+      </w:rPr>
+      <w:start w:val="1"/>
+      <w:suff w:val="tab"/>
+    </w:lvl>
+    <w:lvl w:ilvl="6">
+      <w:isLgl w:val="false"/>
+      <w:lvlJc w:val="left"/>
+      <w:lvlText w:val="·"/>
+      <w:numFmt w:val="bullet"/>
+      <w:pPr>
+        <w:pBdr/>
+        <w:spacing/>
+        <w:ind w:hanging="360" w:left="5029"/>
+      </w:pPr>
+      <w:rPr>
+        <w:rFonts w:hint="default" w:ascii="Symbol" w:hAnsi="Symbol" w:eastAsia="Symbol" w:cs="Symbol"/>
+      </w:rPr>
+      <w:start w:val="1"/>
+      <w:suff w:val="tab"/>
+    </w:lvl>
+    <w:lvl w:ilvl="7">
+      <w:isLgl w:val="false"/>
+      <w:lvlJc w:val="left"/>
+      <w:lvlText w:val="o"/>
+      <w:numFmt w:val="bullet"/>
+      <w:pPr>
+        <w:pBdr/>
+        <w:spacing/>
+        <w:ind w:hanging="360" w:left="5749"/>
+      </w:pPr>
+      <w:rPr>
+        <w:rFonts w:hint="default" w:ascii="Courier New" w:hAnsi="Courier New" w:eastAsia="Courier New" w:cs="Courier New"/>
+      </w:rPr>
+      <w:start w:val="1"/>
+      <w:suff w:val="tab"/>
+    </w:lvl>
+    <w:lvl w:ilvl="8">
+      <w:isLgl w:val="false"/>
+      <w:lvlJc w:val="left"/>
+      <w:lvlText w:val="§"/>
+      <w:numFmt w:val="bullet"/>
+      <w:pPr>
+        <w:pBdr/>
+        <w:spacing/>
+        <w:ind w:hanging="360" w:left="6469"/>
+      </w:pPr>
+      <w:rPr>
+        <w:rFonts w:hint="default" w:ascii="Wingdings" w:hAnsi="Wingdings" w:eastAsia="Wingdings" w:cs="Wingdings"/>
+      </w:rPr>
+      <w:start w:val="1"/>
+      <w:suff w:val="tab"/>
+    </w:lvl>
+  </w:abstractNum>
+  <w:abstractNum w:abstractNumId="25">
+    <w:nsid w:val="30733130"/>
+    <w:lvl w:ilvl="0">
+      <w:isLgl w:val="false"/>
+      <w:lvlJc w:val="left"/>
+      <w:lvlText w:val="·"/>
+      <w:numFmt w:val="bullet"/>
+      <w:pPr>
+        <w:pBdr/>
+        <w:spacing/>
+        <w:ind w:hanging="360" w:left="709"/>
+      </w:pPr>
+      <w:rPr>
+        <w:rFonts w:ascii="Symbol" w:hAnsi="Symbol" w:eastAsia="Symbol" w:cs="Symbol"/>
+      </w:rPr>
+      <w:start w:val="1"/>
+      <w:suff w:val="tab"/>
+    </w:lvl>
+    <w:lvl w:ilvl="1">
+      <w:isLgl w:val="false"/>
+      <w:lvlJc w:val="left"/>
+      <w:lvlText w:val="o"/>
+      <w:numFmt w:val="bullet"/>
+      <w:pPr>
+        <w:pBdr/>
+        <w:spacing/>
+        <w:ind w:hanging="360" w:left="1429"/>
+      </w:pPr>
+      <w:rPr>
+        <w:rFonts w:hint="default" w:ascii="Courier New" w:hAnsi="Courier New" w:eastAsia="Courier New" w:cs="Courier New"/>
+      </w:rPr>
+      <w:start w:val="1"/>
+      <w:suff w:val="tab"/>
+    </w:lvl>
+    <w:lvl w:ilvl="2">
+      <w:isLgl w:val="false"/>
+      <w:lvlJc w:val="left"/>
+      <w:lvlText w:val="§"/>
+      <w:numFmt w:val="bullet"/>
+      <w:pPr>
+        <w:pBdr/>
+        <w:spacing/>
+        <w:ind w:hanging="360" w:left="2149"/>
+      </w:pPr>
+      <w:rPr>
+        <w:rFonts w:hint="default" w:ascii="Wingdings" w:hAnsi="Wingdings" w:eastAsia="Wingdings" w:cs="Wingdings"/>
+      </w:rPr>
+      <w:start w:val="1"/>
+      <w:suff w:val="tab"/>
+    </w:lvl>
+    <w:lvl w:ilvl="3">
+      <w:isLgl w:val="false"/>
+      <w:lvlJc w:val="left"/>
+      <w:lvlText w:val="·"/>
+      <w:numFmt w:val="bullet"/>
+      <w:pPr>
+        <w:pBdr/>
+        <w:spacing/>
+        <w:ind w:hanging="360" w:left="2869"/>
+      </w:pPr>
+      <w:rPr>
+        <w:rFonts w:hint="default" w:ascii="Symbol" w:hAnsi="Symbol" w:eastAsia="Symbol" w:cs="Symbol"/>
+      </w:rPr>
+      <w:start w:val="1"/>
+      <w:suff w:val="tab"/>
+    </w:lvl>
+    <w:lvl w:ilvl="4">
+      <w:isLgl w:val="false"/>
+      <w:lvlJc w:val="left"/>
+      <w:lvlText w:val="o"/>
+      <w:numFmt w:val="bullet"/>
+      <w:pPr>
+        <w:pBdr/>
+        <w:spacing/>
+        <w:ind w:hanging="360" w:left="3589"/>
+      </w:pPr>
+      <w:rPr>
+        <w:rFonts w:hint="default" w:ascii="Courier New" w:hAnsi="Courier New" w:eastAsia="Courier New" w:cs="Courier New"/>
+      </w:rPr>
+      <w:start w:val="1"/>
+      <w:suff w:val="tab"/>
+    </w:lvl>
+    <w:lvl w:ilvl="5">
+      <w:isLgl w:val="false"/>
+      <w:lvlJc w:val="left"/>
+      <w:lvlText w:val="§"/>
+      <w:numFmt w:val="bullet"/>
+      <w:pPr>
+        <w:pBdr/>
+        <w:spacing/>
+        <w:ind w:hanging="360" w:left="4309"/>
+      </w:pPr>
+      <w:rPr>
+        <w:rFonts w:hint="default" w:ascii="Wingdings" w:hAnsi="Wingdings" w:eastAsia="Wingdings" w:cs="Wingdings"/>
+      </w:rPr>
+      <w:start w:val="1"/>
+      <w:suff w:val="tab"/>
+    </w:lvl>
+    <w:lvl w:ilvl="6">
+      <w:isLgl w:val="false"/>
+      <w:lvlJc w:val="left"/>
+      <w:lvlText w:val="·"/>
+      <w:numFmt w:val="bullet"/>
+      <w:pPr>
+        <w:pBdr/>
+        <w:spacing/>
+        <w:ind w:hanging="360" w:left="5029"/>
+      </w:pPr>
+      <w:rPr>
+        <w:rFonts w:hint="default" w:ascii="Symbol" w:hAnsi="Symbol" w:eastAsia="Symbol" w:cs="Symbol"/>
+      </w:rPr>
+      <w:start w:val="1"/>
+      <w:suff w:val="tab"/>
+    </w:lvl>
+    <w:lvl w:ilvl="7">
+      <w:isLgl w:val="false"/>
+      <w:lvlJc w:val="left"/>
+      <w:lvlText w:val="o"/>
+      <w:numFmt w:val="bullet"/>
+      <w:pPr>
+        <w:pBdr/>
+        <w:spacing/>
+        <w:ind w:hanging="360" w:left="5749"/>
+      </w:pPr>
+      <w:rPr>
+        <w:rFonts w:hint="default" w:ascii="Courier New" w:hAnsi="Courier New" w:eastAsia="Courier New" w:cs="Courier New"/>
+      </w:rPr>
+      <w:start w:val="1"/>
+      <w:suff w:val="tab"/>
+    </w:lvl>
+    <w:lvl w:ilvl="8">
+      <w:isLgl w:val="false"/>
+      <w:lvlJc w:val="left"/>
+      <w:lvlText w:val="§"/>
+      <w:numFmt w:val="bullet"/>
+      <w:pPr>
+        <w:pBdr/>
+        <w:spacing/>
+        <w:ind w:hanging="360" w:left="6469"/>
+      </w:pPr>
+      <w:rPr>
+        <w:rFonts w:hint="default" w:ascii="Wingdings" w:hAnsi="Wingdings" w:eastAsia="Wingdings" w:cs="Wingdings"/>
+      </w:rPr>
+      <w:start w:val="1"/>
+      <w:suff w:val="tab"/>
+    </w:lvl>
+  </w:abstractNum>
+  <w:abstractNum w:abstractNumId="26">
+    <w:nsid w:val="120B4D41"/>
+    <w:lvl w:ilvl="0">
+      <w:isLgl w:val="false"/>
+      <w:lvlJc w:val="left"/>
+      <w:lvlText w:val="·"/>
+      <w:numFmt w:val="bullet"/>
+      <w:pPr>
+        <w:pBdr/>
+        <w:spacing/>
+        <w:ind w:hanging="360" w:left="709"/>
+      </w:pPr>
+      <w:rPr>
+        <w:rFonts w:hint="default" w:ascii="Symbol" w:hAnsi="Symbol" w:eastAsia="Symbol" w:cs="Symbol"/>
       </w:rPr>
       <w:start w:val="1"/>
       <w:suff w:val="tab"/>
@@ -8162,6 +9923,15 @@
   </w:num>
   <w:num w:numId="24">
     <w:abstractNumId w:val="23"/>
+  </w:num>
+  <w:num w:numId="25">
+    <w:abstractNumId w:val="24"/>
+  </w:num>
+  <w:num w:numId="26">
+    <w:abstractNumId w:val="25"/>
+  </w:num>
+  <w:num w:numId="27">
+    <w:abstractNumId w:val="26"/>
   </w:num>
 </w:numbering>
 </file>
@@ -8324,9 +10094,9 @@
     <w:lsdException w:name="Bibliography" w:uiPriority="37"/>
     <w:lsdException w:name="TOC Heading" w:uiPriority="39" w:qFormat="1"/>
   </w:latentStyles>
-  <w:style w:type="table" w:styleId="739">
+  <w:style w:type="table" w:styleId="749">
     <w:name w:val="Table Grid"/>
-    <w:basedOn w:val="925"/>
+    <w:basedOn w:val="935"/>
     <w:uiPriority w:val="59"/>
     <w:pPr>
       <w:pBdr/>
@@ -8523,9 +10293,9 @@
       </w:tcPr>
     </w:tblStylePr>
   </w:style>
-  <w:style w:type="table" w:styleId="740">
+  <w:style w:type="table" w:styleId="750">
     <w:name w:val="Table Grid Light"/>
-    <w:basedOn w:val="925"/>
+    <w:basedOn w:val="935"/>
     <w:uiPriority w:val="59"/>
     <w:pPr>
       <w:pBdr/>
@@ -8722,9 +10492,9 @@
       </w:tcPr>
     </w:tblStylePr>
   </w:style>
-  <w:style w:type="table" w:styleId="741">
+  <w:style w:type="table" w:styleId="751">
     <w:name w:val="Plain Table 1"/>
-    <w:basedOn w:val="925"/>
+    <w:basedOn w:val="935"/>
     <w:uiPriority w:val="59"/>
     <w:pPr>
       <w:pBdr/>
@@ -8947,9 +10717,9 @@
       </w:tcPr>
     </w:tblStylePr>
   </w:style>
-  <w:style w:type="table" w:styleId="742">
+  <w:style w:type="table" w:styleId="752">
     <w:name w:val="Plain Table 2"/>
-    <w:basedOn w:val="925"/>
+    <w:basedOn w:val="935"/>
     <w:uiPriority w:val="59"/>
     <w:pPr>
       <w:pBdr/>
@@ -9180,9 +10950,9 @@
       </w:tcPr>
     </w:tblStylePr>
   </w:style>
-  <w:style w:type="table" w:styleId="743">
+  <w:style w:type="table" w:styleId="753">
     <w:name w:val="Plain Table 3"/>
-    <w:basedOn w:val="925"/>
+    <w:basedOn w:val="935"/>
     <w:uiPriority w:val="99"/>
     <w:pPr>
       <w:pBdr/>
@@ -9410,9 +11180,9 @@
       </w:tcPr>
     </w:tblStylePr>
   </w:style>
-  <w:style w:type="table" w:styleId="744">
+  <w:style w:type="table" w:styleId="754">
     <w:name w:val="Plain Table 4"/>
-    <w:basedOn w:val="925"/>
+    <w:basedOn w:val="935"/>
     <w:uiPriority w:val="99"/>
     <w:pPr>
       <w:pBdr/>
@@ -9626,9 +11396,9 @@
       </w:tcPr>
     </w:tblStylePr>
   </w:style>
-  <w:style w:type="table" w:styleId="745">
+  <w:style w:type="table" w:styleId="755">
     <w:name w:val="Plain Table 5"/>
-    <w:basedOn w:val="925"/>
+    <w:basedOn w:val="935"/>
     <w:uiPriority w:val="99"/>
     <w:pPr>
       <w:pBdr/>
@@ -9859,9 +11629,9 @@
       </w:tcPr>
     </w:tblStylePr>
   </w:style>
-  <w:style w:type="table" w:styleId="746">
+  <w:style w:type="table" w:styleId="756">
     <w:name w:val="Grid Table 1 Light"/>
-    <w:basedOn w:val="925"/>
+    <w:basedOn w:val="935"/>
     <w:uiPriority w:val="99"/>
     <w:pPr>
       <w:pBdr/>
@@ -10082,9 +11852,9 @@
       </w:tcPr>
     </w:tblStylePr>
   </w:style>
-  <w:style w:type="table" w:styleId="747">
+  <w:style w:type="table" w:styleId="757">
     <w:name w:val="Grid Table 1 Light - Accent 1"/>
-    <w:basedOn w:val="925"/>
+    <w:basedOn w:val="935"/>
     <w:uiPriority w:val="99"/>
     <w:pPr>
       <w:pBdr/>
@@ -10305,9 +12075,9 @@
       </w:tcPr>
     </w:tblStylePr>
   </w:style>
-  <w:style w:type="table" w:styleId="748">
+  <w:style w:type="table" w:styleId="758">
     <w:name w:val="Grid Table 1 Light - Accent 2"/>
-    <w:basedOn w:val="925"/>
+    <w:basedOn w:val="935"/>
     <w:uiPriority w:val="99"/>
     <w:pPr>
       <w:pBdr/>
@@ -10528,9 +12298,9 @@
       </w:tcPr>
     </w:tblStylePr>
   </w:style>
-  <w:style w:type="table" w:styleId="749">
+  <w:style w:type="table" w:styleId="759">
     <w:name w:val="Grid Table 1 Light - Accent 3"/>
-    <w:basedOn w:val="925"/>
+    <w:basedOn w:val="935"/>
     <w:uiPriority w:val="99"/>
     <w:pPr>
       <w:pBdr/>
@@ -10751,9 +12521,9 @@
       </w:tcPr>
     </w:tblStylePr>
   </w:style>
-  <w:style w:type="table" w:styleId="750">
+  <w:style w:type="table" w:styleId="760">
     <w:name w:val="Grid Table 1 Light - Accent 4"/>
-    <w:basedOn w:val="925"/>
+    <w:basedOn w:val="935"/>
     <w:uiPriority w:val="99"/>
     <w:pPr>
       <w:pBdr/>
@@ -10974,9 +12744,9 @@
       </w:tcPr>
     </w:tblStylePr>
   </w:style>
-  <w:style w:type="table" w:styleId="751">
+  <w:style w:type="table" w:styleId="761">
     <w:name w:val="Grid Table 1 Light - Accent 5"/>
-    <w:basedOn w:val="925"/>
+    <w:basedOn w:val="935"/>
     <w:uiPriority w:val="99"/>
     <w:pPr>
       <w:pBdr/>
@@ -11197,9 +12967,9 @@
       </w:tcPr>
     </w:tblStylePr>
   </w:style>
-  <w:style w:type="table" w:styleId="752">
+  <w:style w:type="table" w:styleId="762">
     <w:name w:val="Grid Table 1 Light - Accent 6"/>
-    <w:basedOn w:val="925"/>
+    <w:basedOn w:val="935"/>
     <w:uiPriority w:val="99"/>
     <w:pPr>
       <w:pBdr/>
@@ -11420,9 +13190,9 @@
       </w:tcPr>
     </w:tblStylePr>
   </w:style>
-  <w:style w:type="table" w:styleId="753">
+  <w:style w:type="table" w:styleId="763">
     <w:name w:val="Grid Table 2"/>
-    <w:basedOn w:val="925"/>
+    <w:basedOn w:val="935"/>
     <w:uiPriority w:val="99"/>
     <w:pPr>
       <w:pBdr/>
@@ -11652,9 +13422,9 @@
       </w:tcPr>
     </w:tblStylePr>
   </w:style>
-  <w:style w:type="table" w:styleId="754">
+  <w:style w:type="table" w:styleId="764">
     <w:name w:val="Grid Table 2 - Accent 1"/>
-    <w:basedOn w:val="925"/>
+    <w:basedOn w:val="935"/>
     <w:uiPriority w:val="99"/>
     <w:pPr>
       <w:pBdr/>
@@ -11884,9 +13654,9 @@
       </w:tcPr>
     </w:tblStylePr>
   </w:style>
-  <w:style w:type="table" w:styleId="755">
+  <w:style w:type="table" w:styleId="765">
     <w:name w:val="Grid Table 2 - Accent 2"/>
-    <w:basedOn w:val="925"/>
+    <w:basedOn w:val="935"/>
     <w:uiPriority w:val="99"/>
     <w:pPr>
       <w:pBdr/>
@@ -12116,9 +13886,9 @@
       </w:tcPr>
     </w:tblStylePr>
   </w:style>
-  <w:style w:type="table" w:styleId="756">
+  <w:style w:type="table" w:styleId="766">
     <w:name w:val="Grid Table 2 - Accent 3"/>
-    <w:basedOn w:val="925"/>
+    <w:basedOn w:val="935"/>
     <w:uiPriority w:val="99"/>
     <w:pPr>
       <w:pBdr/>
@@ -12348,9 +14118,9 @@
       </w:tcPr>
     </w:tblStylePr>
   </w:style>
-  <w:style w:type="table" w:styleId="757">
+  <w:style w:type="table" w:styleId="767">
     <w:name w:val="Grid Table 2 - Accent 4"/>
-    <w:basedOn w:val="925"/>
+    <w:basedOn w:val="935"/>
     <w:uiPriority w:val="99"/>
     <w:pPr>
       <w:pBdr/>
@@ -12580,9 +14350,9 @@
       </w:tcPr>
     </w:tblStylePr>
   </w:style>
-  <w:style w:type="table" w:styleId="758">
+  <w:style w:type="table" w:styleId="768">
     <w:name w:val="Grid Table 2 - Accent 5"/>
-    <w:basedOn w:val="925"/>
+    <w:basedOn w:val="935"/>
     <w:uiPriority w:val="99"/>
     <w:pPr>
       <w:pBdr/>
@@ -12812,9 +14582,9 @@
       </w:tcPr>
     </w:tblStylePr>
   </w:style>
-  <w:style w:type="table" w:styleId="759">
+  <w:style w:type="table" w:styleId="769">
     <w:name w:val="Grid Table 2 - Accent 6"/>
-    <w:basedOn w:val="925"/>
+    <w:basedOn w:val="935"/>
     <w:uiPriority w:val="99"/>
     <w:pPr>
       <w:pBdr/>
@@ -13044,9 +14814,9 @@
       </w:tcPr>
     </w:tblStylePr>
   </w:style>
-  <w:style w:type="table" w:styleId="760">
+  <w:style w:type="table" w:styleId="770">
     <w:name w:val="Grid Table 3"/>
-    <w:basedOn w:val="925"/>
+    <w:basedOn w:val="935"/>
     <w:uiPriority w:val="99"/>
     <w:pPr>
       <w:pBdr/>
@@ -13289,9 +15059,9 @@
       </w:tcPr>
     </w:tblStylePr>
   </w:style>
-  <w:style w:type="table" w:styleId="761">
+  <w:style w:type="table" w:styleId="771">
     <w:name w:val="Grid Table 3 - Accent 1"/>
-    <w:basedOn w:val="925"/>
+    <w:basedOn w:val="935"/>
     <w:uiPriority w:val="99"/>
     <w:pPr>
       <w:pBdr/>
@@ -13534,9 +15304,9 @@
       </w:tcPr>
     </w:tblStylePr>
   </w:style>
-  <w:style w:type="table" w:styleId="762">
+  <w:style w:type="table" w:styleId="772">
     <w:name w:val="Grid Table 3 - Accent 2"/>
-    <w:basedOn w:val="925"/>
+    <w:basedOn w:val="935"/>
     <w:uiPriority w:val="99"/>
     <w:pPr>
       <w:pBdr/>
@@ -13779,9 +15549,9 @@
       </w:tcPr>
     </w:tblStylePr>
   </w:style>
-  <w:style w:type="table" w:styleId="763">
+  <w:style w:type="table" w:styleId="773">
     <w:name w:val="Grid Table 3 - Accent 3"/>
-    <w:basedOn w:val="925"/>
+    <w:basedOn w:val="935"/>
     <w:uiPriority w:val="99"/>
     <w:pPr>
       <w:pBdr/>
@@ -14024,9 +15794,9 @@
       </w:tcPr>
     </w:tblStylePr>
   </w:style>
-  <w:style w:type="table" w:styleId="764">
+  <w:style w:type="table" w:styleId="774">
     <w:name w:val="Grid Table 3 - Accent 4"/>
-    <w:basedOn w:val="925"/>
+    <w:basedOn w:val="935"/>
     <w:uiPriority w:val="99"/>
     <w:pPr>
       <w:pBdr/>
@@ -14269,9 +16039,9 @@
       </w:tcPr>
     </w:tblStylePr>
   </w:style>
-  <w:style w:type="table" w:styleId="765">
+  <w:style w:type="table" w:styleId="775">
     <w:name w:val="Grid Table 3 - Accent 5"/>
-    <w:basedOn w:val="925"/>
+    <w:basedOn w:val="935"/>
     <w:uiPriority w:val="99"/>
     <w:pPr>
       <w:pBdr/>
@@ -14514,9 +16284,9 @@
       </w:tcPr>
     </w:tblStylePr>
   </w:style>
-  <w:style w:type="table" w:styleId="766">
+  <w:style w:type="table" w:styleId="776">
     <w:name w:val="Grid Table 3 - Accent 6"/>
-    <w:basedOn w:val="925"/>
+    <w:basedOn w:val="935"/>
     <w:uiPriority w:val="99"/>
     <w:pPr>
       <w:pBdr/>
@@ -14759,9 +16529,9 @@
       </w:tcPr>
     </w:tblStylePr>
   </w:style>
-  <w:style w:type="table" w:styleId="767">
+  <w:style w:type="table" w:styleId="777">
     <w:name w:val="Grid Table 4"/>
-    <w:basedOn w:val="925"/>
+    <w:basedOn w:val="935"/>
     <w:uiPriority w:val="59"/>
     <w:pPr>
       <w:pBdr/>
@@ -14992,9 +16762,9 @@
       </w:tcPr>
     </w:tblStylePr>
   </w:style>
-  <w:style w:type="table" w:styleId="768">
+  <w:style w:type="table" w:styleId="778">
     <w:name w:val="Grid Table 4 - Accent 1"/>
-    <w:basedOn w:val="925"/>
+    <w:basedOn w:val="935"/>
     <w:uiPriority w:val="59"/>
     <w:pPr>
       <w:pBdr/>
@@ -15225,9 +16995,9 @@
       </w:tcPr>
     </w:tblStylePr>
   </w:style>
-  <w:style w:type="table" w:styleId="769">
+  <w:style w:type="table" w:styleId="779">
     <w:name w:val="Grid Table 4 - Accent 2"/>
-    <w:basedOn w:val="925"/>
+    <w:basedOn w:val="935"/>
     <w:uiPriority w:val="59"/>
     <w:pPr>
       <w:pBdr/>
@@ -15458,9 +17228,9 @@
       </w:tcPr>
     </w:tblStylePr>
   </w:style>
-  <w:style w:type="table" w:styleId="770">
+  <w:style w:type="table" w:styleId="780">
     <w:name w:val="Grid Table 4 - Accent 3"/>
-    <w:basedOn w:val="925"/>
+    <w:basedOn w:val="935"/>
     <w:uiPriority w:val="59"/>
     <w:pPr>
       <w:pBdr/>
@@ -15691,9 +17461,9 @@
       </w:tcPr>
     </w:tblStylePr>
   </w:style>
-  <w:style w:type="table" w:styleId="771">
+  <w:style w:type="table" w:styleId="781">
     <w:name w:val="Grid Table 4 - Accent 4"/>
-    <w:basedOn w:val="925"/>
+    <w:basedOn w:val="935"/>
     <w:uiPriority w:val="59"/>
     <w:pPr>
       <w:pBdr/>
@@ -15924,9 +17694,9 @@
       </w:tcPr>
     </w:tblStylePr>
   </w:style>
-  <w:style w:type="table" w:styleId="772">
+  <w:style w:type="table" w:styleId="782">
     <w:name w:val="Grid Table 4 - Accent 5"/>
-    <w:basedOn w:val="925"/>
+    <w:basedOn w:val="935"/>
     <w:uiPriority w:val="59"/>
     <w:pPr>
       <w:pBdr/>
@@ -16157,9 +17927,9 @@
       </w:tcPr>
     </w:tblStylePr>
   </w:style>
-  <w:style w:type="table" w:styleId="773">
+  <w:style w:type="table" w:styleId="783">
     <w:name w:val="Grid Table 4 - Accent 6"/>
-    <w:basedOn w:val="925"/>
+    <w:basedOn w:val="935"/>
     <w:uiPriority w:val="59"/>
     <w:pPr>
       <w:pBdr/>
@@ -16390,9 +18160,9 @@
       </w:tcPr>
     </w:tblStylePr>
   </w:style>
-  <w:style w:type="table" w:styleId="774">
+  <w:style w:type="table" w:styleId="784">
     <w:name w:val="Grid Table 5 Dark"/>
-    <w:basedOn w:val="925"/>
+    <w:basedOn w:val="935"/>
     <w:uiPriority w:val="99"/>
     <w:pPr>
       <w:pBdr/>
@@ -16618,9 +18388,9 @@
       </w:tcPr>
     </w:tblStylePr>
   </w:style>
-  <w:style w:type="table" w:styleId="775">
+  <w:style w:type="table" w:styleId="785">
     <w:name w:val="Grid Table 5 Dark- Accent 1"/>
-    <w:basedOn w:val="925"/>
+    <w:basedOn w:val="935"/>
     <w:uiPriority w:val="99"/>
     <w:pPr>
       <w:pBdr/>
@@ -16846,9 +18616,9 @@
       </w:tcPr>
     </w:tblStylePr>
   </w:style>
-  <w:style w:type="table" w:styleId="776">
+  <w:style w:type="table" w:styleId="786">
     <w:name w:val="Grid Table 5 Dark - Accent 2"/>
-    <w:basedOn w:val="925"/>
+    <w:basedOn w:val="935"/>
     <w:uiPriority w:val="99"/>
     <w:pPr>
       <w:pBdr/>
@@ -17074,9 +18844,9 @@
       </w:tcPr>
     </w:tblStylePr>
   </w:style>
-  <w:style w:type="table" w:styleId="777">
+  <w:style w:type="table" w:styleId="787">
     <w:name w:val="Grid Table 5 Dark - Accent 3"/>
-    <w:basedOn w:val="925"/>
+    <w:basedOn w:val="935"/>
     <w:uiPriority w:val="99"/>
     <w:pPr>
       <w:pBdr/>
@@ -17302,9 +19072,9 @@
       </w:tcPr>
     </w:tblStylePr>
   </w:style>
-  <w:style w:type="table" w:styleId="778">
+  <w:style w:type="table" w:styleId="788">
     <w:name w:val="Grid Table 5 Dark- Accent 4"/>
-    <w:basedOn w:val="925"/>
+    <w:basedOn w:val="935"/>
     <w:uiPriority w:val="99"/>
     <w:pPr>
       <w:pBdr/>
@@ -17530,9 +19300,9 @@
       </w:tcPr>
     </w:tblStylePr>
   </w:style>
-  <w:style w:type="table" w:styleId="779">
+  <w:style w:type="table" w:styleId="789">
     <w:name w:val="Grid Table 5 Dark - Accent 5"/>
-    <w:basedOn w:val="925"/>
+    <w:basedOn w:val="935"/>
     <w:uiPriority w:val="99"/>
     <w:pPr>
       <w:pBdr/>
@@ -17758,9 +19528,9 @@
       </w:tcPr>
     </w:tblStylePr>
   </w:style>
-  <w:style w:type="table" w:styleId="780">
+  <w:style w:type="table" w:styleId="790">
     <w:name w:val="Grid Table 5 Dark - Accent 6"/>
-    <w:basedOn w:val="925"/>
+    <w:basedOn w:val="935"/>
     <w:uiPriority w:val="99"/>
     <w:pPr>
       <w:pBdr/>
@@ -17986,9 +19756,9 @@
       </w:tcPr>
     </w:tblStylePr>
   </w:style>
-  <w:style w:type="table" w:styleId="781">
+  <w:style w:type="table" w:styleId="791">
     <w:name w:val="Grid Table 6 Colorful"/>
-    <w:basedOn w:val="925"/>
+    <w:basedOn w:val="935"/>
     <w:uiPriority w:val="99"/>
     <w:pPr>
       <w:pBdr/>
@@ -18216,9 +19986,9 @@
       </w:tcPr>
     </w:tblStylePr>
   </w:style>
-  <w:style w:type="table" w:styleId="782">
+  <w:style w:type="table" w:styleId="792">
     <w:name w:val="Grid Table 6 Colorful - Accent 1"/>
-    <w:basedOn w:val="925"/>
+    <w:basedOn w:val="935"/>
     <w:uiPriority w:val="99"/>
     <w:pPr>
       <w:pBdr/>
@@ -18446,9 +20216,9 @@
       </w:tcPr>
     </w:tblStylePr>
   </w:style>
-  <w:style w:type="table" w:styleId="783">
+  <w:style w:type="table" w:styleId="793">
     <w:name w:val="Grid Table 6 Colorful - Accent 2"/>
-    <w:basedOn w:val="925"/>
+    <w:basedOn w:val="935"/>
     <w:uiPriority w:val="99"/>
     <w:pPr>
       <w:pBdr/>
@@ -18676,9 +20446,9 @@
       </w:tcPr>
     </w:tblStylePr>
   </w:style>
-  <w:style w:type="table" w:styleId="784">
+  <w:style w:type="table" w:styleId="794">
     <w:name w:val="Grid Table 6 Colorful - Accent 3"/>
-    <w:basedOn w:val="925"/>
+    <w:basedOn w:val="935"/>
     <w:uiPriority w:val="99"/>
     <w:pPr>
       <w:pBdr/>
@@ -18906,9 +20676,9 @@
       </w:tcPr>
     </w:tblStylePr>
   </w:style>
-  <w:style w:type="table" w:styleId="785">
+  <w:style w:type="table" w:styleId="795">
     <w:name w:val="Grid Table 6 Colorful - Accent 4"/>
-    <w:basedOn w:val="925"/>
+    <w:basedOn w:val="935"/>
     <w:uiPriority w:val="99"/>
     <w:pPr>
       <w:pBdr/>
@@ -19136,9 +20906,9 @@
       </w:tcPr>
     </w:tblStylePr>
   </w:style>
-  <w:style w:type="table" w:styleId="786">
+  <w:style w:type="table" w:styleId="796">
     <w:name w:val="Grid Table 6 Colorful - Accent 5"/>
-    <w:basedOn w:val="925"/>
+    <w:basedOn w:val="935"/>
     <w:uiPriority w:val="99"/>
     <w:pPr>
       <w:pBdr/>
@@ -19366,9 +21136,9 @@
       </w:tcPr>
     </w:tblStylePr>
   </w:style>
-  <w:style w:type="table" w:styleId="787">
+  <w:style w:type="table" w:styleId="797">
     <w:name w:val="Grid Table 6 Colorful - Accent 6"/>
-    <w:basedOn w:val="925"/>
+    <w:basedOn w:val="935"/>
     <w:uiPriority w:val="99"/>
     <w:pPr>
       <w:pBdr/>
@@ -19596,9 +21366,9 @@
       </w:tcPr>
     </w:tblStylePr>
   </w:style>
-  <w:style w:type="table" w:styleId="788">
+  <w:style w:type="table" w:styleId="798">
     <w:name w:val="Grid Table 7 Colorful"/>
-    <w:basedOn w:val="925"/>
+    <w:basedOn w:val="935"/>
     <w:uiPriority w:val="99"/>
     <w:pPr>
       <w:pBdr/>
@@ -19850,9 +21620,9 @@
       </w:tcPr>
     </w:tblStylePr>
   </w:style>
-  <w:style w:type="table" w:styleId="789">
+  <w:style w:type="table" w:styleId="799">
     <w:name w:val="Grid Table 7 Colorful - Accent 1"/>
-    <w:basedOn w:val="925"/>
+    <w:basedOn w:val="935"/>
     <w:uiPriority w:val="99"/>
     <w:pPr>
       <w:pBdr/>
@@ -20104,9 +21874,9 @@
       </w:tcPr>
     </w:tblStylePr>
   </w:style>
-  <w:style w:type="table" w:styleId="790">
+  <w:style w:type="table" w:styleId="800">
     <w:name w:val="Grid Table 7 Colorful - Accent 2"/>
-    <w:basedOn w:val="925"/>
+    <w:basedOn w:val="935"/>
     <w:uiPriority w:val="99"/>
     <w:pPr>
       <w:pBdr/>
@@ -20358,9 +22128,9 @@
       </w:tcPr>
     </w:tblStylePr>
   </w:style>
-  <w:style w:type="table" w:styleId="791">
+  <w:style w:type="table" w:styleId="801">
     <w:name w:val="Grid Table 7 Colorful - Accent 3"/>
-    <w:basedOn w:val="925"/>
+    <w:basedOn w:val="935"/>
     <w:uiPriority w:val="99"/>
     <w:pPr>
       <w:pBdr/>
@@ -20612,9 +22382,9 @@
       </w:tcPr>
     </w:tblStylePr>
   </w:style>
-  <w:style w:type="table" w:styleId="792">
+  <w:style w:type="table" w:styleId="802">
     <w:name w:val="Grid Table 7 Colorful - Accent 4"/>
-    <w:basedOn w:val="925"/>
+    <w:basedOn w:val="935"/>
     <w:uiPriority w:val="99"/>
     <w:pPr>
       <w:pBdr/>
@@ -20866,9 +22636,9 @@
       </w:tcPr>
     </w:tblStylePr>
   </w:style>
-  <w:style w:type="table" w:styleId="793">
+  <w:style w:type="table" w:styleId="803">
     <w:name w:val="Grid Table 7 Colorful - Accent 5"/>
-    <w:basedOn w:val="925"/>
+    <w:basedOn w:val="935"/>
     <w:uiPriority w:val="99"/>
     <w:pPr>
       <w:pBdr/>
@@ -21120,9 +22890,9 @@
       </w:tcPr>
     </w:tblStylePr>
   </w:style>
-  <w:style w:type="table" w:styleId="794">
+  <w:style w:type="table" w:styleId="804">
     <w:name w:val="Grid Table 7 Colorful - Accent 6"/>
-    <w:basedOn w:val="925"/>
+    <w:basedOn w:val="935"/>
     <w:uiPriority w:val="99"/>
     <w:pPr>
       <w:pBdr/>
@@ -21374,9 +23144,9 @@
       </w:tcPr>
     </w:tblStylePr>
   </w:style>
-  <w:style w:type="table" w:styleId="795">
+  <w:style w:type="table" w:styleId="805">
     <w:name w:val="List Table 1 Light"/>
-    <w:basedOn w:val="925"/>
+    <w:basedOn w:val="935"/>
     <w:uiPriority w:val="99"/>
     <w:pPr>
       <w:pBdr/>
@@ -21590,9 +23360,9 @@
       </w:tcPr>
     </w:tblStylePr>
   </w:style>
-  <w:style w:type="table" w:styleId="796">
+  <w:style w:type="table" w:styleId="806">
     <w:name w:val="List Table 1 Light - Accent 1"/>
-    <w:basedOn w:val="925"/>
+    <w:basedOn w:val="935"/>
     <w:uiPriority w:val="99"/>
     <w:pPr>
       <w:pBdr/>
@@ -21806,9 +23576,9 @@
       </w:tcPr>
     </w:tblStylePr>
   </w:style>
-  <w:style w:type="table" w:styleId="797">
+  <w:style w:type="table" w:styleId="807">
     <w:name w:val="List Table 1 Light - Accent 2"/>
-    <w:basedOn w:val="925"/>
+    <w:basedOn w:val="935"/>
     <w:uiPriority w:val="99"/>
     <w:pPr>
       <w:pBdr/>
@@ -22022,9 +23792,9 @@
       </w:tcPr>
     </w:tblStylePr>
   </w:style>
-  <w:style w:type="table" w:styleId="798">
+  <w:style w:type="table" w:styleId="808">
     <w:name w:val="List Table 1 Light - Accent 3"/>
-    <w:basedOn w:val="925"/>
+    <w:basedOn w:val="935"/>
     <w:uiPriority w:val="99"/>
     <w:pPr>
       <w:pBdr/>
@@ -22238,9 +24008,9 @@
       </w:tcPr>
     </w:tblStylePr>
   </w:style>
-  <w:style w:type="table" w:styleId="799">
+  <w:style w:type="table" w:styleId="809">
     <w:name w:val="List Table 1 Light - Accent 4"/>
-    <w:basedOn w:val="925"/>
+    <w:basedOn w:val="935"/>
     <w:uiPriority w:val="99"/>
     <w:pPr>
       <w:pBdr/>
@@ -22454,9 +24224,9 @@
       </w:tcPr>
     </w:tblStylePr>
   </w:style>
-  <w:style w:type="table" w:styleId="800">
+  <w:style w:type="table" w:styleId="810">
     <w:name w:val="List Table 1 Light - Accent 5"/>
-    <w:basedOn w:val="925"/>
+    <w:basedOn w:val="935"/>
     <w:uiPriority w:val="99"/>
     <w:pPr>
       <w:pBdr/>
@@ -22670,9 +24440,9 @@
       </w:tcPr>
     </w:tblStylePr>
   </w:style>
-  <w:style w:type="table" w:styleId="801">
+  <w:style w:type="table" w:styleId="811">
     <w:name w:val="List Table 1 Light - Accent 6"/>
-    <w:basedOn w:val="925"/>
+    <w:basedOn w:val="935"/>
     <w:uiPriority w:val="99"/>
     <w:pPr>
       <w:pBdr/>
@@ -22886,9 +24656,9 @@
       </w:tcPr>
     </w:tblStylePr>
   </w:style>
-  <w:style w:type="table" w:styleId="802">
+  <w:style w:type="table" w:styleId="812">
     <w:name w:val="List Table 2"/>
-    <w:basedOn w:val="925"/>
+    <w:basedOn w:val="935"/>
     <w:uiPriority w:val="99"/>
     <w:pPr>
       <w:pBdr/>
@@ -23124,9 +24894,9 @@
       </w:tcPr>
     </w:tblStylePr>
   </w:style>
-  <w:style w:type="table" w:styleId="803">
+  <w:style w:type="table" w:styleId="813">
     <w:name w:val="List Table 2 - Accent 1"/>
-    <w:basedOn w:val="925"/>
+    <w:basedOn w:val="935"/>
     <w:uiPriority w:val="99"/>
     <w:pPr>
       <w:pBdr/>
@@ -23362,9 +25132,9 @@
       </w:tcPr>
     </w:tblStylePr>
   </w:style>
-  <w:style w:type="table" w:styleId="804">
+  <w:style w:type="table" w:styleId="814">
     <w:name w:val="List Table 2 - Accent 2"/>
-    <w:basedOn w:val="925"/>
+    <w:basedOn w:val="935"/>
     <w:uiPriority w:val="99"/>
     <w:pPr>
       <w:pBdr/>
@@ -23600,9 +25370,9 @@
       </w:tcPr>
     </w:tblStylePr>
   </w:style>
-  <w:style w:type="table" w:styleId="805">
+  <w:style w:type="table" w:styleId="815">
     <w:name w:val="List Table 2 - Accent 3"/>
-    <w:basedOn w:val="925"/>
+    <w:basedOn w:val="935"/>
     <w:uiPriority w:val="99"/>
     <w:pPr>
       <w:pBdr/>
@@ -23838,9 +25608,9 @@
       </w:tcPr>
     </w:tblStylePr>
   </w:style>
-  <w:style w:type="table" w:styleId="806">
+  <w:style w:type="table" w:styleId="816">
     <w:name w:val="List Table 2 - Accent 4"/>
-    <w:basedOn w:val="925"/>
+    <w:basedOn w:val="935"/>
     <w:uiPriority w:val="99"/>
     <w:pPr>
       <w:pBdr/>
@@ -24076,9 +25846,9 @@
       </w:tcPr>
     </w:tblStylePr>
   </w:style>
-  <w:style w:type="table" w:styleId="807">
+  <w:style w:type="table" w:styleId="817">
     <w:name w:val="List Table 2 - Accent 5"/>
-    <w:basedOn w:val="925"/>
+    <w:basedOn w:val="935"/>
     <w:uiPriority w:val="99"/>
     <w:pPr>
       <w:pBdr/>
@@ -24314,9 +26084,9 @@
       </w:tcPr>
     </w:tblStylePr>
   </w:style>
-  <w:style w:type="table" w:styleId="808">
+  <w:style w:type="table" w:styleId="818">
     <w:name w:val="List Table 2 - Accent 6"/>
-    <w:basedOn w:val="925"/>
+    <w:basedOn w:val="935"/>
     <w:uiPriority w:val="99"/>
     <w:pPr>
       <w:pBdr/>
@@ -24552,9 +26322,9 @@
       </w:tcPr>
     </w:tblStylePr>
   </w:style>
-  <w:style w:type="table" w:styleId="809">
+  <w:style w:type="table" w:styleId="819">
     <w:name w:val="List Table 3"/>
-    <w:basedOn w:val="925"/>
+    <w:basedOn w:val="935"/>
     <w:uiPriority w:val="99"/>
     <w:pPr>
       <w:pBdr/>
@@ -24780,9 +26550,9 @@
       </w:tcPr>
     </w:tblStylePr>
   </w:style>
-  <w:style w:type="table" w:styleId="810">
+  <w:style w:type="table" w:styleId="820">
     <w:name w:val="List Table 3 - Accent 1"/>
-    <w:basedOn w:val="925"/>
+    <w:basedOn w:val="935"/>
     <w:uiPriority w:val="99"/>
     <w:pPr>
       <w:pBdr/>
@@ -25008,9 +26778,9 @@
       </w:tcPr>
     </w:tblStylePr>
   </w:style>
-  <w:style w:type="table" w:styleId="811">
+  <w:style w:type="table" w:styleId="821">
     <w:name w:val="List Table 3 - Accent 2"/>
-    <w:basedOn w:val="925"/>
+    <w:basedOn w:val="935"/>
     <w:uiPriority w:val="99"/>
     <w:pPr>
       <w:pBdr/>
@@ -25236,9 +27006,9 @@
       </w:tcPr>
     </w:tblStylePr>
   </w:style>
-  <w:style w:type="table" w:styleId="812">
+  <w:style w:type="table" w:styleId="822">
     <w:name w:val="List Table 3 - Accent 3"/>
-    <w:basedOn w:val="925"/>
+    <w:basedOn w:val="935"/>
     <w:uiPriority w:val="99"/>
     <w:pPr>
       <w:pBdr/>
@@ -25464,9 +27234,9 @@
       </w:tcPr>
     </w:tblStylePr>
   </w:style>
-  <w:style w:type="table" w:styleId="813">
+  <w:style w:type="table" w:styleId="823">
     <w:name w:val="List Table 3 - Accent 4"/>
-    <w:basedOn w:val="925"/>
+    <w:basedOn w:val="935"/>
     <w:uiPriority w:val="99"/>
     <w:pPr>
       <w:pBdr/>
@@ -25692,9 +27462,9 @@
       </w:tcPr>
     </w:tblStylePr>
   </w:style>
-  <w:style w:type="table" w:styleId="814">
+  <w:style w:type="table" w:styleId="824">
     <w:name w:val="List Table 3 - Accent 5"/>
-    <w:basedOn w:val="925"/>
+    <w:basedOn w:val="935"/>
     <w:uiPriority w:val="99"/>
     <w:pPr>
       <w:pBdr/>
@@ -25920,9 +27690,9 @@
       </w:tcPr>
     </w:tblStylePr>
   </w:style>
-  <w:style w:type="table" w:styleId="815">
+  <w:style w:type="table" w:styleId="825">
     <w:name w:val="List Table 3 - Accent 6"/>
-    <w:basedOn w:val="925"/>
+    <w:basedOn w:val="935"/>
     <w:uiPriority w:val="99"/>
     <w:pPr>
       <w:pBdr/>
@@ -26148,9 +27918,9 @@
       </w:tcPr>
     </w:tblStylePr>
   </w:style>
-  <w:style w:type="table" w:styleId="816">
+  <w:style w:type="table" w:styleId="826">
     <w:name w:val="List Table 4"/>
-    <w:basedOn w:val="925"/>
+    <w:basedOn w:val="935"/>
     <w:uiPriority w:val="99"/>
     <w:pPr>
       <w:pBdr/>
@@ -26373,9 +28143,9 @@
       </w:tcPr>
     </w:tblStylePr>
   </w:style>
-  <w:style w:type="table" w:styleId="817">
+  <w:style w:type="table" w:styleId="827">
     <w:name w:val="List Table 4 - Accent 1"/>
-    <w:basedOn w:val="925"/>
+    <w:basedOn w:val="935"/>
     <w:uiPriority w:val="99"/>
     <w:pPr>
       <w:pBdr/>
@@ -26598,9 +28368,9 @@
       </w:tcPr>
     </w:tblStylePr>
   </w:style>
-  <w:style w:type="table" w:styleId="818">
+  <w:style w:type="table" w:styleId="828">
     <w:name w:val="List Table 4 - Accent 2"/>
-    <w:basedOn w:val="925"/>
+    <w:basedOn w:val="935"/>
     <w:uiPriority w:val="99"/>
     <w:pPr>
       <w:pBdr/>
@@ -26823,9 +28593,9 @@
       </w:tcPr>
     </w:tblStylePr>
   </w:style>
-  <w:style w:type="table" w:styleId="819">
+  <w:style w:type="table" w:styleId="829">
     <w:name w:val="List Table 4 - Accent 3"/>
-    <w:basedOn w:val="925"/>
+    <w:basedOn w:val="935"/>
     <w:uiPriority w:val="99"/>
     <w:pPr>
       <w:pBdr/>
@@ -27048,9 +28818,9 @@
       </w:tcPr>
     </w:tblStylePr>
   </w:style>
-  <w:style w:type="table" w:styleId="820">
+  <w:style w:type="table" w:styleId="830">
     <w:name w:val="List Table 4 - Accent 4"/>
-    <w:basedOn w:val="925"/>
+    <w:basedOn w:val="935"/>
     <w:uiPriority w:val="99"/>
     <w:pPr>
       <w:pBdr/>
@@ -27273,9 +29043,9 @@
       </w:tcPr>
     </w:tblStylePr>
   </w:style>
-  <w:style w:type="table" w:styleId="821">
+  <w:style w:type="table" w:styleId="831">
     <w:name w:val="List Table 4 - Accent 5"/>
-    <w:basedOn w:val="925"/>
+    <w:basedOn w:val="935"/>
     <w:uiPriority w:val="99"/>
     <w:pPr>
       <w:pBdr/>
@@ -27498,9 +29268,9 @@
       </w:tcPr>
     </w:tblStylePr>
   </w:style>
-  <w:style w:type="table" w:styleId="822">
+  <w:style w:type="table" w:styleId="832">
     <w:name w:val="List Table 4 - Accent 6"/>
-    <w:basedOn w:val="925"/>
+    <w:basedOn w:val="935"/>
     <w:uiPriority w:val="99"/>
     <w:pPr>
       <w:pBdr/>
@@ -27723,9 +29493,9 @@
       </w:tcPr>
     </w:tblStylePr>
   </w:style>
-  <w:style w:type="table" w:styleId="823">
+  <w:style w:type="table" w:styleId="833">
     <w:name w:val="List Table 5 Dark"/>
-    <w:basedOn w:val="925"/>
+    <w:basedOn w:val="935"/>
     <w:uiPriority w:val="99"/>
     <w:pPr>
       <w:pBdr/>
@@ -27965,9 +29735,9 @@
       </w:tcPr>
     </w:tblStylePr>
   </w:style>
-  <w:style w:type="table" w:styleId="824">
+  <w:style w:type="table" w:styleId="834">
     <w:name w:val="List Table 5 Dark - Accent 1"/>
-    <w:basedOn w:val="925"/>
+    <w:basedOn w:val="935"/>
     <w:uiPriority w:val="99"/>
     <w:pPr>
       <w:pBdr/>
@@ -28207,9 +29977,9 @@
       </w:tcPr>
     </w:tblStylePr>
   </w:style>
-  <w:style w:type="table" w:styleId="825">
+  <w:style w:type="table" w:styleId="835">
     <w:name w:val="List Table 5 Dark - Accent 2"/>
-    <w:basedOn w:val="925"/>
+    <w:basedOn w:val="935"/>
     <w:uiPriority w:val="99"/>
     <w:pPr>
       <w:pBdr/>
@@ -28449,9 +30219,9 @@
       </w:tcPr>
     </w:tblStylePr>
   </w:style>
-  <w:style w:type="table" w:styleId="826">
+  <w:style w:type="table" w:styleId="836">
     <w:name w:val="List Table 5 Dark - Accent 3"/>
-    <w:basedOn w:val="925"/>
+    <w:basedOn w:val="935"/>
     <w:uiPriority w:val="99"/>
     <w:pPr>
       <w:pBdr/>
@@ -28691,9 +30461,9 @@
       </w:tcPr>
     </w:tblStylePr>
   </w:style>
-  <w:style w:type="table" w:styleId="827">
+  <w:style w:type="table" w:styleId="837">
     <w:name w:val="List Table 5 Dark - Accent 4"/>
-    <w:basedOn w:val="925"/>
+    <w:basedOn w:val="935"/>
     <w:uiPriority w:val="99"/>
     <w:pPr>
       <w:pBdr/>
@@ -28933,9 +30703,9 @@
       </w:tcPr>
     </w:tblStylePr>
   </w:style>
-  <w:style w:type="table" w:styleId="828">
+  <w:style w:type="table" w:styleId="838">
     <w:name w:val="List Table 5 Dark - Accent 5"/>
-    <w:basedOn w:val="925"/>
+    <w:basedOn w:val="935"/>
     <w:uiPriority w:val="99"/>
     <w:pPr>
       <w:pBdr/>
@@ -29175,9 +30945,9 @@
       </w:tcPr>
     </w:tblStylePr>
   </w:style>
-  <w:style w:type="table" w:styleId="829">
+  <w:style w:type="table" w:styleId="839">
     <w:name w:val="List Table 5 Dark - Accent 6"/>
-    <w:basedOn w:val="925"/>
+    <w:basedOn w:val="935"/>
     <w:uiPriority w:val="99"/>
     <w:pPr>
       <w:pBdr/>
@@ -29417,9 +31187,9 @@
       </w:tcPr>
     </w:tblStylePr>
   </w:style>
-  <w:style w:type="table" w:styleId="830">
+  <w:style w:type="table" w:styleId="840">
     <w:name w:val="List Table 6 Colorful"/>
-    <w:basedOn w:val="925"/>
+    <w:basedOn w:val="935"/>
     <w:uiPriority w:val="99"/>
     <w:pPr>
       <w:pBdr/>
@@ -29640,9 +31410,9 @@
       </w:tcPr>
     </w:tblStylePr>
   </w:style>
-  <w:style w:type="table" w:styleId="831">
+  <w:style w:type="table" w:styleId="841">
     <w:name w:val="List Table 6 Colorful - Accent 1"/>
-    <w:basedOn w:val="925"/>
+    <w:basedOn w:val="935"/>
     <w:uiPriority w:val="99"/>
     <w:pPr>
       <w:pBdr/>
@@ -29863,9 +31633,9 @@
       </w:tcPr>
     </w:tblStylePr>
   </w:style>
-  <w:style w:type="table" w:styleId="832">
+  <w:style w:type="table" w:styleId="842">
     <w:name w:val="List Table 6 Colorful - Accent 2"/>
-    <w:basedOn w:val="925"/>
+    <w:basedOn w:val="935"/>
     <w:uiPriority w:val="99"/>
     <w:pPr>
       <w:pBdr/>
@@ -30086,9 +31856,9 @@
       </w:tcPr>
     </w:tblStylePr>
   </w:style>
-  <w:style w:type="table" w:styleId="833">
+  <w:style w:type="table" w:styleId="843">
     <w:name w:val="List Table 6 Colorful - Accent 3"/>
-    <w:basedOn w:val="925"/>
+    <w:basedOn w:val="935"/>
     <w:uiPriority w:val="99"/>
     <w:pPr>
       <w:pBdr/>
@@ -30309,9 +32079,9 @@
       </w:tcPr>
     </w:tblStylePr>
   </w:style>
-  <w:style w:type="table" w:styleId="834">
+  <w:style w:type="table" w:styleId="844">
     <w:name w:val="List Table 6 Colorful - Accent 4"/>
-    <w:basedOn w:val="925"/>
+    <w:basedOn w:val="935"/>
     <w:uiPriority w:val="99"/>
     <w:pPr>
       <w:pBdr/>
@@ -30532,9 +32302,9 @@
       </w:tcPr>
     </w:tblStylePr>
   </w:style>
-  <w:style w:type="table" w:styleId="835">
+  <w:style w:type="table" w:styleId="845">
     <w:name w:val="List Table 6 Colorful - Accent 5"/>
-    <w:basedOn w:val="925"/>
+    <w:basedOn w:val="935"/>
     <w:uiPriority w:val="99"/>
     <w:pPr>
       <w:pBdr/>
@@ -30755,9 +32525,9 @@
       </w:tcPr>
     </w:tblStylePr>
   </w:style>
-  <w:style w:type="table" w:styleId="836">
+  <w:style w:type="table" w:styleId="846">
     <w:name w:val="List Table 6 Colorful - Accent 6"/>
-    <w:basedOn w:val="925"/>
+    <w:basedOn w:val="935"/>
     <w:uiPriority w:val="99"/>
     <w:pPr>
       <w:pBdr/>
@@ -30978,9 +32748,9 @@
       </w:tcPr>
     </w:tblStylePr>
   </w:style>
-  <w:style w:type="table" w:styleId="837">
+  <w:style w:type="table" w:styleId="847">
     <w:name w:val="List Table 7 Colorful"/>
-    <w:basedOn w:val="925"/>
+    <w:basedOn w:val="935"/>
     <w:uiPriority w:val="99"/>
     <w:pPr>
       <w:pBdr/>
@@ -31234,9 +33004,9 @@
       </w:tcPr>
     </w:tblStylePr>
   </w:style>
-  <w:style w:type="table" w:styleId="838">
+  <w:style w:type="table" w:styleId="848">
     <w:name w:val="List Table 7 Colorful - Accent 1"/>
-    <w:basedOn w:val="925"/>
+    <w:basedOn w:val="935"/>
     <w:uiPriority w:val="99"/>
     <w:pPr>
       <w:pBdr/>
@@ -31490,9 +33260,9 @@
       </w:tcPr>
     </w:tblStylePr>
   </w:style>
-  <w:style w:type="table" w:styleId="839">
+  <w:style w:type="table" w:styleId="849">
     <w:name w:val="List Table 7 Colorful - Accent 2"/>
-    <w:basedOn w:val="925"/>
+    <w:basedOn w:val="935"/>
     <w:uiPriority w:val="99"/>
     <w:pPr>
       <w:pBdr/>
@@ -31746,9 +33516,9 @@
       </w:tcPr>
     </w:tblStylePr>
   </w:style>
-  <w:style w:type="table" w:styleId="840">
+  <w:style w:type="table" w:styleId="850">
     <w:name w:val="List Table 7 Colorful - Accent 3"/>
-    <w:basedOn w:val="925"/>
+    <w:basedOn w:val="935"/>
     <w:uiPriority w:val="99"/>
     <w:pPr>
       <w:pBdr/>
@@ -32002,9 +33772,9 @@
       </w:tcPr>
     </w:tblStylePr>
   </w:style>
-  <w:style w:type="table" w:styleId="841">
+  <w:style w:type="table" w:styleId="851">
     <w:name w:val="List Table 7 Colorful - Accent 4"/>
-    <w:basedOn w:val="925"/>
+    <w:basedOn w:val="935"/>
     <w:uiPriority w:val="99"/>
     <w:pPr>
       <w:pBdr/>
@@ -32258,9 +34028,9 @@
       </w:tcPr>
     </w:tblStylePr>
   </w:style>
-  <w:style w:type="table" w:styleId="842">
+  <w:style w:type="table" w:styleId="852">
     <w:name w:val="List Table 7 Colorful - Accent 5"/>
-    <w:basedOn w:val="925"/>
+    <w:basedOn w:val="935"/>
     <w:uiPriority w:val="99"/>
     <w:pPr>
       <w:pBdr/>
@@ -32514,9 +34284,9 @@
       </w:tcPr>
     </w:tblStylePr>
   </w:style>
-  <w:style w:type="table" w:styleId="843">
+  <w:style w:type="table" w:styleId="853">
     <w:name w:val="List Table 7 Colorful - Accent 6"/>
-    <w:basedOn w:val="925"/>
+    <w:basedOn w:val="935"/>
     <w:uiPriority w:val="99"/>
     <w:pPr>
       <w:pBdr/>
@@ -32770,9 +34540,9 @@
       </w:tcPr>
     </w:tblStylePr>
   </w:style>
-  <w:style w:type="table" w:styleId="844">
+  <w:style w:type="table" w:styleId="854">
     <w:name w:val="Lined - Accent"/>
-    <w:basedOn w:val="925"/>
+    <w:basedOn w:val="935"/>
     <w:uiPriority w:val="99"/>
     <w:pPr>
       <w:pBdr/>
@@ -33007,9 +34777,9 @@
       </w:tcPr>
     </w:tblStylePr>
   </w:style>
-  <w:style w:type="table" w:styleId="845">
+  <w:style w:type="table" w:styleId="855">
     <w:name w:val="Lined - Accent 1"/>
-    <w:basedOn w:val="925"/>
+    <w:basedOn w:val="935"/>
     <w:uiPriority w:val="99"/>
     <w:pPr>
       <w:pBdr/>
@@ -33244,9 +35014,9 @@
       </w:tcPr>
     </w:tblStylePr>
   </w:style>
-  <w:style w:type="table" w:styleId="846">
+  <w:style w:type="table" w:styleId="856">
     <w:name w:val="Lined - Accent 2"/>
-    <w:basedOn w:val="925"/>
+    <w:basedOn w:val="935"/>
     <w:uiPriority w:val="99"/>
     <w:pPr>
       <w:pBdr/>
@@ -33481,9 +35251,9 @@
       </w:tcPr>
     </w:tblStylePr>
   </w:style>
-  <w:style w:type="table" w:styleId="847">
+  <w:style w:type="table" w:styleId="857">
     <w:name w:val="Lined - Accent 3"/>
-    <w:basedOn w:val="925"/>
+    <w:basedOn w:val="935"/>
     <w:uiPriority w:val="99"/>
     <w:pPr>
       <w:pBdr/>
@@ -33718,9 +35488,9 @@
       </w:tcPr>
     </w:tblStylePr>
   </w:style>
-  <w:style w:type="table" w:styleId="848">
+  <w:style w:type="table" w:styleId="858">
     <w:name w:val="Lined - Accent 4"/>
-    <w:basedOn w:val="925"/>
+    <w:basedOn w:val="935"/>
     <w:uiPriority w:val="99"/>
     <w:pPr>
       <w:pBdr/>
@@ -33955,9 +35725,9 @@
       </w:tcPr>
     </w:tblStylePr>
   </w:style>
-  <w:style w:type="table" w:styleId="849">
+  <w:style w:type="table" w:styleId="859">
     <w:name w:val="Lined - Accent 5"/>
-    <w:basedOn w:val="925"/>
+    <w:basedOn w:val="935"/>
     <w:uiPriority w:val="99"/>
     <w:pPr>
       <w:pBdr/>
@@ -34192,9 +35962,9 @@
       </w:tcPr>
     </w:tblStylePr>
   </w:style>
-  <w:style w:type="table" w:styleId="850">
+  <w:style w:type="table" w:styleId="860">
     <w:name w:val="Lined - Accent 6"/>
-    <w:basedOn w:val="925"/>
+    <w:basedOn w:val="935"/>
     <w:uiPriority w:val="99"/>
     <w:pPr>
       <w:pBdr/>
@@ -34429,9 +36199,9 @@
       </w:tcPr>
     </w:tblStylePr>
   </w:style>
-  <w:style w:type="table" w:styleId="851">
+  <w:style w:type="table" w:styleId="861">
     <w:name w:val="Bordered &amp; Lined - Accent"/>
-    <w:basedOn w:val="925"/>
+    <w:basedOn w:val="935"/>
     <w:uiPriority w:val="99"/>
     <w:pPr>
       <w:pBdr/>
@@ -34673,9 +36443,9 @@
       </w:tcPr>
     </w:tblStylePr>
   </w:style>
-  <w:style w:type="table" w:styleId="852">
+  <w:style w:type="table" w:styleId="862">
     <w:name w:val="Bordered &amp; Lined - Accent 1"/>
-    <w:basedOn w:val="925"/>
+    <w:basedOn w:val="935"/>
     <w:uiPriority w:val="99"/>
     <w:pPr>
       <w:pBdr/>
@@ -34917,9 +36687,9 @@
       </w:tcPr>
     </w:tblStylePr>
   </w:style>
-  <w:style w:type="table" w:styleId="853">
+  <w:style w:type="table" w:styleId="863">
     <w:name w:val="Bordered &amp; Lined - Accent 2"/>
-    <w:basedOn w:val="925"/>
+    <w:basedOn w:val="935"/>
     <w:uiPriority w:val="99"/>
     <w:pPr>
       <w:pBdr/>
@@ -35161,9 +36931,9 @@
       </w:tcPr>
     </w:tblStylePr>
   </w:style>
-  <w:style w:type="table" w:styleId="854">
+  <w:style w:type="table" w:styleId="864">
     <w:name w:val="Bordered &amp; Lined - Accent 3"/>
-    <w:basedOn w:val="925"/>
+    <w:basedOn w:val="935"/>
     <w:uiPriority w:val="99"/>
     <w:pPr>
       <w:pBdr/>
@@ -35405,9 +37175,9 @@
       </w:tcPr>
     </w:tblStylePr>
   </w:style>
-  <w:style w:type="table" w:styleId="855">
+  <w:style w:type="table" w:styleId="865">
     <w:name w:val="Bordered &amp; Lined - Accent 4"/>
-    <w:basedOn w:val="925"/>
+    <w:basedOn w:val="935"/>
     <w:uiPriority w:val="99"/>
     <w:pPr>
       <w:pBdr/>
@@ -35649,9 +37419,9 @@
       </w:tcPr>
     </w:tblStylePr>
   </w:style>
-  <w:style w:type="table" w:styleId="856">
+  <w:style w:type="table" w:styleId="866">
     <w:name w:val="Bordered &amp; Lined - Accent 5"/>
-    <w:basedOn w:val="925"/>
+    <w:basedOn w:val="935"/>
     <w:uiPriority w:val="99"/>
     <w:pPr>
       <w:pBdr/>
@@ -35893,9 +37663,9 @@
       </w:tcPr>
     </w:tblStylePr>
   </w:style>
-  <w:style w:type="table" w:styleId="857">
+  <w:style w:type="table" w:styleId="867">
     <w:name w:val="Bordered &amp; Lined - Accent 6"/>
-    <w:basedOn w:val="925"/>
+    <w:basedOn w:val="935"/>
     <w:uiPriority w:val="99"/>
     <w:pPr>
       <w:pBdr/>
@@ -36137,9 +37907,9 @@
       </w:tcPr>
     </w:tblStylePr>
   </w:style>
-  <w:style w:type="table" w:styleId="858">
+  <w:style w:type="table" w:styleId="868">
     <w:name w:val="Bordered"/>
-    <w:basedOn w:val="925"/>
+    <w:basedOn w:val="935"/>
     <w:uiPriority w:val="99"/>
     <w:pPr>
       <w:pBdr/>
@@ -36368,9 +38138,9 @@
       </w:tcPr>
     </w:tblStylePr>
   </w:style>
-  <w:style w:type="table" w:styleId="859">
+  <w:style w:type="table" w:styleId="869">
     <w:name w:val="Bordered - Accent 1"/>
-    <w:basedOn w:val="925"/>
+    <w:basedOn w:val="935"/>
     <w:uiPriority w:val="99"/>
     <w:pPr>
       <w:pBdr/>
@@ -36599,9 +38369,9 @@
       </w:tcPr>
     </w:tblStylePr>
   </w:style>
-  <w:style w:type="table" w:styleId="860">
+  <w:style w:type="table" w:styleId="870">
     <w:name w:val="Bordered - Accent 2"/>
-    <w:basedOn w:val="925"/>
+    <w:basedOn w:val="935"/>
     <w:uiPriority w:val="99"/>
     <w:pPr>
       <w:pBdr/>
@@ -36830,9 +38600,9 @@
       </w:tcPr>
     </w:tblStylePr>
   </w:style>
-  <w:style w:type="table" w:styleId="861">
+  <w:style w:type="table" w:styleId="871">
     <w:name w:val="Bordered - Accent 3"/>
-    <w:basedOn w:val="925"/>
+    <w:basedOn w:val="935"/>
     <w:uiPriority w:val="99"/>
     <w:pPr>
       <w:pBdr/>
@@ -37061,9 +38831,9 @@
       </w:tcPr>
     </w:tblStylePr>
   </w:style>
-  <w:style w:type="table" w:styleId="862">
+  <w:style w:type="table" w:styleId="872">
     <w:name w:val="Bordered - Accent 4"/>
-    <w:basedOn w:val="925"/>
+    <w:basedOn w:val="935"/>
     <w:uiPriority w:val="99"/>
     <w:pPr>
       <w:pBdr/>
@@ -37292,9 +39062,9 @@
       </w:tcPr>
     </w:tblStylePr>
   </w:style>
-  <w:style w:type="table" w:styleId="863">
+  <w:style w:type="table" w:styleId="873">
     <w:name w:val="Bordered - Accent 5"/>
-    <w:basedOn w:val="925"/>
+    <w:basedOn w:val="935"/>
     <w:uiPriority w:val="99"/>
     <w:pPr>
       <w:pBdr/>
@@ -37523,9 +39293,9 @@
       </w:tcPr>
     </w:tblStylePr>
   </w:style>
-  <w:style w:type="table" w:styleId="864">
+  <w:style w:type="table" w:styleId="874">
     <w:name w:val="Bordered - Accent 6"/>
-    <w:basedOn w:val="925"/>
+    <w:basedOn w:val="935"/>
     <w:uiPriority w:val="99"/>
     <w:pPr>
       <w:pBdr/>
@@ -37754,11 +39524,11 @@
       </w:tcPr>
     </w:tblStylePr>
   </w:style>
-  <w:style w:type="paragraph" w:styleId="865">
+  <w:style w:type="paragraph" w:styleId="875">
     <w:name w:val="Heading 1"/>
-    <w:basedOn w:val="924"/>
-    <w:next w:val="924"/>
-    <w:link w:val="875"/>
+    <w:basedOn w:val="934"/>
+    <w:next w:val="934"/>
+    <w:link w:val="885"/>
     <w:uiPriority w:val="9"/>
     <w:qFormat/>
     <w:pPr>
@@ -37776,11 +39546,11 @@
       <w:szCs w:val="40"/>
     </w:rPr>
   </w:style>
-  <w:style w:type="paragraph" w:styleId="866">
+  <w:style w:type="paragraph" w:styleId="876">
     <w:name w:val="Heading 2"/>
-    <w:basedOn w:val="924"/>
-    <w:next w:val="924"/>
-    <w:link w:val="876"/>
+    <w:basedOn w:val="934"/>
+    <w:next w:val="934"/>
+    <w:link w:val="886"/>
     <w:uiPriority w:val="9"/>
     <w:unhideWhenUsed/>
     <w:qFormat/>
@@ -37799,11 +39569,11 @@
       <w:szCs w:val="28"/>
     </w:rPr>
   </w:style>
-  <w:style w:type="paragraph" w:styleId="867">
+  <w:style w:type="paragraph" w:styleId="877">
     <w:name w:val="Heading 3"/>
-    <w:basedOn w:val="924"/>
-    <w:next w:val="924"/>
-    <w:link w:val="877"/>
+    <w:basedOn w:val="934"/>
+    <w:next w:val="934"/>
+    <w:link w:val="887"/>
     <w:uiPriority w:val="9"/>
     <w:unhideWhenUsed/>
     <w:qFormat/>
@@ -37824,11 +39594,11 @@
       <w:szCs w:val="22"/>
     </w:rPr>
   </w:style>
-  <w:style w:type="paragraph" w:styleId="868">
+  <w:style w:type="paragraph" w:styleId="878">
     <w:name w:val="Heading 4"/>
-    <w:basedOn w:val="924"/>
-    <w:next w:val="924"/>
-    <w:link w:val="878"/>
+    <w:basedOn w:val="934"/>
+    <w:next w:val="934"/>
+    <w:link w:val="888"/>
     <w:uiPriority w:val="9"/>
     <w:unhideWhenUsed/>
     <w:qFormat/>
@@ -37847,11 +39617,11 @@
       <w:color w:val="0f4761" w:themeColor="accent1" w:themeShade="BF"/>
     </w:rPr>
   </w:style>
-  <w:style w:type="paragraph" w:styleId="869">
+  <w:style w:type="paragraph" w:styleId="879">
     <w:name w:val="Heading 5"/>
-    <w:basedOn w:val="924"/>
-    <w:next w:val="924"/>
-    <w:link w:val="879"/>
+    <w:basedOn w:val="934"/>
+    <w:next w:val="934"/>
+    <w:link w:val="889"/>
     <w:uiPriority w:val="9"/>
     <w:unhideWhenUsed/>
     <w:qFormat/>
@@ -37868,11 +39638,11 @@
       <w:color w:val="0f4761" w:themeColor="accent1" w:themeShade="BF"/>
     </w:rPr>
   </w:style>
-  <w:style w:type="paragraph" w:styleId="870">
+  <w:style w:type="paragraph" w:styleId="880">
     <w:name w:val="Heading 6"/>
-    <w:basedOn w:val="924"/>
-    <w:next w:val="924"/>
-    <w:link w:val="880"/>
+    <w:basedOn w:val="934"/>
+    <w:next w:val="934"/>
+    <w:link w:val="890"/>
     <w:uiPriority w:val="9"/>
     <w:unhideWhenUsed/>
     <w:qFormat/>
@@ -37891,11 +39661,11 @@
       <w:color w:val="595959" w:themeColor="text1" w:themeTint="A6"/>
     </w:rPr>
   </w:style>
-  <w:style w:type="paragraph" w:styleId="871">
+  <w:style w:type="paragraph" w:styleId="881">
     <w:name w:val="Heading 7"/>
-    <w:basedOn w:val="924"/>
-    <w:next w:val="924"/>
-    <w:link w:val="881"/>
+    <w:basedOn w:val="934"/>
+    <w:next w:val="934"/>
+    <w:link w:val="891"/>
     <w:uiPriority w:val="9"/>
     <w:unhideWhenUsed/>
     <w:qFormat/>
@@ -37912,11 +39682,11 @@
       <w:color w:val="595959" w:themeColor="text1" w:themeTint="A6"/>
     </w:rPr>
   </w:style>
-  <w:style w:type="paragraph" w:styleId="872">
+  <w:style w:type="paragraph" w:styleId="882">
     <w:name w:val="Heading 8"/>
-    <w:basedOn w:val="924"/>
-    <w:next w:val="924"/>
-    <w:link w:val="882"/>
+    <w:basedOn w:val="934"/>
+    <w:next w:val="934"/>
+    <w:link w:val="892"/>
     <w:uiPriority w:val="9"/>
     <w:unhideWhenUsed/>
     <w:qFormat/>
@@ -37935,11 +39705,11 @@
       <w:color w:val="272727" w:themeColor="text1" w:themeTint="D8"/>
     </w:rPr>
   </w:style>
-  <w:style w:type="paragraph" w:styleId="873">
+  <w:style w:type="paragraph" w:styleId="883">
     <w:name w:val="Heading 9"/>
-    <w:basedOn w:val="924"/>
-    <w:next w:val="924"/>
-    <w:link w:val="883"/>
+    <w:basedOn w:val="934"/>
+    <w:next w:val="934"/>
+    <w:link w:val="893"/>
     <w:uiPriority w:val="9"/>
     <w:unhideWhenUsed/>
     <w:qFormat/>
@@ -37958,7 +39728,7 @@
       <w:color w:val="272727" w:themeColor="text1" w:themeTint="D8"/>
     </w:rPr>
   </w:style>
-  <w:style w:type="character" w:styleId="874" w:default="1">
+  <w:style w:type="character" w:styleId="884" w:default="1">
     <w:name w:val="Default Paragraph Font"/>
     <w:uiPriority w:val="1"/>
     <w:semiHidden/>
@@ -37969,10 +39739,10 @@
       <w:ind/>
     </w:pPr>
   </w:style>
-  <w:style w:type="character" w:styleId="875">
+  <w:style w:type="character" w:styleId="885">
     <w:name w:val="Heading 1 Char"/>
-    <w:basedOn w:val="874"/>
-    <w:link w:val="865"/>
+    <w:basedOn w:val="884"/>
+    <w:link w:val="875"/>
     <w:uiPriority w:val="9"/>
     <w:pPr>
       <w:pBdr/>
@@ -37986,9 +39756,9 @@
       <w:szCs w:val="40"/>
     </w:rPr>
   </w:style>
-  <w:style w:type="character" w:styleId="876">
+  <w:style w:type="character" w:styleId="886">
     <w:name w:val="Heading 2 Char"/>
-    <w:link w:val="866"/>
+    <w:link w:val="876"/>
     <w:uiPriority w:val="9"/>
     <w:pPr>
       <w:pBdr/>
@@ -38000,9 +39770,9 @@
       <w:szCs w:val="28"/>
     </w:rPr>
   </w:style>
-  <w:style w:type="character" w:styleId="877">
+  <w:style w:type="character" w:styleId="887">
     <w:name w:val="Heading 3 Char"/>
-    <w:link w:val="867"/>
+    <w:link w:val="877"/>
     <w:uiPriority w:val="9"/>
     <w:pPr>
       <w:pBdr/>
@@ -38015,10 +39785,10 @@
       <w:szCs w:val="22"/>
     </w:rPr>
   </w:style>
-  <w:style w:type="character" w:styleId="878">
+  <w:style w:type="character" w:styleId="888">
     <w:name w:val="Heading 4 Char"/>
-    <w:basedOn w:val="874"/>
-    <w:link w:val="868"/>
+    <w:basedOn w:val="884"/>
+    <w:link w:val="878"/>
     <w:uiPriority w:val="9"/>
     <w:pPr>
       <w:pBdr/>
@@ -38032,10 +39802,10 @@
       <w:color w:val="0f4761" w:themeColor="accent1" w:themeShade="BF"/>
     </w:rPr>
   </w:style>
-  <w:style w:type="character" w:styleId="879">
+  <w:style w:type="character" w:styleId="889">
     <w:name w:val="Heading 5 Char"/>
-    <w:basedOn w:val="874"/>
-    <w:link w:val="869"/>
+    <w:basedOn w:val="884"/>
+    <w:link w:val="879"/>
     <w:uiPriority w:val="9"/>
     <w:pPr>
       <w:pBdr/>
@@ -38047,10 +39817,10 @@
       <w:color w:val="0f4761" w:themeColor="accent1" w:themeShade="BF"/>
     </w:rPr>
   </w:style>
-  <w:style w:type="character" w:styleId="880">
+  <w:style w:type="character" w:styleId="890">
     <w:name w:val="Heading 6 Char"/>
-    <w:basedOn w:val="874"/>
-    <w:link w:val="870"/>
+    <w:basedOn w:val="884"/>
+    <w:link w:val="880"/>
     <w:uiPriority w:val="9"/>
     <w:pPr>
       <w:pBdr/>
@@ -38064,10 +39834,10 @@
       <w:color w:val="595959" w:themeColor="text1" w:themeTint="A6"/>
     </w:rPr>
   </w:style>
-  <w:style w:type="character" w:styleId="881">
+  <w:style w:type="character" w:styleId="891">
     <w:name w:val="Heading 7 Char"/>
-    <w:basedOn w:val="874"/>
-    <w:link w:val="871"/>
+    <w:basedOn w:val="884"/>
+    <w:link w:val="881"/>
     <w:uiPriority w:val="9"/>
     <w:pPr>
       <w:pBdr/>
@@ -38079,10 +39849,10 @@
       <w:color w:val="595959" w:themeColor="text1" w:themeTint="A6"/>
     </w:rPr>
   </w:style>
-  <w:style w:type="character" w:styleId="882">
+  <w:style w:type="character" w:styleId="892">
     <w:name w:val="Heading 8 Char"/>
-    <w:basedOn w:val="874"/>
-    <w:link w:val="872"/>
+    <w:basedOn w:val="884"/>
+    <w:link w:val="882"/>
     <w:uiPriority w:val="9"/>
     <w:pPr>
       <w:pBdr/>
@@ -38096,10 +39866,10 @@
       <w:color w:val="272727" w:themeColor="text1" w:themeTint="D8"/>
     </w:rPr>
   </w:style>
-  <w:style w:type="character" w:styleId="883">
+  <w:style w:type="character" w:styleId="893">
     <w:name w:val="Heading 9 Char"/>
-    <w:basedOn w:val="874"/>
-    <w:link w:val="873"/>
+    <w:basedOn w:val="884"/>
+    <w:link w:val="883"/>
     <w:uiPriority w:val="9"/>
     <w:pPr>
       <w:pBdr/>
@@ -38113,11 +39883,11 @@
       <w:color w:val="272727" w:themeColor="text1" w:themeTint="D8"/>
     </w:rPr>
   </w:style>
-  <w:style w:type="paragraph" w:styleId="884">
+  <w:style w:type="paragraph" w:styleId="894">
     <w:name w:val="Title"/>
-    <w:basedOn w:val="924"/>
-    <w:next w:val="924"/>
-    <w:link w:val="885"/>
+    <w:basedOn w:val="934"/>
+    <w:next w:val="934"/>
+    <w:link w:val="895"/>
     <w:uiPriority w:val="10"/>
     <w:qFormat/>
     <w:pPr>
@@ -38133,10 +39903,10 @@
       <w:szCs w:val="56"/>
     </w:rPr>
   </w:style>
-  <w:style w:type="character" w:styleId="885">
+  <w:style w:type="character" w:styleId="895">
     <w:name w:val="Title Char"/>
-    <w:basedOn w:val="874"/>
-    <w:link w:val="884"/>
+    <w:basedOn w:val="884"/>
+    <w:link w:val="894"/>
     <w:uiPriority w:val="10"/>
     <w:pPr>
       <w:pBdr/>
@@ -38150,11 +39920,11 @@
       <w:szCs w:val="56"/>
     </w:rPr>
   </w:style>
-  <w:style w:type="paragraph" w:styleId="886">
+  <w:style w:type="paragraph" w:styleId="896">
     <w:name w:val="Subtitle"/>
-    <w:basedOn w:val="924"/>
-    <w:next w:val="924"/>
-    <w:link w:val="887"/>
+    <w:basedOn w:val="934"/>
+    <w:next w:val="934"/>
+    <w:link w:val="897"/>
     <w:uiPriority w:val="11"/>
     <w:qFormat/>
     <w:pPr>
@@ -38172,10 +39942,10 @@
       <w:szCs w:val="28"/>
     </w:rPr>
   </w:style>
-  <w:style w:type="character" w:styleId="887">
+  <w:style w:type="character" w:styleId="897">
     <w:name w:val="Subtitle Char"/>
-    <w:basedOn w:val="874"/>
-    <w:link w:val="886"/>
+    <w:basedOn w:val="884"/>
+    <w:link w:val="896"/>
     <w:uiPriority w:val="11"/>
     <w:pPr>
       <w:pBdr/>
@@ -38189,11 +39959,11 @@
       <w:szCs w:val="28"/>
     </w:rPr>
   </w:style>
-  <w:style w:type="paragraph" w:styleId="888">
+  <w:style w:type="paragraph" w:styleId="898">
     <w:name w:val="Quote"/>
-    <w:basedOn w:val="924"/>
-    <w:next w:val="924"/>
-    <w:link w:val="889"/>
+    <w:basedOn w:val="934"/>
+    <w:next w:val="934"/>
+    <w:link w:val="899"/>
     <w:uiPriority w:val="29"/>
     <w:qFormat/>
     <w:pPr>
@@ -38208,10 +39978,10 @@
       <w:color w:val="404040" w:themeColor="text1" w:themeTint="BF"/>
     </w:rPr>
   </w:style>
-  <w:style w:type="character" w:styleId="889">
+  <w:style w:type="character" w:styleId="899">
     <w:name w:val="Quote Char"/>
-    <w:basedOn w:val="874"/>
-    <w:link w:val="888"/>
+    <w:basedOn w:val="884"/>
+    <w:link w:val="898"/>
     <w:uiPriority w:val="29"/>
     <w:pPr>
       <w:pBdr/>
@@ -38224,9 +39994,9 @@
       <w:color w:val="404040" w:themeColor="text1" w:themeTint="BF"/>
     </w:rPr>
   </w:style>
-  <w:style w:type="character" w:styleId="890">
+  <w:style w:type="character" w:styleId="900">
     <w:name w:val="Intense Emphasis"/>
-    <w:basedOn w:val="874"/>
+    <w:basedOn w:val="884"/>
     <w:uiPriority w:val="21"/>
     <w:qFormat/>
     <w:pPr>
@@ -38240,11 +40010,11 @@
       <w:color w:val="0f4761" w:themeColor="accent1" w:themeShade="BF"/>
     </w:rPr>
   </w:style>
-  <w:style w:type="paragraph" w:styleId="891">
+  <w:style w:type="paragraph" w:styleId="901">
     <w:name w:val="Intense Quote"/>
-    <w:basedOn w:val="924"/>
-    <w:next w:val="924"/>
-    <w:link w:val="892"/>
+    <w:basedOn w:val="934"/>
+    <w:next w:val="934"/>
+    <w:link w:val="902"/>
     <w:uiPriority w:val="30"/>
     <w:qFormat/>
     <w:pPr>
@@ -38262,10 +40032,10 @@
       <w:color w:val="0f4761" w:themeColor="accent1" w:themeShade="BF"/>
     </w:rPr>
   </w:style>
-  <w:style w:type="character" w:styleId="892">
+  <w:style w:type="character" w:styleId="902">
     <w:name w:val="Intense Quote Char"/>
-    <w:basedOn w:val="874"/>
-    <w:link w:val="891"/>
+    <w:basedOn w:val="884"/>
+    <w:link w:val="901"/>
     <w:uiPriority w:val="30"/>
     <w:pPr>
       <w:pBdr/>
@@ -38278,9 +40048,9 @@
       <w:color w:val="0f4761" w:themeColor="accent1" w:themeShade="BF"/>
     </w:rPr>
   </w:style>
-  <w:style w:type="character" w:styleId="893">
+  <w:style w:type="character" w:styleId="903">
     <w:name w:val="Intense Reference"/>
-    <w:basedOn w:val="874"/>
+    <w:basedOn w:val="884"/>
     <w:uiPriority w:val="32"/>
     <w:qFormat/>
     <w:pPr>
@@ -38296,9 +40066,9 @@
       <w:spacing w:val="5"/>
     </w:rPr>
   </w:style>
-  <w:style w:type="character" w:styleId="894">
+  <w:style w:type="character" w:styleId="904">
     <w:name w:val="Subtle Emphasis"/>
-    <w:basedOn w:val="874"/>
+    <w:basedOn w:val="884"/>
     <w:uiPriority w:val="19"/>
     <w:qFormat/>
     <w:pPr>
@@ -38312,9 +40082,9 @@
       <w:color w:val="404040" w:themeColor="text1" w:themeTint="BF"/>
     </w:rPr>
   </w:style>
-  <w:style w:type="character" w:styleId="895">
+  <w:style w:type="character" w:styleId="905">
     <w:name w:val="Emphasis"/>
-    <w:basedOn w:val="874"/>
+    <w:basedOn w:val="884"/>
     <w:uiPriority w:val="20"/>
     <w:qFormat/>
     <w:pPr>
@@ -38327,9 +40097,9 @@
       <w:iCs/>
     </w:rPr>
   </w:style>
-  <w:style w:type="character" w:styleId="896">
+  <w:style w:type="character" w:styleId="906">
     <w:name w:val="Strong"/>
-    <w:basedOn w:val="874"/>
+    <w:basedOn w:val="884"/>
     <w:uiPriority w:val="22"/>
     <w:qFormat/>
     <w:pPr>
@@ -38342,9 +40112,9 @@
       <w:bCs/>
     </w:rPr>
   </w:style>
-  <w:style w:type="character" w:styleId="897">
+  <w:style w:type="character" w:styleId="907">
     <w:name w:val="Subtle Reference"/>
-    <w:basedOn w:val="874"/>
+    <w:basedOn w:val="884"/>
     <w:uiPriority w:val="31"/>
     <w:qFormat/>
     <w:pPr>
@@ -38357,9 +40127,9 @@
       <w:color w:val="5a5a5a" w:themeColor="text1" w:themeTint="A5"/>
     </w:rPr>
   </w:style>
-  <w:style w:type="character" w:styleId="898">
+  <w:style w:type="character" w:styleId="908">
     <w:name w:val="Book Title"/>
-    <w:basedOn w:val="874"/>
+    <w:basedOn w:val="884"/>
     <w:uiPriority w:val="33"/>
     <w:qFormat/>
     <w:pPr>
@@ -38375,10 +40145,10 @@
       <w:spacing w:val="5"/>
     </w:rPr>
   </w:style>
-  <w:style w:type="paragraph" w:styleId="899">
+  <w:style w:type="paragraph" w:styleId="909">
     <w:name w:val="Header"/>
-    <w:basedOn w:val="924"/>
-    <w:link w:val="900"/>
+    <w:basedOn w:val="934"/>
+    <w:link w:val="910"/>
     <w:uiPriority w:val="99"/>
     <w:unhideWhenUsed/>
     <w:pPr>
@@ -38391,10 +40161,10 @@
       <w:ind/>
     </w:pPr>
   </w:style>
-  <w:style w:type="character" w:styleId="900">
+  <w:style w:type="character" w:styleId="910">
     <w:name w:val="Header Char"/>
-    <w:basedOn w:val="874"/>
-    <w:link w:val="899"/>
+    <w:basedOn w:val="884"/>
+    <w:link w:val="909"/>
     <w:uiPriority w:val="99"/>
     <w:pPr>
       <w:pBdr/>
@@ -38402,10 +40172,10 @@
       <w:ind/>
     </w:pPr>
   </w:style>
-  <w:style w:type="paragraph" w:styleId="901">
+  <w:style w:type="paragraph" w:styleId="911">
     <w:name w:val="Footer"/>
-    <w:basedOn w:val="924"/>
-    <w:link w:val="902"/>
+    <w:basedOn w:val="934"/>
+    <w:link w:val="912"/>
     <w:uiPriority w:val="99"/>
     <w:unhideWhenUsed/>
     <w:pPr>
@@ -38418,10 +40188,10 @@
       <w:ind/>
     </w:pPr>
   </w:style>
-  <w:style w:type="character" w:styleId="902">
+  <w:style w:type="character" w:styleId="912">
     <w:name w:val="Footer Char"/>
-    <w:basedOn w:val="874"/>
-    <w:link w:val="901"/>
+    <w:basedOn w:val="884"/>
+    <w:link w:val="911"/>
     <w:uiPriority w:val="99"/>
     <w:pPr>
       <w:pBdr/>
@@ -38429,10 +40199,10 @@
       <w:ind/>
     </w:pPr>
   </w:style>
-  <w:style w:type="paragraph" w:styleId="903">
+  <w:style w:type="paragraph" w:styleId="913">
     <w:name w:val="Caption"/>
-    <w:basedOn w:val="924"/>
-    <w:next w:val="924"/>
+    <w:basedOn w:val="934"/>
+    <w:next w:val="934"/>
     <w:uiPriority w:val="35"/>
     <w:unhideWhenUsed/>
     <w:qFormat/>
@@ -38449,10 +40219,10 @@
       <w:szCs w:val="18"/>
     </w:rPr>
   </w:style>
-  <w:style w:type="paragraph" w:styleId="904">
+  <w:style w:type="paragraph" w:styleId="914">
     <w:name w:val="footnote text"/>
-    <w:basedOn w:val="924"/>
-    <w:link w:val="905"/>
+    <w:basedOn w:val="934"/>
+    <w:link w:val="915"/>
     <w:uiPriority w:val="99"/>
     <w:semiHidden/>
     <w:unhideWhenUsed/>
@@ -38466,10 +40236,10 @@
       <w:szCs w:val="20"/>
     </w:rPr>
   </w:style>
-  <w:style w:type="character" w:styleId="905">
+  <w:style w:type="character" w:styleId="915">
     <w:name w:val="Footnote Text Char"/>
-    <w:basedOn w:val="874"/>
-    <w:link w:val="904"/>
+    <w:basedOn w:val="884"/>
+    <w:link w:val="914"/>
     <w:uiPriority w:val="99"/>
     <w:semiHidden/>
     <w:pPr>
@@ -38482,9 +40252,9 @@
       <w:szCs w:val="20"/>
     </w:rPr>
   </w:style>
-  <w:style w:type="character" w:styleId="906">
+  <w:style w:type="character" w:styleId="916">
     <w:name w:val="footnote reference"/>
-    <w:basedOn w:val="874"/>
+    <w:basedOn w:val="884"/>
     <w:uiPriority w:val="99"/>
     <w:semiHidden/>
     <w:unhideWhenUsed/>
@@ -38497,10 +40267,10 @@
       <w:vertAlign w:val="superscript"/>
     </w:rPr>
   </w:style>
-  <w:style w:type="paragraph" w:styleId="907">
+  <w:style w:type="paragraph" w:styleId="917">
     <w:name w:val="endnote text"/>
-    <w:basedOn w:val="924"/>
-    <w:link w:val="908"/>
+    <w:basedOn w:val="934"/>
+    <w:link w:val="918"/>
     <w:uiPriority w:val="99"/>
     <w:semiHidden/>
     <w:unhideWhenUsed/>
@@ -38514,10 +40284,10 @@
       <w:szCs w:val="20"/>
     </w:rPr>
   </w:style>
-  <w:style w:type="character" w:styleId="908">
+  <w:style w:type="character" w:styleId="918">
     <w:name w:val="Endnote Text Char"/>
-    <w:basedOn w:val="874"/>
-    <w:link w:val="907"/>
+    <w:basedOn w:val="884"/>
+    <w:link w:val="917"/>
     <w:uiPriority w:val="99"/>
     <w:semiHidden/>
     <w:pPr>
@@ -38530,9 +40300,9 @@
       <w:szCs w:val="20"/>
     </w:rPr>
   </w:style>
-  <w:style w:type="character" w:styleId="909">
+  <w:style w:type="character" w:styleId="919">
     <w:name w:val="endnote reference"/>
-    <w:basedOn w:val="874"/>
+    <w:basedOn w:val="884"/>
     <w:uiPriority w:val="99"/>
     <w:semiHidden/>
     <w:unhideWhenUsed/>
@@ -38545,9 +40315,9 @@
       <w:vertAlign w:val="superscript"/>
     </w:rPr>
   </w:style>
-  <w:style w:type="character" w:styleId="910">
+  <w:style w:type="character" w:styleId="920">
     <w:name w:val="Hyperlink"/>
-    <w:basedOn w:val="874"/>
+    <w:basedOn w:val="884"/>
     <w:uiPriority w:val="99"/>
     <w:unhideWhenUsed/>
     <w:pPr>
@@ -38560,9 +40330,9 @@
       <w:u w:val="single"/>
     </w:rPr>
   </w:style>
-  <w:style w:type="character" w:styleId="911">
+  <w:style w:type="character" w:styleId="921">
     <w:name w:val="FollowedHyperlink"/>
-    <w:basedOn w:val="874"/>
+    <w:basedOn w:val="884"/>
     <w:uiPriority w:val="99"/>
     <w:semiHidden/>
     <w:unhideWhenUsed/>
@@ -38576,10 +40346,10 @@
       <w:u w:val="single"/>
     </w:rPr>
   </w:style>
-  <w:style w:type="paragraph" w:styleId="912">
+  <w:style w:type="paragraph" w:styleId="922">
     <w:name w:val="toc 1"/>
-    <w:basedOn w:val="924"/>
-    <w:next w:val="924"/>
+    <w:basedOn w:val="934"/>
+    <w:next w:val="934"/>
     <w:uiPriority w:val="39"/>
     <w:unhideWhenUsed/>
     <w:pPr>
@@ -38588,10 +40358,10 @@
       <w:ind/>
     </w:pPr>
   </w:style>
-  <w:style w:type="paragraph" w:styleId="913">
+  <w:style w:type="paragraph" w:styleId="923">
     <w:name w:val="toc 2"/>
-    <w:basedOn w:val="924"/>
-    <w:next w:val="924"/>
+    <w:basedOn w:val="934"/>
+    <w:next w:val="934"/>
     <w:uiPriority w:val="39"/>
     <w:unhideWhenUsed/>
     <w:pPr>
@@ -38600,10 +40370,10 @@
       <w:ind w:left="220"/>
     </w:pPr>
   </w:style>
-  <w:style w:type="paragraph" w:styleId="914">
+  <w:style w:type="paragraph" w:styleId="924">
     <w:name w:val="toc 3"/>
-    <w:basedOn w:val="924"/>
-    <w:next w:val="924"/>
+    <w:basedOn w:val="934"/>
+    <w:next w:val="934"/>
     <w:uiPriority w:val="39"/>
     <w:unhideWhenUsed/>
     <w:pPr>
@@ -38612,10 +40382,10 @@
       <w:ind w:left="440"/>
     </w:pPr>
   </w:style>
-  <w:style w:type="paragraph" w:styleId="915">
+  <w:style w:type="paragraph" w:styleId="925">
     <w:name w:val="toc 4"/>
-    <w:basedOn w:val="924"/>
-    <w:next w:val="924"/>
+    <w:basedOn w:val="934"/>
+    <w:next w:val="934"/>
     <w:uiPriority w:val="39"/>
     <w:unhideWhenUsed/>
     <w:pPr>
@@ -38624,10 +40394,10 @@
       <w:ind w:left="660"/>
     </w:pPr>
   </w:style>
-  <w:style w:type="paragraph" w:styleId="916">
+  <w:style w:type="paragraph" w:styleId="926">
     <w:name w:val="toc 5"/>
-    <w:basedOn w:val="924"/>
-    <w:next w:val="924"/>
+    <w:basedOn w:val="934"/>
+    <w:next w:val="934"/>
     <w:uiPriority w:val="39"/>
     <w:unhideWhenUsed/>
     <w:pPr>
@@ -38636,10 +40406,10 @@
       <w:ind w:left="880"/>
     </w:pPr>
   </w:style>
-  <w:style w:type="paragraph" w:styleId="917">
+  <w:style w:type="paragraph" w:styleId="927">
     <w:name w:val="toc 6"/>
-    <w:basedOn w:val="924"/>
-    <w:next w:val="924"/>
+    <w:basedOn w:val="934"/>
+    <w:next w:val="934"/>
     <w:uiPriority w:val="39"/>
     <w:unhideWhenUsed/>
     <w:pPr>
@@ -38648,10 +40418,10 @@
       <w:ind w:left="1100"/>
     </w:pPr>
   </w:style>
-  <w:style w:type="paragraph" w:styleId="918">
+  <w:style w:type="paragraph" w:styleId="928">
     <w:name w:val="toc 7"/>
-    <w:basedOn w:val="924"/>
-    <w:next w:val="924"/>
+    <w:basedOn w:val="934"/>
+    <w:next w:val="934"/>
     <w:uiPriority w:val="39"/>
     <w:unhideWhenUsed/>
     <w:pPr>
@@ -38660,10 +40430,10 @@
       <w:ind w:left="1320"/>
     </w:pPr>
   </w:style>
-  <w:style w:type="paragraph" w:styleId="919">
+  <w:style w:type="paragraph" w:styleId="929">
     <w:name w:val="toc 8"/>
-    <w:basedOn w:val="924"/>
-    <w:next w:val="924"/>
+    <w:basedOn w:val="934"/>
+    <w:next w:val="934"/>
     <w:uiPriority w:val="39"/>
     <w:unhideWhenUsed/>
     <w:pPr>
@@ -38672,10 +40442,10 @@
       <w:ind w:left="1540"/>
     </w:pPr>
   </w:style>
-  <w:style w:type="paragraph" w:styleId="920">
+  <w:style w:type="paragraph" w:styleId="930">
     <w:name w:val="toc 9"/>
-    <w:basedOn w:val="924"/>
-    <w:next w:val="924"/>
+    <w:basedOn w:val="934"/>
+    <w:next w:val="934"/>
     <w:uiPriority w:val="39"/>
     <w:unhideWhenUsed/>
     <w:pPr>
@@ -38684,9 +40454,9 @@
       <w:ind w:left="1760"/>
     </w:pPr>
   </w:style>
-  <w:style w:type="character" w:styleId="921">
+  <w:style w:type="character" w:styleId="931">
     <w:name w:val="Placeholder Text"/>
-    <w:basedOn w:val="874"/>
+    <w:basedOn w:val="884"/>
     <w:uiPriority w:val="99"/>
     <w:semiHidden/>
     <w:pPr>
@@ -38698,7 +40468,7 @@
       <w:color w:val="666666"/>
     </w:rPr>
   </w:style>
-  <w:style w:type="paragraph" w:styleId="922">
+  <w:style w:type="paragraph" w:styleId="932">
     <w:name w:val="TOC Heading"/>
     <w:uiPriority w:val="39"/>
     <w:unhideWhenUsed/>
@@ -38708,10 +40478,10 @@
       <w:ind/>
     </w:pPr>
   </w:style>
-  <w:style w:type="paragraph" w:styleId="923">
+  <w:style w:type="paragraph" w:styleId="933">
     <w:name w:val="table of figures"/>
-    <w:basedOn w:val="924"/>
-    <w:next w:val="924"/>
+    <w:basedOn w:val="934"/>
+    <w:next w:val="934"/>
     <w:uiPriority w:val="99"/>
     <w:unhideWhenUsed/>
     <w:pPr>
@@ -38720,7 +40490,7 @@
       <w:ind/>
     </w:pPr>
   </w:style>
-  <w:style w:type="paragraph" w:styleId="924" w:default="1">
+  <w:style w:type="paragraph" w:styleId="934" w:default="1">
     <w:name w:val="Normal"/>
     <w:qFormat/>
     <w:pPr>
@@ -38735,7 +40505,7 @@
       <w:szCs w:val="22"/>
     </w:rPr>
   </w:style>
-  <w:style w:type="table" w:styleId="925" w:default="1">
+  <w:style w:type="table" w:styleId="935" w:default="1">
     <w:name w:val="Normal Table"/>
     <w:uiPriority w:val="99"/>
     <w:semiHidden/>
@@ -38928,7 +40698,7 @@
       </w:tcPr>
     </w:tblStylePr>
   </w:style>
-  <w:style w:type="numbering" w:styleId="926" w:default="1">
+  <w:style w:type="numbering" w:styleId="936" w:default="1">
     <w:name w:val="No List"/>
     <w:uiPriority w:val="99"/>
     <w:semiHidden/>
@@ -38939,9 +40709,9 @@
       <w:ind/>
     </w:pPr>
   </w:style>
-  <w:style w:type="paragraph" w:styleId="927">
+  <w:style w:type="paragraph" w:styleId="937">
     <w:name w:val="No Spacing"/>
-    <w:basedOn w:val="924"/>
+    <w:basedOn w:val="934"/>
     <w:uiPriority w:val="1"/>
     <w:qFormat/>
     <w:pPr>
@@ -38950,18 +40720,18 @@
       <w:ind/>
     </w:pPr>
   </w:style>
-  <w:style w:type="paragraph" w:styleId="928">
+  <w:style w:type="paragraph" w:styleId="938">
     <w:name w:val="List Paragraph"/>
-    <w:basedOn w:val="924"/>
+    <w:basedOn w:val="934"/>
     <w:uiPriority w:val="34"/>
     <w:qFormat/>
     <w:pPr>
       <w:numPr>
-        <w:ilvl w:val="1"/>
-        <w:numId w:val="5"/>
+        <w:ilvl w:val="2"/>
+        <w:numId w:val="20"/>
       </w:numPr>
       <w:pBdr/>
-      <w:shd w:val="nil"/>
+      <w:shd w:val="nil" w:color="000000"/>
       <w:spacing/>
       <w:ind w:left="720"/>
       <w:contextualSpacing w:val="true"/>
@@ -38970,6 +40740,7 @@
       <w:rFonts w:ascii="Liberation Sans" w:hAnsi="Liberation Sans" w:eastAsia="Liberation Sans" w:cs="Liberation Sans"/>
       <w:sz w:val="24"/>
       <w:szCs w:val="24"/>
+      <w14:ligatures w14:val="none"/>
     </w:rPr>
   </w:style>
 </w:styles>
